--- a/fuentes/Actividad_didactica_CF01.docx
+++ b/fuentes/Actividad_didactica_CF01.docx
@@ -1,12 +1,12 @@
 
 <file path=word/document.xml><?xml version="1.0" encoding="utf-8"?>
-<w:document xmlns:wpc="http://schemas.microsoft.com/office/word/2010/wordprocessingCanvas" xmlns:cx="http://schemas.microsoft.com/office/drawing/2014/chartex" xmlns:cx1="http://schemas.microsoft.com/office/drawing/2015/9/8/chartex" xmlns:cx2="http://schemas.microsoft.com/office/drawing/2015/10/21/chartex" xmlns:cx3="http://schemas.microsoft.com/office/drawing/2016/5/9/chartex" xmlns:cx4="http://schemas.microsoft.com/office/drawing/2016/5/10/chartex" xmlns:cx5="http://schemas.microsoft.com/office/drawing/2016/5/11/chartex" xmlns:cx6="http://schemas.microsoft.com/office/drawing/2016/5/12/chartex" xmlns:cx7="http://schemas.microsoft.com/office/drawing/2016/5/13/chartex" xmlns:cx8="http://schemas.microsoft.com/office/drawing/2016/5/14/chartex" xmlns:mc="http://schemas.openxmlformats.org/markup-compatibility/2006" xmlns:aink="http://schemas.microsoft.com/office/drawing/2016/ink" xmlns:am3d="http://schemas.microsoft.com/office/drawing/2017/model3d" xmlns:o="urn:schemas-microsoft-com:office:office" xmlns:r="http://schemas.openxmlformats.org/officeDocument/2006/relationships" xmlns:m="http://schemas.openxmlformats.org/officeDocument/2006/math" xmlns:v="urn:schemas-microsoft-com:vml" xmlns:wp14="http://schemas.microsoft.com/office/word/2010/wordprocessingDrawing" xmlns:wp="http://schemas.openxmlformats.org/drawingml/2006/wordprocessingDrawing" xmlns:w10="urn:schemas-microsoft-com:office:word" xmlns:w="http://schemas.openxmlformats.org/wordprocessingml/2006/main" xmlns:w14="http://schemas.microsoft.com/office/word/2010/wordml" xmlns:w15="http://schemas.microsoft.com/office/word/2012/wordml" xmlns:w16cex="http://schemas.microsoft.com/office/word/2018/wordml/cex" xmlns:w16cid="http://schemas.microsoft.com/office/word/2016/wordml/cid" xmlns:w16="http://schemas.microsoft.com/office/word/2018/wordml" xmlns:w16sdtdh="http://schemas.microsoft.com/office/word/2020/wordml/sdtdatahash" xmlns:w16se="http://schemas.microsoft.com/office/word/2015/wordml/symex" xmlns:wpg="http://schemas.microsoft.com/office/word/2010/wordprocessingGroup" xmlns:wpi="http://schemas.microsoft.com/office/word/2010/wordprocessingInk" xmlns:wne="http://schemas.microsoft.com/office/word/2006/wordml" xmlns:wps="http://schemas.microsoft.com/office/word/2010/wordprocessingShape" mc:Ignorable="w14 w15 w16se w16cid w16 w16cex w16sdtdh wp14">
+<w:document xmlns:wpc="http://schemas.microsoft.com/office/word/2010/wordprocessingCanvas" xmlns:cx="http://schemas.microsoft.com/office/drawing/2014/chartex" xmlns:cx1="http://schemas.microsoft.com/office/drawing/2015/9/8/chartex" xmlns:cx2="http://schemas.microsoft.com/office/drawing/2015/10/21/chartex" xmlns:cx3="http://schemas.microsoft.com/office/drawing/2016/5/9/chartex" xmlns:cx4="http://schemas.microsoft.com/office/drawing/2016/5/10/chartex" xmlns:cx5="http://schemas.microsoft.com/office/drawing/2016/5/11/chartex" xmlns:cx6="http://schemas.microsoft.com/office/drawing/2016/5/12/chartex" xmlns:cx7="http://schemas.microsoft.com/office/drawing/2016/5/13/chartex" xmlns:cx8="http://schemas.microsoft.com/office/drawing/2016/5/14/chartex" xmlns:mc="http://schemas.openxmlformats.org/markup-compatibility/2006" xmlns:aink="http://schemas.microsoft.com/office/drawing/2016/ink" xmlns:am3d="http://schemas.microsoft.com/office/drawing/2017/model3d" xmlns:o="urn:schemas-microsoft-com:office:office" xmlns:r="http://schemas.openxmlformats.org/officeDocument/2006/relationships" xmlns:m="http://schemas.openxmlformats.org/officeDocument/2006/math" xmlns:v="urn:schemas-microsoft-com:vml" xmlns:wp14="http://schemas.microsoft.com/office/word/2010/wordprocessingDrawing" xmlns:wp="http://schemas.openxmlformats.org/drawingml/2006/wordprocessingDrawing" xmlns:w10="urn:schemas-microsoft-com:office:word" xmlns:w="http://schemas.openxmlformats.org/wordprocessingml/2006/main" xmlns:w14="http://schemas.microsoft.com/office/word/2010/wordml" xmlns:w15="http://schemas.microsoft.com/office/word/2012/wordml" xmlns:w16cex="http://schemas.microsoft.com/office/word/2018/wordml/cex" xmlns:w16cid="http://schemas.microsoft.com/office/word/2016/wordml/cid" xmlns:w16="http://schemas.microsoft.com/office/word/2018/wordml" xmlns:w16sdtdh="http://schemas.microsoft.com/office/word/2020/wordml/sdtdatahash" xmlns:w16se="http://schemas.microsoft.com/office/word/2015/wordml/symex" xmlns:wpg="http://schemas.microsoft.com/office/word/2010/wordprocessingGroup" xmlns:wpi="http://schemas.microsoft.com/office/word/2010/wordprocessingInk" xmlns:wne="http://schemas.microsoft.com/office/word/2006/wordml" xmlns:wps="http://schemas.microsoft.com/office/word/2010/wordprocessingShape" xmlns:a="http://schemas.openxmlformats.org/drawingml/2006/main" xmlns:pic="http://schemas.openxmlformats.org/drawingml/2006/picture" xmlns:a14="http://schemas.microsoft.com/office/drawing/2010/main" mc:Ignorable="w14 w15 w16se w16cid w16 w16cex w16sdtdh wp14">
   <w:body>
     <w:p>
       <w:pPr>
         <w:spacing w:after="160" w:line="259" w:lineRule="auto"/>
         <w:rPr>
-          <w:rFonts w:asciiTheme="majorHAnsi" w:eastAsia="Calibri" w:hAnsiTheme="majorHAnsi" w:cstheme="majorHAnsi"/>
+          <w:rFonts w:eastAsia="Calibri" w:asciiTheme="majorHAnsi" w:hAnsiTheme="majorHAnsi" w:cstheme="majorHAnsi"/>
         </w:rPr>
       </w:pPr>
     </w:p>
@@ -16,12 +16,12 @@
         <w:tblW w:w="10154" w:type="dxa"/>
         <w:tblInd w:w="-680" w:type="dxa"/>
         <w:tblBorders>
-          <w:top w:val="single" w:sz="4" w:space="0" w:color="F4B083"/>
-          <w:left w:val="single" w:sz="4" w:space="0" w:color="F4B083"/>
-          <w:bottom w:val="single" w:sz="4" w:space="0" w:color="F4B083"/>
-          <w:right w:val="single" w:sz="4" w:space="0" w:color="F4B083"/>
-          <w:insideH w:val="single" w:sz="4" w:space="0" w:color="F4B083"/>
-          <w:insideV w:val="single" w:sz="4" w:space="0" w:color="F4B083"/>
+          <w:top w:val="single" w:color="F4B083" w:sz="4" w:space="0"/>
+          <w:left w:val="single" w:color="F4B083" w:sz="4" w:space="0"/>
+          <w:bottom w:val="single" w:color="F4B083" w:sz="4" w:space="0"/>
+          <w:right w:val="single" w:color="F4B083" w:sz="4" w:space="0"/>
+          <w:insideH w:val="single" w:color="F4B083" w:sz="4" w:space="0"/>
+          <w:insideV w:val="single" w:color="F4B083" w:sz="4" w:space="0"/>
         </w:tblBorders>
         <w:tblLayout w:type="fixed"/>
         <w:tblLook w:val="04A0" w:firstRow="1" w:lastRow="0" w:firstColumn="1" w:lastColumn="0" w:noHBand="0" w:noVBand="1"/>
@@ -41,12 +41,13 @@
             <w:cnfStyle w:val="001000000000" w:firstRow="0" w:lastRow="0" w:firstColumn="1" w:lastColumn="0" w:oddVBand="0" w:evenVBand="0" w:oddHBand="0" w:evenHBand="0" w:firstRowFirstColumn="0" w:firstRowLastColumn="0" w:lastRowFirstColumn="0" w:lastRowLastColumn="0"/>
             <w:tcW w:w="10154" w:type="dxa"/>
             <w:gridSpan w:val="4"/>
+            <w:tcMar/>
           </w:tcPr>
           <w:p>
             <w:pPr>
               <w:jc w:val="center"/>
               <w:rPr>
-                <w:rFonts w:asciiTheme="majorHAnsi" w:eastAsia="Calibri" w:hAnsiTheme="majorHAnsi" w:cstheme="majorHAnsi"/>
+                <w:rFonts w:eastAsia="Calibri" w:asciiTheme="majorHAnsi" w:hAnsiTheme="majorHAnsi" w:cstheme="majorHAnsi"/>
               </w:rPr>
             </w:pPr>
             <w:r>
@@ -115,20 +116,20 @@
             <w:pPr>
               <w:jc w:val="center"/>
               <w:rPr>
-                <w:rFonts w:asciiTheme="majorHAnsi" w:eastAsia="Calibri" w:hAnsiTheme="majorHAnsi" w:cstheme="majorHAnsi"/>
-              </w:rPr>
-            </w:pPr>
-          </w:p>
-          <w:p>
-            <w:pPr>
-              <w:rPr>
-                <w:rFonts w:asciiTheme="majorHAnsi" w:eastAsia="Calibri" w:hAnsiTheme="majorHAnsi" w:cstheme="majorHAnsi"/>
+                <w:rFonts w:eastAsia="Calibri" w:asciiTheme="majorHAnsi" w:hAnsiTheme="majorHAnsi" w:cstheme="majorHAnsi"/>
+              </w:rPr>
+            </w:pPr>
+          </w:p>
+          <w:p>
+            <w:pPr>
+              <w:rPr>
+                <w:rFonts w:eastAsia="Calibri" w:asciiTheme="majorHAnsi" w:hAnsiTheme="majorHAnsi" w:cstheme="majorHAnsi"/>
                 <w:color w:val="ED7D31"/>
               </w:rPr>
             </w:pPr>
             <w:r>
               <w:rPr>
-                <w:rFonts w:asciiTheme="majorHAnsi" w:eastAsia="Calibri" w:hAnsiTheme="majorHAnsi" w:cstheme="majorHAnsi"/>
+                <w:rFonts w:eastAsia="Calibri" w:asciiTheme="majorHAnsi" w:hAnsiTheme="majorHAnsi" w:cstheme="majorHAnsi"/>
                 <w:color w:val="ED7D31"/>
               </w:rPr>
               <w:t>ACTIVIDAD DIDÁCTICA CUESTIONARIO</w:t>
@@ -138,7 +139,7 @@
             <w:pPr>
               <w:jc w:val="center"/>
               <w:rPr>
-                <w:rFonts w:asciiTheme="majorHAnsi" w:eastAsia="Calibri" w:hAnsiTheme="majorHAnsi" w:cstheme="majorHAnsi"/>
+                <w:rFonts w:eastAsia="Calibri" w:asciiTheme="majorHAnsi" w:hAnsiTheme="majorHAnsi" w:cstheme="majorHAnsi"/>
               </w:rPr>
             </w:pPr>
           </w:p>
@@ -153,18 +154,19 @@
             <w:cnfStyle w:val="001000000000" w:firstRow="0" w:lastRow="0" w:firstColumn="1" w:lastColumn="0" w:oddVBand="0" w:evenVBand="0" w:oddHBand="0" w:evenHBand="0" w:firstRowFirstColumn="0" w:firstRowLastColumn="0" w:lastRowFirstColumn="0" w:lastRowLastColumn="0"/>
             <w:tcW w:w="10154" w:type="dxa"/>
             <w:gridSpan w:val="4"/>
+            <w:tcMar/>
           </w:tcPr>
           <w:p>
             <w:pPr>
               <w:spacing w:after="160"/>
               <w:rPr>
-                <w:rFonts w:asciiTheme="majorHAnsi" w:eastAsia="Calibri" w:hAnsiTheme="majorHAnsi" w:cstheme="majorHAnsi"/>
-                <w:color w:val="595959"/>
-              </w:rPr>
-            </w:pPr>
-            <w:r>
-              <w:rPr>
-                <w:rFonts w:asciiTheme="majorHAnsi" w:eastAsia="Calibri" w:hAnsiTheme="majorHAnsi" w:cstheme="majorHAnsi"/>
+                <w:rFonts w:eastAsia="Calibri" w:asciiTheme="majorHAnsi" w:hAnsiTheme="majorHAnsi" w:cstheme="majorHAnsi"/>
+                <w:color w:val="595959"/>
+              </w:rPr>
+            </w:pPr>
+            <w:r>
+              <w:rPr>
+                <w:rFonts w:eastAsia="Calibri" w:asciiTheme="majorHAnsi" w:hAnsiTheme="majorHAnsi" w:cstheme="majorHAnsi"/>
                 <w:b w:val="0"/>
                 <w:color w:val="595959"/>
               </w:rPr>
@@ -180,14 +182,14 @@
               </w:numPr>
               <w:spacing w:after="160"/>
               <w:rPr>
-                <w:rFonts w:asciiTheme="majorHAnsi" w:eastAsia="Calibri" w:hAnsiTheme="majorHAnsi" w:cstheme="majorHAnsi"/>
+                <w:rFonts w:eastAsia="Calibri" w:asciiTheme="majorHAnsi" w:hAnsiTheme="majorHAnsi" w:cstheme="majorHAnsi"/>
                 <w:b w:val="0"/>
                 <w:color w:val="595959"/>
               </w:rPr>
             </w:pPr>
             <w:r>
               <w:rPr>
-                <w:rFonts w:asciiTheme="majorHAnsi" w:eastAsia="Calibri" w:hAnsiTheme="majorHAnsi" w:cstheme="majorHAnsi"/>
+                <w:rFonts w:eastAsia="Calibri" w:asciiTheme="majorHAnsi" w:hAnsiTheme="majorHAnsi" w:cstheme="majorHAnsi"/>
                 <w:b w:val="0"/>
                 <w:color w:val="595959"/>
               </w:rPr>
@@ -195,7 +197,7 @@
             </w:r>
             <w:r>
               <w:rPr>
-                <w:rFonts w:asciiTheme="majorHAnsi" w:eastAsia="Calibri" w:hAnsiTheme="majorHAnsi" w:cstheme="majorHAnsi"/>
+                <w:rFonts w:eastAsia="Calibri" w:asciiTheme="majorHAnsi" w:hAnsiTheme="majorHAnsi" w:cstheme="majorHAnsi"/>
                 <w:b w:val="0"/>
                 <w:color w:val="595959"/>
               </w:rPr>
@@ -203,7 +205,7 @@
             </w:r>
             <w:r>
               <w:rPr>
-                <w:rFonts w:asciiTheme="majorHAnsi" w:eastAsia="Calibri" w:hAnsiTheme="majorHAnsi" w:cstheme="majorHAnsi"/>
+                <w:rFonts w:eastAsia="Calibri" w:asciiTheme="majorHAnsi" w:hAnsiTheme="majorHAnsi" w:cstheme="majorHAnsi"/>
                 <w:b w:val="0"/>
                 <w:color w:val="595959"/>
               </w:rPr>
@@ -219,14 +221,14 @@
               </w:numPr>
               <w:spacing w:after="160"/>
               <w:rPr>
-                <w:rFonts w:asciiTheme="majorHAnsi" w:eastAsia="Calibri" w:hAnsiTheme="majorHAnsi" w:cstheme="majorHAnsi"/>
+                <w:rFonts w:eastAsia="Calibri" w:asciiTheme="majorHAnsi" w:hAnsiTheme="majorHAnsi" w:cstheme="majorHAnsi"/>
                 <w:b w:val="0"/>
                 <w:color w:val="595959"/>
               </w:rPr>
             </w:pPr>
             <w:r>
               <w:rPr>
-                <w:rFonts w:asciiTheme="majorHAnsi" w:eastAsia="Calibri" w:hAnsiTheme="majorHAnsi" w:cstheme="majorHAnsi"/>
+                <w:rFonts w:eastAsia="Calibri" w:asciiTheme="majorHAnsi" w:hAnsiTheme="majorHAnsi" w:cstheme="majorHAnsi"/>
                 <w:b w:val="0"/>
                 <w:color w:val="595959"/>
               </w:rPr>
@@ -242,14 +244,14 @@
               </w:numPr>
               <w:spacing w:after="160"/>
               <w:rPr>
-                <w:rFonts w:asciiTheme="majorHAnsi" w:eastAsia="Calibri" w:hAnsiTheme="majorHAnsi" w:cstheme="majorHAnsi"/>
+                <w:rFonts w:eastAsia="Calibri" w:asciiTheme="majorHAnsi" w:hAnsiTheme="majorHAnsi" w:cstheme="majorHAnsi"/>
                 <w:b w:val="0"/>
                 <w:color w:val="595959"/>
               </w:rPr>
             </w:pPr>
             <w:r>
               <w:rPr>
-                <w:rFonts w:asciiTheme="majorHAnsi" w:eastAsia="Calibri" w:hAnsiTheme="majorHAnsi" w:cstheme="majorHAnsi"/>
+                <w:rFonts w:eastAsia="Calibri" w:asciiTheme="majorHAnsi" w:hAnsiTheme="majorHAnsi" w:cstheme="majorHAnsi"/>
                 <w:b w:val="0"/>
                 <w:color w:val="595959"/>
               </w:rPr>
@@ -265,14 +267,14 @@
               </w:numPr>
               <w:spacing w:after="160"/>
               <w:rPr>
-                <w:rFonts w:asciiTheme="majorHAnsi" w:eastAsia="Calibri" w:hAnsiTheme="majorHAnsi" w:cstheme="majorHAnsi"/>
+                <w:rFonts w:eastAsia="Calibri" w:asciiTheme="majorHAnsi" w:hAnsiTheme="majorHAnsi" w:cstheme="majorHAnsi"/>
                 <w:b w:val="0"/>
                 <w:color w:val="595959"/>
               </w:rPr>
             </w:pPr>
             <w:r>
               <w:rPr>
-                <w:rFonts w:asciiTheme="majorHAnsi" w:eastAsia="Calibri" w:hAnsiTheme="majorHAnsi" w:cstheme="majorHAnsi"/>
+                <w:rFonts w:eastAsia="Calibri" w:asciiTheme="majorHAnsi" w:hAnsiTheme="majorHAnsi" w:cstheme="majorHAnsi"/>
                 <w:b w:val="0"/>
                 <w:color w:val="595959"/>
               </w:rPr>
@@ -281,7 +283,7 @@
             <w:proofErr w:type="spellStart"/>
             <w:r>
               <w:rPr>
-                <w:rFonts w:asciiTheme="majorHAnsi" w:eastAsia="Calibri" w:hAnsiTheme="majorHAnsi" w:cstheme="majorHAnsi"/>
+                <w:rFonts w:eastAsia="Calibri" w:asciiTheme="majorHAnsi" w:hAnsiTheme="majorHAnsi" w:cstheme="majorHAnsi"/>
                 <w:b w:val="0"/>
                 <w:color w:val="595959"/>
               </w:rPr>
@@ -290,7 +292,7 @@
             <w:proofErr w:type="spellEnd"/>
             <w:r>
               <w:rPr>
-                <w:rFonts w:asciiTheme="majorHAnsi" w:eastAsia="Calibri" w:hAnsiTheme="majorHAnsi" w:cstheme="majorHAnsi"/>
+                <w:rFonts w:eastAsia="Calibri" w:asciiTheme="majorHAnsi" w:hAnsiTheme="majorHAnsi" w:cstheme="majorHAnsi"/>
                 <w:b w:val="0"/>
                 <w:color w:val="595959"/>
               </w:rPr>
@@ -306,14 +308,14 @@
               </w:numPr>
               <w:spacing w:after="160"/>
               <w:rPr>
-                <w:rFonts w:asciiTheme="majorHAnsi" w:eastAsia="Calibri" w:hAnsiTheme="majorHAnsi" w:cstheme="majorHAnsi"/>
+                <w:rFonts w:eastAsia="Calibri" w:asciiTheme="majorHAnsi" w:hAnsiTheme="majorHAnsi" w:cstheme="majorHAnsi"/>
                 <w:b w:val="0"/>
                 <w:color w:val="595959"/>
               </w:rPr>
             </w:pPr>
             <w:r>
               <w:rPr>
-                <w:rFonts w:asciiTheme="majorHAnsi" w:eastAsia="Calibri" w:hAnsiTheme="majorHAnsi" w:cstheme="majorHAnsi"/>
+                <w:rFonts w:eastAsia="Calibri" w:asciiTheme="majorHAnsi" w:hAnsiTheme="majorHAnsi" w:cstheme="majorHAnsi"/>
                 <w:b w:val="0"/>
                 <w:color w:val="595959"/>
               </w:rPr>
@@ -321,7 +323,7 @@
             </w:r>
             <w:r>
               <w:rPr>
-                <w:rFonts w:asciiTheme="majorHAnsi" w:eastAsia="Calibri" w:hAnsiTheme="majorHAnsi" w:cstheme="majorHAnsi"/>
+                <w:rFonts w:eastAsia="Calibri" w:asciiTheme="majorHAnsi" w:hAnsiTheme="majorHAnsi" w:cstheme="majorHAnsi"/>
                 <w:b w:val="0"/>
                 <w:color w:val="595959"/>
               </w:rPr>
@@ -329,7 +331,7 @@
             </w:r>
             <w:r>
               <w:rPr>
-                <w:rFonts w:asciiTheme="majorHAnsi" w:eastAsia="Calibri" w:hAnsiTheme="majorHAnsi" w:cstheme="majorHAnsi"/>
+                <w:rFonts w:eastAsia="Calibri" w:asciiTheme="majorHAnsi" w:hAnsiTheme="majorHAnsi" w:cstheme="majorHAnsi"/>
                 <w:b w:val="0"/>
                 <w:color w:val="595959"/>
               </w:rPr>
@@ -346,7 +348,7 @@
             </w:pPr>
             <w:r>
               <w:rPr>
-                <w:rFonts w:asciiTheme="majorHAnsi" w:eastAsia="Calibri" w:hAnsiTheme="majorHAnsi" w:cstheme="majorHAnsi"/>
+                <w:rFonts w:eastAsia="Calibri" w:asciiTheme="majorHAnsi" w:hAnsiTheme="majorHAnsi" w:cstheme="majorHAnsi"/>
                 <w:b w:val="0"/>
                 <w:color w:val="595959"/>
               </w:rPr>
@@ -361,17 +363,18 @@
             <w:cnfStyle w:val="001000000000" w:firstRow="0" w:lastRow="0" w:firstColumn="1" w:lastColumn="0" w:oddVBand="0" w:evenVBand="0" w:oddHBand="0" w:evenHBand="0" w:firstRowFirstColumn="0" w:firstRowLastColumn="0" w:lastRowFirstColumn="0" w:lastRowLastColumn="0"/>
             <w:tcW w:w="2534" w:type="dxa"/>
             <w:gridSpan w:val="2"/>
-          </w:tcPr>
-          <w:p>
-            <w:pPr>
-              <w:rPr>
-                <w:rFonts w:asciiTheme="majorHAnsi" w:eastAsia="Calibri" w:hAnsiTheme="majorHAnsi" w:cstheme="majorHAnsi"/>
-                <w:color w:val="595959"/>
-              </w:rPr>
-            </w:pPr>
-            <w:r>
-              <w:rPr>
-                <w:rFonts w:asciiTheme="majorHAnsi" w:eastAsia="Calibri" w:hAnsiTheme="majorHAnsi" w:cstheme="majorHAnsi"/>
+            <w:tcMar/>
+          </w:tcPr>
+          <w:p>
+            <w:pPr>
+              <w:rPr>
+                <w:rFonts w:eastAsia="Calibri" w:asciiTheme="majorHAnsi" w:hAnsiTheme="majorHAnsi" w:cstheme="majorHAnsi"/>
+                <w:color w:val="595959"/>
+              </w:rPr>
+            </w:pPr>
+            <w:r>
+              <w:rPr>
+                <w:rFonts w:eastAsia="Calibri" w:asciiTheme="majorHAnsi" w:hAnsiTheme="majorHAnsi" w:cstheme="majorHAnsi"/>
                 <w:color w:val="595959"/>
               </w:rPr>
               <w:t>Instrucciones para el aprendiz</w:t>
@@ -380,24 +383,26 @@
           <w:p>
             <w:pPr>
               <w:rPr>
-                <w:rFonts w:asciiTheme="majorHAnsi" w:eastAsia="Calibri" w:hAnsiTheme="majorHAnsi" w:cstheme="majorHAnsi"/>
-                <w:color w:val="595959"/>
-              </w:rPr>
-            </w:pPr>
-          </w:p>
-          <w:p>
-            <w:pPr>
-              <w:rPr>
-                <w:rFonts w:asciiTheme="majorHAnsi" w:eastAsia="Calibri" w:hAnsiTheme="majorHAnsi" w:cstheme="majorHAnsi"/>
-                <w:color w:val="595959"/>
-              </w:rPr>
-            </w:pPr>
-          </w:p>
-        </w:tc>
-        <w:tc>
-          <w:tcPr>
+                <w:rFonts w:eastAsia="Calibri" w:asciiTheme="majorHAnsi" w:hAnsiTheme="majorHAnsi" w:cstheme="majorHAnsi"/>
+                <w:color w:val="595959"/>
+              </w:rPr>
+            </w:pPr>
+          </w:p>
+          <w:p>
+            <w:pPr>
+              <w:rPr>
+                <w:rFonts w:eastAsia="Calibri" w:asciiTheme="majorHAnsi" w:hAnsiTheme="majorHAnsi" w:cstheme="majorHAnsi"/>
+                <w:color w:val="595959"/>
+              </w:rPr>
+            </w:pPr>
+          </w:p>
+        </w:tc>
+        <w:tc>
+          <w:tcPr>
+            <w:cnfStyle w:val="000000000000" w:firstRow="0" w:lastRow="0" w:firstColumn="0" w:lastColumn="0" w:oddVBand="0" w:evenVBand="0" w:oddHBand="0" w:evenHBand="0" w:firstRowFirstColumn="0" w:firstRowLastColumn="0" w:lastRowFirstColumn="0" w:lastRowLastColumn="0"/>
             <w:tcW w:w="7620" w:type="dxa"/>
             <w:gridSpan w:val="2"/>
+            <w:tcMar/>
           </w:tcPr>
           <w:p>
             <w:pPr>
@@ -411,7 +416,7 @@
             </w:pPr>
             <w:r>
               <w:rPr>
-                <w:rFonts w:asciiTheme="majorHAnsi" w:eastAsia="Calibri" w:hAnsiTheme="majorHAnsi" w:cstheme="majorHAnsi"/>
+                <w:rFonts w:eastAsia="Calibri" w:asciiTheme="majorHAnsi" w:hAnsiTheme="majorHAnsi" w:cstheme="majorHAnsi"/>
                 <w:color w:val="000000"/>
               </w:rPr>
               <w:t xml:space="preserve">Esta actividad le permitirá determinar el grado de apropiación de los contenidos del componente formativo </w:t>
@@ -430,7 +435,7 @@
             <w:pPr>
               <w:cnfStyle w:val="000000000000" w:firstRow="0" w:lastRow="0" w:firstColumn="0" w:lastColumn="0" w:oddVBand="0" w:evenVBand="0" w:oddHBand="0" w:evenHBand="0" w:firstRowFirstColumn="0" w:firstRowLastColumn="0" w:lastRowFirstColumn="0" w:lastRowLastColumn="0"/>
               <w:rPr>
-                <w:rFonts w:asciiTheme="majorHAnsi" w:eastAsia="Calibri" w:hAnsiTheme="majorHAnsi" w:cstheme="majorHAnsi"/>
+                <w:rFonts w:eastAsia="Calibri" w:asciiTheme="majorHAnsi" w:hAnsiTheme="majorHAnsi" w:cstheme="majorHAnsi"/>
                 <w:color w:val="000000"/>
               </w:rPr>
             </w:pPr>
@@ -439,13 +444,13 @@
             <w:pPr>
               <w:cnfStyle w:val="000000000000" w:firstRow="0" w:lastRow="0" w:firstColumn="0" w:lastColumn="0" w:oddVBand="0" w:evenVBand="0" w:oddHBand="0" w:evenHBand="0" w:firstRowFirstColumn="0" w:firstRowLastColumn="0" w:lastRowFirstColumn="0" w:lastRowLastColumn="0"/>
               <w:rPr>
-                <w:rFonts w:asciiTheme="majorHAnsi" w:eastAsia="Calibri" w:hAnsiTheme="majorHAnsi" w:cstheme="majorHAnsi"/>
+                <w:rFonts w:eastAsia="Calibri" w:asciiTheme="majorHAnsi" w:hAnsiTheme="majorHAnsi" w:cstheme="majorHAnsi"/>
                 <w:color w:val="000000"/>
               </w:rPr>
             </w:pPr>
             <w:r>
               <w:rPr>
-                <w:rFonts w:asciiTheme="majorHAnsi" w:eastAsia="Calibri" w:hAnsiTheme="majorHAnsi" w:cstheme="majorHAnsi"/>
+                <w:rFonts w:eastAsia="Calibri" w:asciiTheme="majorHAnsi" w:hAnsiTheme="majorHAnsi" w:cstheme="majorHAnsi"/>
                 <w:color w:val="000000"/>
               </w:rPr>
               <w:t>Antes de su realización, se recomienda la lectura del componente formativo mencionado. Es opcional (no es calificable), y puede realizarse todas las veces que se desee.</w:t>
@@ -455,7 +460,7 @@
             <w:pPr>
               <w:cnfStyle w:val="000000000000" w:firstRow="0" w:lastRow="0" w:firstColumn="0" w:lastColumn="0" w:oddVBand="0" w:evenVBand="0" w:oddHBand="0" w:evenHBand="0" w:firstRowFirstColumn="0" w:firstRowLastColumn="0" w:lastRowFirstColumn="0" w:lastRowLastColumn="0"/>
               <w:rPr>
-                <w:rFonts w:asciiTheme="majorHAnsi" w:eastAsia="Calibri" w:hAnsiTheme="majorHAnsi" w:cstheme="majorHAnsi"/>
+                <w:rFonts w:eastAsia="Calibri" w:asciiTheme="majorHAnsi" w:hAnsiTheme="majorHAnsi" w:cstheme="majorHAnsi"/>
                 <w:color w:val="000000"/>
               </w:rPr>
             </w:pPr>
@@ -464,13 +469,13 @@
             <w:pPr>
               <w:cnfStyle w:val="000000000000" w:firstRow="0" w:lastRow="0" w:firstColumn="0" w:lastColumn="0" w:oddVBand="0" w:evenVBand="0" w:oddHBand="0" w:evenHBand="0" w:firstRowFirstColumn="0" w:firstRowLastColumn="0" w:lastRowFirstColumn="0" w:lastRowLastColumn="0"/>
               <w:rPr>
-                <w:rFonts w:asciiTheme="majorHAnsi" w:eastAsia="Calibri" w:hAnsiTheme="majorHAnsi" w:cstheme="majorHAnsi"/>
+                <w:rFonts w:eastAsia="Calibri" w:asciiTheme="majorHAnsi" w:hAnsiTheme="majorHAnsi" w:cstheme="majorHAnsi"/>
                 <w:color w:val="AEAAAA"/>
               </w:rPr>
             </w:pPr>
             <w:r>
               <w:rPr>
-                <w:rFonts w:asciiTheme="majorHAnsi" w:eastAsia="Calibri" w:hAnsiTheme="majorHAnsi" w:cstheme="majorHAnsi"/>
+                <w:rFonts w:eastAsia="Calibri" w:asciiTheme="majorHAnsi" w:hAnsiTheme="majorHAnsi" w:cstheme="majorHAnsi"/>
                 <w:color w:val="000000"/>
               </w:rPr>
               <w:t>Lea la afirmación de cada ítem y luego señale verdadero o falso según corresponda.</w:t>
@@ -487,17 +492,18 @@
             <w:cnfStyle w:val="001000000000" w:firstRow="0" w:lastRow="0" w:firstColumn="1" w:lastColumn="0" w:oddVBand="0" w:evenVBand="0" w:oddHBand="0" w:evenHBand="0" w:firstRowFirstColumn="0" w:firstRowLastColumn="0" w:lastRowFirstColumn="0" w:lastRowLastColumn="0"/>
             <w:tcW w:w="2534" w:type="dxa"/>
             <w:gridSpan w:val="2"/>
-          </w:tcPr>
-          <w:p>
-            <w:pPr>
-              <w:rPr>
-                <w:rFonts w:asciiTheme="majorHAnsi" w:eastAsia="Calibri" w:hAnsiTheme="majorHAnsi" w:cstheme="majorHAnsi"/>
-                <w:color w:val="595959"/>
-              </w:rPr>
-            </w:pPr>
-            <w:r>
-              <w:rPr>
-                <w:rFonts w:asciiTheme="majorHAnsi" w:eastAsia="Calibri" w:hAnsiTheme="majorHAnsi" w:cstheme="majorHAnsi"/>
+            <w:tcMar/>
+          </w:tcPr>
+          <w:p>
+            <w:pPr>
+              <w:rPr>
+                <w:rFonts w:eastAsia="Calibri" w:asciiTheme="majorHAnsi" w:hAnsiTheme="majorHAnsi" w:cstheme="majorHAnsi"/>
+                <w:color w:val="595959"/>
+              </w:rPr>
+            </w:pPr>
+            <w:r>
+              <w:rPr>
+                <w:rFonts w:eastAsia="Calibri" w:asciiTheme="majorHAnsi" w:hAnsiTheme="majorHAnsi" w:cstheme="majorHAnsi"/>
                 <w:color w:val="595959"/>
               </w:rPr>
               <w:t>Nombre de la Actividad</w:t>
@@ -506,21 +512,23 @@
         </w:tc>
         <w:tc>
           <w:tcPr>
+            <w:cnfStyle w:val="000000000000" w:firstRow="0" w:lastRow="0" w:firstColumn="0" w:lastColumn="0" w:oddVBand="0" w:evenVBand="0" w:oddHBand="0" w:evenHBand="0" w:firstRowFirstColumn="0" w:firstRowLastColumn="0" w:lastRowFirstColumn="0" w:lastRowLastColumn="0"/>
             <w:tcW w:w="7620" w:type="dxa"/>
             <w:gridSpan w:val="2"/>
             <w:shd w:val="clear" w:color="auto" w:fill="auto"/>
+            <w:tcMar/>
           </w:tcPr>
           <w:p>
             <w:pPr>
               <w:cnfStyle w:val="000000100000" w:firstRow="0" w:lastRow="0" w:firstColumn="0" w:lastColumn="0" w:oddVBand="0" w:evenVBand="0" w:oddHBand="1" w:evenHBand="0" w:firstRowFirstColumn="0" w:firstRowLastColumn="0" w:lastRowFirstColumn="0" w:lastRowLastColumn="0"/>
               <w:rPr>
-                <w:rFonts w:asciiTheme="majorHAnsi" w:eastAsia="Calibri" w:hAnsiTheme="majorHAnsi" w:cstheme="majorHAnsi"/>
-                <w:color w:val="auto"/>
-              </w:rPr>
-            </w:pPr>
-            <w:r>
-              <w:rPr>
-                <w:rFonts w:asciiTheme="majorHAnsi" w:eastAsia="Calibri" w:hAnsiTheme="majorHAnsi" w:cstheme="majorHAnsi"/>
+                <w:rFonts w:eastAsia="Calibri" w:asciiTheme="majorHAnsi" w:hAnsiTheme="majorHAnsi" w:cstheme="majorHAnsi"/>
+                <w:color w:val="auto"/>
+              </w:rPr>
+            </w:pPr>
+            <w:r>
+              <w:rPr>
+                <w:rFonts w:eastAsia="Calibri" w:asciiTheme="majorHAnsi" w:hAnsiTheme="majorHAnsi" w:cstheme="majorHAnsi"/>
                 <w:color w:val="auto"/>
               </w:rPr>
               <w:t>Conociendo a Word</w:t>
@@ -535,17 +543,18 @@
             <w:tcW w:w="2534" w:type="dxa"/>
             <w:gridSpan w:val="2"/>
             <w:shd w:val="clear" w:color="auto" w:fill="FBE5D5"/>
-          </w:tcPr>
-          <w:p>
-            <w:pPr>
-              <w:rPr>
-                <w:rFonts w:asciiTheme="majorHAnsi" w:eastAsia="Calibri" w:hAnsiTheme="majorHAnsi" w:cstheme="majorHAnsi"/>
-                <w:color w:val="595959"/>
-              </w:rPr>
-            </w:pPr>
-            <w:r>
-              <w:rPr>
-                <w:rFonts w:asciiTheme="majorHAnsi" w:eastAsia="Calibri" w:hAnsiTheme="majorHAnsi" w:cstheme="majorHAnsi"/>
+            <w:tcMar/>
+          </w:tcPr>
+          <w:p>
+            <w:pPr>
+              <w:rPr>
+                <w:rFonts w:eastAsia="Calibri" w:asciiTheme="majorHAnsi" w:hAnsiTheme="majorHAnsi" w:cstheme="majorHAnsi"/>
+                <w:color w:val="595959"/>
+              </w:rPr>
+            </w:pPr>
+            <w:r>
+              <w:rPr>
+                <w:rFonts w:eastAsia="Calibri" w:asciiTheme="majorHAnsi" w:hAnsiTheme="majorHAnsi" w:cstheme="majorHAnsi"/>
                 <w:color w:val="595959"/>
               </w:rPr>
               <w:t>Objetivo de la actividad</w:t>
@@ -554,23 +563,32 @@
         </w:tc>
         <w:tc>
           <w:tcPr>
+            <w:cnfStyle w:val="000000000000" w:firstRow="0" w:lastRow="0" w:firstColumn="0" w:lastColumn="0" w:oddVBand="0" w:evenVBand="0" w:oddHBand="0" w:evenHBand="0" w:firstRowFirstColumn="0" w:firstRowLastColumn="0" w:lastRowFirstColumn="0" w:lastRowLastColumn="0"/>
             <w:tcW w:w="7620" w:type="dxa"/>
             <w:gridSpan w:val="2"/>
+            <w:tcMar/>
           </w:tcPr>
           <w:p>
             <w:pPr>
               <w:cnfStyle w:val="000000000000" w:firstRow="0" w:lastRow="0" w:firstColumn="0" w:lastColumn="0" w:oddVBand="0" w:evenVBand="0" w:oddHBand="0" w:evenHBand="0" w:firstRowFirstColumn="0" w:firstRowLastColumn="0" w:lastRowFirstColumn="0" w:lastRowLastColumn="0"/>
               <w:rPr>
-                <w:rFonts w:asciiTheme="majorHAnsi" w:eastAsia="Calibri" w:hAnsiTheme="majorHAnsi" w:cstheme="majorHAnsi"/>
-                <w:color w:val="auto"/>
-              </w:rPr>
-            </w:pPr>
-            <w:r>
-              <w:rPr>
-                <w:rFonts w:asciiTheme="majorHAnsi" w:eastAsia="Calibri" w:hAnsiTheme="majorHAnsi" w:cstheme="majorHAnsi"/>
-                <w:color w:val="auto"/>
-              </w:rPr>
-              <w:t>Validar el conocimiento adquirido sobre las diferentes funciones que se tienen en Microsoft Word, basado en la presentación de documentación de una manera más ordenada y estructurada.</w:t>
+                <w:rFonts w:ascii="Calibri" w:hAnsi="Calibri" w:eastAsia="Calibri" w:cs="Calibri" w:asciiTheme="majorAscii" w:hAnsiTheme="majorAscii" w:cstheme="majorAscii"/>
+                <w:color w:val="auto"/>
+              </w:rPr>
+            </w:pPr>
+            <w:r>
+              <w:rPr>
+                <w:rFonts w:ascii="Calibri" w:hAnsi="Calibri" w:eastAsia="Calibri" w:cs="Calibri" w:asciiTheme="majorAscii" w:hAnsiTheme="majorAscii" w:cstheme="majorAscii"/>
+                <w:color w:val="auto"/>
+              </w:rPr>
+              <w:t>Validar el conocimiento adquirido sobre los diferentes estilos que se tienen en Microsoft Word, basado en la presentación de documentación de una manera más ordenada y estructurada</w:t>
+            </w:r>
+            <w:r>
+              <w:rPr>
+                <w:rFonts w:ascii="Calibri" w:hAnsi="Calibri" w:eastAsia="Calibri" w:cs="Calibri" w:asciiTheme="majorAscii" w:hAnsiTheme="majorAscii" w:cstheme="majorAscii"/>
+                <w:color w:val="auto"/>
+              </w:rPr>
+              <w:t>.</w:t>
             </w:r>
           </w:p>
         </w:tc>
@@ -584,17 +602,18 @@
             <w:cnfStyle w:val="001000000000" w:firstRow="0" w:lastRow="0" w:firstColumn="1" w:lastColumn="0" w:oddVBand="0" w:evenVBand="0" w:oddHBand="0" w:evenHBand="0" w:firstRowFirstColumn="0" w:firstRowLastColumn="0" w:lastRowFirstColumn="0" w:lastRowLastColumn="0"/>
             <w:tcW w:w="2534" w:type="dxa"/>
             <w:gridSpan w:val="2"/>
-          </w:tcPr>
-          <w:p>
-            <w:pPr>
-              <w:rPr>
-                <w:rFonts w:asciiTheme="majorHAnsi" w:eastAsia="Calibri" w:hAnsiTheme="majorHAnsi" w:cstheme="majorHAnsi"/>
-                <w:color w:val="595959"/>
-              </w:rPr>
-            </w:pPr>
-            <w:r>
-              <w:rPr>
-                <w:rFonts w:asciiTheme="majorHAnsi" w:eastAsia="Calibri" w:hAnsiTheme="majorHAnsi" w:cstheme="majorHAnsi"/>
+            <w:tcMar/>
+          </w:tcPr>
+          <w:p>
+            <w:pPr>
+              <w:rPr>
+                <w:rFonts w:eastAsia="Calibri" w:asciiTheme="majorHAnsi" w:hAnsiTheme="majorHAnsi" w:cstheme="majorHAnsi"/>
+                <w:color w:val="595959"/>
+              </w:rPr>
+            </w:pPr>
+            <w:r>
+              <w:rPr>
+                <w:rFonts w:eastAsia="Calibri" w:asciiTheme="majorHAnsi" w:hAnsiTheme="majorHAnsi" w:cstheme="majorHAnsi"/>
                 <w:color w:val="595959"/>
               </w:rPr>
               <w:t>Texto descriptivo</w:t>
@@ -603,22 +622,24 @@
         </w:tc>
         <w:tc>
           <w:tcPr>
+            <w:cnfStyle w:val="000000000000" w:firstRow="0" w:lastRow="0" w:firstColumn="0" w:lastColumn="0" w:oddVBand="0" w:evenVBand="0" w:oddHBand="0" w:evenHBand="0" w:firstRowFirstColumn="0" w:firstRowLastColumn="0" w:lastRowFirstColumn="0" w:lastRowLastColumn="0"/>
             <w:tcW w:w="7620" w:type="dxa"/>
             <w:gridSpan w:val="2"/>
             <w:shd w:val="clear" w:color="auto" w:fill="auto"/>
+            <w:tcMar/>
           </w:tcPr>
           <w:p>
             <w:pPr>
               <w:widowControl w:val="0"/>
               <w:cnfStyle w:val="000000100000" w:firstRow="0" w:lastRow="0" w:firstColumn="0" w:lastColumn="0" w:oddVBand="0" w:evenVBand="0" w:oddHBand="1" w:evenHBand="0" w:firstRowFirstColumn="0" w:firstRowLastColumn="0" w:lastRowFirstColumn="0" w:lastRowLastColumn="0"/>
               <w:rPr>
-                <w:rFonts w:asciiTheme="majorHAnsi" w:eastAsia="Calibri" w:hAnsiTheme="majorHAnsi" w:cstheme="majorHAnsi"/>
-                <w:color w:val="auto"/>
-              </w:rPr>
-            </w:pPr>
-            <w:r>
-              <w:rPr>
-                <w:rFonts w:asciiTheme="majorHAnsi" w:eastAsia="Calibri" w:hAnsiTheme="majorHAnsi" w:cstheme="majorHAnsi"/>
+                <w:rFonts w:eastAsia="Calibri" w:asciiTheme="majorHAnsi" w:hAnsiTheme="majorHAnsi" w:cstheme="majorHAnsi"/>
+                <w:color w:val="auto"/>
+              </w:rPr>
+            </w:pPr>
+            <w:r>
+              <w:rPr>
+                <w:rFonts w:eastAsia="Calibri" w:asciiTheme="majorHAnsi" w:hAnsiTheme="majorHAnsi" w:cstheme="majorHAnsi"/>
                 <w:color w:val="auto"/>
               </w:rPr>
               <w:t>Lea cada enunciado referente a los temas desarrollados en el componente formativo y elija entre verdadero y falso según corresponda.</w:t>
@@ -636,18 +657,19 @@
             <w:tcW w:w="10154" w:type="dxa"/>
             <w:gridSpan w:val="4"/>
             <w:shd w:val="clear" w:color="auto" w:fill="FFE599"/>
+            <w:tcMar/>
           </w:tcPr>
           <w:p>
             <w:pPr>
               <w:jc w:val="center"/>
               <w:rPr>
-                <w:rFonts w:asciiTheme="majorHAnsi" w:eastAsia="Calibri" w:hAnsiTheme="majorHAnsi" w:cstheme="majorHAnsi"/>
-                <w:color w:val="595959"/>
-              </w:rPr>
-            </w:pPr>
-            <w:r>
-              <w:rPr>
-                <w:rFonts w:asciiTheme="majorHAnsi" w:eastAsia="Calibri" w:hAnsiTheme="majorHAnsi" w:cstheme="majorHAnsi"/>
+                <w:rFonts w:eastAsia="Calibri" w:asciiTheme="majorHAnsi" w:hAnsiTheme="majorHAnsi" w:cstheme="majorHAnsi"/>
+                <w:color w:val="595959"/>
+              </w:rPr>
+            </w:pPr>
+            <w:r>
+              <w:rPr>
+                <w:rFonts w:eastAsia="Calibri" w:asciiTheme="majorHAnsi" w:hAnsiTheme="majorHAnsi" w:cstheme="majorHAnsi"/>
                 <w:color w:val="595959"/>
               </w:rPr>
               <w:t>PREGUNTAS</w:t>
@@ -665,17 +687,18 @@
             <w:cnfStyle w:val="001000000000" w:firstRow="0" w:lastRow="0" w:firstColumn="1" w:lastColumn="0" w:oddVBand="0" w:evenVBand="0" w:oddHBand="0" w:evenHBand="0" w:firstRowFirstColumn="0" w:firstRowLastColumn="0" w:lastRowFirstColumn="0" w:lastRowLastColumn="0"/>
             <w:tcW w:w="2534" w:type="dxa"/>
             <w:gridSpan w:val="2"/>
-          </w:tcPr>
-          <w:p>
-            <w:pPr>
-              <w:rPr>
-                <w:rFonts w:asciiTheme="majorHAnsi" w:eastAsia="Calibri" w:hAnsiTheme="majorHAnsi" w:cstheme="majorHAnsi"/>
-                <w:color w:val="595959"/>
-              </w:rPr>
-            </w:pPr>
-            <w:r>
-              <w:rPr>
-                <w:rFonts w:asciiTheme="majorHAnsi" w:eastAsia="Calibri" w:hAnsiTheme="majorHAnsi" w:cstheme="majorHAnsi"/>
+            <w:tcMar/>
+          </w:tcPr>
+          <w:p>
+            <w:pPr>
+              <w:rPr>
+                <w:rFonts w:eastAsia="Calibri" w:asciiTheme="majorHAnsi" w:hAnsiTheme="majorHAnsi" w:cstheme="majorHAnsi"/>
+                <w:color w:val="595959"/>
+              </w:rPr>
+            </w:pPr>
+            <w:r>
+              <w:rPr>
+                <w:rFonts w:eastAsia="Calibri" w:asciiTheme="majorHAnsi" w:hAnsiTheme="majorHAnsi" w:cstheme="majorHAnsi"/>
                 <w:color w:val="595959"/>
               </w:rPr>
               <w:t>Pregunta 1</w:t>
@@ -684,19 +707,21 @@
         </w:tc>
         <w:tc>
           <w:tcPr>
+            <w:cnfStyle w:val="000000000000" w:firstRow="0" w:lastRow="0" w:firstColumn="0" w:lastColumn="0" w:oddVBand="0" w:evenVBand="0" w:oddHBand="0" w:evenHBand="0" w:firstRowFirstColumn="0" w:firstRowLastColumn="0" w:lastRowFirstColumn="0" w:lastRowLastColumn="0"/>
             <w:tcW w:w="5460" w:type="dxa"/>
+            <w:tcMar/>
           </w:tcPr>
           <w:p>
             <w:pPr>
               <w:cnfStyle w:val="000000100000" w:firstRow="0" w:lastRow="0" w:firstColumn="0" w:lastColumn="0" w:oddVBand="0" w:evenVBand="0" w:oddHBand="1" w:evenHBand="0" w:firstRowFirstColumn="0" w:firstRowLastColumn="0" w:lastRowFirstColumn="0" w:lastRowLastColumn="0"/>
               <w:rPr>
-                <w:rFonts w:asciiTheme="majorHAnsi" w:eastAsia="Calibri" w:hAnsiTheme="majorHAnsi" w:cstheme="majorHAnsi"/>
-                <w:color w:val="auto"/>
-              </w:rPr>
-            </w:pPr>
-            <w:r>
-              <w:rPr>
-                <w:rFonts w:asciiTheme="majorHAnsi" w:eastAsia="Calibri" w:hAnsiTheme="majorHAnsi" w:cstheme="majorHAnsi"/>
+                <w:rFonts w:eastAsia="Calibri" w:asciiTheme="majorHAnsi" w:hAnsiTheme="majorHAnsi" w:cstheme="majorHAnsi"/>
+                <w:color w:val="auto"/>
+              </w:rPr>
+            </w:pPr>
+            <w:r>
+              <w:rPr>
+                <w:rFonts w:eastAsia="Calibri" w:asciiTheme="majorHAnsi" w:hAnsiTheme="majorHAnsi" w:cstheme="majorHAnsi"/>
                 <w:b/>
                 <w:color w:val="auto"/>
               </w:rPr>
@@ -704,7 +729,7 @@
             </w:r>
             <w:r>
               <w:rPr>
-                <w:rFonts w:asciiTheme="majorHAnsi" w:eastAsia="Calibri" w:hAnsiTheme="majorHAnsi" w:cstheme="majorHAnsi"/>
+                <w:rFonts w:eastAsia="Calibri" w:asciiTheme="majorHAnsi" w:hAnsiTheme="majorHAnsi" w:cstheme="majorHAnsi"/>
                 <w:b/>
                 <w:color w:val="auto"/>
               </w:rPr>
@@ -712,7 +737,7 @@
             </w:r>
             <w:r>
               <w:rPr>
-                <w:rFonts w:asciiTheme="majorHAnsi" w:eastAsia="Calibri" w:hAnsiTheme="majorHAnsi" w:cstheme="majorHAnsi"/>
+                <w:rFonts w:eastAsia="Calibri" w:asciiTheme="majorHAnsi" w:hAnsiTheme="majorHAnsi" w:cstheme="majorHAnsi"/>
                 <w:b/>
                 <w:bCs/>
                 <w:color w:val="auto"/>
@@ -721,7 +746,7 @@
             </w:r>
             <w:r>
               <w:rPr>
-                <w:rFonts w:asciiTheme="majorHAnsi" w:eastAsia="Calibri" w:hAnsiTheme="majorHAnsi" w:cstheme="majorHAnsi"/>
+                <w:rFonts w:eastAsia="Calibri" w:asciiTheme="majorHAnsi" w:hAnsiTheme="majorHAnsi" w:cstheme="majorHAnsi"/>
                 <w:b/>
                 <w:color w:val="auto"/>
               </w:rPr>
@@ -731,21 +756,23 @@
         </w:tc>
         <w:tc>
           <w:tcPr>
+            <w:cnfStyle w:val="000000000000" w:firstRow="0" w:lastRow="0" w:firstColumn="0" w:lastColumn="0" w:oddVBand="0" w:evenVBand="0" w:oddHBand="0" w:evenHBand="0" w:firstRowFirstColumn="0" w:firstRowLastColumn="0" w:lastRowFirstColumn="0" w:lastRowLastColumn="0"/>
             <w:tcW w:w="2160" w:type="dxa"/>
+            <w:tcMar/>
           </w:tcPr>
           <w:p>
             <w:pPr>
               <w:widowControl w:val="0"/>
               <w:cnfStyle w:val="000000100000" w:firstRow="0" w:lastRow="0" w:firstColumn="0" w:lastColumn="0" w:oddVBand="0" w:evenVBand="0" w:oddHBand="1" w:evenHBand="0" w:firstRowFirstColumn="0" w:firstRowLastColumn="0" w:lastRowFirstColumn="0" w:lastRowLastColumn="0"/>
               <w:rPr>
-                <w:rFonts w:asciiTheme="majorHAnsi" w:eastAsia="Calibri" w:hAnsiTheme="majorHAnsi" w:cstheme="majorHAnsi"/>
+                <w:rFonts w:eastAsia="Calibri" w:asciiTheme="majorHAnsi" w:hAnsiTheme="majorHAnsi" w:cstheme="majorHAnsi"/>
                 <w:color w:val="AEAAAA"/>
               </w:rPr>
             </w:pPr>
             <w:proofErr w:type="spellStart"/>
             <w:r>
               <w:rPr>
-                <w:rFonts w:asciiTheme="majorHAnsi" w:eastAsia="Calibri" w:hAnsiTheme="majorHAnsi" w:cstheme="majorHAnsi"/>
+                <w:rFonts w:eastAsia="Calibri" w:asciiTheme="majorHAnsi" w:hAnsiTheme="majorHAnsi" w:cstheme="majorHAnsi"/>
                 <w:color w:val="AEAAAA"/>
               </w:rPr>
               <w:t>Rta</w:t>
@@ -753,7 +780,7 @@
             <w:proofErr w:type="spellEnd"/>
             <w:r>
               <w:rPr>
-                <w:rFonts w:asciiTheme="majorHAnsi" w:eastAsia="Calibri" w:hAnsiTheme="majorHAnsi" w:cstheme="majorHAnsi"/>
+                <w:rFonts w:eastAsia="Calibri" w:asciiTheme="majorHAnsi" w:hAnsiTheme="majorHAnsi" w:cstheme="majorHAnsi"/>
                 <w:color w:val="AEAAAA"/>
               </w:rPr>
               <w:t>(s) correcta(s) (x)</w:t>
@@ -769,17 +796,18 @@
           <w:tcPr>
             <w:cnfStyle w:val="001000000000" w:firstRow="0" w:lastRow="0" w:firstColumn="1" w:lastColumn="0" w:oddVBand="0" w:evenVBand="0" w:oddHBand="0" w:evenHBand="0" w:firstRowFirstColumn="0" w:firstRowLastColumn="0" w:lastRowFirstColumn="0" w:lastRowLastColumn="0"/>
             <w:tcW w:w="1267" w:type="dxa"/>
-          </w:tcPr>
-          <w:p>
-            <w:pPr>
-              <w:rPr>
-                <w:rFonts w:asciiTheme="majorHAnsi" w:eastAsia="Calibri" w:hAnsiTheme="majorHAnsi" w:cstheme="majorHAnsi"/>
-                <w:color w:val="595959"/>
-              </w:rPr>
-            </w:pPr>
-            <w:r>
-              <w:rPr>
-                <w:rFonts w:asciiTheme="majorHAnsi" w:eastAsia="Calibri" w:hAnsiTheme="majorHAnsi" w:cstheme="majorHAnsi"/>
+            <w:tcMar/>
+          </w:tcPr>
+          <w:p>
+            <w:pPr>
+              <w:rPr>
+                <w:rFonts w:eastAsia="Calibri" w:asciiTheme="majorHAnsi" w:hAnsiTheme="majorHAnsi" w:cstheme="majorHAnsi"/>
+                <w:color w:val="595959"/>
+              </w:rPr>
+            </w:pPr>
+            <w:r>
+              <w:rPr>
+                <w:rFonts w:eastAsia="Calibri" w:asciiTheme="majorHAnsi" w:hAnsiTheme="majorHAnsi" w:cstheme="majorHAnsi"/>
                 <w:color w:val="595959"/>
               </w:rPr>
               <w:t>Opción a)</w:t>
@@ -788,21 +816,23 @@
         </w:tc>
         <w:tc>
           <w:tcPr>
+            <w:cnfStyle w:val="000000000000" w:firstRow="0" w:lastRow="0" w:firstColumn="0" w:lastColumn="0" w:oddVBand="0" w:evenVBand="0" w:oddHBand="0" w:evenHBand="0" w:firstRowFirstColumn="0" w:firstRowLastColumn="0" w:lastRowFirstColumn="0" w:lastRowLastColumn="0"/>
             <w:tcW w:w="6727" w:type="dxa"/>
             <w:gridSpan w:val="2"/>
-            <w:shd w:val="clear" w:color="auto" w:fill="FFFFFF"/>
+            <w:shd w:val="clear" w:color="auto" w:fill="FFFFFF" w:themeFill="background1"/>
+            <w:tcMar/>
           </w:tcPr>
           <w:p>
             <w:pPr>
               <w:cnfStyle w:val="000000000000" w:firstRow="0" w:lastRow="0" w:firstColumn="0" w:lastColumn="0" w:oddVBand="0" w:evenVBand="0" w:oddHBand="0" w:evenHBand="0" w:firstRowFirstColumn="0" w:firstRowLastColumn="0" w:lastRowFirstColumn="0" w:lastRowLastColumn="0"/>
               <w:rPr>
-                <w:rFonts w:asciiTheme="majorHAnsi" w:eastAsia="Calibri" w:hAnsiTheme="majorHAnsi" w:cstheme="majorHAnsi"/>
-                <w:color w:val="auto"/>
-              </w:rPr>
-            </w:pPr>
-            <w:r>
-              <w:rPr>
-                <w:rFonts w:asciiTheme="majorHAnsi" w:eastAsia="Calibri" w:hAnsiTheme="majorHAnsi" w:cstheme="majorHAnsi"/>
+                <w:rFonts w:eastAsia="Calibri" w:asciiTheme="majorHAnsi" w:hAnsiTheme="majorHAnsi" w:cstheme="majorHAnsi"/>
+                <w:color w:val="auto"/>
+              </w:rPr>
+            </w:pPr>
+            <w:r>
+              <w:rPr>
+                <w:rFonts w:eastAsia="Calibri" w:asciiTheme="majorHAnsi" w:hAnsiTheme="majorHAnsi" w:cstheme="majorHAnsi"/>
                 <w:color w:val="auto"/>
               </w:rPr>
               <w:t>Verdadero</w:t>
@@ -811,21 +841,23 @@
         </w:tc>
         <w:tc>
           <w:tcPr>
+            <w:cnfStyle w:val="000000000000" w:firstRow="0" w:lastRow="0" w:firstColumn="0" w:lastColumn="0" w:oddVBand="0" w:evenVBand="0" w:oddHBand="0" w:evenHBand="0" w:firstRowFirstColumn="0" w:firstRowLastColumn="0" w:lastRowFirstColumn="0" w:lastRowLastColumn="0"/>
             <w:tcW w:w="2160" w:type="dxa"/>
-            <w:shd w:val="clear" w:color="auto" w:fill="FFFFFF"/>
+            <w:shd w:val="clear" w:color="auto" w:fill="FFFFFF" w:themeFill="background1"/>
+            <w:tcMar/>
           </w:tcPr>
           <w:p>
             <w:pPr>
               <w:widowControl w:val="0"/>
               <w:cnfStyle w:val="000000000000" w:firstRow="0" w:lastRow="0" w:firstColumn="0" w:lastColumn="0" w:oddVBand="0" w:evenVBand="0" w:oddHBand="0" w:evenHBand="0" w:firstRowFirstColumn="0" w:firstRowLastColumn="0" w:lastRowFirstColumn="0" w:lastRowLastColumn="0"/>
               <w:rPr>
-                <w:rFonts w:asciiTheme="majorHAnsi" w:eastAsia="Calibri" w:hAnsiTheme="majorHAnsi" w:cstheme="majorHAnsi"/>
-                <w:color w:val="auto"/>
-              </w:rPr>
-            </w:pPr>
-            <w:r>
-              <w:rPr>
-                <w:rFonts w:asciiTheme="majorHAnsi" w:eastAsia="Calibri" w:hAnsiTheme="majorHAnsi" w:cstheme="majorHAnsi"/>
+                <w:rFonts w:eastAsia="Calibri" w:asciiTheme="majorHAnsi" w:hAnsiTheme="majorHAnsi" w:cstheme="majorHAnsi"/>
+                <w:color w:val="auto"/>
+              </w:rPr>
+            </w:pPr>
+            <w:r>
+              <w:rPr>
+                <w:rFonts w:eastAsia="Calibri" w:asciiTheme="majorHAnsi" w:hAnsiTheme="majorHAnsi" w:cstheme="majorHAnsi"/>
                 <w:color w:val="auto"/>
               </w:rPr>
               <w:t>X</w:t>
@@ -843,17 +875,18 @@
             <w:cnfStyle w:val="001000000000" w:firstRow="0" w:lastRow="0" w:firstColumn="1" w:lastColumn="0" w:oddVBand="0" w:evenVBand="0" w:oddHBand="0" w:evenHBand="0" w:firstRowFirstColumn="0" w:firstRowLastColumn="0" w:lastRowFirstColumn="0" w:lastRowLastColumn="0"/>
             <w:tcW w:w="1267" w:type="dxa"/>
             <w:shd w:val="clear" w:color="auto" w:fill="auto"/>
-          </w:tcPr>
-          <w:p>
-            <w:pPr>
-              <w:rPr>
-                <w:rFonts w:asciiTheme="majorHAnsi" w:eastAsia="Calibri" w:hAnsiTheme="majorHAnsi" w:cstheme="majorHAnsi"/>
-                <w:color w:val="595959"/>
-              </w:rPr>
-            </w:pPr>
-            <w:r>
-              <w:rPr>
-                <w:rFonts w:asciiTheme="majorHAnsi" w:eastAsia="Calibri" w:hAnsiTheme="majorHAnsi" w:cstheme="majorHAnsi"/>
+            <w:tcMar/>
+          </w:tcPr>
+          <w:p>
+            <w:pPr>
+              <w:rPr>
+                <w:rFonts w:eastAsia="Calibri" w:asciiTheme="majorHAnsi" w:hAnsiTheme="majorHAnsi" w:cstheme="majorHAnsi"/>
+                <w:color w:val="595959"/>
+              </w:rPr>
+            </w:pPr>
+            <w:r>
+              <w:rPr>
+                <w:rFonts w:eastAsia="Calibri" w:asciiTheme="majorHAnsi" w:hAnsiTheme="majorHAnsi" w:cstheme="majorHAnsi"/>
                 <w:color w:val="595959"/>
               </w:rPr>
               <w:t>Opción b)</w:t>
@@ -862,21 +895,23 @@
         </w:tc>
         <w:tc>
           <w:tcPr>
+            <w:cnfStyle w:val="000000000000" w:firstRow="0" w:lastRow="0" w:firstColumn="0" w:lastColumn="0" w:oddVBand="0" w:evenVBand="0" w:oddHBand="0" w:evenHBand="0" w:firstRowFirstColumn="0" w:firstRowLastColumn="0" w:lastRowFirstColumn="0" w:lastRowLastColumn="0"/>
             <w:tcW w:w="6727" w:type="dxa"/>
             <w:gridSpan w:val="2"/>
-            <w:shd w:val="clear" w:color="auto" w:fill="FFFFFF"/>
+            <w:shd w:val="clear" w:color="auto" w:fill="FFFFFF" w:themeFill="background1"/>
+            <w:tcMar/>
           </w:tcPr>
           <w:p>
             <w:pPr>
               <w:cnfStyle w:val="000000100000" w:firstRow="0" w:lastRow="0" w:firstColumn="0" w:lastColumn="0" w:oddVBand="0" w:evenVBand="0" w:oddHBand="1" w:evenHBand="0" w:firstRowFirstColumn="0" w:firstRowLastColumn="0" w:lastRowFirstColumn="0" w:lastRowLastColumn="0"/>
               <w:rPr>
-                <w:rFonts w:asciiTheme="majorHAnsi" w:eastAsia="Calibri" w:hAnsiTheme="majorHAnsi" w:cstheme="majorHAnsi"/>
-                <w:color w:val="auto"/>
-              </w:rPr>
-            </w:pPr>
-            <w:r>
-              <w:rPr>
-                <w:rFonts w:asciiTheme="majorHAnsi" w:eastAsia="Calibri" w:hAnsiTheme="majorHAnsi" w:cstheme="majorHAnsi"/>
+                <w:rFonts w:eastAsia="Calibri" w:asciiTheme="majorHAnsi" w:hAnsiTheme="majorHAnsi" w:cstheme="majorHAnsi"/>
+                <w:color w:val="auto"/>
+              </w:rPr>
+            </w:pPr>
+            <w:r>
+              <w:rPr>
+                <w:rFonts w:eastAsia="Calibri" w:asciiTheme="majorHAnsi" w:hAnsiTheme="majorHAnsi" w:cstheme="majorHAnsi"/>
                 <w:color w:val="auto"/>
               </w:rPr>
               <w:t>Falso</w:t>
@@ -885,15 +920,17 @@
         </w:tc>
         <w:tc>
           <w:tcPr>
+            <w:cnfStyle w:val="000000000000" w:firstRow="0" w:lastRow="0" w:firstColumn="0" w:lastColumn="0" w:oddVBand="0" w:evenVBand="0" w:oddHBand="0" w:evenHBand="0" w:firstRowFirstColumn="0" w:firstRowLastColumn="0" w:lastRowFirstColumn="0" w:lastRowLastColumn="0"/>
             <w:tcW w:w="2160" w:type="dxa"/>
-            <w:shd w:val="clear" w:color="auto" w:fill="FFFFFF"/>
+            <w:shd w:val="clear" w:color="auto" w:fill="FFFFFF" w:themeFill="background1"/>
+            <w:tcMar/>
           </w:tcPr>
           <w:p>
             <w:pPr>
               <w:widowControl w:val="0"/>
               <w:cnfStyle w:val="000000100000" w:firstRow="0" w:lastRow="0" w:firstColumn="0" w:lastColumn="0" w:oddVBand="0" w:evenVBand="0" w:oddHBand="1" w:evenHBand="0" w:firstRowFirstColumn="0" w:firstRowLastColumn="0" w:lastRowFirstColumn="0" w:lastRowLastColumn="0"/>
               <w:rPr>
-                <w:rFonts w:asciiTheme="majorHAnsi" w:eastAsia="Calibri" w:hAnsiTheme="majorHAnsi" w:cstheme="majorHAnsi"/>
+                <w:rFonts w:eastAsia="Calibri" w:asciiTheme="majorHAnsi" w:hAnsiTheme="majorHAnsi" w:cstheme="majorHAnsi"/>
                 <w:color w:val="auto"/>
               </w:rPr>
             </w:pPr>
@@ -910,17 +947,18 @@
             <w:tcW w:w="2534" w:type="dxa"/>
             <w:gridSpan w:val="2"/>
             <w:shd w:val="clear" w:color="auto" w:fill="FBE5D5"/>
-          </w:tcPr>
-          <w:p>
-            <w:pPr>
-              <w:rPr>
-                <w:rFonts w:asciiTheme="majorHAnsi" w:eastAsia="Calibri" w:hAnsiTheme="majorHAnsi" w:cstheme="majorHAnsi"/>
-                <w:color w:val="595959"/>
-              </w:rPr>
-            </w:pPr>
-            <w:r>
-              <w:rPr>
-                <w:rFonts w:asciiTheme="majorHAnsi" w:eastAsia="Calibri" w:hAnsiTheme="majorHAnsi" w:cstheme="majorHAnsi"/>
+            <w:tcMar/>
+          </w:tcPr>
+          <w:p>
+            <w:pPr>
+              <w:rPr>
+                <w:rFonts w:eastAsia="Calibri" w:asciiTheme="majorHAnsi" w:hAnsiTheme="majorHAnsi" w:cstheme="majorHAnsi"/>
+                <w:color w:val="595959"/>
+              </w:rPr>
+            </w:pPr>
+            <w:r>
+              <w:rPr>
+                <w:rFonts w:eastAsia="Calibri" w:asciiTheme="majorHAnsi" w:hAnsiTheme="majorHAnsi" w:cstheme="majorHAnsi"/>
                 <w:color w:val="595959"/>
               </w:rPr>
               <w:t>Comentario respuesta correcta</w:t>
@@ -929,29 +967,31 @@
         </w:tc>
         <w:tc>
           <w:tcPr>
+            <w:cnfStyle w:val="000000000000" w:firstRow="0" w:lastRow="0" w:firstColumn="0" w:lastColumn="0" w:oddVBand="0" w:evenVBand="0" w:oddHBand="0" w:evenHBand="0" w:firstRowFirstColumn="0" w:firstRowLastColumn="0" w:lastRowFirstColumn="0" w:lastRowLastColumn="0"/>
             <w:tcW w:w="7620" w:type="dxa"/>
             <w:gridSpan w:val="2"/>
-            <w:shd w:val="clear" w:color="auto" w:fill="FFFFFF"/>
+            <w:shd w:val="clear" w:color="auto" w:fill="FFFFFF" w:themeFill="background1"/>
+            <w:tcMar/>
           </w:tcPr>
           <w:p>
             <w:pPr>
               <w:cnfStyle w:val="000000000000" w:firstRow="0" w:lastRow="0" w:firstColumn="0" w:lastColumn="0" w:oddVBand="0" w:evenVBand="0" w:oddHBand="0" w:evenHBand="0" w:firstRowFirstColumn="0" w:firstRowLastColumn="0" w:lastRowFirstColumn="0" w:lastRowLastColumn="0"/>
               <w:rPr>
-                <w:rFonts w:asciiTheme="majorHAnsi" w:eastAsia="Calibri" w:hAnsiTheme="majorHAnsi" w:cstheme="majorHAnsi"/>
-                <w:b/>
-                <w:color w:val="auto"/>
-              </w:rPr>
-            </w:pPr>
-            <w:r>
-              <w:rPr>
-                <w:rFonts w:asciiTheme="majorHAnsi" w:eastAsia="Calibri" w:hAnsiTheme="majorHAnsi" w:cstheme="majorHAnsi"/>
+                <w:rFonts w:eastAsia="Calibri" w:asciiTheme="majorHAnsi" w:hAnsiTheme="majorHAnsi" w:cstheme="majorHAnsi"/>
+                <w:b/>
+                <w:color w:val="auto"/>
+              </w:rPr>
+            </w:pPr>
+            <w:r>
+              <w:rPr>
+                <w:rFonts w:eastAsia="Calibri" w:asciiTheme="majorHAnsi" w:hAnsiTheme="majorHAnsi" w:cstheme="majorHAnsi"/>
                 <w:color w:val="auto"/>
               </w:rPr>
               <w:t xml:space="preserve">Excelente trabajo. </w:t>
             </w:r>
             <w:r>
               <w:rPr>
-                <w:rFonts w:asciiTheme="majorHAnsi" w:eastAsia="Calibri" w:hAnsiTheme="majorHAnsi" w:cstheme="majorHAnsi"/>
+                <w:rFonts w:eastAsia="Calibri" w:asciiTheme="majorHAnsi" w:hAnsiTheme="majorHAnsi" w:cstheme="majorHAnsi"/>
                 <w:color w:val="auto"/>
               </w:rPr>
               <w:t>Los estilos garantizan estandarización y facilitan cambios globales.</w:t>
@@ -969,17 +1009,18 @@
             <w:cnfStyle w:val="001000000000" w:firstRow="0" w:lastRow="0" w:firstColumn="1" w:lastColumn="0" w:oddVBand="0" w:evenVBand="0" w:oddHBand="0" w:evenHBand="0" w:firstRowFirstColumn="0" w:firstRowLastColumn="0" w:lastRowFirstColumn="0" w:lastRowLastColumn="0"/>
             <w:tcW w:w="2534" w:type="dxa"/>
             <w:gridSpan w:val="2"/>
-          </w:tcPr>
-          <w:p>
-            <w:pPr>
-              <w:rPr>
-                <w:rFonts w:asciiTheme="majorHAnsi" w:eastAsia="Calibri" w:hAnsiTheme="majorHAnsi" w:cstheme="majorHAnsi"/>
-                <w:color w:val="595959"/>
-              </w:rPr>
-            </w:pPr>
-            <w:r>
-              <w:rPr>
-                <w:rFonts w:asciiTheme="majorHAnsi" w:eastAsia="Calibri" w:hAnsiTheme="majorHAnsi" w:cstheme="majorHAnsi"/>
+            <w:tcMar/>
+          </w:tcPr>
+          <w:p>
+            <w:pPr>
+              <w:rPr>
+                <w:rFonts w:eastAsia="Calibri" w:asciiTheme="majorHAnsi" w:hAnsiTheme="majorHAnsi" w:cstheme="majorHAnsi"/>
+                <w:color w:val="595959"/>
+              </w:rPr>
+            </w:pPr>
+            <w:r>
+              <w:rPr>
+                <w:rFonts w:eastAsia="Calibri" w:asciiTheme="majorHAnsi" w:hAnsiTheme="majorHAnsi" w:cstheme="majorHAnsi"/>
                 <w:color w:val="595959"/>
               </w:rPr>
               <w:t>Comentario respuesta incorrecta</w:t>
@@ -988,22 +1029,24 @@
         </w:tc>
         <w:tc>
           <w:tcPr>
+            <w:cnfStyle w:val="000000000000" w:firstRow="0" w:lastRow="0" w:firstColumn="0" w:lastColumn="0" w:oddVBand="0" w:evenVBand="0" w:oddHBand="0" w:evenHBand="0" w:firstRowFirstColumn="0" w:firstRowLastColumn="0" w:lastRowFirstColumn="0" w:lastRowLastColumn="0"/>
             <w:tcW w:w="7620" w:type="dxa"/>
             <w:gridSpan w:val="2"/>
-            <w:shd w:val="clear" w:color="auto" w:fill="FFFFFF"/>
+            <w:shd w:val="clear" w:color="auto" w:fill="FFFFFF" w:themeFill="background1"/>
+            <w:tcMar/>
           </w:tcPr>
           <w:p>
             <w:pPr>
               <w:cnfStyle w:val="000000100000" w:firstRow="0" w:lastRow="0" w:firstColumn="0" w:lastColumn="0" w:oddVBand="0" w:evenVBand="0" w:oddHBand="1" w:evenHBand="0" w:firstRowFirstColumn="0" w:firstRowLastColumn="0" w:lastRowFirstColumn="0" w:lastRowLastColumn="0"/>
               <w:rPr>
-                <w:rFonts w:asciiTheme="majorHAnsi" w:eastAsia="Calibri" w:hAnsiTheme="majorHAnsi" w:cstheme="majorHAnsi"/>
-                <w:b/>
-                <w:color w:val="auto"/>
-              </w:rPr>
-            </w:pPr>
-            <w:r>
-              <w:rPr>
-                <w:rFonts w:asciiTheme="majorHAnsi" w:eastAsia="Calibri" w:hAnsiTheme="majorHAnsi" w:cstheme="majorHAnsi"/>
+                <w:rFonts w:eastAsia="Calibri" w:asciiTheme="majorHAnsi" w:hAnsiTheme="majorHAnsi" w:cstheme="majorHAnsi"/>
+                <w:b/>
+                <w:color w:val="auto"/>
+              </w:rPr>
+            </w:pPr>
+            <w:r>
+              <w:rPr>
+                <w:rFonts w:eastAsia="Calibri" w:asciiTheme="majorHAnsi" w:hAnsiTheme="majorHAnsi" w:cstheme="majorHAnsi"/>
                 <w:color w:val="auto"/>
               </w:rPr>
               <w:t>Revise nuevamente el contenido del componente formativo.</w:t>
@@ -1021,17 +1064,18 @@
             <w:tcW w:w="2534" w:type="dxa"/>
             <w:gridSpan w:val="2"/>
             <w:shd w:val="clear" w:color="auto" w:fill="FBE5D5"/>
-          </w:tcPr>
-          <w:p>
-            <w:pPr>
-              <w:rPr>
-                <w:rFonts w:asciiTheme="majorHAnsi" w:eastAsia="Calibri" w:hAnsiTheme="majorHAnsi" w:cstheme="majorHAnsi"/>
-                <w:color w:val="595959"/>
-              </w:rPr>
-            </w:pPr>
-            <w:r>
-              <w:rPr>
-                <w:rFonts w:asciiTheme="majorHAnsi" w:eastAsia="Calibri" w:hAnsiTheme="majorHAnsi" w:cstheme="majorHAnsi"/>
+            <w:tcMar/>
+          </w:tcPr>
+          <w:p>
+            <w:pPr>
+              <w:rPr>
+                <w:rFonts w:eastAsia="Calibri" w:asciiTheme="majorHAnsi" w:hAnsiTheme="majorHAnsi" w:cstheme="majorHAnsi"/>
+                <w:color w:val="595959"/>
+              </w:rPr>
+            </w:pPr>
+            <w:r>
+              <w:rPr>
+                <w:rFonts w:eastAsia="Calibri" w:asciiTheme="majorHAnsi" w:hAnsiTheme="majorHAnsi" w:cstheme="majorHAnsi"/>
                 <w:color w:val="595959"/>
               </w:rPr>
               <w:t>Pregunta 2</w:t>
@@ -1040,21 +1084,23 @@
         </w:tc>
         <w:tc>
           <w:tcPr>
+            <w:cnfStyle w:val="000000000000" w:firstRow="0" w:lastRow="0" w:firstColumn="0" w:lastColumn="0" w:oddVBand="0" w:evenVBand="0" w:oddHBand="0" w:evenHBand="0" w:firstRowFirstColumn="0" w:firstRowLastColumn="0" w:lastRowFirstColumn="0" w:lastRowLastColumn="0"/>
             <w:tcW w:w="7620" w:type="dxa"/>
             <w:gridSpan w:val="2"/>
             <w:shd w:val="clear" w:color="auto" w:fill="FBE5D5"/>
+            <w:tcMar/>
           </w:tcPr>
           <w:p>
             <w:pPr>
               <w:cnfStyle w:val="000000000000" w:firstRow="0" w:lastRow="0" w:firstColumn="0" w:lastColumn="0" w:oddVBand="0" w:evenVBand="0" w:oddHBand="0" w:evenHBand="0" w:firstRowFirstColumn="0" w:firstRowLastColumn="0" w:lastRowFirstColumn="0" w:lastRowLastColumn="0"/>
               <w:rPr>
-                <w:rFonts w:asciiTheme="majorHAnsi" w:eastAsia="Calibri" w:hAnsiTheme="majorHAnsi" w:cstheme="majorHAnsi"/>
-                <w:color w:val="auto"/>
-              </w:rPr>
-            </w:pPr>
-            <w:r>
-              <w:rPr>
-                <w:rFonts w:asciiTheme="majorHAnsi" w:eastAsia="Calibri" w:hAnsiTheme="majorHAnsi" w:cstheme="majorHAnsi"/>
+                <w:rFonts w:eastAsia="Calibri" w:asciiTheme="majorHAnsi" w:hAnsiTheme="majorHAnsi" w:cstheme="majorHAnsi"/>
+                <w:color w:val="auto"/>
+              </w:rPr>
+            </w:pPr>
+            <w:r>
+              <w:rPr>
+                <w:rFonts w:eastAsia="Calibri" w:asciiTheme="majorHAnsi" w:hAnsiTheme="majorHAnsi" w:cstheme="majorHAnsi"/>
                 <w:b/>
                 <w:bCs/>
                 <w:color w:val="auto"/>
@@ -1074,17 +1120,18 @@
             <w:cnfStyle w:val="001000000000" w:firstRow="0" w:lastRow="0" w:firstColumn="1" w:lastColumn="0" w:oddVBand="0" w:evenVBand="0" w:oddHBand="0" w:evenHBand="0" w:firstRowFirstColumn="0" w:firstRowLastColumn="0" w:lastRowFirstColumn="0" w:lastRowLastColumn="0"/>
             <w:tcW w:w="1267" w:type="dxa"/>
             <w:shd w:val="clear" w:color="auto" w:fill="auto"/>
-          </w:tcPr>
-          <w:p>
-            <w:pPr>
-              <w:rPr>
-                <w:rFonts w:asciiTheme="majorHAnsi" w:eastAsia="Calibri" w:hAnsiTheme="majorHAnsi" w:cstheme="majorHAnsi"/>
-                <w:color w:val="595959"/>
-              </w:rPr>
-            </w:pPr>
-            <w:r>
-              <w:rPr>
-                <w:rFonts w:asciiTheme="majorHAnsi" w:eastAsia="Calibri" w:hAnsiTheme="majorHAnsi" w:cstheme="majorHAnsi"/>
+            <w:tcMar/>
+          </w:tcPr>
+          <w:p>
+            <w:pPr>
+              <w:rPr>
+                <w:rFonts w:eastAsia="Calibri" w:asciiTheme="majorHAnsi" w:hAnsiTheme="majorHAnsi" w:cstheme="majorHAnsi"/>
+                <w:color w:val="595959"/>
+              </w:rPr>
+            </w:pPr>
+            <w:r>
+              <w:rPr>
+                <w:rFonts w:eastAsia="Calibri" w:asciiTheme="majorHAnsi" w:hAnsiTheme="majorHAnsi" w:cstheme="majorHAnsi"/>
                 <w:color w:val="595959"/>
               </w:rPr>
               <w:t>Opción a)</w:t>
@@ -1093,21 +1140,23 @@
         </w:tc>
         <w:tc>
           <w:tcPr>
+            <w:cnfStyle w:val="000000000000" w:firstRow="0" w:lastRow="0" w:firstColumn="0" w:lastColumn="0" w:oddVBand="0" w:evenVBand="0" w:oddHBand="0" w:evenHBand="0" w:firstRowFirstColumn="0" w:firstRowLastColumn="0" w:lastRowFirstColumn="0" w:lastRowLastColumn="0"/>
             <w:tcW w:w="6727" w:type="dxa"/>
             <w:gridSpan w:val="2"/>
             <w:shd w:val="clear" w:color="auto" w:fill="auto"/>
+            <w:tcMar/>
           </w:tcPr>
           <w:p>
             <w:pPr>
               <w:cnfStyle w:val="000000100000" w:firstRow="0" w:lastRow="0" w:firstColumn="0" w:lastColumn="0" w:oddVBand="0" w:evenVBand="0" w:oddHBand="1" w:evenHBand="0" w:firstRowFirstColumn="0" w:firstRowLastColumn="0" w:lastRowFirstColumn="0" w:lastRowLastColumn="0"/>
               <w:rPr>
-                <w:rFonts w:asciiTheme="majorHAnsi" w:eastAsia="Calibri" w:hAnsiTheme="majorHAnsi" w:cstheme="majorHAnsi"/>
-                <w:color w:val="auto"/>
-              </w:rPr>
-            </w:pPr>
-            <w:r>
-              <w:rPr>
-                <w:rFonts w:asciiTheme="majorHAnsi" w:eastAsia="Calibri" w:hAnsiTheme="majorHAnsi" w:cstheme="majorHAnsi"/>
+                <w:rFonts w:eastAsia="Calibri" w:asciiTheme="majorHAnsi" w:hAnsiTheme="majorHAnsi" w:cstheme="majorHAnsi"/>
+                <w:color w:val="auto"/>
+              </w:rPr>
+            </w:pPr>
+            <w:r>
+              <w:rPr>
+                <w:rFonts w:eastAsia="Calibri" w:asciiTheme="majorHAnsi" w:hAnsiTheme="majorHAnsi" w:cstheme="majorHAnsi"/>
                 <w:color w:val="auto"/>
               </w:rPr>
               <w:t>Verdadero</w:t>
@@ -1116,15 +1165,17 @@
         </w:tc>
         <w:tc>
           <w:tcPr>
+            <w:cnfStyle w:val="000000000000" w:firstRow="0" w:lastRow="0" w:firstColumn="0" w:lastColumn="0" w:oddVBand="0" w:evenVBand="0" w:oddHBand="0" w:evenHBand="0" w:firstRowFirstColumn="0" w:firstRowLastColumn="0" w:lastRowFirstColumn="0" w:lastRowLastColumn="0"/>
             <w:tcW w:w="2160" w:type="dxa"/>
             <w:shd w:val="clear" w:color="auto" w:fill="auto"/>
+            <w:tcMar/>
           </w:tcPr>
           <w:p>
             <w:pPr>
               <w:widowControl w:val="0"/>
               <w:cnfStyle w:val="000000100000" w:firstRow="0" w:lastRow="0" w:firstColumn="0" w:lastColumn="0" w:oddVBand="0" w:evenVBand="0" w:oddHBand="1" w:evenHBand="0" w:firstRowFirstColumn="0" w:firstRowLastColumn="0" w:lastRowFirstColumn="0" w:lastRowLastColumn="0"/>
               <w:rPr>
-                <w:rFonts w:asciiTheme="majorHAnsi" w:eastAsia="Calibri" w:hAnsiTheme="majorHAnsi" w:cstheme="majorHAnsi"/>
+                <w:rFonts w:eastAsia="Calibri" w:asciiTheme="majorHAnsi" w:hAnsiTheme="majorHAnsi" w:cstheme="majorHAnsi"/>
                 <w:color w:val="auto"/>
               </w:rPr>
             </w:pPr>
@@ -1139,17 +1190,18 @@
           <w:tcPr>
             <w:cnfStyle w:val="001000000000" w:firstRow="0" w:lastRow="0" w:firstColumn="1" w:lastColumn="0" w:oddVBand="0" w:evenVBand="0" w:oddHBand="0" w:evenHBand="0" w:firstRowFirstColumn="0" w:firstRowLastColumn="0" w:lastRowFirstColumn="0" w:lastRowLastColumn="0"/>
             <w:tcW w:w="1267" w:type="dxa"/>
-          </w:tcPr>
-          <w:p>
-            <w:pPr>
-              <w:rPr>
-                <w:rFonts w:asciiTheme="majorHAnsi" w:eastAsia="Calibri" w:hAnsiTheme="majorHAnsi" w:cstheme="majorHAnsi"/>
-                <w:color w:val="595959"/>
-              </w:rPr>
-            </w:pPr>
-            <w:r>
-              <w:rPr>
-                <w:rFonts w:asciiTheme="majorHAnsi" w:eastAsia="Calibri" w:hAnsiTheme="majorHAnsi" w:cstheme="majorHAnsi"/>
+            <w:tcMar/>
+          </w:tcPr>
+          <w:p>
+            <w:pPr>
+              <w:rPr>
+                <w:rFonts w:eastAsia="Calibri" w:asciiTheme="majorHAnsi" w:hAnsiTheme="majorHAnsi" w:cstheme="majorHAnsi"/>
+                <w:color w:val="595959"/>
+              </w:rPr>
+            </w:pPr>
+            <w:r>
+              <w:rPr>
+                <w:rFonts w:eastAsia="Calibri" w:asciiTheme="majorHAnsi" w:hAnsiTheme="majorHAnsi" w:cstheme="majorHAnsi"/>
                 <w:color w:val="595959"/>
               </w:rPr>
               <w:t>Opción b)</w:t>
@@ -1158,20 +1210,22 @@
         </w:tc>
         <w:tc>
           <w:tcPr>
+            <w:cnfStyle w:val="000000000000" w:firstRow="0" w:lastRow="0" w:firstColumn="0" w:lastColumn="0" w:oddVBand="0" w:evenVBand="0" w:oddHBand="0" w:evenHBand="0" w:firstRowFirstColumn="0" w:firstRowLastColumn="0" w:lastRowFirstColumn="0" w:lastRowLastColumn="0"/>
             <w:tcW w:w="6727" w:type="dxa"/>
             <w:gridSpan w:val="2"/>
+            <w:tcMar/>
           </w:tcPr>
           <w:p>
             <w:pPr>
               <w:cnfStyle w:val="000000000000" w:firstRow="0" w:lastRow="0" w:firstColumn="0" w:lastColumn="0" w:oddVBand="0" w:evenVBand="0" w:oddHBand="0" w:evenHBand="0" w:firstRowFirstColumn="0" w:firstRowLastColumn="0" w:lastRowFirstColumn="0" w:lastRowLastColumn="0"/>
               <w:rPr>
-                <w:rFonts w:asciiTheme="majorHAnsi" w:eastAsia="Calibri" w:hAnsiTheme="majorHAnsi" w:cstheme="majorHAnsi"/>
-                <w:color w:val="auto"/>
-              </w:rPr>
-            </w:pPr>
-            <w:r>
-              <w:rPr>
-                <w:rFonts w:asciiTheme="majorHAnsi" w:eastAsia="Calibri" w:hAnsiTheme="majorHAnsi" w:cstheme="majorHAnsi"/>
+                <w:rFonts w:eastAsia="Calibri" w:asciiTheme="majorHAnsi" w:hAnsiTheme="majorHAnsi" w:cstheme="majorHAnsi"/>
+                <w:color w:val="auto"/>
+              </w:rPr>
+            </w:pPr>
+            <w:r>
+              <w:rPr>
+                <w:rFonts w:eastAsia="Calibri" w:asciiTheme="majorHAnsi" w:hAnsiTheme="majorHAnsi" w:cstheme="majorHAnsi"/>
                 <w:color w:val="auto"/>
               </w:rPr>
               <w:t>Falso</w:t>
@@ -1180,20 +1234,22 @@
         </w:tc>
         <w:tc>
           <w:tcPr>
+            <w:cnfStyle w:val="000000000000" w:firstRow="0" w:lastRow="0" w:firstColumn="0" w:lastColumn="0" w:oddVBand="0" w:evenVBand="0" w:oddHBand="0" w:evenHBand="0" w:firstRowFirstColumn="0" w:firstRowLastColumn="0" w:lastRowFirstColumn="0" w:lastRowLastColumn="0"/>
             <w:tcW w:w="2160" w:type="dxa"/>
+            <w:tcMar/>
           </w:tcPr>
           <w:p>
             <w:pPr>
               <w:widowControl w:val="0"/>
               <w:cnfStyle w:val="000000000000" w:firstRow="0" w:lastRow="0" w:firstColumn="0" w:lastColumn="0" w:oddVBand="0" w:evenVBand="0" w:oddHBand="0" w:evenHBand="0" w:firstRowFirstColumn="0" w:firstRowLastColumn="0" w:lastRowFirstColumn="0" w:lastRowLastColumn="0"/>
               <w:rPr>
-                <w:rFonts w:asciiTheme="majorHAnsi" w:eastAsia="Calibri" w:hAnsiTheme="majorHAnsi" w:cstheme="majorHAnsi"/>
-                <w:color w:val="auto"/>
-              </w:rPr>
-            </w:pPr>
-            <w:r>
-              <w:rPr>
-                <w:rFonts w:asciiTheme="majorHAnsi" w:eastAsia="Calibri" w:hAnsiTheme="majorHAnsi" w:cstheme="majorHAnsi"/>
+                <w:rFonts w:eastAsia="Calibri" w:asciiTheme="majorHAnsi" w:hAnsiTheme="majorHAnsi" w:cstheme="majorHAnsi"/>
+                <w:color w:val="auto"/>
+              </w:rPr>
+            </w:pPr>
+            <w:r>
+              <w:rPr>
+                <w:rFonts w:eastAsia="Calibri" w:asciiTheme="majorHAnsi" w:hAnsiTheme="majorHAnsi" w:cstheme="majorHAnsi"/>
                 <w:color w:val="auto"/>
               </w:rPr>
               <w:t>X</w:t>
@@ -1211,17 +1267,18 @@
             <w:cnfStyle w:val="001000000000" w:firstRow="0" w:lastRow="0" w:firstColumn="1" w:lastColumn="0" w:oddVBand="0" w:evenVBand="0" w:oddHBand="0" w:evenHBand="0" w:firstRowFirstColumn="0" w:firstRowLastColumn="0" w:lastRowFirstColumn="0" w:lastRowLastColumn="0"/>
             <w:tcW w:w="2534" w:type="dxa"/>
             <w:gridSpan w:val="2"/>
-          </w:tcPr>
-          <w:p>
-            <w:pPr>
-              <w:rPr>
-                <w:rFonts w:asciiTheme="majorHAnsi" w:eastAsia="Calibri" w:hAnsiTheme="majorHAnsi" w:cstheme="majorHAnsi"/>
-                <w:color w:val="595959"/>
-              </w:rPr>
-            </w:pPr>
-            <w:r>
-              <w:rPr>
-                <w:rFonts w:asciiTheme="majorHAnsi" w:eastAsia="Calibri" w:hAnsiTheme="majorHAnsi" w:cstheme="majorHAnsi"/>
+            <w:tcMar/>
+          </w:tcPr>
+          <w:p>
+            <w:pPr>
+              <w:rPr>
+                <w:rFonts w:eastAsia="Calibri" w:asciiTheme="majorHAnsi" w:hAnsiTheme="majorHAnsi" w:cstheme="majorHAnsi"/>
+                <w:color w:val="595959"/>
+              </w:rPr>
+            </w:pPr>
+            <w:r>
+              <w:rPr>
+                <w:rFonts w:eastAsia="Calibri" w:asciiTheme="majorHAnsi" w:hAnsiTheme="majorHAnsi" w:cstheme="majorHAnsi"/>
                 <w:color w:val="595959"/>
               </w:rPr>
               <w:lastRenderedPageBreak/>
@@ -1231,29 +1288,31 @@
         </w:tc>
         <w:tc>
           <w:tcPr>
+            <w:cnfStyle w:val="000000000000" w:firstRow="0" w:lastRow="0" w:firstColumn="0" w:lastColumn="0" w:oddVBand="0" w:evenVBand="0" w:oddHBand="0" w:evenHBand="0" w:firstRowFirstColumn="0" w:firstRowLastColumn="0" w:lastRowFirstColumn="0" w:lastRowLastColumn="0"/>
             <w:tcW w:w="7620" w:type="dxa"/>
             <w:gridSpan w:val="2"/>
-            <w:shd w:val="clear" w:color="auto" w:fill="FFFFFF"/>
+            <w:shd w:val="clear" w:color="auto" w:fill="FFFFFF" w:themeFill="background1"/>
+            <w:tcMar/>
           </w:tcPr>
           <w:p>
             <w:pPr>
               <w:cnfStyle w:val="000000100000" w:firstRow="0" w:lastRow="0" w:firstColumn="0" w:lastColumn="0" w:oddVBand="0" w:evenVBand="0" w:oddHBand="1" w:evenHBand="0" w:firstRowFirstColumn="0" w:firstRowLastColumn="0" w:lastRowFirstColumn="0" w:lastRowLastColumn="0"/>
               <w:rPr>
-                <w:rFonts w:asciiTheme="majorHAnsi" w:eastAsia="Calibri" w:hAnsiTheme="majorHAnsi" w:cstheme="majorHAnsi"/>
-                <w:b/>
-                <w:color w:val="auto"/>
-              </w:rPr>
-            </w:pPr>
-            <w:r>
-              <w:rPr>
-                <w:rFonts w:asciiTheme="majorHAnsi" w:eastAsia="Calibri" w:hAnsiTheme="majorHAnsi" w:cstheme="majorHAnsi"/>
+                <w:rFonts w:eastAsia="Calibri" w:asciiTheme="majorHAnsi" w:hAnsiTheme="majorHAnsi" w:cstheme="majorHAnsi"/>
+                <w:b/>
+                <w:color w:val="auto"/>
+              </w:rPr>
+            </w:pPr>
+            <w:r>
+              <w:rPr>
+                <w:rFonts w:eastAsia="Calibri" w:asciiTheme="majorHAnsi" w:hAnsiTheme="majorHAnsi" w:cstheme="majorHAnsi"/>
                 <w:color w:val="auto"/>
               </w:rPr>
               <w:t xml:space="preserve">Excelente trabajo. </w:t>
             </w:r>
             <w:r>
               <w:rPr>
-                <w:rFonts w:asciiTheme="majorHAnsi" w:eastAsia="Calibri" w:hAnsiTheme="majorHAnsi" w:cstheme="majorHAnsi"/>
+                <w:rFonts w:eastAsia="Calibri" w:asciiTheme="majorHAnsi" w:hAnsiTheme="majorHAnsi" w:cstheme="majorHAnsi"/>
                 <w:color w:val="auto"/>
               </w:rPr>
               <w:t>Alineación y sangría son atributos del párrafo, no del estilo de carácter.</w:t>
@@ -1271,17 +1330,18 @@
             <w:tcW w:w="2534" w:type="dxa"/>
             <w:gridSpan w:val="2"/>
             <w:shd w:val="clear" w:color="auto" w:fill="FBE5D5"/>
-          </w:tcPr>
-          <w:p>
-            <w:pPr>
-              <w:rPr>
-                <w:rFonts w:asciiTheme="majorHAnsi" w:eastAsia="Calibri" w:hAnsiTheme="majorHAnsi" w:cstheme="majorHAnsi"/>
-                <w:color w:val="595959"/>
-              </w:rPr>
-            </w:pPr>
-            <w:r>
-              <w:rPr>
-                <w:rFonts w:asciiTheme="majorHAnsi" w:eastAsia="Calibri" w:hAnsiTheme="majorHAnsi" w:cstheme="majorHAnsi"/>
+            <w:tcMar/>
+          </w:tcPr>
+          <w:p>
+            <w:pPr>
+              <w:rPr>
+                <w:rFonts w:eastAsia="Calibri" w:asciiTheme="majorHAnsi" w:hAnsiTheme="majorHAnsi" w:cstheme="majorHAnsi"/>
+                <w:color w:val="595959"/>
+              </w:rPr>
+            </w:pPr>
+            <w:r>
+              <w:rPr>
+                <w:rFonts w:eastAsia="Calibri" w:asciiTheme="majorHAnsi" w:hAnsiTheme="majorHAnsi" w:cstheme="majorHAnsi"/>
                 <w:color w:val="595959"/>
               </w:rPr>
               <w:t>Comentario respuesta incorrecta</w:t>
@@ -1290,22 +1350,24 @@
         </w:tc>
         <w:tc>
           <w:tcPr>
+            <w:cnfStyle w:val="000000000000" w:firstRow="0" w:lastRow="0" w:firstColumn="0" w:lastColumn="0" w:oddVBand="0" w:evenVBand="0" w:oddHBand="0" w:evenHBand="0" w:firstRowFirstColumn="0" w:firstRowLastColumn="0" w:lastRowFirstColumn="0" w:lastRowLastColumn="0"/>
             <w:tcW w:w="7620" w:type="dxa"/>
             <w:gridSpan w:val="2"/>
-            <w:shd w:val="clear" w:color="auto" w:fill="FFFFFF"/>
+            <w:shd w:val="clear" w:color="auto" w:fill="FFFFFF" w:themeFill="background1"/>
+            <w:tcMar/>
           </w:tcPr>
           <w:p>
             <w:pPr>
               <w:cnfStyle w:val="000000000000" w:firstRow="0" w:lastRow="0" w:firstColumn="0" w:lastColumn="0" w:oddVBand="0" w:evenVBand="0" w:oddHBand="0" w:evenHBand="0" w:firstRowFirstColumn="0" w:firstRowLastColumn="0" w:lastRowFirstColumn="0" w:lastRowLastColumn="0"/>
               <w:rPr>
-                <w:rFonts w:asciiTheme="majorHAnsi" w:eastAsia="Calibri" w:hAnsiTheme="majorHAnsi" w:cstheme="majorHAnsi"/>
-                <w:b/>
-                <w:color w:val="auto"/>
-              </w:rPr>
-            </w:pPr>
-            <w:r>
-              <w:rPr>
-                <w:rFonts w:asciiTheme="majorHAnsi" w:eastAsia="Calibri" w:hAnsiTheme="majorHAnsi" w:cstheme="majorHAnsi"/>
+                <w:rFonts w:eastAsia="Calibri" w:asciiTheme="majorHAnsi" w:hAnsiTheme="majorHAnsi" w:cstheme="majorHAnsi"/>
+                <w:b/>
+                <w:color w:val="auto"/>
+              </w:rPr>
+            </w:pPr>
+            <w:r>
+              <w:rPr>
+                <w:rFonts w:eastAsia="Calibri" w:asciiTheme="majorHAnsi" w:hAnsiTheme="majorHAnsi" w:cstheme="majorHAnsi"/>
                 <w:color w:val="auto"/>
               </w:rPr>
               <w:t>Revise nuevamente el contenido del componente formativo.</w:t>
@@ -1323,17 +1385,18 @@
             <w:cnfStyle w:val="001000000000" w:firstRow="0" w:lastRow="0" w:firstColumn="1" w:lastColumn="0" w:oddVBand="0" w:evenVBand="0" w:oddHBand="0" w:evenHBand="0" w:firstRowFirstColumn="0" w:firstRowLastColumn="0" w:lastRowFirstColumn="0" w:lastRowLastColumn="0"/>
             <w:tcW w:w="2534" w:type="dxa"/>
             <w:gridSpan w:val="2"/>
-          </w:tcPr>
-          <w:p>
-            <w:pPr>
-              <w:rPr>
-                <w:rFonts w:asciiTheme="majorHAnsi" w:eastAsia="Calibri" w:hAnsiTheme="majorHAnsi" w:cstheme="majorHAnsi"/>
-                <w:color w:val="595959"/>
-              </w:rPr>
-            </w:pPr>
-            <w:r>
-              <w:rPr>
-                <w:rFonts w:asciiTheme="majorHAnsi" w:eastAsia="Calibri" w:hAnsiTheme="majorHAnsi" w:cstheme="majorHAnsi"/>
+            <w:tcMar/>
+          </w:tcPr>
+          <w:p>
+            <w:pPr>
+              <w:rPr>
+                <w:rFonts w:eastAsia="Calibri" w:asciiTheme="majorHAnsi" w:hAnsiTheme="majorHAnsi" w:cstheme="majorHAnsi"/>
+                <w:color w:val="595959"/>
+              </w:rPr>
+            </w:pPr>
+            <w:r>
+              <w:rPr>
+                <w:rFonts w:eastAsia="Calibri" w:asciiTheme="majorHAnsi" w:hAnsiTheme="majorHAnsi" w:cstheme="majorHAnsi"/>
                 <w:color w:val="595959"/>
               </w:rPr>
               <w:t>Pregunta 3</w:t>
@@ -1342,20 +1405,22 @@
         </w:tc>
         <w:tc>
           <w:tcPr>
+            <w:cnfStyle w:val="000000000000" w:firstRow="0" w:lastRow="0" w:firstColumn="0" w:lastColumn="0" w:oddVBand="0" w:evenVBand="0" w:oddHBand="0" w:evenHBand="0" w:firstRowFirstColumn="0" w:firstRowLastColumn="0" w:lastRowFirstColumn="0" w:lastRowLastColumn="0"/>
             <w:tcW w:w="7620" w:type="dxa"/>
             <w:gridSpan w:val="2"/>
+            <w:tcMar/>
           </w:tcPr>
           <w:p>
             <w:pPr>
               <w:cnfStyle w:val="000000100000" w:firstRow="0" w:lastRow="0" w:firstColumn="0" w:lastColumn="0" w:oddVBand="0" w:evenVBand="0" w:oddHBand="1" w:evenHBand="0" w:firstRowFirstColumn="0" w:firstRowLastColumn="0" w:lastRowFirstColumn="0" w:lastRowLastColumn="0"/>
               <w:rPr>
-                <w:rFonts w:asciiTheme="majorHAnsi" w:eastAsia="Calibri" w:hAnsiTheme="majorHAnsi" w:cstheme="majorHAnsi"/>
-                <w:color w:val="auto"/>
-              </w:rPr>
-            </w:pPr>
-            <w:r>
-              <w:rPr>
-                <w:rFonts w:asciiTheme="majorHAnsi" w:eastAsia="Calibri" w:hAnsiTheme="majorHAnsi" w:cstheme="majorHAnsi"/>
+                <w:rFonts w:eastAsia="Calibri" w:asciiTheme="majorHAnsi" w:hAnsiTheme="majorHAnsi" w:cstheme="majorHAnsi"/>
+                <w:color w:val="auto"/>
+              </w:rPr>
+            </w:pPr>
+            <w:r>
+              <w:rPr>
+                <w:rFonts w:eastAsia="Calibri" w:asciiTheme="majorHAnsi" w:hAnsiTheme="majorHAnsi" w:cstheme="majorHAnsi"/>
                 <w:b/>
                 <w:bCs/>
                 <w:color w:val="auto"/>
@@ -1373,17 +1438,18 @@
           <w:tcPr>
             <w:cnfStyle w:val="001000000000" w:firstRow="0" w:lastRow="0" w:firstColumn="1" w:lastColumn="0" w:oddVBand="0" w:evenVBand="0" w:oddHBand="0" w:evenHBand="0" w:firstRowFirstColumn="0" w:firstRowLastColumn="0" w:lastRowFirstColumn="0" w:lastRowLastColumn="0"/>
             <w:tcW w:w="1267" w:type="dxa"/>
-          </w:tcPr>
-          <w:p>
-            <w:pPr>
-              <w:rPr>
-                <w:rFonts w:asciiTheme="majorHAnsi" w:eastAsia="Calibri" w:hAnsiTheme="majorHAnsi" w:cstheme="majorHAnsi"/>
-                <w:color w:val="595959"/>
-              </w:rPr>
-            </w:pPr>
-            <w:r>
-              <w:rPr>
-                <w:rFonts w:asciiTheme="majorHAnsi" w:eastAsia="Calibri" w:hAnsiTheme="majorHAnsi" w:cstheme="majorHAnsi"/>
+            <w:tcMar/>
+          </w:tcPr>
+          <w:p>
+            <w:pPr>
+              <w:rPr>
+                <w:rFonts w:eastAsia="Calibri" w:asciiTheme="majorHAnsi" w:hAnsiTheme="majorHAnsi" w:cstheme="majorHAnsi"/>
+                <w:color w:val="595959"/>
+              </w:rPr>
+            </w:pPr>
+            <w:r>
+              <w:rPr>
+                <w:rFonts w:eastAsia="Calibri" w:asciiTheme="majorHAnsi" w:hAnsiTheme="majorHAnsi" w:cstheme="majorHAnsi"/>
                 <w:color w:val="595959"/>
               </w:rPr>
               <w:t>Opción a)</w:t>
@@ -1392,20 +1458,22 @@
         </w:tc>
         <w:tc>
           <w:tcPr>
+            <w:cnfStyle w:val="000000000000" w:firstRow="0" w:lastRow="0" w:firstColumn="0" w:lastColumn="0" w:oddVBand="0" w:evenVBand="0" w:oddHBand="0" w:evenHBand="0" w:firstRowFirstColumn="0" w:firstRowLastColumn="0" w:lastRowFirstColumn="0" w:lastRowLastColumn="0"/>
             <w:tcW w:w="6727" w:type="dxa"/>
             <w:gridSpan w:val="2"/>
+            <w:tcMar/>
           </w:tcPr>
           <w:p>
             <w:pPr>
               <w:cnfStyle w:val="000000000000" w:firstRow="0" w:lastRow="0" w:firstColumn="0" w:lastColumn="0" w:oddVBand="0" w:evenVBand="0" w:oddHBand="0" w:evenHBand="0" w:firstRowFirstColumn="0" w:firstRowLastColumn="0" w:lastRowFirstColumn="0" w:lastRowLastColumn="0"/>
               <w:rPr>
-                <w:rFonts w:asciiTheme="majorHAnsi" w:eastAsia="Calibri" w:hAnsiTheme="majorHAnsi" w:cstheme="majorHAnsi"/>
-                <w:color w:val="auto"/>
-              </w:rPr>
-            </w:pPr>
-            <w:r>
-              <w:rPr>
-                <w:rFonts w:asciiTheme="majorHAnsi" w:eastAsia="Calibri" w:hAnsiTheme="majorHAnsi" w:cstheme="majorHAnsi"/>
+                <w:rFonts w:eastAsia="Calibri" w:asciiTheme="majorHAnsi" w:hAnsiTheme="majorHAnsi" w:cstheme="majorHAnsi"/>
+                <w:color w:val="auto"/>
+              </w:rPr>
+            </w:pPr>
+            <w:r>
+              <w:rPr>
+                <w:rFonts w:eastAsia="Calibri" w:asciiTheme="majorHAnsi" w:hAnsiTheme="majorHAnsi" w:cstheme="majorHAnsi"/>
                 <w:color w:val="auto"/>
               </w:rPr>
               <w:t>Verdadero</w:t>
@@ -1414,20 +1482,22 @@
         </w:tc>
         <w:tc>
           <w:tcPr>
+            <w:cnfStyle w:val="000000000000" w:firstRow="0" w:lastRow="0" w:firstColumn="0" w:lastColumn="0" w:oddVBand="0" w:evenVBand="0" w:oddHBand="0" w:evenHBand="0" w:firstRowFirstColumn="0" w:firstRowLastColumn="0" w:lastRowFirstColumn="0" w:lastRowLastColumn="0"/>
             <w:tcW w:w="2160" w:type="dxa"/>
+            <w:tcMar/>
           </w:tcPr>
           <w:p>
             <w:pPr>
               <w:widowControl w:val="0"/>
               <w:cnfStyle w:val="000000000000" w:firstRow="0" w:lastRow="0" w:firstColumn="0" w:lastColumn="0" w:oddVBand="0" w:evenVBand="0" w:oddHBand="0" w:evenHBand="0" w:firstRowFirstColumn="0" w:firstRowLastColumn="0" w:lastRowFirstColumn="0" w:lastRowLastColumn="0"/>
               <w:rPr>
-                <w:rFonts w:asciiTheme="majorHAnsi" w:eastAsia="Calibri" w:hAnsiTheme="majorHAnsi" w:cstheme="majorHAnsi"/>
-                <w:color w:val="auto"/>
-              </w:rPr>
-            </w:pPr>
-            <w:r>
-              <w:rPr>
-                <w:rFonts w:asciiTheme="majorHAnsi" w:eastAsia="Calibri" w:hAnsiTheme="majorHAnsi" w:cstheme="majorHAnsi"/>
+                <w:rFonts w:eastAsia="Calibri" w:asciiTheme="majorHAnsi" w:hAnsiTheme="majorHAnsi" w:cstheme="majorHAnsi"/>
+                <w:color w:val="auto"/>
+              </w:rPr>
+            </w:pPr>
+            <w:r>
+              <w:rPr>
+                <w:rFonts w:eastAsia="Calibri" w:asciiTheme="majorHAnsi" w:hAnsiTheme="majorHAnsi" w:cstheme="majorHAnsi"/>
                 <w:color w:val="auto"/>
               </w:rPr>
               <w:t>X</w:t>
@@ -1445,17 +1515,18 @@
             <w:cnfStyle w:val="001000000000" w:firstRow="0" w:lastRow="0" w:firstColumn="1" w:lastColumn="0" w:oddVBand="0" w:evenVBand="0" w:oddHBand="0" w:evenHBand="0" w:firstRowFirstColumn="0" w:firstRowLastColumn="0" w:lastRowFirstColumn="0" w:lastRowLastColumn="0"/>
             <w:tcW w:w="1267" w:type="dxa"/>
             <w:shd w:val="clear" w:color="auto" w:fill="auto"/>
-          </w:tcPr>
-          <w:p>
-            <w:pPr>
-              <w:rPr>
-                <w:rFonts w:asciiTheme="majorHAnsi" w:eastAsia="Calibri" w:hAnsiTheme="majorHAnsi" w:cstheme="majorHAnsi"/>
-                <w:color w:val="595959"/>
-              </w:rPr>
-            </w:pPr>
-            <w:r>
-              <w:rPr>
-                <w:rFonts w:asciiTheme="majorHAnsi" w:eastAsia="Calibri" w:hAnsiTheme="majorHAnsi" w:cstheme="majorHAnsi"/>
+            <w:tcMar/>
+          </w:tcPr>
+          <w:p>
+            <w:pPr>
+              <w:rPr>
+                <w:rFonts w:eastAsia="Calibri" w:asciiTheme="majorHAnsi" w:hAnsiTheme="majorHAnsi" w:cstheme="majorHAnsi"/>
+                <w:color w:val="595959"/>
+              </w:rPr>
+            </w:pPr>
+            <w:r>
+              <w:rPr>
+                <w:rFonts w:eastAsia="Calibri" w:asciiTheme="majorHAnsi" w:hAnsiTheme="majorHAnsi" w:cstheme="majorHAnsi"/>
                 <w:color w:val="595959"/>
               </w:rPr>
               <w:t>Opción b)</w:t>
@@ -1464,21 +1535,23 @@
         </w:tc>
         <w:tc>
           <w:tcPr>
+            <w:cnfStyle w:val="000000000000" w:firstRow="0" w:lastRow="0" w:firstColumn="0" w:lastColumn="0" w:oddVBand="0" w:evenVBand="0" w:oddHBand="0" w:evenHBand="0" w:firstRowFirstColumn="0" w:firstRowLastColumn="0" w:lastRowFirstColumn="0" w:lastRowLastColumn="0"/>
             <w:tcW w:w="6727" w:type="dxa"/>
             <w:gridSpan w:val="2"/>
             <w:shd w:val="clear" w:color="auto" w:fill="auto"/>
+            <w:tcMar/>
           </w:tcPr>
           <w:p>
             <w:pPr>
               <w:cnfStyle w:val="000000100000" w:firstRow="0" w:lastRow="0" w:firstColumn="0" w:lastColumn="0" w:oddVBand="0" w:evenVBand="0" w:oddHBand="1" w:evenHBand="0" w:firstRowFirstColumn="0" w:firstRowLastColumn="0" w:lastRowFirstColumn="0" w:lastRowLastColumn="0"/>
               <w:rPr>
-                <w:rFonts w:asciiTheme="majorHAnsi" w:eastAsia="Calibri" w:hAnsiTheme="majorHAnsi" w:cstheme="majorHAnsi"/>
-                <w:color w:val="auto"/>
-              </w:rPr>
-            </w:pPr>
-            <w:r>
-              <w:rPr>
-                <w:rFonts w:asciiTheme="majorHAnsi" w:eastAsia="Calibri" w:hAnsiTheme="majorHAnsi" w:cstheme="majorHAnsi"/>
+                <w:rFonts w:eastAsia="Calibri" w:asciiTheme="majorHAnsi" w:hAnsiTheme="majorHAnsi" w:cstheme="majorHAnsi"/>
+                <w:color w:val="auto"/>
+              </w:rPr>
+            </w:pPr>
+            <w:r>
+              <w:rPr>
+                <w:rFonts w:eastAsia="Calibri" w:asciiTheme="majorHAnsi" w:hAnsiTheme="majorHAnsi" w:cstheme="majorHAnsi"/>
                 <w:color w:val="auto"/>
               </w:rPr>
               <w:t>Falso</w:t>
@@ -1487,15 +1560,17 @@
         </w:tc>
         <w:tc>
           <w:tcPr>
+            <w:cnfStyle w:val="000000000000" w:firstRow="0" w:lastRow="0" w:firstColumn="0" w:lastColumn="0" w:oddVBand="0" w:evenVBand="0" w:oddHBand="0" w:evenHBand="0" w:firstRowFirstColumn="0" w:firstRowLastColumn="0" w:lastRowFirstColumn="0" w:lastRowLastColumn="0"/>
             <w:tcW w:w="2160" w:type="dxa"/>
             <w:shd w:val="clear" w:color="auto" w:fill="auto"/>
+            <w:tcMar/>
           </w:tcPr>
           <w:p>
             <w:pPr>
               <w:widowControl w:val="0"/>
               <w:cnfStyle w:val="000000100000" w:firstRow="0" w:lastRow="0" w:firstColumn="0" w:lastColumn="0" w:oddVBand="0" w:evenVBand="0" w:oddHBand="1" w:evenHBand="0" w:firstRowFirstColumn="0" w:firstRowLastColumn="0" w:lastRowFirstColumn="0" w:lastRowLastColumn="0"/>
               <w:rPr>
-                <w:rFonts w:asciiTheme="majorHAnsi" w:eastAsia="Calibri" w:hAnsiTheme="majorHAnsi" w:cstheme="majorHAnsi"/>
+                <w:rFonts w:eastAsia="Calibri" w:asciiTheme="majorHAnsi" w:hAnsiTheme="majorHAnsi" w:cstheme="majorHAnsi"/>
                 <w:color w:val="auto"/>
               </w:rPr>
             </w:pPr>
@@ -1512,17 +1587,18 @@
             <w:tcW w:w="2534" w:type="dxa"/>
             <w:gridSpan w:val="2"/>
             <w:shd w:val="clear" w:color="auto" w:fill="FBE5D5"/>
-          </w:tcPr>
-          <w:p>
-            <w:pPr>
-              <w:rPr>
-                <w:rFonts w:asciiTheme="majorHAnsi" w:eastAsia="Calibri" w:hAnsiTheme="majorHAnsi" w:cstheme="majorHAnsi"/>
-                <w:color w:val="595959"/>
-              </w:rPr>
-            </w:pPr>
-            <w:r>
-              <w:rPr>
-                <w:rFonts w:asciiTheme="majorHAnsi" w:eastAsia="Calibri" w:hAnsiTheme="majorHAnsi" w:cstheme="majorHAnsi"/>
+            <w:tcMar/>
+          </w:tcPr>
+          <w:p>
+            <w:pPr>
+              <w:rPr>
+                <w:rFonts w:eastAsia="Calibri" w:asciiTheme="majorHAnsi" w:hAnsiTheme="majorHAnsi" w:cstheme="majorHAnsi"/>
+                <w:color w:val="595959"/>
+              </w:rPr>
+            </w:pPr>
+            <w:r>
+              <w:rPr>
+                <w:rFonts w:eastAsia="Calibri" w:asciiTheme="majorHAnsi" w:hAnsiTheme="majorHAnsi" w:cstheme="majorHAnsi"/>
                 <w:color w:val="595959"/>
               </w:rPr>
               <w:t>Comentario respuesta correcta</w:t>
@@ -1531,29 +1607,31 @@
         </w:tc>
         <w:tc>
           <w:tcPr>
+            <w:cnfStyle w:val="000000000000" w:firstRow="0" w:lastRow="0" w:firstColumn="0" w:lastColumn="0" w:oddVBand="0" w:evenVBand="0" w:oddHBand="0" w:evenHBand="0" w:firstRowFirstColumn="0" w:firstRowLastColumn="0" w:lastRowFirstColumn="0" w:lastRowLastColumn="0"/>
             <w:tcW w:w="7620" w:type="dxa"/>
             <w:gridSpan w:val="2"/>
-            <w:shd w:val="clear" w:color="auto" w:fill="FFFFFF"/>
+            <w:shd w:val="clear" w:color="auto" w:fill="FFFFFF" w:themeFill="background1"/>
+            <w:tcMar/>
           </w:tcPr>
           <w:p>
             <w:pPr>
               <w:cnfStyle w:val="000000000000" w:firstRow="0" w:lastRow="0" w:firstColumn="0" w:lastColumn="0" w:oddVBand="0" w:evenVBand="0" w:oddHBand="0" w:evenHBand="0" w:firstRowFirstColumn="0" w:firstRowLastColumn="0" w:lastRowFirstColumn="0" w:lastRowLastColumn="0"/>
               <w:rPr>
-                <w:rFonts w:asciiTheme="majorHAnsi" w:eastAsia="Calibri" w:hAnsiTheme="majorHAnsi" w:cstheme="majorHAnsi"/>
-                <w:b/>
-                <w:color w:val="auto"/>
-              </w:rPr>
-            </w:pPr>
-            <w:r>
-              <w:rPr>
-                <w:rFonts w:asciiTheme="majorHAnsi" w:eastAsia="Calibri" w:hAnsiTheme="majorHAnsi" w:cstheme="majorHAnsi"/>
+                <w:rFonts w:eastAsia="Calibri" w:asciiTheme="majorHAnsi" w:hAnsiTheme="majorHAnsi" w:cstheme="majorHAnsi"/>
+                <w:b/>
+                <w:color w:val="auto"/>
+              </w:rPr>
+            </w:pPr>
+            <w:r>
+              <w:rPr>
+                <w:rFonts w:eastAsia="Calibri" w:asciiTheme="majorHAnsi" w:hAnsiTheme="majorHAnsi" w:cstheme="majorHAnsi"/>
                 <w:color w:val="auto"/>
               </w:rPr>
               <w:t>Excelente trabajo</w:t>
             </w:r>
             <w:r>
               <w:rPr>
-                <w:rFonts w:asciiTheme="majorHAnsi" w:eastAsia="Calibri" w:hAnsiTheme="majorHAnsi" w:cstheme="majorHAnsi"/>
+                <w:rFonts w:eastAsia="Calibri" w:asciiTheme="majorHAnsi" w:hAnsiTheme="majorHAnsi" w:cstheme="majorHAnsi"/>
                 <w:color w:val="auto"/>
               </w:rPr>
               <w:t>.</w:t>
@@ -1567,7 +1645,7 @@
             </w:r>
             <w:r>
               <w:rPr>
-                <w:rFonts w:asciiTheme="majorHAnsi" w:eastAsia="Calibri" w:hAnsiTheme="majorHAnsi" w:cstheme="majorHAnsi"/>
+                <w:rFonts w:eastAsia="Calibri" w:asciiTheme="majorHAnsi" w:hAnsiTheme="majorHAnsi" w:cstheme="majorHAnsi"/>
                 <w:color w:val="auto"/>
               </w:rPr>
               <w:t>Diferenciar ambos parámetros mejora la legibilidad.</w:t>
@@ -1585,17 +1663,18 @@
             <w:cnfStyle w:val="001000000000" w:firstRow="0" w:lastRow="0" w:firstColumn="1" w:lastColumn="0" w:oddVBand="0" w:evenVBand="0" w:oddHBand="0" w:evenHBand="0" w:firstRowFirstColumn="0" w:firstRowLastColumn="0" w:lastRowFirstColumn="0" w:lastRowLastColumn="0"/>
             <w:tcW w:w="2534" w:type="dxa"/>
             <w:gridSpan w:val="2"/>
-          </w:tcPr>
-          <w:p>
-            <w:pPr>
-              <w:rPr>
-                <w:rFonts w:asciiTheme="majorHAnsi" w:eastAsia="Calibri" w:hAnsiTheme="majorHAnsi" w:cstheme="majorHAnsi"/>
-                <w:color w:val="595959"/>
-              </w:rPr>
-            </w:pPr>
-            <w:r>
-              <w:rPr>
-                <w:rFonts w:asciiTheme="majorHAnsi" w:eastAsia="Calibri" w:hAnsiTheme="majorHAnsi" w:cstheme="majorHAnsi"/>
+            <w:tcMar/>
+          </w:tcPr>
+          <w:p>
+            <w:pPr>
+              <w:rPr>
+                <w:rFonts w:eastAsia="Calibri" w:asciiTheme="majorHAnsi" w:hAnsiTheme="majorHAnsi" w:cstheme="majorHAnsi"/>
+                <w:color w:val="595959"/>
+              </w:rPr>
+            </w:pPr>
+            <w:r>
+              <w:rPr>
+                <w:rFonts w:eastAsia="Calibri" w:asciiTheme="majorHAnsi" w:hAnsiTheme="majorHAnsi" w:cstheme="majorHAnsi"/>
                 <w:color w:val="595959"/>
               </w:rPr>
               <w:t>Comentario respuesta incorrecta</w:t>
@@ -1604,22 +1683,24 @@
         </w:tc>
         <w:tc>
           <w:tcPr>
+            <w:cnfStyle w:val="000000000000" w:firstRow="0" w:lastRow="0" w:firstColumn="0" w:lastColumn="0" w:oddVBand="0" w:evenVBand="0" w:oddHBand="0" w:evenHBand="0" w:firstRowFirstColumn="0" w:firstRowLastColumn="0" w:lastRowFirstColumn="0" w:lastRowLastColumn="0"/>
             <w:tcW w:w="7620" w:type="dxa"/>
             <w:gridSpan w:val="2"/>
-            <w:shd w:val="clear" w:color="auto" w:fill="FFFFFF"/>
+            <w:shd w:val="clear" w:color="auto" w:fill="FFFFFF" w:themeFill="background1"/>
+            <w:tcMar/>
           </w:tcPr>
           <w:p>
             <w:pPr>
               <w:cnfStyle w:val="000000100000" w:firstRow="0" w:lastRow="0" w:firstColumn="0" w:lastColumn="0" w:oddVBand="0" w:evenVBand="0" w:oddHBand="1" w:evenHBand="0" w:firstRowFirstColumn="0" w:firstRowLastColumn="0" w:lastRowFirstColumn="0" w:lastRowLastColumn="0"/>
               <w:rPr>
-                <w:rFonts w:asciiTheme="majorHAnsi" w:eastAsia="Calibri" w:hAnsiTheme="majorHAnsi" w:cstheme="majorHAnsi"/>
-                <w:b/>
-                <w:color w:val="auto"/>
-              </w:rPr>
-            </w:pPr>
-            <w:r>
-              <w:rPr>
-                <w:rFonts w:asciiTheme="majorHAnsi" w:eastAsia="Calibri" w:hAnsiTheme="majorHAnsi" w:cstheme="majorHAnsi"/>
+                <w:rFonts w:eastAsia="Calibri" w:asciiTheme="majorHAnsi" w:hAnsiTheme="majorHAnsi" w:cstheme="majorHAnsi"/>
+                <w:b/>
+                <w:color w:val="auto"/>
+              </w:rPr>
+            </w:pPr>
+            <w:r>
+              <w:rPr>
+                <w:rFonts w:eastAsia="Calibri" w:asciiTheme="majorHAnsi" w:hAnsiTheme="majorHAnsi" w:cstheme="majorHAnsi"/>
                 <w:color w:val="auto"/>
               </w:rPr>
               <w:t>Revise nuevamente el contenido del componente formativo.</w:t>
@@ -1637,17 +1718,18 @@
             <w:tcW w:w="2534" w:type="dxa"/>
             <w:gridSpan w:val="2"/>
             <w:shd w:val="clear" w:color="auto" w:fill="FBE5D5"/>
-          </w:tcPr>
-          <w:p>
-            <w:pPr>
-              <w:rPr>
-                <w:rFonts w:asciiTheme="majorHAnsi" w:eastAsia="Calibri" w:hAnsiTheme="majorHAnsi" w:cstheme="majorHAnsi"/>
-                <w:color w:val="595959"/>
-              </w:rPr>
-            </w:pPr>
-            <w:r>
-              <w:rPr>
-                <w:rFonts w:asciiTheme="majorHAnsi" w:eastAsia="Calibri" w:hAnsiTheme="majorHAnsi" w:cstheme="majorHAnsi"/>
+            <w:tcMar/>
+          </w:tcPr>
+          <w:p>
+            <w:pPr>
+              <w:rPr>
+                <w:rFonts w:eastAsia="Calibri" w:asciiTheme="majorHAnsi" w:hAnsiTheme="majorHAnsi" w:cstheme="majorHAnsi"/>
+                <w:color w:val="595959"/>
+              </w:rPr>
+            </w:pPr>
+            <w:r>
+              <w:rPr>
+                <w:rFonts w:eastAsia="Calibri" w:asciiTheme="majorHAnsi" w:hAnsiTheme="majorHAnsi" w:cstheme="majorHAnsi"/>
                 <w:color w:val="595959"/>
               </w:rPr>
               <w:t>Pregunta 4</w:t>
@@ -1656,21 +1738,23 @@
         </w:tc>
         <w:tc>
           <w:tcPr>
+            <w:cnfStyle w:val="000000000000" w:firstRow="0" w:lastRow="0" w:firstColumn="0" w:lastColumn="0" w:oddVBand="0" w:evenVBand="0" w:oddHBand="0" w:evenHBand="0" w:firstRowFirstColumn="0" w:firstRowLastColumn="0" w:lastRowFirstColumn="0" w:lastRowLastColumn="0"/>
             <w:tcW w:w="7620" w:type="dxa"/>
             <w:gridSpan w:val="2"/>
             <w:shd w:val="clear" w:color="auto" w:fill="FBE5D5"/>
+            <w:tcMar/>
           </w:tcPr>
           <w:p>
             <w:pPr>
               <w:cnfStyle w:val="000000000000" w:firstRow="0" w:lastRow="0" w:firstColumn="0" w:lastColumn="0" w:oddVBand="0" w:evenVBand="0" w:oddHBand="0" w:evenHBand="0" w:firstRowFirstColumn="0" w:firstRowLastColumn="0" w:lastRowFirstColumn="0" w:lastRowLastColumn="0"/>
               <w:rPr>
-                <w:rFonts w:asciiTheme="majorHAnsi" w:eastAsia="Calibri" w:hAnsiTheme="majorHAnsi" w:cstheme="majorHAnsi"/>
+                <w:rFonts w:eastAsia="Calibri" w:asciiTheme="majorHAnsi" w:hAnsiTheme="majorHAnsi" w:cstheme="majorHAnsi"/>
                 <w:color w:val="AEAAAA"/>
               </w:rPr>
             </w:pPr>
             <w:r>
               <w:rPr>
-                <w:rFonts w:asciiTheme="majorHAnsi" w:eastAsia="Calibri" w:hAnsiTheme="majorHAnsi" w:cstheme="majorHAnsi"/>
+                <w:rFonts w:eastAsia="Calibri" w:asciiTheme="majorHAnsi" w:hAnsiTheme="majorHAnsi" w:cstheme="majorHAnsi"/>
                 <w:b/>
                 <w:bCs/>
                 <w:color w:val="auto"/>
@@ -1690,17 +1774,18 @@
             <w:cnfStyle w:val="001000000000" w:firstRow="0" w:lastRow="0" w:firstColumn="1" w:lastColumn="0" w:oddVBand="0" w:evenVBand="0" w:oddHBand="0" w:evenHBand="0" w:firstRowFirstColumn="0" w:firstRowLastColumn="0" w:lastRowFirstColumn="0" w:lastRowLastColumn="0"/>
             <w:tcW w:w="1267" w:type="dxa"/>
             <w:shd w:val="clear" w:color="auto" w:fill="auto"/>
-          </w:tcPr>
-          <w:p>
-            <w:pPr>
-              <w:rPr>
-                <w:rFonts w:asciiTheme="majorHAnsi" w:eastAsia="Calibri" w:hAnsiTheme="majorHAnsi" w:cstheme="majorHAnsi"/>
-                <w:color w:val="595959"/>
-              </w:rPr>
-            </w:pPr>
-            <w:r>
-              <w:rPr>
-                <w:rFonts w:asciiTheme="majorHAnsi" w:eastAsia="Calibri" w:hAnsiTheme="majorHAnsi" w:cstheme="majorHAnsi"/>
+            <w:tcMar/>
+          </w:tcPr>
+          <w:p>
+            <w:pPr>
+              <w:rPr>
+                <w:rFonts w:eastAsia="Calibri" w:asciiTheme="majorHAnsi" w:hAnsiTheme="majorHAnsi" w:cstheme="majorHAnsi"/>
+                <w:color w:val="595959"/>
+              </w:rPr>
+            </w:pPr>
+            <w:r>
+              <w:rPr>
+                <w:rFonts w:eastAsia="Calibri" w:asciiTheme="majorHAnsi" w:hAnsiTheme="majorHAnsi" w:cstheme="majorHAnsi"/>
                 <w:color w:val="595959"/>
               </w:rPr>
               <w:t>Opción a)</w:t>
@@ -1709,21 +1794,23 @@
         </w:tc>
         <w:tc>
           <w:tcPr>
+            <w:cnfStyle w:val="000000000000" w:firstRow="0" w:lastRow="0" w:firstColumn="0" w:lastColumn="0" w:oddVBand="0" w:evenVBand="0" w:oddHBand="0" w:evenHBand="0" w:firstRowFirstColumn="0" w:firstRowLastColumn="0" w:lastRowFirstColumn="0" w:lastRowLastColumn="0"/>
             <w:tcW w:w="6727" w:type="dxa"/>
             <w:gridSpan w:val="2"/>
-            <w:shd w:val="clear" w:color="auto" w:fill="FFFFFF"/>
+            <w:shd w:val="clear" w:color="auto" w:fill="FFFFFF" w:themeFill="background1"/>
+            <w:tcMar/>
           </w:tcPr>
           <w:p>
             <w:pPr>
               <w:cnfStyle w:val="000000100000" w:firstRow="0" w:lastRow="0" w:firstColumn="0" w:lastColumn="0" w:oddVBand="0" w:evenVBand="0" w:oddHBand="1" w:evenHBand="0" w:firstRowFirstColumn="0" w:firstRowLastColumn="0" w:lastRowFirstColumn="0" w:lastRowLastColumn="0"/>
               <w:rPr>
-                <w:rFonts w:asciiTheme="majorHAnsi" w:eastAsia="Calibri" w:hAnsiTheme="majorHAnsi" w:cstheme="majorHAnsi"/>
-                <w:color w:val="auto"/>
-              </w:rPr>
-            </w:pPr>
-            <w:r>
-              <w:rPr>
-                <w:rFonts w:asciiTheme="majorHAnsi" w:eastAsia="Calibri" w:hAnsiTheme="majorHAnsi" w:cstheme="majorHAnsi"/>
+                <w:rFonts w:eastAsia="Calibri" w:asciiTheme="majorHAnsi" w:hAnsiTheme="majorHAnsi" w:cstheme="majorHAnsi"/>
+                <w:color w:val="auto"/>
+              </w:rPr>
+            </w:pPr>
+            <w:r>
+              <w:rPr>
+                <w:rFonts w:eastAsia="Calibri" w:asciiTheme="majorHAnsi" w:hAnsiTheme="majorHAnsi" w:cstheme="majorHAnsi"/>
                 <w:color w:val="auto"/>
               </w:rPr>
               <w:t>Verdadero</w:t>
@@ -1732,15 +1819,17 @@
         </w:tc>
         <w:tc>
           <w:tcPr>
+            <w:cnfStyle w:val="000000000000" w:firstRow="0" w:lastRow="0" w:firstColumn="0" w:lastColumn="0" w:oddVBand="0" w:evenVBand="0" w:oddHBand="0" w:evenHBand="0" w:firstRowFirstColumn="0" w:firstRowLastColumn="0" w:lastRowFirstColumn="0" w:lastRowLastColumn="0"/>
             <w:tcW w:w="2160" w:type="dxa"/>
-            <w:shd w:val="clear" w:color="auto" w:fill="FFFFFF"/>
+            <w:shd w:val="clear" w:color="auto" w:fill="FFFFFF" w:themeFill="background1"/>
+            <w:tcMar/>
           </w:tcPr>
           <w:p>
             <w:pPr>
               <w:widowControl w:val="0"/>
               <w:cnfStyle w:val="000000100000" w:firstRow="0" w:lastRow="0" w:firstColumn="0" w:lastColumn="0" w:oddVBand="0" w:evenVBand="0" w:oddHBand="1" w:evenHBand="0" w:firstRowFirstColumn="0" w:firstRowLastColumn="0" w:lastRowFirstColumn="0" w:lastRowLastColumn="0"/>
               <w:rPr>
-                <w:rFonts w:asciiTheme="majorHAnsi" w:eastAsia="Calibri" w:hAnsiTheme="majorHAnsi" w:cstheme="majorHAnsi"/>
+                <w:rFonts w:eastAsia="Calibri" w:asciiTheme="majorHAnsi" w:hAnsiTheme="majorHAnsi" w:cstheme="majorHAnsi"/>
                 <w:color w:val="auto"/>
               </w:rPr>
             </w:pPr>
@@ -1755,17 +1844,18 @@
           <w:tcPr>
             <w:cnfStyle w:val="001000000000" w:firstRow="0" w:lastRow="0" w:firstColumn="1" w:lastColumn="0" w:oddVBand="0" w:evenVBand="0" w:oddHBand="0" w:evenHBand="0" w:firstRowFirstColumn="0" w:firstRowLastColumn="0" w:lastRowFirstColumn="0" w:lastRowLastColumn="0"/>
             <w:tcW w:w="1267" w:type="dxa"/>
-          </w:tcPr>
-          <w:p>
-            <w:pPr>
-              <w:rPr>
-                <w:rFonts w:asciiTheme="majorHAnsi" w:eastAsia="Calibri" w:hAnsiTheme="majorHAnsi" w:cstheme="majorHAnsi"/>
-                <w:color w:val="595959"/>
-              </w:rPr>
-            </w:pPr>
-            <w:r>
-              <w:rPr>
-                <w:rFonts w:asciiTheme="majorHAnsi" w:eastAsia="Calibri" w:hAnsiTheme="majorHAnsi" w:cstheme="majorHAnsi"/>
+            <w:tcMar/>
+          </w:tcPr>
+          <w:p>
+            <w:pPr>
+              <w:rPr>
+                <w:rFonts w:eastAsia="Calibri" w:asciiTheme="majorHAnsi" w:hAnsiTheme="majorHAnsi" w:cstheme="majorHAnsi"/>
+                <w:color w:val="595959"/>
+              </w:rPr>
+            </w:pPr>
+            <w:r>
+              <w:rPr>
+                <w:rFonts w:eastAsia="Calibri" w:asciiTheme="majorHAnsi" w:hAnsiTheme="majorHAnsi" w:cstheme="majorHAnsi"/>
                 <w:color w:val="595959"/>
               </w:rPr>
               <w:t>Opción b)</w:t>
@@ -1774,21 +1864,23 @@
         </w:tc>
         <w:tc>
           <w:tcPr>
+            <w:cnfStyle w:val="000000000000" w:firstRow="0" w:lastRow="0" w:firstColumn="0" w:lastColumn="0" w:oddVBand="0" w:evenVBand="0" w:oddHBand="0" w:evenHBand="0" w:firstRowFirstColumn="0" w:firstRowLastColumn="0" w:lastRowFirstColumn="0" w:lastRowLastColumn="0"/>
             <w:tcW w:w="6727" w:type="dxa"/>
             <w:gridSpan w:val="2"/>
-            <w:shd w:val="clear" w:color="auto" w:fill="FFFFFF"/>
+            <w:shd w:val="clear" w:color="auto" w:fill="FFFFFF" w:themeFill="background1"/>
+            <w:tcMar/>
           </w:tcPr>
           <w:p>
             <w:pPr>
               <w:cnfStyle w:val="000000000000" w:firstRow="0" w:lastRow="0" w:firstColumn="0" w:lastColumn="0" w:oddVBand="0" w:evenVBand="0" w:oddHBand="0" w:evenHBand="0" w:firstRowFirstColumn="0" w:firstRowLastColumn="0" w:lastRowFirstColumn="0" w:lastRowLastColumn="0"/>
               <w:rPr>
-                <w:rFonts w:asciiTheme="majorHAnsi" w:eastAsia="Calibri" w:hAnsiTheme="majorHAnsi" w:cstheme="majorHAnsi"/>
-                <w:color w:val="auto"/>
-              </w:rPr>
-            </w:pPr>
-            <w:r>
-              <w:rPr>
-                <w:rFonts w:asciiTheme="majorHAnsi" w:eastAsia="Calibri" w:hAnsiTheme="majorHAnsi" w:cstheme="majorHAnsi"/>
+                <w:rFonts w:eastAsia="Calibri" w:asciiTheme="majorHAnsi" w:hAnsiTheme="majorHAnsi" w:cstheme="majorHAnsi"/>
+                <w:color w:val="auto"/>
+              </w:rPr>
+            </w:pPr>
+            <w:r>
+              <w:rPr>
+                <w:rFonts w:eastAsia="Calibri" w:asciiTheme="majorHAnsi" w:hAnsiTheme="majorHAnsi" w:cstheme="majorHAnsi"/>
                 <w:color w:val="auto"/>
               </w:rPr>
               <w:t>Falso</w:t>
@@ -1797,21 +1889,23 @@
         </w:tc>
         <w:tc>
           <w:tcPr>
+            <w:cnfStyle w:val="000000000000" w:firstRow="0" w:lastRow="0" w:firstColumn="0" w:lastColumn="0" w:oddVBand="0" w:evenVBand="0" w:oddHBand="0" w:evenHBand="0" w:firstRowFirstColumn="0" w:firstRowLastColumn="0" w:lastRowFirstColumn="0" w:lastRowLastColumn="0"/>
             <w:tcW w:w="2160" w:type="dxa"/>
-            <w:shd w:val="clear" w:color="auto" w:fill="FFFFFF"/>
+            <w:shd w:val="clear" w:color="auto" w:fill="FFFFFF" w:themeFill="background1"/>
+            <w:tcMar/>
           </w:tcPr>
           <w:p>
             <w:pPr>
               <w:widowControl w:val="0"/>
               <w:cnfStyle w:val="000000000000" w:firstRow="0" w:lastRow="0" w:firstColumn="0" w:lastColumn="0" w:oddVBand="0" w:evenVBand="0" w:oddHBand="0" w:evenHBand="0" w:firstRowFirstColumn="0" w:firstRowLastColumn="0" w:lastRowFirstColumn="0" w:lastRowLastColumn="0"/>
               <w:rPr>
-                <w:rFonts w:asciiTheme="majorHAnsi" w:eastAsia="Calibri" w:hAnsiTheme="majorHAnsi" w:cstheme="majorHAnsi"/>
-                <w:color w:val="auto"/>
-              </w:rPr>
-            </w:pPr>
-            <w:r>
-              <w:rPr>
-                <w:rFonts w:asciiTheme="majorHAnsi" w:eastAsia="Calibri" w:hAnsiTheme="majorHAnsi" w:cstheme="majorHAnsi"/>
+                <w:rFonts w:eastAsia="Calibri" w:asciiTheme="majorHAnsi" w:hAnsiTheme="majorHAnsi" w:cstheme="majorHAnsi"/>
+                <w:color w:val="auto"/>
+              </w:rPr>
+            </w:pPr>
+            <w:r>
+              <w:rPr>
+                <w:rFonts w:eastAsia="Calibri" w:asciiTheme="majorHAnsi" w:hAnsiTheme="majorHAnsi" w:cstheme="majorHAnsi"/>
                 <w:color w:val="auto"/>
               </w:rPr>
               <w:t>X</w:t>
@@ -1829,17 +1923,18 @@
             <w:cnfStyle w:val="001000000000" w:firstRow="0" w:lastRow="0" w:firstColumn="1" w:lastColumn="0" w:oddVBand="0" w:evenVBand="0" w:oddHBand="0" w:evenHBand="0" w:firstRowFirstColumn="0" w:firstRowLastColumn="0" w:lastRowFirstColumn="0" w:lastRowLastColumn="0"/>
             <w:tcW w:w="2534" w:type="dxa"/>
             <w:gridSpan w:val="2"/>
-          </w:tcPr>
-          <w:p>
-            <w:pPr>
-              <w:rPr>
-                <w:rFonts w:asciiTheme="majorHAnsi" w:eastAsia="Calibri" w:hAnsiTheme="majorHAnsi" w:cstheme="majorHAnsi"/>
-                <w:color w:val="595959"/>
-              </w:rPr>
-            </w:pPr>
-            <w:r>
-              <w:rPr>
-                <w:rFonts w:asciiTheme="majorHAnsi" w:eastAsia="Calibri" w:hAnsiTheme="majorHAnsi" w:cstheme="majorHAnsi"/>
+            <w:tcMar/>
+          </w:tcPr>
+          <w:p>
+            <w:pPr>
+              <w:rPr>
+                <w:rFonts w:eastAsia="Calibri" w:asciiTheme="majorHAnsi" w:hAnsiTheme="majorHAnsi" w:cstheme="majorHAnsi"/>
+                <w:color w:val="595959"/>
+              </w:rPr>
+            </w:pPr>
+            <w:r>
+              <w:rPr>
+                <w:rFonts w:eastAsia="Calibri" w:asciiTheme="majorHAnsi" w:hAnsiTheme="majorHAnsi" w:cstheme="majorHAnsi"/>
                 <w:color w:val="595959"/>
               </w:rPr>
               <w:t>Comentario respuesta correcta</w:t>
@@ -1848,36 +1943,38 @@
         </w:tc>
         <w:tc>
           <w:tcPr>
+            <w:cnfStyle w:val="000000000000" w:firstRow="0" w:lastRow="0" w:firstColumn="0" w:lastColumn="0" w:oddVBand="0" w:evenVBand="0" w:oddHBand="0" w:evenHBand="0" w:firstRowFirstColumn="0" w:firstRowLastColumn="0" w:lastRowFirstColumn="0" w:lastRowLastColumn="0"/>
             <w:tcW w:w="7620" w:type="dxa"/>
             <w:gridSpan w:val="2"/>
-            <w:shd w:val="clear" w:color="auto" w:fill="FFFFFF"/>
+            <w:shd w:val="clear" w:color="auto" w:fill="FFFFFF" w:themeFill="background1"/>
+            <w:tcMar/>
           </w:tcPr>
           <w:p>
             <w:pPr>
               <w:cnfStyle w:val="000000100000" w:firstRow="0" w:lastRow="0" w:firstColumn="0" w:lastColumn="0" w:oddVBand="0" w:evenVBand="0" w:oddHBand="1" w:evenHBand="0" w:firstRowFirstColumn="0" w:firstRowLastColumn="0" w:lastRowFirstColumn="0" w:lastRowLastColumn="0"/>
               <w:rPr>
-                <w:rFonts w:asciiTheme="majorHAnsi" w:eastAsia="Calibri" w:hAnsiTheme="majorHAnsi" w:cstheme="majorHAnsi"/>
-                <w:b/>
-                <w:color w:val="auto"/>
-              </w:rPr>
-            </w:pPr>
-            <w:r>
-              <w:rPr>
-                <w:rFonts w:asciiTheme="majorHAnsi" w:eastAsia="Calibri" w:hAnsiTheme="majorHAnsi" w:cstheme="majorHAnsi"/>
+                <w:rFonts w:eastAsia="Calibri" w:asciiTheme="majorHAnsi" w:hAnsiTheme="majorHAnsi" w:cstheme="majorHAnsi"/>
+                <w:b/>
+                <w:color w:val="auto"/>
+              </w:rPr>
+            </w:pPr>
+            <w:r>
+              <w:rPr>
+                <w:rFonts w:eastAsia="Calibri" w:asciiTheme="majorHAnsi" w:hAnsiTheme="majorHAnsi" w:cstheme="majorHAnsi"/>
                 <w:color w:val="auto"/>
               </w:rPr>
               <w:t xml:space="preserve">Excelente trabajo. </w:t>
             </w:r>
             <w:r>
               <w:rPr>
-                <w:rFonts w:asciiTheme="majorHAnsi" w:eastAsia="Calibri" w:hAnsiTheme="majorHAnsi" w:cstheme="majorHAnsi"/>
+                <w:rFonts w:eastAsia="Calibri" w:asciiTheme="majorHAnsi" w:hAnsiTheme="majorHAnsi" w:cstheme="majorHAnsi"/>
                 <w:color w:val="auto"/>
               </w:rPr>
               <w:t>Para cambiar propiedades de página se usa salto de sección</w:t>
             </w:r>
             <w:r>
               <w:rPr>
-                <w:rFonts w:asciiTheme="majorHAnsi" w:eastAsia="Calibri" w:hAnsiTheme="majorHAnsi" w:cstheme="majorHAnsi"/>
+                <w:rFonts w:eastAsia="Calibri" w:asciiTheme="majorHAnsi" w:hAnsiTheme="majorHAnsi" w:cstheme="majorHAnsi"/>
                 <w:color w:val="auto"/>
               </w:rPr>
               <w:t>.</w:t>
@@ -1895,17 +1992,18 @@
             <w:tcW w:w="2534" w:type="dxa"/>
             <w:gridSpan w:val="2"/>
             <w:shd w:val="clear" w:color="auto" w:fill="FBE5D5"/>
-          </w:tcPr>
-          <w:p>
-            <w:pPr>
-              <w:rPr>
-                <w:rFonts w:asciiTheme="majorHAnsi" w:eastAsia="Calibri" w:hAnsiTheme="majorHAnsi" w:cstheme="majorHAnsi"/>
-                <w:color w:val="595959"/>
-              </w:rPr>
-            </w:pPr>
-            <w:r>
-              <w:rPr>
-                <w:rFonts w:asciiTheme="majorHAnsi" w:eastAsia="Calibri" w:hAnsiTheme="majorHAnsi" w:cstheme="majorHAnsi"/>
+            <w:tcMar/>
+          </w:tcPr>
+          <w:p>
+            <w:pPr>
+              <w:rPr>
+                <w:rFonts w:eastAsia="Calibri" w:asciiTheme="majorHAnsi" w:hAnsiTheme="majorHAnsi" w:cstheme="majorHAnsi"/>
+                <w:color w:val="595959"/>
+              </w:rPr>
+            </w:pPr>
+            <w:r>
+              <w:rPr>
+                <w:rFonts w:eastAsia="Calibri" w:asciiTheme="majorHAnsi" w:hAnsiTheme="majorHAnsi" w:cstheme="majorHAnsi"/>
                 <w:color w:val="595959"/>
               </w:rPr>
               <w:t>Comentario respuesta incorrecta</w:t>
@@ -1914,22 +2012,24 @@
         </w:tc>
         <w:tc>
           <w:tcPr>
+            <w:cnfStyle w:val="000000000000" w:firstRow="0" w:lastRow="0" w:firstColumn="0" w:lastColumn="0" w:oddVBand="0" w:evenVBand="0" w:oddHBand="0" w:evenHBand="0" w:firstRowFirstColumn="0" w:firstRowLastColumn="0" w:lastRowFirstColumn="0" w:lastRowLastColumn="0"/>
             <w:tcW w:w="7620" w:type="dxa"/>
             <w:gridSpan w:val="2"/>
-            <w:shd w:val="clear" w:color="auto" w:fill="FFFFFF"/>
+            <w:shd w:val="clear" w:color="auto" w:fill="FFFFFF" w:themeFill="background1"/>
+            <w:tcMar/>
           </w:tcPr>
           <w:p>
             <w:pPr>
               <w:cnfStyle w:val="000000000000" w:firstRow="0" w:lastRow="0" w:firstColumn="0" w:lastColumn="0" w:oddVBand="0" w:evenVBand="0" w:oddHBand="0" w:evenHBand="0" w:firstRowFirstColumn="0" w:firstRowLastColumn="0" w:lastRowFirstColumn="0" w:lastRowLastColumn="0"/>
               <w:rPr>
-                <w:rFonts w:asciiTheme="majorHAnsi" w:eastAsia="Calibri" w:hAnsiTheme="majorHAnsi" w:cstheme="majorHAnsi"/>
-                <w:b/>
-                <w:color w:val="auto"/>
-              </w:rPr>
-            </w:pPr>
-            <w:r>
-              <w:rPr>
-                <w:rFonts w:asciiTheme="majorHAnsi" w:eastAsia="Calibri" w:hAnsiTheme="majorHAnsi" w:cstheme="majorHAnsi"/>
+                <w:rFonts w:eastAsia="Calibri" w:asciiTheme="majorHAnsi" w:hAnsiTheme="majorHAnsi" w:cstheme="majorHAnsi"/>
+                <w:b/>
+                <w:color w:val="auto"/>
+              </w:rPr>
+            </w:pPr>
+            <w:r>
+              <w:rPr>
+                <w:rFonts w:eastAsia="Calibri" w:asciiTheme="majorHAnsi" w:hAnsiTheme="majorHAnsi" w:cstheme="majorHAnsi"/>
                 <w:color w:val="auto"/>
               </w:rPr>
               <w:t>Revise nuevamente el contenido del componente formativo.</w:t>
@@ -1947,17 +2047,18 @@
             <w:cnfStyle w:val="001000000000" w:firstRow="0" w:lastRow="0" w:firstColumn="1" w:lastColumn="0" w:oddVBand="0" w:evenVBand="0" w:oddHBand="0" w:evenHBand="0" w:firstRowFirstColumn="0" w:firstRowLastColumn="0" w:lastRowFirstColumn="0" w:lastRowLastColumn="0"/>
             <w:tcW w:w="2534" w:type="dxa"/>
             <w:gridSpan w:val="2"/>
-          </w:tcPr>
-          <w:p>
-            <w:pPr>
-              <w:rPr>
-                <w:rFonts w:asciiTheme="majorHAnsi" w:eastAsia="Calibri" w:hAnsiTheme="majorHAnsi" w:cstheme="majorHAnsi"/>
-                <w:color w:val="595959"/>
-              </w:rPr>
-            </w:pPr>
-            <w:r>
-              <w:rPr>
-                <w:rFonts w:asciiTheme="majorHAnsi" w:eastAsia="Calibri" w:hAnsiTheme="majorHAnsi" w:cstheme="majorHAnsi"/>
+            <w:tcMar/>
+          </w:tcPr>
+          <w:p>
+            <w:pPr>
+              <w:rPr>
+                <w:rFonts w:eastAsia="Calibri" w:asciiTheme="majorHAnsi" w:hAnsiTheme="majorHAnsi" w:cstheme="majorHAnsi"/>
+                <w:color w:val="595959"/>
+              </w:rPr>
+            </w:pPr>
+            <w:r>
+              <w:rPr>
+                <w:rFonts w:eastAsia="Calibri" w:asciiTheme="majorHAnsi" w:hAnsiTheme="majorHAnsi" w:cstheme="majorHAnsi"/>
                 <w:color w:val="595959"/>
               </w:rPr>
               <w:t>Pregunta 5</w:t>
@@ -1966,20 +2067,22 @@
         </w:tc>
         <w:tc>
           <w:tcPr>
+            <w:cnfStyle w:val="000000000000" w:firstRow="0" w:lastRow="0" w:firstColumn="0" w:lastColumn="0" w:oddVBand="0" w:evenVBand="0" w:oddHBand="0" w:evenHBand="0" w:firstRowFirstColumn="0" w:firstRowLastColumn="0" w:lastRowFirstColumn="0" w:lastRowLastColumn="0"/>
             <w:tcW w:w="7620" w:type="dxa"/>
             <w:gridSpan w:val="2"/>
+            <w:tcMar/>
           </w:tcPr>
           <w:p>
             <w:pPr>
               <w:cnfStyle w:val="000000100000" w:firstRow="0" w:lastRow="0" w:firstColumn="0" w:lastColumn="0" w:oddVBand="0" w:evenVBand="0" w:oddHBand="1" w:evenHBand="0" w:firstRowFirstColumn="0" w:firstRowLastColumn="0" w:lastRowFirstColumn="0" w:lastRowLastColumn="0"/>
               <w:rPr>
-                <w:rFonts w:asciiTheme="majorHAnsi" w:eastAsia="Calibri" w:hAnsiTheme="majorHAnsi" w:cstheme="majorHAnsi"/>
+                <w:rFonts w:eastAsia="Calibri" w:asciiTheme="majorHAnsi" w:hAnsiTheme="majorHAnsi" w:cstheme="majorHAnsi"/>
                 <w:color w:val="AEAAAA"/>
               </w:rPr>
             </w:pPr>
             <w:r>
               <w:rPr>
-                <w:rFonts w:asciiTheme="majorHAnsi" w:eastAsia="Calibri" w:hAnsiTheme="majorHAnsi" w:cstheme="majorHAnsi"/>
+                <w:rFonts w:eastAsia="Calibri" w:asciiTheme="majorHAnsi" w:hAnsiTheme="majorHAnsi" w:cstheme="majorHAnsi"/>
                 <w:b/>
                 <w:color w:val="auto"/>
               </w:rPr>
@@ -1987,7 +2090,7 @@
             </w:r>
             <w:r>
               <w:rPr>
-                <w:rFonts w:asciiTheme="majorHAnsi" w:eastAsia="Calibri" w:hAnsiTheme="majorHAnsi" w:cstheme="majorHAnsi"/>
+                <w:rFonts w:eastAsia="Calibri" w:asciiTheme="majorHAnsi" w:hAnsiTheme="majorHAnsi" w:cstheme="majorHAnsi"/>
                 <w:b/>
                 <w:bCs/>
                 <w:color w:val="auto"/>
@@ -1996,7 +2099,7 @@
             </w:r>
             <w:r>
               <w:rPr>
-                <w:rFonts w:asciiTheme="majorHAnsi" w:eastAsia="Calibri" w:hAnsiTheme="majorHAnsi" w:cstheme="majorHAnsi"/>
+                <w:rFonts w:eastAsia="Calibri" w:asciiTheme="majorHAnsi" w:hAnsiTheme="majorHAnsi" w:cstheme="majorHAnsi"/>
                 <w:b/>
                 <w:color w:val="auto"/>
               </w:rPr>
@@ -2004,7 +2107,7 @@
             </w:r>
             <w:r>
               <w:rPr>
-                <w:rFonts w:asciiTheme="majorHAnsi" w:eastAsia="Calibri" w:hAnsiTheme="majorHAnsi" w:cstheme="majorHAnsi"/>
+                <w:rFonts w:eastAsia="Calibri" w:asciiTheme="majorHAnsi" w:hAnsiTheme="majorHAnsi" w:cstheme="majorHAnsi"/>
                 <w:b/>
                 <w:bCs/>
                 <w:color w:val="auto"/>
@@ -2013,7 +2116,7 @@
             </w:r>
             <w:r>
               <w:rPr>
-                <w:rFonts w:asciiTheme="majorHAnsi" w:eastAsia="Calibri" w:hAnsiTheme="majorHAnsi" w:cstheme="majorHAnsi"/>
+                <w:rFonts w:eastAsia="Calibri" w:asciiTheme="majorHAnsi" w:hAnsiTheme="majorHAnsi" w:cstheme="majorHAnsi"/>
                 <w:b/>
                 <w:color w:val="auto"/>
               </w:rPr>
@@ -2030,17 +2133,18 @@
           <w:tcPr>
             <w:cnfStyle w:val="001000000000" w:firstRow="0" w:lastRow="0" w:firstColumn="1" w:lastColumn="0" w:oddVBand="0" w:evenVBand="0" w:oddHBand="0" w:evenHBand="0" w:firstRowFirstColumn="0" w:firstRowLastColumn="0" w:lastRowFirstColumn="0" w:lastRowLastColumn="0"/>
             <w:tcW w:w="1267" w:type="dxa"/>
-          </w:tcPr>
-          <w:p>
-            <w:pPr>
-              <w:rPr>
-                <w:rFonts w:asciiTheme="majorHAnsi" w:eastAsia="Calibri" w:hAnsiTheme="majorHAnsi" w:cstheme="majorHAnsi"/>
-                <w:color w:val="595959"/>
-              </w:rPr>
-            </w:pPr>
-            <w:r>
-              <w:rPr>
-                <w:rFonts w:asciiTheme="majorHAnsi" w:eastAsia="Calibri" w:hAnsiTheme="majorHAnsi" w:cstheme="majorHAnsi"/>
+            <w:tcMar/>
+          </w:tcPr>
+          <w:p>
+            <w:pPr>
+              <w:rPr>
+                <w:rFonts w:eastAsia="Calibri" w:asciiTheme="majorHAnsi" w:hAnsiTheme="majorHAnsi" w:cstheme="majorHAnsi"/>
+                <w:color w:val="595959"/>
+              </w:rPr>
+            </w:pPr>
+            <w:r>
+              <w:rPr>
+                <w:rFonts w:eastAsia="Calibri" w:asciiTheme="majorHAnsi" w:hAnsiTheme="majorHAnsi" w:cstheme="majorHAnsi"/>
                 <w:color w:val="595959"/>
               </w:rPr>
               <w:t>Opción a)</w:t>
@@ -2049,21 +2153,23 @@
         </w:tc>
         <w:tc>
           <w:tcPr>
+            <w:cnfStyle w:val="000000000000" w:firstRow="0" w:lastRow="0" w:firstColumn="0" w:lastColumn="0" w:oddVBand="0" w:evenVBand="0" w:oddHBand="0" w:evenHBand="0" w:firstRowFirstColumn="0" w:firstRowLastColumn="0" w:lastRowFirstColumn="0" w:lastRowLastColumn="0"/>
             <w:tcW w:w="6727" w:type="dxa"/>
             <w:gridSpan w:val="2"/>
-            <w:shd w:val="clear" w:color="auto" w:fill="FFFFFF"/>
+            <w:shd w:val="clear" w:color="auto" w:fill="FFFFFF" w:themeFill="background1"/>
+            <w:tcMar/>
           </w:tcPr>
           <w:p>
             <w:pPr>
               <w:cnfStyle w:val="000000000000" w:firstRow="0" w:lastRow="0" w:firstColumn="0" w:lastColumn="0" w:oddVBand="0" w:evenVBand="0" w:oddHBand="0" w:evenHBand="0" w:firstRowFirstColumn="0" w:firstRowLastColumn="0" w:lastRowFirstColumn="0" w:lastRowLastColumn="0"/>
               <w:rPr>
-                <w:rFonts w:asciiTheme="majorHAnsi" w:eastAsia="Calibri" w:hAnsiTheme="majorHAnsi" w:cstheme="majorHAnsi"/>
-                <w:color w:val="auto"/>
-              </w:rPr>
-            </w:pPr>
-            <w:r>
-              <w:rPr>
-                <w:rFonts w:asciiTheme="majorHAnsi" w:eastAsia="Calibri" w:hAnsiTheme="majorHAnsi" w:cstheme="majorHAnsi"/>
+                <w:rFonts w:eastAsia="Calibri" w:asciiTheme="majorHAnsi" w:hAnsiTheme="majorHAnsi" w:cstheme="majorHAnsi"/>
+                <w:color w:val="auto"/>
+              </w:rPr>
+            </w:pPr>
+            <w:r>
+              <w:rPr>
+                <w:rFonts w:eastAsia="Calibri" w:asciiTheme="majorHAnsi" w:hAnsiTheme="majorHAnsi" w:cstheme="majorHAnsi"/>
                 <w:color w:val="auto"/>
               </w:rPr>
               <w:t>Verdadero</w:t>
@@ -2072,21 +2178,23 @@
         </w:tc>
         <w:tc>
           <w:tcPr>
+            <w:cnfStyle w:val="000000000000" w:firstRow="0" w:lastRow="0" w:firstColumn="0" w:lastColumn="0" w:oddVBand="0" w:evenVBand="0" w:oddHBand="0" w:evenHBand="0" w:firstRowFirstColumn="0" w:firstRowLastColumn="0" w:lastRowFirstColumn="0" w:lastRowLastColumn="0"/>
             <w:tcW w:w="2160" w:type="dxa"/>
-            <w:shd w:val="clear" w:color="auto" w:fill="FFFFFF"/>
+            <w:shd w:val="clear" w:color="auto" w:fill="FFFFFF" w:themeFill="background1"/>
+            <w:tcMar/>
           </w:tcPr>
           <w:p>
             <w:pPr>
               <w:widowControl w:val="0"/>
               <w:cnfStyle w:val="000000000000" w:firstRow="0" w:lastRow="0" w:firstColumn="0" w:lastColumn="0" w:oddVBand="0" w:evenVBand="0" w:oddHBand="0" w:evenHBand="0" w:firstRowFirstColumn="0" w:firstRowLastColumn="0" w:lastRowFirstColumn="0" w:lastRowLastColumn="0"/>
               <w:rPr>
-                <w:rFonts w:asciiTheme="majorHAnsi" w:eastAsia="Calibri" w:hAnsiTheme="majorHAnsi" w:cstheme="majorHAnsi"/>
-                <w:color w:val="auto"/>
-              </w:rPr>
-            </w:pPr>
-            <w:r>
-              <w:rPr>
-                <w:rFonts w:asciiTheme="majorHAnsi" w:eastAsia="Calibri" w:hAnsiTheme="majorHAnsi" w:cstheme="majorHAnsi"/>
+                <w:rFonts w:eastAsia="Calibri" w:asciiTheme="majorHAnsi" w:hAnsiTheme="majorHAnsi" w:cstheme="majorHAnsi"/>
+                <w:color w:val="auto"/>
+              </w:rPr>
+            </w:pPr>
+            <w:r>
+              <w:rPr>
+                <w:rFonts w:eastAsia="Calibri" w:asciiTheme="majorHAnsi" w:hAnsiTheme="majorHAnsi" w:cstheme="majorHAnsi"/>
                 <w:color w:val="auto"/>
               </w:rPr>
               <w:t>X</w:t>
@@ -2104,17 +2212,18 @@
             <w:cnfStyle w:val="001000000000" w:firstRow="0" w:lastRow="0" w:firstColumn="1" w:lastColumn="0" w:oddVBand="0" w:evenVBand="0" w:oddHBand="0" w:evenHBand="0" w:firstRowFirstColumn="0" w:firstRowLastColumn="0" w:lastRowFirstColumn="0" w:lastRowLastColumn="0"/>
             <w:tcW w:w="1267" w:type="dxa"/>
             <w:shd w:val="clear" w:color="auto" w:fill="auto"/>
-          </w:tcPr>
-          <w:p>
-            <w:pPr>
-              <w:rPr>
-                <w:rFonts w:asciiTheme="majorHAnsi" w:eastAsia="Calibri" w:hAnsiTheme="majorHAnsi" w:cstheme="majorHAnsi"/>
-                <w:color w:val="595959"/>
-              </w:rPr>
-            </w:pPr>
-            <w:r>
-              <w:rPr>
-                <w:rFonts w:asciiTheme="majorHAnsi" w:eastAsia="Calibri" w:hAnsiTheme="majorHAnsi" w:cstheme="majorHAnsi"/>
+            <w:tcMar/>
+          </w:tcPr>
+          <w:p>
+            <w:pPr>
+              <w:rPr>
+                <w:rFonts w:eastAsia="Calibri" w:asciiTheme="majorHAnsi" w:hAnsiTheme="majorHAnsi" w:cstheme="majorHAnsi"/>
+                <w:color w:val="595959"/>
+              </w:rPr>
+            </w:pPr>
+            <w:r>
+              <w:rPr>
+                <w:rFonts w:eastAsia="Calibri" w:asciiTheme="majorHAnsi" w:hAnsiTheme="majorHAnsi" w:cstheme="majorHAnsi"/>
                 <w:color w:val="595959"/>
               </w:rPr>
               <w:t>Opción b)</w:t>
@@ -2123,21 +2232,23 @@
         </w:tc>
         <w:tc>
           <w:tcPr>
+            <w:cnfStyle w:val="000000000000" w:firstRow="0" w:lastRow="0" w:firstColumn="0" w:lastColumn="0" w:oddVBand="0" w:evenVBand="0" w:oddHBand="0" w:evenHBand="0" w:firstRowFirstColumn="0" w:firstRowLastColumn="0" w:lastRowFirstColumn="0" w:lastRowLastColumn="0"/>
             <w:tcW w:w="6727" w:type="dxa"/>
             <w:gridSpan w:val="2"/>
-            <w:shd w:val="clear" w:color="auto" w:fill="FFFFFF"/>
+            <w:shd w:val="clear" w:color="auto" w:fill="FFFFFF" w:themeFill="background1"/>
+            <w:tcMar/>
           </w:tcPr>
           <w:p>
             <w:pPr>
               <w:cnfStyle w:val="000000100000" w:firstRow="0" w:lastRow="0" w:firstColumn="0" w:lastColumn="0" w:oddVBand="0" w:evenVBand="0" w:oddHBand="1" w:evenHBand="0" w:firstRowFirstColumn="0" w:firstRowLastColumn="0" w:lastRowFirstColumn="0" w:lastRowLastColumn="0"/>
               <w:rPr>
-                <w:rFonts w:asciiTheme="majorHAnsi" w:eastAsia="Calibri" w:hAnsiTheme="majorHAnsi" w:cstheme="majorHAnsi"/>
-                <w:color w:val="auto"/>
-              </w:rPr>
-            </w:pPr>
-            <w:r>
-              <w:rPr>
-                <w:rFonts w:asciiTheme="majorHAnsi" w:eastAsia="Calibri" w:hAnsiTheme="majorHAnsi" w:cstheme="majorHAnsi"/>
+                <w:rFonts w:eastAsia="Calibri" w:asciiTheme="majorHAnsi" w:hAnsiTheme="majorHAnsi" w:cstheme="majorHAnsi"/>
+                <w:color w:val="auto"/>
+              </w:rPr>
+            </w:pPr>
+            <w:r>
+              <w:rPr>
+                <w:rFonts w:eastAsia="Calibri" w:asciiTheme="majorHAnsi" w:hAnsiTheme="majorHAnsi" w:cstheme="majorHAnsi"/>
                 <w:color w:val="auto"/>
               </w:rPr>
               <w:t>Falso</w:t>
@@ -2146,15 +2257,17 @@
         </w:tc>
         <w:tc>
           <w:tcPr>
+            <w:cnfStyle w:val="000000000000" w:firstRow="0" w:lastRow="0" w:firstColumn="0" w:lastColumn="0" w:oddVBand="0" w:evenVBand="0" w:oddHBand="0" w:evenHBand="0" w:firstRowFirstColumn="0" w:firstRowLastColumn="0" w:lastRowFirstColumn="0" w:lastRowLastColumn="0"/>
             <w:tcW w:w="2160" w:type="dxa"/>
-            <w:shd w:val="clear" w:color="auto" w:fill="FFFFFF"/>
+            <w:shd w:val="clear" w:color="auto" w:fill="FFFFFF" w:themeFill="background1"/>
+            <w:tcMar/>
           </w:tcPr>
           <w:p>
             <w:pPr>
               <w:widowControl w:val="0"/>
               <w:cnfStyle w:val="000000100000" w:firstRow="0" w:lastRow="0" w:firstColumn="0" w:lastColumn="0" w:oddVBand="0" w:evenVBand="0" w:oddHBand="1" w:evenHBand="0" w:firstRowFirstColumn="0" w:firstRowLastColumn="0" w:lastRowFirstColumn="0" w:lastRowLastColumn="0"/>
               <w:rPr>
-                <w:rFonts w:asciiTheme="majorHAnsi" w:eastAsia="Calibri" w:hAnsiTheme="majorHAnsi" w:cstheme="majorHAnsi"/>
+                <w:rFonts w:eastAsia="Calibri" w:asciiTheme="majorHAnsi" w:hAnsiTheme="majorHAnsi" w:cstheme="majorHAnsi"/>
                 <w:color w:val="auto"/>
               </w:rPr>
             </w:pPr>
@@ -2171,17 +2284,18 @@
             <w:tcW w:w="2534" w:type="dxa"/>
             <w:gridSpan w:val="2"/>
             <w:shd w:val="clear" w:color="auto" w:fill="FBE5D5"/>
-          </w:tcPr>
-          <w:p>
-            <w:pPr>
-              <w:rPr>
-                <w:rFonts w:asciiTheme="majorHAnsi" w:eastAsia="Calibri" w:hAnsiTheme="majorHAnsi" w:cstheme="majorHAnsi"/>
-                <w:color w:val="595959"/>
-              </w:rPr>
-            </w:pPr>
-            <w:r>
-              <w:rPr>
-                <w:rFonts w:asciiTheme="majorHAnsi" w:eastAsia="Calibri" w:hAnsiTheme="majorHAnsi" w:cstheme="majorHAnsi"/>
+            <w:tcMar/>
+          </w:tcPr>
+          <w:p>
+            <w:pPr>
+              <w:rPr>
+                <w:rFonts w:eastAsia="Calibri" w:asciiTheme="majorHAnsi" w:hAnsiTheme="majorHAnsi" w:cstheme="majorHAnsi"/>
+                <w:color w:val="595959"/>
+              </w:rPr>
+            </w:pPr>
+            <w:r>
+              <w:rPr>
+                <w:rFonts w:eastAsia="Calibri" w:asciiTheme="majorHAnsi" w:hAnsiTheme="majorHAnsi" w:cstheme="majorHAnsi"/>
                 <w:color w:val="595959"/>
               </w:rPr>
               <w:t>Comentario respuesta correcta</w:t>
@@ -2190,29 +2304,31 @@
         </w:tc>
         <w:tc>
           <w:tcPr>
+            <w:cnfStyle w:val="000000000000" w:firstRow="0" w:lastRow="0" w:firstColumn="0" w:lastColumn="0" w:oddVBand="0" w:evenVBand="0" w:oddHBand="0" w:evenHBand="0" w:firstRowFirstColumn="0" w:firstRowLastColumn="0" w:lastRowFirstColumn="0" w:lastRowLastColumn="0"/>
             <w:tcW w:w="7620" w:type="dxa"/>
             <w:gridSpan w:val="2"/>
-            <w:shd w:val="clear" w:color="auto" w:fill="FFFFFF"/>
+            <w:shd w:val="clear" w:color="auto" w:fill="FFFFFF" w:themeFill="background1"/>
+            <w:tcMar/>
           </w:tcPr>
           <w:p>
             <w:pPr>
               <w:cnfStyle w:val="000000000000" w:firstRow="0" w:lastRow="0" w:firstColumn="0" w:lastColumn="0" w:oddVBand="0" w:evenVBand="0" w:oddHBand="0" w:evenHBand="0" w:firstRowFirstColumn="0" w:firstRowLastColumn="0" w:lastRowFirstColumn="0" w:lastRowLastColumn="0"/>
               <w:rPr>
-                <w:rFonts w:asciiTheme="majorHAnsi" w:eastAsia="Calibri" w:hAnsiTheme="majorHAnsi" w:cstheme="majorHAnsi"/>
-                <w:b/>
-                <w:color w:val="auto"/>
-              </w:rPr>
-            </w:pPr>
-            <w:r>
-              <w:rPr>
-                <w:rFonts w:asciiTheme="majorHAnsi" w:eastAsia="Calibri" w:hAnsiTheme="majorHAnsi" w:cstheme="majorHAnsi"/>
+                <w:rFonts w:eastAsia="Calibri" w:asciiTheme="majorHAnsi" w:hAnsiTheme="majorHAnsi" w:cstheme="majorHAnsi"/>
+                <w:b/>
+                <w:color w:val="auto"/>
+              </w:rPr>
+            </w:pPr>
+            <w:r>
+              <w:rPr>
+                <w:rFonts w:eastAsia="Calibri" w:asciiTheme="majorHAnsi" w:hAnsiTheme="majorHAnsi" w:cstheme="majorHAnsi"/>
                 <w:color w:val="auto"/>
               </w:rPr>
               <w:t xml:space="preserve">Excelente trabajo. </w:t>
             </w:r>
             <w:r>
               <w:rPr>
-                <w:rFonts w:asciiTheme="majorHAnsi" w:eastAsia="Calibri" w:hAnsiTheme="majorHAnsi" w:cstheme="majorHAnsi"/>
+                <w:rFonts w:eastAsia="Calibri" w:asciiTheme="majorHAnsi" w:hAnsiTheme="majorHAnsi" w:cstheme="majorHAnsi"/>
                 <w:color w:val="auto"/>
               </w:rPr>
               <w:t>Esto permite encabezados/pies distintos por capítulos.</w:t>
@@ -2230,17 +2346,18 @@
             <w:cnfStyle w:val="001000000000" w:firstRow="0" w:lastRow="0" w:firstColumn="1" w:lastColumn="0" w:oddVBand="0" w:evenVBand="0" w:oddHBand="0" w:evenHBand="0" w:firstRowFirstColumn="0" w:firstRowLastColumn="0" w:lastRowFirstColumn="0" w:lastRowLastColumn="0"/>
             <w:tcW w:w="2534" w:type="dxa"/>
             <w:gridSpan w:val="2"/>
-          </w:tcPr>
-          <w:p>
-            <w:pPr>
-              <w:rPr>
-                <w:rFonts w:asciiTheme="majorHAnsi" w:eastAsia="Calibri" w:hAnsiTheme="majorHAnsi" w:cstheme="majorHAnsi"/>
-                <w:color w:val="595959"/>
-              </w:rPr>
-            </w:pPr>
-            <w:r>
-              <w:rPr>
-                <w:rFonts w:asciiTheme="majorHAnsi" w:eastAsia="Calibri" w:hAnsiTheme="majorHAnsi" w:cstheme="majorHAnsi"/>
+            <w:tcMar/>
+          </w:tcPr>
+          <w:p>
+            <w:pPr>
+              <w:rPr>
+                <w:rFonts w:eastAsia="Calibri" w:asciiTheme="majorHAnsi" w:hAnsiTheme="majorHAnsi" w:cstheme="majorHAnsi"/>
+                <w:color w:val="595959"/>
+              </w:rPr>
+            </w:pPr>
+            <w:r>
+              <w:rPr>
+                <w:rFonts w:eastAsia="Calibri" w:asciiTheme="majorHAnsi" w:hAnsiTheme="majorHAnsi" w:cstheme="majorHAnsi"/>
                 <w:color w:val="595959"/>
               </w:rPr>
               <w:t>Comentario respuesta incorrecta</w:t>
@@ -2249,22 +2366,24 @@
         </w:tc>
         <w:tc>
           <w:tcPr>
+            <w:cnfStyle w:val="000000000000" w:firstRow="0" w:lastRow="0" w:firstColumn="0" w:lastColumn="0" w:oddVBand="0" w:evenVBand="0" w:oddHBand="0" w:evenHBand="0" w:firstRowFirstColumn="0" w:firstRowLastColumn="0" w:lastRowFirstColumn="0" w:lastRowLastColumn="0"/>
             <w:tcW w:w="7620" w:type="dxa"/>
             <w:gridSpan w:val="2"/>
-            <w:shd w:val="clear" w:color="auto" w:fill="FFFFFF"/>
+            <w:shd w:val="clear" w:color="auto" w:fill="FFFFFF" w:themeFill="background1"/>
+            <w:tcMar/>
           </w:tcPr>
           <w:p>
             <w:pPr>
               <w:cnfStyle w:val="000000100000" w:firstRow="0" w:lastRow="0" w:firstColumn="0" w:lastColumn="0" w:oddVBand="0" w:evenVBand="0" w:oddHBand="1" w:evenHBand="0" w:firstRowFirstColumn="0" w:firstRowLastColumn="0" w:lastRowFirstColumn="0" w:lastRowLastColumn="0"/>
               <w:rPr>
-                <w:rFonts w:asciiTheme="majorHAnsi" w:eastAsia="Calibri" w:hAnsiTheme="majorHAnsi" w:cstheme="majorHAnsi"/>
-                <w:b/>
-                <w:color w:val="auto"/>
-              </w:rPr>
-            </w:pPr>
-            <w:r>
-              <w:rPr>
-                <w:rFonts w:asciiTheme="majorHAnsi" w:eastAsia="Calibri" w:hAnsiTheme="majorHAnsi" w:cstheme="majorHAnsi"/>
+                <w:rFonts w:eastAsia="Calibri" w:asciiTheme="majorHAnsi" w:hAnsiTheme="majorHAnsi" w:cstheme="majorHAnsi"/>
+                <w:b/>
+                <w:color w:val="auto"/>
+              </w:rPr>
+            </w:pPr>
+            <w:r>
+              <w:rPr>
+                <w:rFonts w:eastAsia="Calibri" w:asciiTheme="majorHAnsi" w:hAnsiTheme="majorHAnsi" w:cstheme="majorHAnsi"/>
                 <w:color w:val="auto"/>
               </w:rPr>
               <w:t>Revise nuevamente el contenido del componente formativo.</w:t>
@@ -2282,24 +2401,25 @@
             <w:tcW w:w="2534" w:type="dxa"/>
             <w:gridSpan w:val="2"/>
             <w:shd w:val="clear" w:color="auto" w:fill="FBE5D5"/>
-          </w:tcPr>
-          <w:p>
-            <w:pPr>
-              <w:rPr>
-                <w:rFonts w:asciiTheme="majorHAnsi" w:eastAsia="Calibri" w:hAnsiTheme="majorHAnsi" w:cstheme="majorHAnsi"/>
-                <w:color w:val="595959"/>
-              </w:rPr>
-            </w:pPr>
-            <w:r>
-              <w:rPr>
-                <w:rFonts w:asciiTheme="majorHAnsi" w:eastAsia="Calibri" w:hAnsiTheme="majorHAnsi" w:cstheme="majorHAnsi"/>
+            <w:tcMar/>
+          </w:tcPr>
+          <w:p>
+            <w:pPr>
+              <w:rPr>
+                <w:rFonts w:eastAsia="Calibri" w:asciiTheme="majorHAnsi" w:hAnsiTheme="majorHAnsi" w:cstheme="majorHAnsi"/>
+                <w:color w:val="595959"/>
+              </w:rPr>
+            </w:pPr>
+            <w:r>
+              <w:rPr>
+                <w:rFonts w:eastAsia="Calibri" w:asciiTheme="majorHAnsi" w:hAnsiTheme="majorHAnsi" w:cstheme="majorHAnsi"/>
                 <w:color w:val="595959"/>
               </w:rPr>
               <w:t xml:space="preserve">Pregunta </w:t>
             </w:r>
             <w:r>
               <w:rPr>
-                <w:rFonts w:asciiTheme="majorHAnsi" w:eastAsia="Calibri" w:hAnsiTheme="majorHAnsi" w:cstheme="majorHAnsi"/>
+                <w:rFonts w:eastAsia="Calibri" w:asciiTheme="majorHAnsi" w:hAnsiTheme="majorHAnsi" w:cstheme="majorHAnsi"/>
                 <w:color w:val="595959"/>
               </w:rPr>
               <w:t>6</w:t>
@@ -2308,21 +2428,23 @@
         </w:tc>
         <w:tc>
           <w:tcPr>
+            <w:cnfStyle w:val="000000000000" w:firstRow="0" w:lastRow="0" w:firstColumn="0" w:lastColumn="0" w:oddVBand="0" w:evenVBand="0" w:oddHBand="0" w:evenHBand="0" w:firstRowFirstColumn="0" w:firstRowLastColumn="0" w:lastRowFirstColumn="0" w:lastRowLastColumn="0"/>
             <w:tcW w:w="7620" w:type="dxa"/>
             <w:gridSpan w:val="2"/>
             <w:shd w:val="clear" w:color="auto" w:fill="FBE5D5"/>
+            <w:tcMar/>
           </w:tcPr>
           <w:p>
             <w:pPr>
               <w:cnfStyle w:val="000000000000" w:firstRow="0" w:lastRow="0" w:firstColumn="0" w:lastColumn="0" w:oddVBand="0" w:evenVBand="0" w:oddHBand="0" w:evenHBand="0" w:firstRowFirstColumn="0" w:firstRowLastColumn="0" w:lastRowFirstColumn="0" w:lastRowLastColumn="0"/>
               <w:rPr>
-                <w:rFonts w:asciiTheme="majorHAnsi" w:eastAsia="Calibri" w:hAnsiTheme="majorHAnsi" w:cstheme="majorHAnsi"/>
+                <w:rFonts w:eastAsia="Calibri" w:asciiTheme="majorHAnsi" w:hAnsiTheme="majorHAnsi" w:cstheme="majorHAnsi"/>
                 <w:color w:val="AEAAAA"/>
               </w:rPr>
             </w:pPr>
             <w:r>
               <w:rPr>
-                <w:rFonts w:asciiTheme="majorHAnsi" w:eastAsia="Calibri" w:hAnsiTheme="majorHAnsi" w:cstheme="majorHAnsi"/>
+                <w:rFonts w:eastAsia="Calibri" w:asciiTheme="majorHAnsi" w:hAnsiTheme="majorHAnsi" w:cstheme="majorHAnsi"/>
                 <w:b/>
                 <w:bCs/>
                 <w:color w:val="auto"/>
@@ -2331,7 +2453,7 @@
             </w:r>
             <w:r>
               <w:rPr>
-                <w:rFonts w:asciiTheme="majorHAnsi" w:eastAsia="Calibri" w:hAnsiTheme="majorHAnsi" w:cstheme="majorHAnsi"/>
+                <w:rFonts w:eastAsia="Calibri" w:asciiTheme="majorHAnsi" w:hAnsiTheme="majorHAnsi" w:cstheme="majorHAnsi"/>
                 <w:b/>
                 <w:bCs/>
                 <w:color w:val="auto"/>
@@ -2340,7 +2462,7 @@
             </w:r>
             <w:r>
               <w:rPr>
-                <w:rFonts w:asciiTheme="majorHAnsi" w:eastAsia="Calibri" w:hAnsiTheme="majorHAnsi" w:cstheme="majorHAnsi"/>
+                <w:rFonts w:eastAsia="Calibri" w:asciiTheme="majorHAnsi" w:hAnsiTheme="majorHAnsi" w:cstheme="majorHAnsi"/>
                 <w:b/>
                 <w:bCs/>
                 <w:color w:val="auto"/>
@@ -2360,17 +2482,18 @@
             <w:cnfStyle w:val="001000000000" w:firstRow="0" w:lastRow="0" w:firstColumn="1" w:lastColumn="0" w:oddVBand="0" w:evenVBand="0" w:oddHBand="0" w:evenHBand="0" w:firstRowFirstColumn="0" w:firstRowLastColumn="0" w:lastRowFirstColumn="0" w:lastRowLastColumn="0"/>
             <w:tcW w:w="1267" w:type="dxa"/>
             <w:shd w:val="clear" w:color="auto" w:fill="auto"/>
-          </w:tcPr>
-          <w:p>
-            <w:pPr>
-              <w:rPr>
-                <w:rFonts w:asciiTheme="majorHAnsi" w:eastAsia="Calibri" w:hAnsiTheme="majorHAnsi" w:cstheme="majorHAnsi"/>
-                <w:color w:val="595959"/>
-              </w:rPr>
-            </w:pPr>
-            <w:r>
-              <w:rPr>
-                <w:rFonts w:asciiTheme="majorHAnsi" w:eastAsia="Calibri" w:hAnsiTheme="majorHAnsi" w:cstheme="majorHAnsi"/>
+            <w:tcMar/>
+          </w:tcPr>
+          <w:p>
+            <w:pPr>
+              <w:rPr>
+                <w:rFonts w:eastAsia="Calibri" w:asciiTheme="majorHAnsi" w:hAnsiTheme="majorHAnsi" w:cstheme="majorHAnsi"/>
+                <w:color w:val="595959"/>
+              </w:rPr>
+            </w:pPr>
+            <w:r>
+              <w:rPr>
+                <w:rFonts w:eastAsia="Calibri" w:asciiTheme="majorHAnsi" w:hAnsiTheme="majorHAnsi" w:cstheme="majorHAnsi"/>
                 <w:color w:val="595959"/>
               </w:rPr>
               <w:t>Opción a)</w:t>
@@ -2379,21 +2502,23 @@
         </w:tc>
         <w:tc>
           <w:tcPr>
+            <w:cnfStyle w:val="000000000000" w:firstRow="0" w:lastRow="0" w:firstColumn="0" w:lastColumn="0" w:oddVBand="0" w:evenVBand="0" w:oddHBand="0" w:evenHBand="0" w:firstRowFirstColumn="0" w:firstRowLastColumn="0" w:lastRowFirstColumn="0" w:lastRowLastColumn="0"/>
             <w:tcW w:w="6727" w:type="dxa"/>
             <w:gridSpan w:val="2"/>
-            <w:shd w:val="clear" w:color="auto" w:fill="FFFFFF"/>
+            <w:shd w:val="clear" w:color="auto" w:fill="FFFFFF" w:themeFill="background1"/>
+            <w:tcMar/>
           </w:tcPr>
           <w:p>
             <w:pPr>
               <w:cnfStyle w:val="000000100000" w:firstRow="0" w:lastRow="0" w:firstColumn="0" w:lastColumn="0" w:oddVBand="0" w:evenVBand="0" w:oddHBand="1" w:evenHBand="0" w:firstRowFirstColumn="0" w:firstRowLastColumn="0" w:lastRowFirstColumn="0" w:lastRowLastColumn="0"/>
               <w:rPr>
-                <w:rFonts w:asciiTheme="majorHAnsi" w:eastAsia="Calibri" w:hAnsiTheme="majorHAnsi" w:cstheme="majorHAnsi"/>
-                <w:color w:val="auto"/>
-              </w:rPr>
-            </w:pPr>
-            <w:r>
-              <w:rPr>
-                <w:rFonts w:asciiTheme="majorHAnsi" w:eastAsia="Calibri" w:hAnsiTheme="majorHAnsi" w:cstheme="majorHAnsi"/>
+                <w:rFonts w:eastAsia="Calibri" w:asciiTheme="majorHAnsi" w:hAnsiTheme="majorHAnsi" w:cstheme="majorHAnsi"/>
+                <w:color w:val="auto"/>
+              </w:rPr>
+            </w:pPr>
+            <w:r>
+              <w:rPr>
+                <w:rFonts w:eastAsia="Calibri" w:asciiTheme="majorHAnsi" w:hAnsiTheme="majorHAnsi" w:cstheme="majorHAnsi"/>
                 <w:color w:val="auto"/>
               </w:rPr>
               <w:t>Verdadero</w:t>
@@ -2402,21 +2527,23 @@
         </w:tc>
         <w:tc>
           <w:tcPr>
+            <w:cnfStyle w:val="000000000000" w:firstRow="0" w:lastRow="0" w:firstColumn="0" w:lastColumn="0" w:oddVBand="0" w:evenVBand="0" w:oddHBand="0" w:evenHBand="0" w:firstRowFirstColumn="0" w:firstRowLastColumn="0" w:lastRowFirstColumn="0" w:lastRowLastColumn="0"/>
             <w:tcW w:w="2160" w:type="dxa"/>
-            <w:shd w:val="clear" w:color="auto" w:fill="FFFFFF"/>
+            <w:shd w:val="clear" w:color="auto" w:fill="FFFFFF" w:themeFill="background1"/>
+            <w:tcMar/>
           </w:tcPr>
           <w:p>
             <w:pPr>
               <w:widowControl w:val="0"/>
               <w:cnfStyle w:val="000000100000" w:firstRow="0" w:lastRow="0" w:firstColumn="0" w:lastColumn="0" w:oddVBand="0" w:evenVBand="0" w:oddHBand="1" w:evenHBand="0" w:firstRowFirstColumn="0" w:firstRowLastColumn="0" w:lastRowFirstColumn="0" w:lastRowLastColumn="0"/>
               <w:rPr>
-                <w:rFonts w:asciiTheme="majorHAnsi" w:eastAsia="Calibri" w:hAnsiTheme="majorHAnsi" w:cstheme="majorHAnsi"/>
-                <w:color w:val="auto"/>
-              </w:rPr>
-            </w:pPr>
-            <w:r>
-              <w:rPr>
-                <w:rFonts w:asciiTheme="majorHAnsi" w:eastAsia="Calibri" w:hAnsiTheme="majorHAnsi" w:cstheme="majorHAnsi"/>
+                <w:rFonts w:eastAsia="Calibri" w:asciiTheme="majorHAnsi" w:hAnsiTheme="majorHAnsi" w:cstheme="majorHAnsi"/>
+                <w:color w:val="auto"/>
+              </w:rPr>
+            </w:pPr>
+            <w:r>
+              <w:rPr>
+                <w:rFonts w:eastAsia="Calibri" w:asciiTheme="majorHAnsi" w:hAnsiTheme="majorHAnsi" w:cstheme="majorHAnsi"/>
                 <w:color w:val="auto"/>
               </w:rPr>
               <w:t>X</w:t>
@@ -2432,17 +2559,18 @@
           <w:tcPr>
             <w:cnfStyle w:val="001000000000" w:firstRow="0" w:lastRow="0" w:firstColumn="1" w:lastColumn="0" w:oddVBand="0" w:evenVBand="0" w:oddHBand="0" w:evenHBand="0" w:firstRowFirstColumn="0" w:firstRowLastColumn="0" w:lastRowFirstColumn="0" w:lastRowLastColumn="0"/>
             <w:tcW w:w="1267" w:type="dxa"/>
-          </w:tcPr>
-          <w:p>
-            <w:pPr>
-              <w:rPr>
-                <w:rFonts w:asciiTheme="majorHAnsi" w:eastAsia="Calibri" w:hAnsiTheme="majorHAnsi" w:cstheme="majorHAnsi"/>
-                <w:color w:val="595959"/>
-              </w:rPr>
-            </w:pPr>
-            <w:r>
-              <w:rPr>
-                <w:rFonts w:asciiTheme="majorHAnsi" w:eastAsia="Calibri" w:hAnsiTheme="majorHAnsi" w:cstheme="majorHAnsi"/>
+            <w:tcMar/>
+          </w:tcPr>
+          <w:p>
+            <w:pPr>
+              <w:rPr>
+                <w:rFonts w:eastAsia="Calibri" w:asciiTheme="majorHAnsi" w:hAnsiTheme="majorHAnsi" w:cstheme="majorHAnsi"/>
+                <w:color w:val="595959"/>
+              </w:rPr>
+            </w:pPr>
+            <w:r>
+              <w:rPr>
+                <w:rFonts w:eastAsia="Calibri" w:asciiTheme="majorHAnsi" w:hAnsiTheme="majorHAnsi" w:cstheme="majorHAnsi"/>
                 <w:color w:val="595959"/>
               </w:rPr>
               <w:t>Opción b)</w:t>
@@ -2451,21 +2579,23 @@
         </w:tc>
         <w:tc>
           <w:tcPr>
+            <w:cnfStyle w:val="000000000000" w:firstRow="0" w:lastRow="0" w:firstColumn="0" w:lastColumn="0" w:oddVBand="0" w:evenVBand="0" w:oddHBand="0" w:evenHBand="0" w:firstRowFirstColumn="0" w:firstRowLastColumn="0" w:lastRowFirstColumn="0" w:lastRowLastColumn="0"/>
             <w:tcW w:w="6727" w:type="dxa"/>
             <w:gridSpan w:val="2"/>
-            <w:shd w:val="clear" w:color="auto" w:fill="FFFFFF"/>
+            <w:shd w:val="clear" w:color="auto" w:fill="FFFFFF" w:themeFill="background1"/>
+            <w:tcMar/>
           </w:tcPr>
           <w:p>
             <w:pPr>
               <w:cnfStyle w:val="000000000000" w:firstRow="0" w:lastRow="0" w:firstColumn="0" w:lastColumn="0" w:oddVBand="0" w:evenVBand="0" w:oddHBand="0" w:evenHBand="0" w:firstRowFirstColumn="0" w:firstRowLastColumn="0" w:lastRowFirstColumn="0" w:lastRowLastColumn="0"/>
               <w:rPr>
-                <w:rFonts w:asciiTheme="majorHAnsi" w:eastAsia="Calibri" w:hAnsiTheme="majorHAnsi" w:cstheme="majorHAnsi"/>
-                <w:color w:val="auto"/>
-              </w:rPr>
-            </w:pPr>
-            <w:r>
-              <w:rPr>
-                <w:rFonts w:asciiTheme="majorHAnsi" w:eastAsia="Calibri" w:hAnsiTheme="majorHAnsi" w:cstheme="majorHAnsi"/>
+                <w:rFonts w:eastAsia="Calibri" w:asciiTheme="majorHAnsi" w:hAnsiTheme="majorHAnsi" w:cstheme="majorHAnsi"/>
+                <w:color w:val="auto"/>
+              </w:rPr>
+            </w:pPr>
+            <w:r>
+              <w:rPr>
+                <w:rFonts w:eastAsia="Calibri" w:asciiTheme="majorHAnsi" w:hAnsiTheme="majorHAnsi" w:cstheme="majorHAnsi"/>
                 <w:color w:val="auto"/>
               </w:rPr>
               <w:t>Falso</w:t>
@@ -2474,15 +2604,17 @@
         </w:tc>
         <w:tc>
           <w:tcPr>
+            <w:cnfStyle w:val="000000000000" w:firstRow="0" w:lastRow="0" w:firstColumn="0" w:lastColumn="0" w:oddVBand="0" w:evenVBand="0" w:oddHBand="0" w:evenHBand="0" w:firstRowFirstColumn="0" w:firstRowLastColumn="0" w:lastRowFirstColumn="0" w:lastRowLastColumn="0"/>
             <w:tcW w:w="2160" w:type="dxa"/>
-            <w:shd w:val="clear" w:color="auto" w:fill="FFFFFF"/>
+            <w:shd w:val="clear" w:color="auto" w:fill="FFFFFF" w:themeFill="background1"/>
+            <w:tcMar/>
           </w:tcPr>
           <w:p>
             <w:pPr>
               <w:widowControl w:val="0"/>
               <w:cnfStyle w:val="000000000000" w:firstRow="0" w:lastRow="0" w:firstColumn="0" w:lastColumn="0" w:oddVBand="0" w:evenVBand="0" w:oddHBand="0" w:evenHBand="0" w:firstRowFirstColumn="0" w:firstRowLastColumn="0" w:lastRowFirstColumn="0" w:lastRowLastColumn="0"/>
               <w:rPr>
-                <w:rFonts w:asciiTheme="majorHAnsi" w:eastAsia="Calibri" w:hAnsiTheme="majorHAnsi" w:cstheme="majorHAnsi"/>
+                <w:rFonts w:eastAsia="Calibri" w:asciiTheme="majorHAnsi" w:hAnsiTheme="majorHAnsi" w:cstheme="majorHAnsi"/>
                 <w:color w:val="auto"/>
               </w:rPr>
             </w:pPr>
@@ -2499,17 +2631,18 @@
             <w:cnfStyle w:val="001000000000" w:firstRow="0" w:lastRow="0" w:firstColumn="1" w:lastColumn="0" w:oddVBand="0" w:evenVBand="0" w:oddHBand="0" w:evenHBand="0" w:firstRowFirstColumn="0" w:firstRowLastColumn="0" w:lastRowFirstColumn="0" w:lastRowLastColumn="0"/>
             <w:tcW w:w="2534" w:type="dxa"/>
             <w:gridSpan w:val="2"/>
-          </w:tcPr>
-          <w:p>
-            <w:pPr>
-              <w:rPr>
-                <w:rFonts w:asciiTheme="majorHAnsi" w:eastAsia="Calibri" w:hAnsiTheme="majorHAnsi" w:cstheme="majorHAnsi"/>
-                <w:color w:val="595959"/>
-              </w:rPr>
-            </w:pPr>
-            <w:r>
-              <w:rPr>
-                <w:rFonts w:asciiTheme="majorHAnsi" w:eastAsia="Calibri" w:hAnsiTheme="majorHAnsi" w:cstheme="majorHAnsi"/>
+            <w:tcMar/>
+          </w:tcPr>
+          <w:p>
+            <w:pPr>
+              <w:rPr>
+                <w:rFonts w:eastAsia="Calibri" w:asciiTheme="majorHAnsi" w:hAnsiTheme="majorHAnsi" w:cstheme="majorHAnsi"/>
+                <w:color w:val="595959"/>
+              </w:rPr>
+            </w:pPr>
+            <w:r>
+              <w:rPr>
+                <w:rFonts w:eastAsia="Calibri" w:asciiTheme="majorHAnsi" w:hAnsiTheme="majorHAnsi" w:cstheme="majorHAnsi"/>
                 <w:color w:val="595959"/>
               </w:rPr>
               <w:t>Comentario respuesta correcta</w:t>
@@ -2518,29 +2651,31 @@
         </w:tc>
         <w:tc>
           <w:tcPr>
+            <w:cnfStyle w:val="000000000000" w:firstRow="0" w:lastRow="0" w:firstColumn="0" w:lastColumn="0" w:oddVBand="0" w:evenVBand="0" w:oddHBand="0" w:evenHBand="0" w:firstRowFirstColumn="0" w:firstRowLastColumn="0" w:lastRowFirstColumn="0" w:lastRowLastColumn="0"/>
             <w:tcW w:w="7620" w:type="dxa"/>
             <w:gridSpan w:val="2"/>
-            <w:shd w:val="clear" w:color="auto" w:fill="FFFFFF"/>
+            <w:shd w:val="clear" w:color="auto" w:fill="FFFFFF" w:themeFill="background1"/>
+            <w:tcMar/>
           </w:tcPr>
           <w:p>
             <w:pPr>
               <w:cnfStyle w:val="000000100000" w:firstRow="0" w:lastRow="0" w:firstColumn="0" w:lastColumn="0" w:oddVBand="0" w:evenVBand="0" w:oddHBand="1" w:evenHBand="0" w:firstRowFirstColumn="0" w:firstRowLastColumn="0" w:lastRowFirstColumn="0" w:lastRowLastColumn="0"/>
               <w:rPr>
-                <w:rFonts w:asciiTheme="majorHAnsi" w:eastAsia="Calibri" w:hAnsiTheme="majorHAnsi" w:cstheme="majorHAnsi"/>
+                <w:rFonts w:eastAsia="Calibri" w:asciiTheme="majorHAnsi" w:hAnsiTheme="majorHAnsi" w:cstheme="majorHAnsi"/>
                 <w:bCs/>
                 <w:color w:val="AEAAAA"/>
               </w:rPr>
             </w:pPr>
             <w:r>
               <w:rPr>
-                <w:rFonts w:asciiTheme="majorHAnsi" w:eastAsia="Calibri" w:hAnsiTheme="majorHAnsi" w:cstheme="majorHAnsi"/>
+                <w:rFonts w:eastAsia="Calibri" w:asciiTheme="majorHAnsi" w:hAnsiTheme="majorHAnsi" w:cstheme="majorHAnsi"/>
                 <w:color w:val="auto"/>
               </w:rPr>
               <w:t xml:space="preserve">Excelente trabajo. </w:t>
             </w:r>
             <w:r>
               <w:rPr>
-                <w:rFonts w:asciiTheme="majorHAnsi" w:eastAsia="Calibri" w:hAnsiTheme="majorHAnsi" w:cstheme="majorHAnsi"/>
+                <w:rFonts w:eastAsia="Calibri" w:asciiTheme="majorHAnsi" w:hAnsiTheme="majorHAnsi" w:cstheme="majorHAnsi"/>
                 <w:color w:val="auto"/>
               </w:rPr>
               <w:t>Es la forma recomendada de excluir numeración en portada.</w:t>
@@ -2558,17 +2693,18 @@
             <w:tcW w:w="2534" w:type="dxa"/>
             <w:gridSpan w:val="2"/>
             <w:shd w:val="clear" w:color="auto" w:fill="FBE5D5"/>
-          </w:tcPr>
-          <w:p>
-            <w:pPr>
-              <w:rPr>
-                <w:rFonts w:asciiTheme="majorHAnsi" w:eastAsia="Calibri" w:hAnsiTheme="majorHAnsi" w:cstheme="majorHAnsi"/>
-                <w:color w:val="595959"/>
-              </w:rPr>
-            </w:pPr>
-            <w:r>
-              <w:rPr>
-                <w:rFonts w:asciiTheme="majorHAnsi" w:eastAsia="Calibri" w:hAnsiTheme="majorHAnsi" w:cstheme="majorHAnsi"/>
+            <w:tcMar/>
+          </w:tcPr>
+          <w:p>
+            <w:pPr>
+              <w:rPr>
+                <w:rFonts w:eastAsia="Calibri" w:asciiTheme="majorHAnsi" w:hAnsiTheme="majorHAnsi" w:cstheme="majorHAnsi"/>
+                <w:color w:val="595959"/>
+              </w:rPr>
+            </w:pPr>
+            <w:r>
+              <w:rPr>
+                <w:rFonts w:eastAsia="Calibri" w:asciiTheme="majorHAnsi" w:hAnsiTheme="majorHAnsi" w:cstheme="majorHAnsi"/>
                 <w:color w:val="595959"/>
               </w:rPr>
               <w:t>Comentario respuesta incorrecta</w:t>
@@ -2577,22 +2713,24 @@
         </w:tc>
         <w:tc>
           <w:tcPr>
+            <w:cnfStyle w:val="000000000000" w:firstRow="0" w:lastRow="0" w:firstColumn="0" w:lastColumn="0" w:oddVBand="0" w:evenVBand="0" w:oddHBand="0" w:evenHBand="0" w:firstRowFirstColumn="0" w:firstRowLastColumn="0" w:lastRowFirstColumn="0" w:lastRowLastColumn="0"/>
             <w:tcW w:w="7620" w:type="dxa"/>
             <w:gridSpan w:val="2"/>
-            <w:shd w:val="clear" w:color="auto" w:fill="FFFFFF"/>
+            <w:shd w:val="clear" w:color="auto" w:fill="FFFFFF" w:themeFill="background1"/>
+            <w:tcMar/>
           </w:tcPr>
           <w:p>
             <w:pPr>
               <w:cnfStyle w:val="000000000000" w:firstRow="0" w:lastRow="0" w:firstColumn="0" w:lastColumn="0" w:oddVBand="0" w:evenVBand="0" w:oddHBand="0" w:evenHBand="0" w:firstRowFirstColumn="0" w:firstRowLastColumn="0" w:lastRowFirstColumn="0" w:lastRowLastColumn="0"/>
               <w:rPr>
-                <w:rFonts w:asciiTheme="majorHAnsi" w:eastAsia="Calibri" w:hAnsiTheme="majorHAnsi" w:cstheme="majorHAnsi"/>
+                <w:rFonts w:eastAsia="Calibri" w:asciiTheme="majorHAnsi" w:hAnsiTheme="majorHAnsi" w:cstheme="majorHAnsi"/>
                 <w:bCs/>
                 <w:color w:val="AEAAAA"/>
               </w:rPr>
             </w:pPr>
             <w:r>
               <w:rPr>
-                <w:rFonts w:asciiTheme="majorHAnsi" w:eastAsia="Calibri" w:hAnsiTheme="majorHAnsi" w:cstheme="majorHAnsi"/>
+                <w:rFonts w:eastAsia="Calibri" w:asciiTheme="majorHAnsi" w:hAnsiTheme="majorHAnsi" w:cstheme="majorHAnsi"/>
                 <w:color w:val="auto"/>
               </w:rPr>
               <w:t>Revise nuevamente el contenido del componente formativo.</w:t>
@@ -2610,17 +2748,18 @@
             <w:cnfStyle w:val="001000000000" w:firstRow="0" w:lastRow="0" w:firstColumn="1" w:lastColumn="0" w:oddVBand="0" w:evenVBand="0" w:oddHBand="0" w:evenHBand="0" w:firstRowFirstColumn="0" w:firstRowLastColumn="0" w:lastRowFirstColumn="0" w:lastRowLastColumn="0"/>
             <w:tcW w:w="2534" w:type="dxa"/>
             <w:gridSpan w:val="2"/>
-          </w:tcPr>
-          <w:p>
-            <w:pPr>
-              <w:rPr>
-                <w:rFonts w:asciiTheme="majorHAnsi" w:eastAsia="Calibri" w:hAnsiTheme="majorHAnsi" w:cstheme="majorHAnsi"/>
-                <w:color w:val="595959"/>
-              </w:rPr>
-            </w:pPr>
-            <w:r>
-              <w:rPr>
-                <w:rFonts w:asciiTheme="majorHAnsi" w:eastAsia="Calibri" w:hAnsiTheme="majorHAnsi" w:cstheme="majorHAnsi"/>
+            <w:tcMar/>
+          </w:tcPr>
+          <w:p>
+            <w:pPr>
+              <w:rPr>
+                <w:rFonts w:eastAsia="Calibri" w:asciiTheme="majorHAnsi" w:hAnsiTheme="majorHAnsi" w:cstheme="majorHAnsi"/>
+                <w:color w:val="595959"/>
+              </w:rPr>
+            </w:pPr>
+            <w:r>
+              <w:rPr>
+                <w:rFonts w:eastAsia="Calibri" w:asciiTheme="majorHAnsi" w:hAnsiTheme="majorHAnsi" w:cstheme="majorHAnsi"/>
                 <w:color w:val="595959"/>
               </w:rPr>
               <w:t>Pregunta 7</w:t>
@@ -2629,20 +2768,22 @@
         </w:tc>
         <w:tc>
           <w:tcPr>
+            <w:cnfStyle w:val="000000000000" w:firstRow="0" w:lastRow="0" w:firstColumn="0" w:lastColumn="0" w:oddVBand="0" w:evenVBand="0" w:oddHBand="0" w:evenHBand="0" w:firstRowFirstColumn="0" w:firstRowLastColumn="0" w:lastRowFirstColumn="0" w:lastRowLastColumn="0"/>
             <w:tcW w:w="7620" w:type="dxa"/>
             <w:gridSpan w:val="2"/>
+            <w:tcMar/>
           </w:tcPr>
           <w:p>
             <w:pPr>
               <w:cnfStyle w:val="000000100000" w:firstRow="0" w:lastRow="0" w:firstColumn="0" w:lastColumn="0" w:oddVBand="0" w:evenVBand="0" w:oddHBand="1" w:evenHBand="0" w:firstRowFirstColumn="0" w:firstRowLastColumn="0" w:lastRowFirstColumn="0" w:lastRowLastColumn="0"/>
               <w:rPr>
-                <w:rFonts w:asciiTheme="majorHAnsi" w:eastAsia="Calibri" w:hAnsiTheme="majorHAnsi" w:cstheme="majorHAnsi"/>
+                <w:rFonts w:eastAsia="Calibri" w:asciiTheme="majorHAnsi" w:hAnsiTheme="majorHAnsi" w:cstheme="majorHAnsi"/>
                 <w:color w:val="AEAAAA"/>
               </w:rPr>
             </w:pPr>
             <w:r>
               <w:rPr>
-                <w:rFonts w:asciiTheme="majorHAnsi" w:eastAsia="Calibri" w:hAnsiTheme="majorHAnsi" w:cstheme="majorHAnsi"/>
+                <w:rFonts w:eastAsia="Calibri" w:asciiTheme="majorHAnsi" w:hAnsiTheme="majorHAnsi" w:cstheme="majorHAnsi"/>
                 <w:b/>
                 <w:bCs/>
                 <w:color w:val="auto"/>
@@ -2660,17 +2801,18 @@
           <w:tcPr>
             <w:cnfStyle w:val="001000000000" w:firstRow="0" w:lastRow="0" w:firstColumn="1" w:lastColumn="0" w:oddVBand="0" w:evenVBand="0" w:oddHBand="0" w:evenHBand="0" w:firstRowFirstColumn="0" w:firstRowLastColumn="0" w:lastRowFirstColumn="0" w:lastRowLastColumn="0"/>
             <w:tcW w:w="1267" w:type="dxa"/>
-          </w:tcPr>
-          <w:p>
-            <w:pPr>
-              <w:rPr>
-                <w:rFonts w:asciiTheme="majorHAnsi" w:eastAsia="Calibri" w:hAnsiTheme="majorHAnsi" w:cstheme="majorHAnsi"/>
-                <w:color w:val="595959"/>
-              </w:rPr>
-            </w:pPr>
-            <w:r>
-              <w:rPr>
-                <w:rFonts w:asciiTheme="majorHAnsi" w:eastAsia="Calibri" w:hAnsiTheme="majorHAnsi" w:cstheme="majorHAnsi"/>
+            <w:tcMar/>
+          </w:tcPr>
+          <w:p>
+            <w:pPr>
+              <w:rPr>
+                <w:rFonts w:eastAsia="Calibri" w:asciiTheme="majorHAnsi" w:hAnsiTheme="majorHAnsi" w:cstheme="majorHAnsi"/>
+                <w:color w:val="595959"/>
+              </w:rPr>
+            </w:pPr>
+            <w:r>
+              <w:rPr>
+                <w:rFonts w:eastAsia="Calibri" w:asciiTheme="majorHAnsi" w:hAnsiTheme="majorHAnsi" w:cstheme="majorHAnsi"/>
                 <w:color w:val="595959"/>
               </w:rPr>
               <w:t>Opción a)</w:t>
@@ -2679,21 +2821,23 @@
         </w:tc>
         <w:tc>
           <w:tcPr>
+            <w:cnfStyle w:val="000000000000" w:firstRow="0" w:lastRow="0" w:firstColumn="0" w:lastColumn="0" w:oddVBand="0" w:evenVBand="0" w:oddHBand="0" w:evenHBand="0" w:firstRowFirstColumn="0" w:firstRowLastColumn="0" w:lastRowFirstColumn="0" w:lastRowLastColumn="0"/>
             <w:tcW w:w="6727" w:type="dxa"/>
             <w:gridSpan w:val="2"/>
-            <w:shd w:val="clear" w:color="auto" w:fill="FFFFFF"/>
+            <w:shd w:val="clear" w:color="auto" w:fill="FFFFFF" w:themeFill="background1"/>
+            <w:tcMar/>
           </w:tcPr>
           <w:p>
             <w:pPr>
               <w:cnfStyle w:val="000000000000" w:firstRow="0" w:lastRow="0" w:firstColumn="0" w:lastColumn="0" w:oddVBand="0" w:evenVBand="0" w:oddHBand="0" w:evenHBand="0" w:firstRowFirstColumn="0" w:firstRowLastColumn="0" w:lastRowFirstColumn="0" w:lastRowLastColumn="0"/>
               <w:rPr>
-                <w:rFonts w:asciiTheme="majorHAnsi" w:eastAsia="Calibri" w:hAnsiTheme="majorHAnsi" w:cstheme="majorHAnsi"/>
-                <w:color w:val="auto"/>
-              </w:rPr>
-            </w:pPr>
-            <w:r>
-              <w:rPr>
-                <w:rFonts w:asciiTheme="majorHAnsi" w:eastAsia="Calibri" w:hAnsiTheme="majorHAnsi" w:cstheme="majorHAnsi"/>
+                <w:rFonts w:eastAsia="Calibri" w:asciiTheme="majorHAnsi" w:hAnsiTheme="majorHAnsi" w:cstheme="majorHAnsi"/>
+                <w:color w:val="auto"/>
+              </w:rPr>
+            </w:pPr>
+            <w:r>
+              <w:rPr>
+                <w:rFonts w:eastAsia="Calibri" w:asciiTheme="majorHAnsi" w:hAnsiTheme="majorHAnsi" w:cstheme="majorHAnsi"/>
                 <w:color w:val="auto"/>
               </w:rPr>
               <w:t>Verdadero</w:t>
@@ -2702,21 +2846,23 @@
         </w:tc>
         <w:tc>
           <w:tcPr>
+            <w:cnfStyle w:val="000000000000" w:firstRow="0" w:lastRow="0" w:firstColumn="0" w:lastColumn="0" w:oddVBand="0" w:evenVBand="0" w:oddHBand="0" w:evenHBand="0" w:firstRowFirstColumn="0" w:firstRowLastColumn="0" w:lastRowFirstColumn="0" w:lastRowLastColumn="0"/>
             <w:tcW w:w="2160" w:type="dxa"/>
-            <w:shd w:val="clear" w:color="auto" w:fill="FFFFFF"/>
+            <w:shd w:val="clear" w:color="auto" w:fill="FFFFFF" w:themeFill="background1"/>
+            <w:tcMar/>
           </w:tcPr>
           <w:p>
             <w:pPr>
               <w:widowControl w:val="0"/>
               <w:cnfStyle w:val="000000000000" w:firstRow="0" w:lastRow="0" w:firstColumn="0" w:lastColumn="0" w:oddVBand="0" w:evenVBand="0" w:oddHBand="0" w:evenHBand="0" w:firstRowFirstColumn="0" w:firstRowLastColumn="0" w:lastRowFirstColumn="0" w:lastRowLastColumn="0"/>
               <w:rPr>
-                <w:rFonts w:asciiTheme="majorHAnsi" w:eastAsia="Calibri" w:hAnsiTheme="majorHAnsi" w:cstheme="majorHAnsi"/>
-                <w:color w:val="auto"/>
-              </w:rPr>
-            </w:pPr>
-            <w:r>
-              <w:rPr>
-                <w:rFonts w:asciiTheme="majorHAnsi" w:eastAsia="Calibri" w:hAnsiTheme="majorHAnsi" w:cstheme="majorHAnsi"/>
+                <w:rFonts w:eastAsia="Calibri" w:asciiTheme="majorHAnsi" w:hAnsiTheme="majorHAnsi" w:cstheme="majorHAnsi"/>
+                <w:color w:val="auto"/>
+              </w:rPr>
+            </w:pPr>
+            <w:r>
+              <w:rPr>
+                <w:rFonts w:eastAsia="Calibri" w:asciiTheme="majorHAnsi" w:hAnsiTheme="majorHAnsi" w:cstheme="majorHAnsi"/>
                 <w:color w:val="auto"/>
               </w:rPr>
               <w:t>X</w:t>
@@ -2734,17 +2880,18 @@
             <w:cnfStyle w:val="001000000000" w:firstRow="0" w:lastRow="0" w:firstColumn="1" w:lastColumn="0" w:oddVBand="0" w:evenVBand="0" w:oddHBand="0" w:evenHBand="0" w:firstRowFirstColumn="0" w:firstRowLastColumn="0" w:lastRowFirstColumn="0" w:lastRowLastColumn="0"/>
             <w:tcW w:w="1267" w:type="dxa"/>
             <w:shd w:val="clear" w:color="auto" w:fill="auto"/>
-          </w:tcPr>
-          <w:p>
-            <w:pPr>
-              <w:rPr>
-                <w:rFonts w:asciiTheme="majorHAnsi" w:eastAsia="Calibri" w:hAnsiTheme="majorHAnsi" w:cstheme="majorHAnsi"/>
-                <w:color w:val="595959"/>
-              </w:rPr>
-            </w:pPr>
-            <w:r>
-              <w:rPr>
-                <w:rFonts w:asciiTheme="majorHAnsi" w:eastAsia="Calibri" w:hAnsiTheme="majorHAnsi" w:cstheme="majorHAnsi"/>
+            <w:tcMar/>
+          </w:tcPr>
+          <w:p>
+            <w:pPr>
+              <w:rPr>
+                <w:rFonts w:eastAsia="Calibri" w:asciiTheme="majorHAnsi" w:hAnsiTheme="majorHAnsi" w:cstheme="majorHAnsi"/>
+                <w:color w:val="595959"/>
+              </w:rPr>
+            </w:pPr>
+            <w:r>
+              <w:rPr>
+                <w:rFonts w:eastAsia="Calibri" w:asciiTheme="majorHAnsi" w:hAnsiTheme="majorHAnsi" w:cstheme="majorHAnsi"/>
                 <w:color w:val="595959"/>
               </w:rPr>
               <w:t>Opción b)</w:t>
@@ -2753,21 +2900,23 @@
         </w:tc>
         <w:tc>
           <w:tcPr>
+            <w:cnfStyle w:val="000000000000" w:firstRow="0" w:lastRow="0" w:firstColumn="0" w:lastColumn="0" w:oddVBand="0" w:evenVBand="0" w:oddHBand="0" w:evenHBand="0" w:firstRowFirstColumn="0" w:firstRowLastColumn="0" w:lastRowFirstColumn="0" w:lastRowLastColumn="0"/>
             <w:tcW w:w="6727" w:type="dxa"/>
             <w:gridSpan w:val="2"/>
-            <w:shd w:val="clear" w:color="auto" w:fill="FFFFFF"/>
+            <w:shd w:val="clear" w:color="auto" w:fill="FFFFFF" w:themeFill="background1"/>
+            <w:tcMar/>
           </w:tcPr>
           <w:p>
             <w:pPr>
               <w:cnfStyle w:val="000000100000" w:firstRow="0" w:lastRow="0" w:firstColumn="0" w:lastColumn="0" w:oddVBand="0" w:evenVBand="0" w:oddHBand="1" w:evenHBand="0" w:firstRowFirstColumn="0" w:firstRowLastColumn="0" w:lastRowFirstColumn="0" w:lastRowLastColumn="0"/>
               <w:rPr>
-                <w:rFonts w:asciiTheme="majorHAnsi" w:eastAsia="Calibri" w:hAnsiTheme="majorHAnsi" w:cstheme="majorHAnsi"/>
-                <w:color w:val="auto"/>
-              </w:rPr>
-            </w:pPr>
-            <w:r>
-              <w:rPr>
-                <w:rFonts w:asciiTheme="majorHAnsi" w:eastAsia="Calibri" w:hAnsiTheme="majorHAnsi" w:cstheme="majorHAnsi"/>
+                <w:rFonts w:eastAsia="Calibri" w:asciiTheme="majorHAnsi" w:hAnsiTheme="majorHAnsi" w:cstheme="majorHAnsi"/>
+                <w:color w:val="auto"/>
+              </w:rPr>
+            </w:pPr>
+            <w:r>
+              <w:rPr>
+                <w:rFonts w:eastAsia="Calibri" w:asciiTheme="majorHAnsi" w:hAnsiTheme="majorHAnsi" w:cstheme="majorHAnsi"/>
                 <w:color w:val="auto"/>
               </w:rPr>
               <w:t>Falso</w:t>
@@ -2776,15 +2925,17 @@
         </w:tc>
         <w:tc>
           <w:tcPr>
+            <w:cnfStyle w:val="000000000000" w:firstRow="0" w:lastRow="0" w:firstColumn="0" w:lastColumn="0" w:oddVBand="0" w:evenVBand="0" w:oddHBand="0" w:evenHBand="0" w:firstRowFirstColumn="0" w:firstRowLastColumn="0" w:lastRowFirstColumn="0" w:lastRowLastColumn="0"/>
             <w:tcW w:w="2160" w:type="dxa"/>
-            <w:shd w:val="clear" w:color="auto" w:fill="FFFFFF"/>
+            <w:shd w:val="clear" w:color="auto" w:fill="FFFFFF" w:themeFill="background1"/>
+            <w:tcMar/>
           </w:tcPr>
           <w:p>
             <w:pPr>
               <w:widowControl w:val="0"/>
               <w:cnfStyle w:val="000000100000" w:firstRow="0" w:lastRow="0" w:firstColumn="0" w:lastColumn="0" w:oddVBand="0" w:evenVBand="0" w:oddHBand="1" w:evenHBand="0" w:firstRowFirstColumn="0" w:firstRowLastColumn="0" w:lastRowFirstColumn="0" w:lastRowLastColumn="0"/>
               <w:rPr>
-                <w:rFonts w:asciiTheme="majorHAnsi" w:eastAsia="Calibri" w:hAnsiTheme="majorHAnsi" w:cstheme="majorHAnsi"/>
+                <w:rFonts w:eastAsia="Calibri" w:asciiTheme="majorHAnsi" w:hAnsiTheme="majorHAnsi" w:cstheme="majorHAnsi"/>
                 <w:color w:val="auto"/>
               </w:rPr>
             </w:pPr>
@@ -2800,17 +2951,18 @@
             <w:cnfStyle w:val="001000000000" w:firstRow="0" w:lastRow="0" w:firstColumn="1" w:lastColumn="0" w:oddVBand="0" w:evenVBand="0" w:oddHBand="0" w:evenHBand="0" w:firstRowFirstColumn="0" w:firstRowLastColumn="0" w:lastRowFirstColumn="0" w:lastRowLastColumn="0"/>
             <w:tcW w:w="2534" w:type="dxa"/>
             <w:gridSpan w:val="2"/>
-          </w:tcPr>
-          <w:p>
-            <w:pPr>
-              <w:rPr>
-                <w:rFonts w:asciiTheme="majorHAnsi" w:eastAsia="Calibri" w:hAnsiTheme="majorHAnsi" w:cstheme="majorHAnsi"/>
-                <w:color w:val="595959"/>
-              </w:rPr>
-            </w:pPr>
-            <w:r>
-              <w:rPr>
-                <w:rFonts w:asciiTheme="majorHAnsi" w:eastAsia="Calibri" w:hAnsiTheme="majorHAnsi" w:cstheme="majorHAnsi"/>
+            <w:tcMar/>
+          </w:tcPr>
+          <w:p>
+            <w:pPr>
+              <w:rPr>
+                <w:rFonts w:eastAsia="Calibri" w:asciiTheme="majorHAnsi" w:hAnsiTheme="majorHAnsi" w:cstheme="majorHAnsi"/>
+                <w:color w:val="595959"/>
+              </w:rPr>
+            </w:pPr>
+            <w:r>
+              <w:rPr>
+                <w:rFonts w:eastAsia="Calibri" w:asciiTheme="majorHAnsi" w:hAnsiTheme="majorHAnsi" w:cstheme="majorHAnsi"/>
                 <w:color w:val="595959"/>
               </w:rPr>
               <w:t>Comentario respuesta correcta</w:t>
@@ -2819,29 +2971,31 @@
         </w:tc>
         <w:tc>
           <w:tcPr>
+            <w:cnfStyle w:val="000000000000" w:firstRow="0" w:lastRow="0" w:firstColumn="0" w:lastColumn="0" w:oddVBand="0" w:evenVBand="0" w:oddHBand="0" w:evenHBand="0" w:firstRowFirstColumn="0" w:firstRowLastColumn="0" w:lastRowFirstColumn="0" w:lastRowLastColumn="0"/>
             <w:tcW w:w="7620" w:type="dxa"/>
             <w:gridSpan w:val="2"/>
-            <w:shd w:val="clear" w:color="auto" w:fill="FFFFFF"/>
+            <w:shd w:val="clear" w:color="auto" w:fill="FFFFFF" w:themeFill="background1"/>
+            <w:tcMar/>
           </w:tcPr>
           <w:p>
             <w:pPr>
               <w:cnfStyle w:val="000000000000" w:firstRow="0" w:lastRow="0" w:firstColumn="0" w:lastColumn="0" w:oddVBand="0" w:evenVBand="0" w:oddHBand="0" w:evenHBand="0" w:firstRowFirstColumn="0" w:firstRowLastColumn="0" w:lastRowFirstColumn="0" w:lastRowLastColumn="0"/>
               <w:rPr>
-                <w:rFonts w:asciiTheme="majorHAnsi" w:eastAsia="Calibri" w:hAnsiTheme="majorHAnsi" w:cstheme="majorHAnsi"/>
+                <w:rFonts w:eastAsia="Calibri" w:asciiTheme="majorHAnsi" w:hAnsiTheme="majorHAnsi" w:cstheme="majorHAnsi"/>
                 <w:bCs/>
                 <w:color w:val="AEAAAA"/>
               </w:rPr>
             </w:pPr>
             <w:r>
               <w:rPr>
-                <w:rFonts w:asciiTheme="majorHAnsi" w:eastAsia="Calibri" w:hAnsiTheme="majorHAnsi" w:cstheme="majorHAnsi"/>
+                <w:rFonts w:eastAsia="Calibri" w:asciiTheme="majorHAnsi" w:hAnsiTheme="majorHAnsi" w:cstheme="majorHAnsi"/>
                 <w:color w:val="auto"/>
               </w:rPr>
               <w:t xml:space="preserve">Excelente trabajo. </w:t>
             </w:r>
             <w:r>
               <w:rPr>
-                <w:rFonts w:asciiTheme="majorHAnsi" w:eastAsia="Calibri" w:hAnsiTheme="majorHAnsi" w:cstheme="majorHAnsi"/>
+                <w:rFonts w:eastAsia="Calibri" w:asciiTheme="majorHAnsi" w:hAnsiTheme="majorHAnsi" w:cstheme="majorHAnsi"/>
                 <w:color w:val="auto"/>
               </w:rPr>
               <w:t>La numeración por sección permite reinicios y formatos distintos.</w:t>
@@ -2859,17 +3013,18 @@
             <w:cnfStyle w:val="001000000000" w:firstRow="0" w:lastRow="0" w:firstColumn="1" w:lastColumn="0" w:oddVBand="0" w:evenVBand="0" w:oddHBand="0" w:evenHBand="0" w:firstRowFirstColumn="0" w:firstRowLastColumn="0" w:lastRowFirstColumn="0" w:lastRowLastColumn="0"/>
             <w:tcW w:w="2534" w:type="dxa"/>
             <w:gridSpan w:val="2"/>
-          </w:tcPr>
-          <w:p>
-            <w:pPr>
-              <w:rPr>
-                <w:rFonts w:asciiTheme="majorHAnsi" w:eastAsia="Calibri" w:hAnsiTheme="majorHAnsi" w:cstheme="majorHAnsi"/>
-                <w:color w:val="595959"/>
-              </w:rPr>
-            </w:pPr>
-            <w:r>
-              <w:rPr>
-                <w:rFonts w:asciiTheme="majorHAnsi" w:eastAsia="Calibri" w:hAnsiTheme="majorHAnsi" w:cstheme="majorHAnsi"/>
+            <w:tcMar/>
+          </w:tcPr>
+          <w:p>
+            <w:pPr>
+              <w:rPr>
+                <w:rFonts w:eastAsia="Calibri" w:asciiTheme="majorHAnsi" w:hAnsiTheme="majorHAnsi" w:cstheme="majorHAnsi"/>
+                <w:color w:val="595959"/>
+              </w:rPr>
+            </w:pPr>
+            <w:r>
+              <w:rPr>
+                <w:rFonts w:eastAsia="Calibri" w:asciiTheme="majorHAnsi" w:hAnsiTheme="majorHAnsi" w:cstheme="majorHAnsi"/>
                 <w:color w:val="595959"/>
               </w:rPr>
               <w:t>Comentario respuesta incorrecta</w:t>
@@ -2878,22 +3033,24 @@
         </w:tc>
         <w:tc>
           <w:tcPr>
+            <w:cnfStyle w:val="000000000000" w:firstRow="0" w:lastRow="0" w:firstColumn="0" w:lastColumn="0" w:oddVBand="0" w:evenVBand="0" w:oddHBand="0" w:evenHBand="0" w:firstRowFirstColumn="0" w:firstRowLastColumn="0" w:lastRowFirstColumn="0" w:lastRowLastColumn="0"/>
             <w:tcW w:w="7620" w:type="dxa"/>
             <w:gridSpan w:val="2"/>
-            <w:shd w:val="clear" w:color="auto" w:fill="FFFFFF"/>
+            <w:shd w:val="clear" w:color="auto" w:fill="FFFFFF" w:themeFill="background1"/>
+            <w:tcMar/>
           </w:tcPr>
           <w:p>
             <w:pPr>
               <w:cnfStyle w:val="000000100000" w:firstRow="0" w:lastRow="0" w:firstColumn="0" w:lastColumn="0" w:oddVBand="0" w:evenVBand="0" w:oddHBand="1" w:evenHBand="0" w:firstRowFirstColumn="0" w:firstRowLastColumn="0" w:lastRowFirstColumn="0" w:lastRowLastColumn="0"/>
               <w:rPr>
-                <w:rFonts w:asciiTheme="majorHAnsi" w:eastAsia="Calibri" w:hAnsiTheme="majorHAnsi" w:cstheme="majorHAnsi"/>
+                <w:rFonts w:eastAsia="Calibri" w:asciiTheme="majorHAnsi" w:hAnsiTheme="majorHAnsi" w:cstheme="majorHAnsi"/>
                 <w:bCs/>
                 <w:color w:val="AEAAAA"/>
               </w:rPr>
             </w:pPr>
             <w:r>
               <w:rPr>
-                <w:rFonts w:asciiTheme="majorHAnsi" w:eastAsia="Calibri" w:hAnsiTheme="majorHAnsi" w:cstheme="majorHAnsi"/>
+                <w:rFonts w:eastAsia="Calibri" w:asciiTheme="majorHAnsi" w:hAnsiTheme="majorHAnsi" w:cstheme="majorHAnsi"/>
                 <w:color w:val="auto"/>
               </w:rPr>
               <w:t>Revise nuevamente el contenido del componente formativo.</w:t>
@@ -2911,17 +3068,18 @@
             <w:tcW w:w="2534" w:type="dxa"/>
             <w:gridSpan w:val="2"/>
             <w:shd w:val="clear" w:color="auto" w:fill="FBE5D5"/>
-          </w:tcPr>
-          <w:p>
-            <w:pPr>
-              <w:rPr>
-                <w:rFonts w:asciiTheme="majorHAnsi" w:eastAsia="Calibri" w:hAnsiTheme="majorHAnsi" w:cstheme="majorHAnsi"/>
-                <w:color w:val="595959"/>
-              </w:rPr>
-            </w:pPr>
-            <w:r>
-              <w:rPr>
-                <w:rFonts w:asciiTheme="majorHAnsi" w:eastAsia="Calibri" w:hAnsiTheme="majorHAnsi" w:cstheme="majorHAnsi"/>
+            <w:tcMar/>
+          </w:tcPr>
+          <w:p>
+            <w:pPr>
+              <w:rPr>
+                <w:rFonts w:eastAsia="Calibri" w:asciiTheme="majorHAnsi" w:hAnsiTheme="majorHAnsi" w:cstheme="majorHAnsi"/>
+                <w:color w:val="595959"/>
+              </w:rPr>
+            </w:pPr>
+            <w:r>
+              <w:rPr>
+                <w:rFonts w:eastAsia="Calibri" w:asciiTheme="majorHAnsi" w:hAnsiTheme="majorHAnsi" w:cstheme="majorHAnsi"/>
                 <w:color w:val="595959"/>
               </w:rPr>
               <w:t>Pregunta 8</w:t>
@@ -2930,21 +3088,23 @@
         </w:tc>
         <w:tc>
           <w:tcPr>
+            <w:cnfStyle w:val="000000000000" w:firstRow="0" w:lastRow="0" w:firstColumn="0" w:lastColumn="0" w:oddVBand="0" w:evenVBand="0" w:oddHBand="0" w:evenHBand="0" w:firstRowFirstColumn="0" w:firstRowLastColumn="0" w:lastRowFirstColumn="0" w:lastRowLastColumn="0"/>
             <w:tcW w:w="7620" w:type="dxa"/>
             <w:gridSpan w:val="2"/>
             <w:shd w:val="clear" w:color="auto" w:fill="FBE5D5"/>
+            <w:tcMar/>
           </w:tcPr>
           <w:p>
             <w:pPr>
               <w:cnfStyle w:val="000000000000" w:firstRow="0" w:lastRow="0" w:firstColumn="0" w:lastColumn="0" w:oddVBand="0" w:evenVBand="0" w:oddHBand="0" w:evenHBand="0" w:firstRowFirstColumn="0" w:firstRowLastColumn="0" w:lastRowFirstColumn="0" w:lastRowLastColumn="0"/>
               <w:rPr>
-                <w:rFonts w:asciiTheme="majorHAnsi" w:eastAsia="Calibri" w:hAnsiTheme="majorHAnsi" w:cstheme="majorHAnsi"/>
+                <w:rFonts w:eastAsia="Calibri" w:asciiTheme="majorHAnsi" w:hAnsiTheme="majorHAnsi" w:cstheme="majorHAnsi"/>
                 <w:color w:val="AEAAAA"/>
               </w:rPr>
             </w:pPr>
             <w:r>
               <w:rPr>
-                <w:rFonts w:asciiTheme="majorHAnsi" w:eastAsia="Calibri" w:hAnsiTheme="majorHAnsi" w:cstheme="majorHAnsi"/>
+                <w:rFonts w:eastAsia="Calibri" w:asciiTheme="majorHAnsi" w:hAnsiTheme="majorHAnsi" w:cstheme="majorHAnsi"/>
                 <w:b/>
                 <w:color w:val="auto"/>
               </w:rPr>
@@ -2952,7 +3112,7 @@
             </w:r>
             <w:r>
               <w:rPr>
-                <w:rFonts w:asciiTheme="majorHAnsi" w:eastAsia="Calibri" w:hAnsiTheme="majorHAnsi" w:cstheme="majorHAnsi"/>
+                <w:rFonts w:eastAsia="Calibri" w:asciiTheme="majorHAnsi" w:hAnsiTheme="majorHAnsi" w:cstheme="majorHAnsi"/>
                 <w:b/>
                 <w:bCs/>
                 <w:color w:val="auto"/>
@@ -2961,7 +3121,7 @@
             </w:r>
             <w:r>
               <w:rPr>
-                <w:rFonts w:asciiTheme="majorHAnsi" w:eastAsia="Calibri" w:hAnsiTheme="majorHAnsi" w:cstheme="majorHAnsi"/>
+                <w:rFonts w:eastAsia="Calibri" w:asciiTheme="majorHAnsi" w:hAnsiTheme="majorHAnsi" w:cstheme="majorHAnsi"/>
                 <w:b/>
                 <w:color w:val="auto"/>
               </w:rPr>
@@ -2969,7 +3129,7 @@
             </w:r>
             <w:r>
               <w:rPr>
-                <w:rFonts w:asciiTheme="majorHAnsi" w:eastAsia="Calibri" w:hAnsiTheme="majorHAnsi" w:cstheme="majorHAnsi"/>
+                <w:rFonts w:eastAsia="Calibri" w:asciiTheme="majorHAnsi" w:hAnsiTheme="majorHAnsi" w:cstheme="majorHAnsi"/>
                 <w:b/>
                 <w:bCs/>
                 <w:color w:val="auto"/>
@@ -2978,7 +3138,7 @@
             </w:r>
             <w:r>
               <w:rPr>
-                <w:rFonts w:asciiTheme="majorHAnsi" w:eastAsia="Calibri" w:hAnsiTheme="majorHAnsi" w:cstheme="majorHAnsi"/>
+                <w:rFonts w:eastAsia="Calibri" w:asciiTheme="majorHAnsi" w:hAnsiTheme="majorHAnsi" w:cstheme="majorHAnsi"/>
                 <w:b/>
                 <w:color w:val="auto"/>
               </w:rPr>
@@ -2986,7 +3146,7 @@
             </w:r>
             <w:r>
               <w:rPr>
-                <w:rFonts w:asciiTheme="majorHAnsi" w:eastAsia="Calibri" w:hAnsiTheme="majorHAnsi" w:cstheme="majorHAnsi"/>
+                <w:rFonts w:eastAsia="Calibri" w:asciiTheme="majorHAnsi" w:hAnsiTheme="majorHAnsi" w:cstheme="majorHAnsi"/>
                 <w:b/>
                 <w:bCs/>
                 <w:color w:val="auto"/>
@@ -2995,7 +3155,7 @@
             </w:r>
             <w:r>
               <w:rPr>
-                <w:rFonts w:asciiTheme="majorHAnsi" w:eastAsia="Calibri" w:hAnsiTheme="majorHAnsi" w:cstheme="majorHAnsi"/>
+                <w:rFonts w:eastAsia="Calibri" w:asciiTheme="majorHAnsi" w:hAnsiTheme="majorHAnsi" w:cstheme="majorHAnsi"/>
                 <w:b/>
                 <w:color w:val="auto"/>
               </w:rPr>
@@ -3014,17 +3174,18 @@
             <w:cnfStyle w:val="001000000000" w:firstRow="0" w:lastRow="0" w:firstColumn="1" w:lastColumn="0" w:oddVBand="0" w:evenVBand="0" w:oddHBand="0" w:evenHBand="0" w:firstRowFirstColumn="0" w:firstRowLastColumn="0" w:lastRowFirstColumn="0" w:lastRowLastColumn="0"/>
             <w:tcW w:w="1267" w:type="dxa"/>
             <w:shd w:val="clear" w:color="auto" w:fill="auto"/>
-          </w:tcPr>
-          <w:p>
-            <w:pPr>
-              <w:rPr>
-                <w:rFonts w:asciiTheme="majorHAnsi" w:eastAsia="Calibri" w:hAnsiTheme="majorHAnsi" w:cstheme="majorHAnsi"/>
-                <w:color w:val="595959"/>
-              </w:rPr>
-            </w:pPr>
-            <w:r>
-              <w:rPr>
-                <w:rFonts w:asciiTheme="majorHAnsi" w:eastAsia="Calibri" w:hAnsiTheme="majorHAnsi" w:cstheme="majorHAnsi"/>
+            <w:tcMar/>
+          </w:tcPr>
+          <w:p>
+            <w:pPr>
+              <w:rPr>
+                <w:rFonts w:eastAsia="Calibri" w:asciiTheme="majorHAnsi" w:hAnsiTheme="majorHAnsi" w:cstheme="majorHAnsi"/>
+                <w:color w:val="595959"/>
+              </w:rPr>
+            </w:pPr>
+            <w:r>
+              <w:rPr>
+                <w:rFonts w:eastAsia="Calibri" w:asciiTheme="majorHAnsi" w:hAnsiTheme="majorHAnsi" w:cstheme="majorHAnsi"/>
                 <w:color w:val="595959"/>
               </w:rPr>
               <w:t>Opción a)</w:t>
@@ -3033,21 +3194,23 @@
         </w:tc>
         <w:tc>
           <w:tcPr>
+            <w:cnfStyle w:val="000000000000" w:firstRow="0" w:lastRow="0" w:firstColumn="0" w:lastColumn="0" w:oddVBand="0" w:evenVBand="0" w:oddHBand="0" w:evenHBand="0" w:firstRowFirstColumn="0" w:firstRowLastColumn="0" w:lastRowFirstColumn="0" w:lastRowLastColumn="0"/>
             <w:tcW w:w="6727" w:type="dxa"/>
             <w:gridSpan w:val="2"/>
-            <w:shd w:val="clear" w:color="auto" w:fill="FFFFFF"/>
+            <w:shd w:val="clear" w:color="auto" w:fill="FFFFFF" w:themeFill="background1"/>
+            <w:tcMar/>
           </w:tcPr>
           <w:p>
             <w:pPr>
               <w:cnfStyle w:val="000000100000" w:firstRow="0" w:lastRow="0" w:firstColumn="0" w:lastColumn="0" w:oddVBand="0" w:evenVBand="0" w:oddHBand="1" w:evenHBand="0" w:firstRowFirstColumn="0" w:firstRowLastColumn="0" w:lastRowFirstColumn="0" w:lastRowLastColumn="0"/>
               <w:rPr>
-                <w:rFonts w:asciiTheme="majorHAnsi" w:eastAsia="Calibri" w:hAnsiTheme="majorHAnsi" w:cstheme="majorHAnsi"/>
-                <w:color w:val="auto"/>
-              </w:rPr>
-            </w:pPr>
-            <w:r>
-              <w:rPr>
-                <w:rFonts w:asciiTheme="majorHAnsi" w:eastAsia="Calibri" w:hAnsiTheme="majorHAnsi" w:cstheme="majorHAnsi"/>
+                <w:rFonts w:eastAsia="Calibri" w:asciiTheme="majorHAnsi" w:hAnsiTheme="majorHAnsi" w:cstheme="majorHAnsi"/>
+                <w:color w:val="auto"/>
+              </w:rPr>
+            </w:pPr>
+            <w:r>
+              <w:rPr>
+                <w:rFonts w:eastAsia="Calibri" w:asciiTheme="majorHAnsi" w:hAnsiTheme="majorHAnsi" w:cstheme="majorHAnsi"/>
                 <w:color w:val="auto"/>
               </w:rPr>
               <w:t>Verdadero</w:t>
@@ -3056,15 +3219,17 @@
         </w:tc>
         <w:tc>
           <w:tcPr>
+            <w:cnfStyle w:val="000000000000" w:firstRow="0" w:lastRow="0" w:firstColumn="0" w:lastColumn="0" w:oddVBand="0" w:evenVBand="0" w:oddHBand="0" w:evenHBand="0" w:firstRowFirstColumn="0" w:firstRowLastColumn="0" w:lastRowFirstColumn="0" w:lastRowLastColumn="0"/>
             <w:tcW w:w="2160" w:type="dxa"/>
-            <w:shd w:val="clear" w:color="auto" w:fill="FFFFFF"/>
+            <w:shd w:val="clear" w:color="auto" w:fill="FFFFFF" w:themeFill="background1"/>
+            <w:tcMar/>
           </w:tcPr>
           <w:p>
             <w:pPr>
               <w:widowControl w:val="0"/>
               <w:cnfStyle w:val="000000100000" w:firstRow="0" w:lastRow="0" w:firstColumn="0" w:lastColumn="0" w:oddVBand="0" w:evenVBand="0" w:oddHBand="1" w:evenHBand="0" w:firstRowFirstColumn="0" w:firstRowLastColumn="0" w:lastRowFirstColumn="0" w:lastRowLastColumn="0"/>
               <w:rPr>
-                <w:rFonts w:asciiTheme="majorHAnsi" w:eastAsia="Calibri" w:hAnsiTheme="majorHAnsi" w:cstheme="majorHAnsi"/>
+                <w:rFonts w:eastAsia="Calibri" w:asciiTheme="majorHAnsi" w:hAnsiTheme="majorHAnsi" w:cstheme="majorHAnsi"/>
                 <w:color w:val="auto"/>
               </w:rPr>
             </w:pPr>
@@ -3079,17 +3244,18 @@
           <w:tcPr>
             <w:cnfStyle w:val="001000000000" w:firstRow="0" w:lastRow="0" w:firstColumn="1" w:lastColumn="0" w:oddVBand="0" w:evenVBand="0" w:oddHBand="0" w:evenHBand="0" w:firstRowFirstColumn="0" w:firstRowLastColumn="0" w:lastRowFirstColumn="0" w:lastRowLastColumn="0"/>
             <w:tcW w:w="1267" w:type="dxa"/>
-          </w:tcPr>
-          <w:p>
-            <w:pPr>
-              <w:rPr>
-                <w:rFonts w:asciiTheme="majorHAnsi" w:eastAsia="Calibri" w:hAnsiTheme="majorHAnsi" w:cstheme="majorHAnsi"/>
-                <w:color w:val="595959"/>
-              </w:rPr>
-            </w:pPr>
-            <w:r>
-              <w:rPr>
-                <w:rFonts w:asciiTheme="majorHAnsi" w:eastAsia="Calibri" w:hAnsiTheme="majorHAnsi" w:cstheme="majorHAnsi"/>
+            <w:tcMar/>
+          </w:tcPr>
+          <w:p>
+            <w:pPr>
+              <w:rPr>
+                <w:rFonts w:eastAsia="Calibri" w:asciiTheme="majorHAnsi" w:hAnsiTheme="majorHAnsi" w:cstheme="majorHAnsi"/>
+                <w:color w:val="595959"/>
+              </w:rPr>
+            </w:pPr>
+            <w:r>
+              <w:rPr>
+                <w:rFonts w:eastAsia="Calibri" w:asciiTheme="majorHAnsi" w:hAnsiTheme="majorHAnsi" w:cstheme="majorHAnsi"/>
                 <w:color w:val="595959"/>
               </w:rPr>
               <w:lastRenderedPageBreak/>
@@ -3099,21 +3265,23 @@
         </w:tc>
         <w:tc>
           <w:tcPr>
+            <w:cnfStyle w:val="000000000000" w:firstRow="0" w:lastRow="0" w:firstColumn="0" w:lastColumn="0" w:oddVBand="0" w:evenVBand="0" w:oddHBand="0" w:evenHBand="0" w:firstRowFirstColumn="0" w:firstRowLastColumn="0" w:lastRowFirstColumn="0" w:lastRowLastColumn="0"/>
             <w:tcW w:w="6727" w:type="dxa"/>
             <w:gridSpan w:val="2"/>
-            <w:shd w:val="clear" w:color="auto" w:fill="FFFFFF"/>
+            <w:shd w:val="clear" w:color="auto" w:fill="FFFFFF" w:themeFill="background1"/>
+            <w:tcMar/>
           </w:tcPr>
           <w:p>
             <w:pPr>
               <w:cnfStyle w:val="000000000000" w:firstRow="0" w:lastRow="0" w:firstColumn="0" w:lastColumn="0" w:oddVBand="0" w:evenVBand="0" w:oddHBand="0" w:evenHBand="0" w:firstRowFirstColumn="0" w:firstRowLastColumn="0" w:lastRowFirstColumn="0" w:lastRowLastColumn="0"/>
               <w:rPr>
-                <w:rFonts w:asciiTheme="majorHAnsi" w:eastAsia="Calibri" w:hAnsiTheme="majorHAnsi" w:cstheme="majorHAnsi"/>
-                <w:color w:val="auto"/>
-              </w:rPr>
-            </w:pPr>
-            <w:r>
-              <w:rPr>
-                <w:rFonts w:asciiTheme="majorHAnsi" w:eastAsia="Calibri" w:hAnsiTheme="majorHAnsi" w:cstheme="majorHAnsi"/>
+                <w:rFonts w:eastAsia="Calibri" w:asciiTheme="majorHAnsi" w:hAnsiTheme="majorHAnsi" w:cstheme="majorHAnsi"/>
+                <w:color w:val="auto"/>
+              </w:rPr>
+            </w:pPr>
+            <w:r>
+              <w:rPr>
+                <w:rFonts w:eastAsia="Calibri" w:asciiTheme="majorHAnsi" w:hAnsiTheme="majorHAnsi" w:cstheme="majorHAnsi"/>
                 <w:color w:val="auto"/>
               </w:rPr>
               <w:t>Falso</w:t>
@@ -3122,21 +3290,23 @@
         </w:tc>
         <w:tc>
           <w:tcPr>
+            <w:cnfStyle w:val="000000000000" w:firstRow="0" w:lastRow="0" w:firstColumn="0" w:lastColumn="0" w:oddVBand="0" w:evenVBand="0" w:oddHBand="0" w:evenHBand="0" w:firstRowFirstColumn="0" w:firstRowLastColumn="0" w:lastRowFirstColumn="0" w:lastRowLastColumn="0"/>
             <w:tcW w:w="2160" w:type="dxa"/>
-            <w:shd w:val="clear" w:color="auto" w:fill="FFFFFF"/>
+            <w:shd w:val="clear" w:color="auto" w:fill="FFFFFF" w:themeFill="background1"/>
+            <w:tcMar/>
           </w:tcPr>
           <w:p>
             <w:pPr>
               <w:widowControl w:val="0"/>
               <w:cnfStyle w:val="000000000000" w:firstRow="0" w:lastRow="0" w:firstColumn="0" w:lastColumn="0" w:oddVBand="0" w:evenVBand="0" w:oddHBand="0" w:evenHBand="0" w:firstRowFirstColumn="0" w:firstRowLastColumn="0" w:lastRowFirstColumn="0" w:lastRowLastColumn="0"/>
               <w:rPr>
-                <w:rFonts w:asciiTheme="majorHAnsi" w:eastAsia="Calibri" w:hAnsiTheme="majorHAnsi" w:cstheme="majorHAnsi"/>
-                <w:color w:val="auto"/>
-              </w:rPr>
-            </w:pPr>
-            <w:r>
-              <w:rPr>
-                <w:rFonts w:asciiTheme="majorHAnsi" w:eastAsia="Calibri" w:hAnsiTheme="majorHAnsi" w:cstheme="majorHAnsi"/>
+                <w:rFonts w:eastAsia="Calibri" w:asciiTheme="majorHAnsi" w:hAnsiTheme="majorHAnsi" w:cstheme="majorHAnsi"/>
+                <w:color w:val="auto"/>
+              </w:rPr>
+            </w:pPr>
+            <w:r>
+              <w:rPr>
+                <w:rFonts w:eastAsia="Calibri" w:asciiTheme="majorHAnsi" w:hAnsiTheme="majorHAnsi" w:cstheme="majorHAnsi"/>
                 <w:color w:val="auto"/>
               </w:rPr>
               <w:t>X</w:t>
@@ -3154,17 +3324,18 @@
             <w:cnfStyle w:val="001000000000" w:firstRow="0" w:lastRow="0" w:firstColumn="1" w:lastColumn="0" w:oddVBand="0" w:evenVBand="0" w:oddHBand="0" w:evenHBand="0" w:firstRowFirstColumn="0" w:firstRowLastColumn="0" w:lastRowFirstColumn="0" w:lastRowLastColumn="0"/>
             <w:tcW w:w="2534" w:type="dxa"/>
             <w:gridSpan w:val="2"/>
-          </w:tcPr>
-          <w:p>
-            <w:pPr>
-              <w:rPr>
-                <w:rFonts w:asciiTheme="majorHAnsi" w:eastAsia="Calibri" w:hAnsiTheme="majorHAnsi" w:cstheme="majorHAnsi"/>
-                <w:color w:val="595959"/>
-              </w:rPr>
-            </w:pPr>
-            <w:r>
-              <w:rPr>
-                <w:rFonts w:asciiTheme="majorHAnsi" w:eastAsia="Calibri" w:hAnsiTheme="majorHAnsi" w:cstheme="majorHAnsi"/>
+            <w:tcMar/>
+          </w:tcPr>
+          <w:p>
+            <w:pPr>
+              <w:rPr>
+                <w:rFonts w:eastAsia="Calibri" w:asciiTheme="majorHAnsi" w:hAnsiTheme="majorHAnsi" w:cstheme="majorHAnsi"/>
+                <w:color w:val="595959"/>
+              </w:rPr>
+            </w:pPr>
+            <w:r>
+              <w:rPr>
+                <w:rFonts w:eastAsia="Calibri" w:asciiTheme="majorHAnsi" w:hAnsiTheme="majorHAnsi" w:cstheme="majorHAnsi"/>
                 <w:color w:val="595959"/>
               </w:rPr>
               <w:t>Comentario respuesta correcta</w:t>
@@ -3173,29 +3344,31 @@
         </w:tc>
         <w:tc>
           <w:tcPr>
+            <w:cnfStyle w:val="000000000000" w:firstRow="0" w:lastRow="0" w:firstColumn="0" w:lastColumn="0" w:oddVBand="0" w:evenVBand="0" w:oddHBand="0" w:evenHBand="0" w:firstRowFirstColumn="0" w:firstRowLastColumn="0" w:lastRowFirstColumn="0" w:lastRowLastColumn="0"/>
             <w:tcW w:w="7620" w:type="dxa"/>
             <w:gridSpan w:val="2"/>
-            <w:shd w:val="clear" w:color="auto" w:fill="FFFFFF"/>
+            <w:shd w:val="clear" w:color="auto" w:fill="FFFFFF" w:themeFill="background1"/>
+            <w:tcMar/>
           </w:tcPr>
           <w:p>
             <w:pPr>
               <w:cnfStyle w:val="000000100000" w:firstRow="0" w:lastRow="0" w:firstColumn="0" w:lastColumn="0" w:oddVBand="0" w:evenVBand="0" w:oddHBand="1" w:evenHBand="0" w:firstRowFirstColumn="0" w:firstRowLastColumn="0" w:lastRowFirstColumn="0" w:lastRowLastColumn="0"/>
               <w:rPr>
-                <w:rFonts w:asciiTheme="majorHAnsi" w:eastAsia="Calibri" w:hAnsiTheme="majorHAnsi" w:cstheme="majorHAnsi"/>
+                <w:rFonts w:eastAsia="Calibri" w:asciiTheme="majorHAnsi" w:hAnsiTheme="majorHAnsi" w:cstheme="majorHAnsi"/>
                 <w:bCs/>
                 <w:color w:val="AEAAAA"/>
               </w:rPr>
             </w:pPr>
             <w:r>
               <w:rPr>
-                <w:rFonts w:asciiTheme="majorHAnsi" w:eastAsia="Calibri" w:hAnsiTheme="majorHAnsi" w:cstheme="majorHAnsi"/>
+                <w:rFonts w:eastAsia="Calibri" w:asciiTheme="majorHAnsi" w:hAnsiTheme="majorHAnsi" w:cstheme="majorHAnsi"/>
                 <w:color w:val="auto"/>
               </w:rPr>
               <w:t>Excelente trabajo</w:t>
             </w:r>
             <w:r>
               <w:rPr>
-                <w:rFonts w:asciiTheme="majorHAnsi" w:eastAsia="Calibri" w:hAnsiTheme="majorHAnsi" w:cstheme="majorHAnsi"/>
+                <w:rFonts w:eastAsia="Calibri" w:asciiTheme="majorHAnsi" w:hAnsiTheme="majorHAnsi" w:cstheme="majorHAnsi"/>
                 <w:color w:val="auto"/>
               </w:rPr>
               <w:t>.</w:t>
@@ -3209,14 +3382,14 @@
             </w:r>
             <w:r>
               <w:rPr>
-                <w:rFonts w:asciiTheme="majorHAnsi" w:eastAsia="Calibri" w:hAnsiTheme="majorHAnsi" w:cstheme="majorHAnsi"/>
+                <w:rFonts w:eastAsia="Calibri" w:asciiTheme="majorHAnsi" w:hAnsiTheme="majorHAnsi" w:cstheme="majorHAnsi"/>
                 <w:color w:val="auto"/>
               </w:rPr>
               <w:t xml:space="preserve">Debe </w:t>
             </w:r>
             <w:r>
               <w:rPr>
-                <w:rFonts w:asciiTheme="majorHAnsi" w:eastAsia="Calibri" w:hAnsiTheme="majorHAnsi" w:cstheme="majorHAnsi"/>
+                <w:rFonts w:eastAsia="Calibri" w:asciiTheme="majorHAnsi" w:hAnsiTheme="majorHAnsi" w:cstheme="majorHAnsi"/>
                 <w:b/>
                 <w:bCs/>
                 <w:color w:val="auto"/>
@@ -3225,7 +3398,7 @@
             </w:r>
             <w:r>
               <w:rPr>
-                <w:rFonts w:asciiTheme="majorHAnsi" w:eastAsia="Calibri" w:hAnsiTheme="majorHAnsi" w:cstheme="majorHAnsi"/>
+                <w:rFonts w:eastAsia="Calibri" w:asciiTheme="majorHAnsi" w:hAnsiTheme="majorHAnsi" w:cstheme="majorHAnsi"/>
                 <w:color w:val="auto"/>
               </w:rPr>
               <w:t xml:space="preserve"> para que cada sección tenga encabezado/pie independiente.</w:t>
@@ -3243,17 +3416,18 @@
             <w:tcW w:w="2534" w:type="dxa"/>
             <w:gridSpan w:val="2"/>
             <w:shd w:val="clear" w:color="auto" w:fill="FBE5D5"/>
-          </w:tcPr>
-          <w:p>
-            <w:pPr>
-              <w:rPr>
-                <w:rFonts w:asciiTheme="majorHAnsi" w:eastAsia="Calibri" w:hAnsiTheme="majorHAnsi" w:cstheme="majorHAnsi"/>
-                <w:color w:val="595959"/>
-              </w:rPr>
-            </w:pPr>
-            <w:r>
-              <w:rPr>
-                <w:rFonts w:asciiTheme="majorHAnsi" w:eastAsia="Calibri" w:hAnsiTheme="majorHAnsi" w:cstheme="majorHAnsi"/>
+            <w:tcMar/>
+          </w:tcPr>
+          <w:p>
+            <w:pPr>
+              <w:rPr>
+                <w:rFonts w:eastAsia="Calibri" w:asciiTheme="majorHAnsi" w:hAnsiTheme="majorHAnsi" w:cstheme="majorHAnsi"/>
+                <w:color w:val="595959"/>
+              </w:rPr>
+            </w:pPr>
+            <w:r>
+              <w:rPr>
+                <w:rFonts w:eastAsia="Calibri" w:asciiTheme="majorHAnsi" w:hAnsiTheme="majorHAnsi" w:cstheme="majorHAnsi"/>
                 <w:color w:val="595959"/>
               </w:rPr>
               <w:t>Comentario respuesta incorrecta</w:t>
@@ -3262,22 +3436,24 @@
         </w:tc>
         <w:tc>
           <w:tcPr>
+            <w:cnfStyle w:val="000000000000" w:firstRow="0" w:lastRow="0" w:firstColumn="0" w:lastColumn="0" w:oddVBand="0" w:evenVBand="0" w:oddHBand="0" w:evenHBand="0" w:firstRowFirstColumn="0" w:firstRowLastColumn="0" w:lastRowFirstColumn="0" w:lastRowLastColumn="0"/>
             <w:tcW w:w="7620" w:type="dxa"/>
             <w:gridSpan w:val="2"/>
-            <w:shd w:val="clear" w:color="auto" w:fill="FFFFFF"/>
+            <w:shd w:val="clear" w:color="auto" w:fill="FFFFFF" w:themeFill="background1"/>
+            <w:tcMar/>
           </w:tcPr>
           <w:p>
             <w:pPr>
               <w:cnfStyle w:val="000000000000" w:firstRow="0" w:lastRow="0" w:firstColumn="0" w:lastColumn="0" w:oddVBand="0" w:evenVBand="0" w:oddHBand="0" w:evenHBand="0" w:firstRowFirstColumn="0" w:firstRowLastColumn="0" w:lastRowFirstColumn="0" w:lastRowLastColumn="0"/>
               <w:rPr>
-                <w:rFonts w:asciiTheme="majorHAnsi" w:eastAsia="Calibri" w:hAnsiTheme="majorHAnsi" w:cstheme="majorHAnsi"/>
+                <w:rFonts w:eastAsia="Calibri" w:asciiTheme="majorHAnsi" w:hAnsiTheme="majorHAnsi" w:cstheme="majorHAnsi"/>
                 <w:bCs/>
                 <w:color w:val="AEAAAA"/>
               </w:rPr>
             </w:pPr>
             <w:r>
               <w:rPr>
-                <w:rFonts w:asciiTheme="majorHAnsi" w:eastAsia="Calibri" w:hAnsiTheme="majorHAnsi" w:cstheme="majorHAnsi"/>
+                <w:rFonts w:eastAsia="Calibri" w:asciiTheme="majorHAnsi" w:hAnsiTheme="majorHAnsi" w:cstheme="majorHAnsi"/>
                 <w:color w:val="auto"/>
               </w:rPr>
               <w:t>Revise nuevamente el contenido del componente formativo.</w:t>
@@ -3295,17 +3471,18 @@
             <w:cnfStyle w:val="001000000000" w:firstRow="0" w:lastRow="0" w:firstColumn="1" w:lastColumn="0" w:oddVBand="0" w:evenVBand="0" w:oddHBand="0" w:evenHBand="0" w:firstRowFirstColumn="0" w:firstRowLastColumn="0" w:lastRowFirstColumn="0" w:lastRowLastColumn="0"/>
             <w:tcW w:w="2534" w:type="dxa"/>
             <w:gridSpan w:val="2"/>
-          </w:tcPr>
-          <w:p>
-            <w:pPr>
-              <w:rPr>
-                <w:rFonts w:asciiTheme="majorHAnsi" w:eastAsia="Calibri" w:hAnsiTheme="majorHAnsi" w:cstheme="majorHAnsi"/>
-                <w:color w:val="595959"/>
-              </w:rPr>
-            </w:pPr>
-            <w:r>
-              <w:rPr>
-                <w:rFonts w:asciiTheme="majorHAnsi" w:eastAsia="Calibri" w:hAnsiTheme="majorHAnsi" w:cstheme="majorHAnsi"/>
+            <w:tcMar/>
+          </w:tcPr>
+          <w:p>
+            <w:pPr>
+              <w:rPr>
+                <w:rFonts w:eastAsia="Calibri" w:asciiTheme="majorHAnsi" w:hAnsiTheme="majorHAnsi" w:cstheme="majorHAnsi"/>
+                <w:color w:val="595959"/>
+              </w:rPr>
+            </w:pPr>
+            <w:r>
+              <w:rPr>
+                <w:rFonts w:eastAsia="Calibri" w:asciiTheme="majorHAnsi" w:hAnsiTheme="majorHAnsi" w:cstheme="majorHAnsi"/>
                 <w:color w:val="595959"/>
               </w:rPr>
               <w:t>Pregunta 9</w:t>
@@ -3314,14 +3491,16 @@
         </w:tc>
         <w:tc>
           <w:tcPr>
+            <w:cnfStyle w:val="000000000000" w:firstRow="0" w:lastRow="0" w:firstColumn="0" w:lastColumn="0" w:oddVBand="0" w:evenVBand="0" w:oddHBand="0" w:evenHBand="0" w:firstRowFirstColumn="0" w:firstRowLastColumn="0" w:lastRowFirstColumn="0" w:lastRowLastColumn="0"/>
             <w:tcW w:w="7620" w:type="dxa"/>
             <w:gridSpan w:val="2"/>
+            <w:tcMar/>
           </w:tcPr>
           <w:p>
             <w:pPr>
               <w:cnfStyle w:val="000000100000" w:firstRow="0" w:lastRow="0" w:firstColumn="0" w:lastColumn="0" w:oddVBand="0" w:evenVBand="0" w:oddHBand="1" w:evenHBand="0" w:firstRowFirstColumn="0" w:firstRowLastColumn="0" w:lastRowFirstColumn="0" w:lastRowLastColumn="0"/>
               <w:rPr>
-                <w:rFonts w:asciiTheme="majorHAnsi" w:eastAsia="Calibri" w:hAnsiTheme="majorHAnsi" w:cstheme="majorHAnsi"/>
+                <w:rFonts w:eastAsia="Calibri" w:asciiTheme="majorHAnsi" w:hAnsiTheme="majorHAnsi" w:cstheme="majorHAnsi"/>
                 <w:b/>
                 <w:bCs/>
                 <w:color w:val="AEAAAA"/>
@@ -3329,7 +3508,7 @@
             </w:pPr>
             <w:r>
               <w:rPr>
-                <w:rFonts w:asciiTheme="majorHAnsi" w:eastAsia="Calibri" w:hAnsiTheme="majorHAnsi" w:cstheme="majorHAnsi"/>
+                <w:rFonts w:eastAsia="Calibri" w:asciiTheme="majorHAnsi" w:hAnsiTheme="majorHAnsi" w:cstheme="majorHAnsi"/>
                 <w:b/>
                 <w:bCs/>
                 <w:color w:val="auto"/>
@@ -3347,17 +3526,18 @@
           <w:tcPr>
             <w:cnfStyle w:val="001000000000" w:firstRow="0" w:lastRow="0" w:firstColumn="1" w:lastColumn="0" w:oddVBand="0" w:evenVBand="0" w:oddHBand="0" w:evenHBand="0" w:firstRowFirstColumn="0" w:firstRowLastColumn="0" w:lastRowFirstColumn="0" w:lastRowLastColumn="0"/>
             <w:tcW w:w="1267" w:type="dxa"/>
-          </w:tcPr>
-          <w:p>
-            <w:pPr>
-              <w:rPr>
-                <w:rFonts w:asciiTheme="majorHAnsi" w:eastAsia="Calibri" w:hAnsiTheme="majorHAnsi" w:cstheme="majorHAnsi"/>
-                <w:color w:val="595959"/>
-              </w:rPr>
-            </w:pPr>
-            <w:r>
-              <w:rPr>
-                <w:rFonts w:asciiTheme="majorHAnsi" w:eastAsia="Calibri" w:hAnsiTheme="majorHAnsi" w:cstheme="majorHAnsi"/>
+            <w:tcMar/>
+          </w:tcPr>
+          <w:p>
+            <w:pPr>
+              <w:rPr>
+                <w:rFonts w:eastAsia="Calibri" w:asciiTheme="majorHAnsi" w:hAnsiTheme="majorHAnsi" w:cstheme="majorHAnsi"/>
+                <w:color w:val="595959"/>
+              </w:rPr>
+            </w:pPr>
+            <w:r>
+              <w:rPr>
+                <w:rFonts w:eastAsia="Calibri" w:asciiTheme="majorHAnsi" w:hAnsiTheme="majorHAnsi" w:cstheme="majorHAnsi"/>
                 <w:color w:val="595959"/>
               </w:rPr>
               <w:t>Opción a)</w:t>
@@ -3366,21 +3546,23 @@
         </w:tc>
         <w:tc>
           <w:tcPr>
+            <w:cnfStyle w:val="000000000000" w:firstRow="0" w:lastRow="0" w:firstColumn="0" w:lastColumn="0" w:oddVBand="0" w:evenVBand="0" w:oddHBand="0" w:evenHBand="0" w:firstRowFirstColumn="0" w:firstRowLastColumn="0" w:lastRowFirstColumn="0" w:lastRowLastColumn="0"/>
             <w:tcW w:w="6727" w:type="dxa"/>
             <w:gridSpan w:val="2"/>
-            <w:shd w:val="clear" w:color="auto" w:fill="FFFFFF"/>
+            <w:shd w:val="clear" w:color="auto" w:fill="FFFFFF" w:themeFill="background1"/>
+            <w:tcMar/>
           </w:tcPr>
           <w:p>
             <w:pPr>
               <w:cnfStyle w:val="000000000000" w:firstRow="0" w:lastRow="0" w:firstColumn="0" w:lastColumn="0" w:oddVBand="0" w:evenVBand="0" w:oddHBand="0" w:evenHBand="0" w:firstRowFirstColumn="0" w:firstRowLastColumn="0" w:lastRowFirstColumn="0" w:lastRowLastColumn="0"/>
               <w:rPr>
-                <w:rFonts w:asciiTheme="majorHAnsi" w:eastAsia="Calibri" w:hAnsiTheme="majorHAnsi" w:cstheme="majorHAnsi"/>
-                <w:color w:val="auto"/>
-              </w:rPr>
-            </w:pPr>
-            <w:r>
-              <w:rPr>
-                <w:rFonts w:asciiTheme="majorHAnsi" w:eastAsia="Calibri" w:hAnsiTheme="majorHAnsi" w:cstheme="majorHAnsi"/>
+                <w:rFonts w:eastAsia="Calibri" w:asciiTheme="majorHAnsi" w:hAnsiTheme="majorHAnsi" w:cstheme="majorHAnsi"/>
+                <w:color w:val="auto"/>
+              </w:rPr>
+            </w:pPr>
+            <w:r>
+              <w:rPr>
+                <w:rFonts w:eastAsia="Calibri" w:asciiTheme="majorHAnsi" w:hAnsiTheme="majorHAnsi" w:cstheme="majorHAnsi"/>
                 <w:color w:val="auto"/>
               </w:rPr>
               <w:t>Verdadero</w:t>
@@ -3389,21 +3571,23 @@
         </w:tc>
         <w:tc>
           <w:tcPr>
+            <w:cnfStyle w:val="000000000000" w:firstRow="0" w:lastRow="0" w:firstColumn="0" w:lastColumn="0" w:oddVBand="0" w:evenVBand="0" w:oddHBand="0" w:evenHBand="0" w:firstRowFirstColumn="0" w:firstRowLastColumn="0" w:lastRowFirstColumn="0" w:lastRowLastColumn="0"/>
             <w:tcW w:w="2160" w:type="dxa"/>
-            <w:shd w:val="clear" w:color="auto" w:fill="FFFFFF"/>
+            <w:shd w:val="clear" w:color="auto" w:fill="FFFFFF" w:themeFill="background1"/>
+            <w:tcMar/>
           </w:tcPr>
           <w:p>
             <w:pPr>
               <w:widowControl w:val="0"/>
               <w:cnfStyle w:val="000000000000" w:firstRow="0" w:lastRow="0" w:firstColumn="0" w:lastColumn="0" w:oddVBand="0" w:evenVBand="0" w:oddHBand="0" w:evenHBand="0" w:firstRowFirstColumn="0" w:firstRowLastColumn="0" w:lastRowFirstColumn="0" w:lastRowLastColumn="0"/>
               <w:rPr>
-                <w:rFonts w:asciiTheme="majorHAnsi" w:eastAsia="Calibri" w:hAnsiTheme="majorHAnsi" w:cstheme="majorHAnsi"/>
-                <w:color w:val="auto"/>
-              </w:rPr>
-            </w:pPr>
-            <w:r>
-              <w:rPr>
-                <w:rFonts w:asciiTheme="majorHAnsi" w:eastAsia="Calibri" w:hAnsiTheme="majorHAnsi" w:cstheme="majorHAnsi"/>
+                <w:rFonts w:eastAsia="Calibri" w:asciiTheme="majorHAnsi" w:hAnsiTheme="majorHAnsi" w:cstheme="majorHAnsi"/>
+                <w:color w:val="auto"/>
+              </w:rPr>
+            </w:pPr>
+            <w:r>
+              <w:rPr>
+                <w:rFonts w:eastAsia="Calibri" w:asciiTheme="majorHAnsi" w:hAnsiTheme="majorHAnsi" w:cstheme="majorHAnsi"/>
                 <w:color w:val="auto"/>
               </w:rPr>
               <w:t>X</w:t>
@@ -3421,17 +3605,18 @@
             <w:cnfStyle w:val="001000000000" w:firstRow="0" w:lastRow="0" w:firstColumn="1" w:lastColumn="0" w:oddVBand="0" w:evenVBand="0" w:oddHBand="0" w:evenHBand="0" w:firstRowFirstColumn="0" w:firstRowLastColumn="0" w:lastRowFirstColumn="0" w:lastRowLastColumn="0"/>
             <w:tcW w:w="1267" w:type="dxa"/>
             <w:shd w:val="clear" w:color="auto" w:fill="auto"/>
-          </w:tcPr>
-          <w:p>
-            <w:pPr>
-              <w:rPr>
-                <w:rFonts w:asciiTheme="majorHAnsi" w:eastAsia="Calibri" w:hAnsiTheme="majorHAnsi" w:cstheme="majorHAnsi"/>
-                <w:color w:val="595959"/>
-              </w:rPr>
-            </w:pPr>
-            <w:r>
-              <w:rPr>
-                <w:rFonts w:asciiTheme="majorHAnsi" w:eastAsia="Calibri" w:hAnsiTheme="majorHAnsi" w:cstheme="majorHAnsi"/>
+            <w:tcMar/>
+          </w:tcPr>
+          <w:p>
+            <w:pPr>
+              <w:rPr>
+                <w:rFonts w:eastAsia="Calibri" w:asciiTheme="majorHAnsi" w:hAnsiTheme="majorHAnsi" w:cstheme="majorHAnsi"/>
+                <w:color w:val="595959"/>
+              </w:rPr>
+            </w:pPr>
+            <w:r>
+              <w:rPr>
+                <w:rFonts w:eastAsia="Calibri" w:asciiTheme="majorHAnsi" w:hAnsiTheme="majorHAnsi" w:cstheme="majorHAnsi"/>
                 <w:color w:val="595959"/>
               </w:rPr>
               <w:t>Opción b)</w:t>
@@ -3440,21 +3625,23 @@
         </w:tc>
         <w:tc>
           <w:tcPr>
+            <w:cnfStyle w:val="000000000000" w:firstRow="0" w:lastRow="0" w:firstColumn="0" w:lastColumn="0" w:oddVBand="0" w:evenVBand="0" w:oddHBand="0" w:evenHBand="0" w:firstRowFirstColumn="0" w:firstRowLastColumn="0" w:lastRowFirstColumn="0" w:lastRowLastColumn="0"/>
             <w:tcW w:w="6727" w:type="dxa"/>
             <w:gridSpan w:val="2"/>
-            <w:shd w:val="clear" w:color="auto" w:fill="FFFFFF"/>
+            <w:shd w:val="clear" w:color="auto" w:fill="FFFFFF" w:themeFill="background1"/>
+            <w:tcMar/>
           </w:tcPr>
           <w:p>
             <w:pPr>
               <w:cnfStyle w:val="000000100000" w:firstRow="0" w:lastRow="0" w:firstColumn="0" w:lastColumn="0" w:oddVBand="0" w:evenVBand="0" w:oddHBand="1" w:evenHBand="0" w:firstRowFirstColumn="0" w:firstRowLastColumn="0" w:lastRowFirstColumn="0" w:lastRowLastColumn="0"/>
               <w:rPr>
-                <w:rFonts w:asciiTheme="majorHAnsi" w:eastAsia="Calibri" w:hAnsiTheme="majorHAnsi" w:cstheme="majorHAnsi"/>
-                <w:color w:val="auto"/>
-              </w:rPr>
-            </w:pPr>
-            <w:r>
-              <w:rPr>
-                <w:rFonts w:asciiTheme="majorHAnsi" w:eastAsia="Calibri" w:hAnsiTheme="majorHAnsi" w:cstheme="majorHAnsi"/>
+                <w:rFonts w:eastAsia="Calibri" w:asciiTheme="majorHAnsi" w:hAnsiTheme="majorHAnsi" w:cstheme="majorHAnsi"/>
+                <w:color w:val="auto"/>
+              </w:rPr>
+            </w:pPr>
+            <w:r>
+              <w:rPr>
+                <w:rFonts w:eastAsia="Calibri" w:asciiTheme="majorHAnsi" w:hAnsiTheme="majorHAnsi" w:cstheme="majorHAnsi"/>
                 <w:color w:val="auto"/>
               </w:rPr>
               <w:t>Falso</w:t>
@@ -3463,15 +3650,17 @@
         </w:tc>
         <w:tc>
           <w:tcPr>
+            <w:cnfStyle w:val="000000000000" w:firstRow="0" w:lastRow="0" w:firstColumn="0" w:lastColumn="0" w:oddVBand="0" w:evenVBand="0" w:oddHBand="0" w:evenHBand="0" w:firstRowFirstColumn="0" w:firstRowLastColumn="0" w:lastRowFirstColumn="0" w:lastRowLastColumn="0"/>
             <w:tcW w:w="2160" w:type="dxa"/>
-            <w:shd w:val="clear" w:color="auto" w:fill="FFFFFF"/>
+            <w:shd w:val="clear" w:color="auto" w:fill="FFFFFF" w:themeFill="background1"/>
+            <w:tcMar/>
           </w:tcPr>
           <w:p>
             <w:pPr>
               <w:widowControl w:val="0"/>
               <w:cnfStyle w:val="000000100000" w:firstRow="0" w:lastRow="0" w:firstColumn="0" w:lastColumn="0" w:oddVBand="0" w:evenVBand="0" w:oddHBand="1" w:evenHBand="0" w:firstRowFirstColumn="0" w:firstRowLastColumn="0" w:lastRowFirstColumn="0" w:lastRowLastColumn="0"/>
               <w:rPr>
-                <w:rFonts w:asciiTheme="majorHAnsi" w:eastAsia="Calibri" w:hAnsiTheme="majorHAnsi" w:cstheme="majorHAnsi"/>
+                <w:rFonts w:eastAsia="Calibri" w:asciiTheme="majorHAnsi" w:hAnsiTheme="majorHAnsi" w:cstheme="majorHAnsi"/>
                 <w:color w:val="auto"/>
               </w:rPr>
             </w:pPr>
@@ -3487,17 +3676,18 @@
             <w:cnfStyle w:val="001000000000" w:firstRow="0" w:lastRow="0" w:firstColumn="1" w:lastColumn="0" w:oddVBand="0" w:evenVBand="0" w:oddHBand="0" w:evenHBand="0" w:firstRowFirstColumn="0" w:firstRowLastColumn="0" w:lastRowFirstColumn="0" w:lastRowLastColumn="0"/>
             <w:tcW w:w="2534" w:type="dxa"/>
             <w:gridSpan w:val="2"/>
-          </w:tcPr>
-          <w:p>
-            <w:pPr>
-              <w:rPr>
-                <w:rFonts w:asciiTheme="majorHAnsi" w:eastAsia="Calibri" w:hAnsiTheme="majorHAnsi" w:cstheme="majorHAnsi"/>
-                <w:color w:val="595959"/>
-              </w:rPr>
-            </w:pPr>
-            <w:r>
-              <w:rPr>
-                <w:rFonts w:asciiTheme="majorHAnsi" w:eastAsia="Calibri" w:hAnsiTheme="majorHAnsi" w:cstheme="majorHAnsi"/>
+            <w:tcMar/>
+          </w:tcPr>
+          <w:p>
+            <w:pPr>
+              <w:rPr>
+                <w:rFonts w:eastAsia="Calibri" w:asciiTheme="majorHAnsi" w:hAnsiTheme="majorHAnsi" w:cstheme="majorHAnsi"/>
+                <w:color w:val="595959"/>
+              </w:rPr>
+            </w:pPr>
+            <w:r>
+              <w:rPr>
+                <w:rFonts w:eastAsia="Calibri" w:asciiTheme="majorHAnsi" w:hAnsiTheme="majorHAnsi" w:cstheme="majorHAnsi"/>
                 <w:color w:val="595959"/>
               </w:rPr>
               <w:t>Comentario respuesta correcta</w:t>
@@ -3506,36 +3696,38 @@
         </w:tc>
         <w:tc>
           <w:tcPr>
+            <w:cnfStyle w:val="000000000000" w:firstRow="0" w:lastRow="0" w:firstColumn="0" w:lastColumn="0" w:oddVBand="0" w:evenVBand="0" w:oddHBand="0" w:evenHBand="0" w:firstRowFirstColumn="0" w:firstRowLastColumn="0" w:lastRowFirstColumn="0" w:lastRowLastColumn="0"/>
             <w:tcW w:w="7620" w:type="dxa"/>
             <w:gridSpan w:val="2"/>
-            <w:shd w:val="clear" w:color="auto" w:fill="FFFFFF"/>
+            <w:shd w:val="clear" w:color="auto" w:fill="FFFFFF" w:themeFill="background1"/>
+            <w:tcMar/>
           </w:tcPr>
           <w:p>
             <w:pPr>
               <w:cnfStyle w:val="000000000000" w:firstRow="0" w:lastRow="0" w:firstColumn="0" w:lastColumn="0" w:oddVBand="0" w:evenVBand="0" w:oddHBand="0" w:evenHBand="0" w:firstRowFirstColumn="0" w:firstRowLastColumn="0" w:lastRowFirstColumn="0" w:lastRowLastColumn="0"/>
               <w:rPr>
-                <w:rFonts w:asciiTheme="majorHAnsi" w:eastAsia="Calibri" w:hAnsiTheme="majorHAnsi" w:cstheme="majorHAnsi"/>
+                <w:rFonts w:eastAsia="Calibri" w:asciiTheme="majorHAnsi" w:hAnsiTheme="majorHAnsi" w:cstheme="majorHAnsi"/>
                 <w:bCs/>
                 <w:color w:val="AEAAAA"/>
               </w:rPr>
             </w:pPr>
             <w:r>
               <w:rPr>
-                <w:rFonts w:asciiTheme="majorHAnsi" w:eastAsia="Calibri" w:hAnsiTheme="majorHAnsi" w:cstheme="majorHAnsi"/>
+                <w:rFonts w:eastAsia="Calibri" w:asciiTheme="majorHAnsi" w:hAnsiTheme="majorHAnsi" w:cstheme="majorHAnsi"/>
                 <w:color w:val="auto"/>
               </w:rPr>
               <w:t>Excelente trabajo</w:t>
             </w:r>
             <w:r>
               <w:rPr>
-                <w:rFonts w:asciiTheme="majorHAnsi" w:eastAsia="Calibri" w:hAnsiTheme="majorHAnsi" w:cstheme="majorHAnsi"/>
+                <w:rFonts w:eastAsia="Calibri" w:asciiTheme="majorHAnsi" w:hAnsiTheme="majorHAnsi" w:cstheme="majorHAnsi"/>
                 <w:color w:val="auto"/>
               </w:rPr>
               <w:t xml:space="preserve">. </w:t>
             </w:r>
             <w:r>
               <w:rPr>
-                <w:rFonts w:asciiTheme="majorHAnsi" w:eastAsia="Calibri" w:hAnsiTheme="majorHAnsi" w:cstheme="majorHAnsi"/>
+                <w:rFonts w:eastAsia="Calibri" w:asciiTheme="majorHAnsi" w:hAnsiTheme="majorHAnsi" w:cstheme="majorHAnsi"/>
                 <w:color w:val="auto"/>
               </w:rPr>
               <w:t>La tabla de contenido depende de los estilos de título.</w:t>
@@ -3553,17 +3745,18 @@
             <w:cnfStyle w:val="001000000000" w:firstRow="0" w:lastRow="0" w:firstColumn="1" w:lastColumn="0" w:oddVBand="0" w:evenVBand="0" w:oddHBand="0" w:evenHBand="0" w:firstRowFirstColumn="0" w:firstRowLastColumn="0" w:lastRowFirstColumn="0" w:lastRowLastColumn="0"/>
             <w:tcW w:w="2534" w:type="dxa"/>
             <w:gridSpan w:val="2"/>
-          </w:tcPr>
-          <w:p>
-            <w:pPr>
-              <w:rPr>
-                <w:rFonts w:asciiTheme="majorHAnsi" w:eastAsia="Calibri" w:hAnsiTheme="majorHAnsi" w:cstheme="majorHAnsi"/>
-                <w:color w:val="595959"/>
-              </w:rPr>
-            </w:pPr>
-            <w:r>
-              <w:rPr>
-                <w:rFonts w:asciiTheme="majorHAnsi" w:eastAsia="Calibri" w:hAnsiTheme="majorHAnsi" w:cstheme="majorHAnsi"/>
+            <w:tcMar/>
+          </w:tcPr>
+          <w:p>
+            <w:pPr>
+              <w:rPr>
+                <w:rFonts w:eastAsia="Calibri" w:asciiTheme="majorHAnsi" w:hAnsiTheme="majorHAnsi" w:cstheme="majorHAnsi"/>
+                <w:color w:val="595959"/>
+              </w:rPr>
+            </w:pPr>
+            <w:r>
+              <w:rPr>
+                <w:rFonts w:eastAsia="Calibri" w:asciiTheme="majorHAnsi" w:hAnsiTheme="majorHAnsi" w:cstheme="majorHAnsi"/>
                 <w:color w:val="595959"/>
               </w:rPr>
               <w:t>Comentario respuesta incorrecta</w:t>
@@ -3572,22 +3765,24 @@
         </w:tc>
         <w:tc>
           <w:tcPr>
+            <w:cnfStyle w:val="000000000000" w:firstRow="0" w:lastRow="0" w:firstColumn="0" w:lastColumn="0" w:oddVBand="0" w:evenVBand="0" w:oddHBand="0" w:evenHBand="0" w:firstRowFirstColumn="0" w:firstRowLastColumn="0" w:lastRowFirstColumn="0" w:lastRowLastColumn="0"/>
             <w:tcW w:w="7620" w:type="dxa"/>
             <w:gridSpan w:val="2"/>
-            <w:shd w:val="clear" w:color="auto" w:fill="FFFFFF"/>
+            <w:shd w:val="clear" w:color="auto" w:fill="FFFFFF" w:themeFill="background1"/>
+            <w:tcMar/>
           </w:tcPr>
           <w:p>
             <w:pPr>
               <w:cnfStyle w:val="000000100000" w:firstRow="0" w:lastRow="0" w:firstColumn="0" w:lastColumn="0" w:oddVBand="0" w:evenVBand="0" w:oddHBand="1" w:evenHBand="0" w:firstRowFirstColumn="0" w:firstRowLastColumn="0" w:lastRowFirstColumn="0" w:lastRowLastColumn="0"/>
               <w:rPr>
-                <w:rFonts w:asciiTheme="majorHAnsi" w:eastAsia="Calibri" w:hAnsiTheme="majorHAnsi" w:cstheme="majorHAnsi"/>
+                <w:rFonts w:eastAsia="Calibri" w:asciiTheme="majorHAnsi" w:hAnsiTheme="majorHAnsi" w:cstheme="majorHAnsi"/>
                 <w:bCs/>
                 <w:color w:val="AEAAAA"/>
               </w:rPr>
             </w:pPr>
             <w:r>
               <w:rPr>
-                <w:rFonts w:asciiTheme="majorHAnsi" w:eastAsia="Calibri" w:hAnsiTheme="majorHAnsi" w:cstheme="majorHAnsi"/>
+                <w:rFonts w:eastAsia="Calibri" w:asciiTheme="majorHAnsi" w:hAnsiTheme="majorHAnsi" w:cstheme="majorHAnsi"/>
                 <w:color w:val="auto"/>
               </w:rPr>
               <w:t>Revise nuevamente el contenido del componente formativo.</w:t>
@@ -3605,17 +3800,18 @@
             <w:tcW w:w="2534" w:type="dxa"/>
             <w:gridSpan w:val="2"/>
             <w:shd w:val="clear" w:color="auto" w:fill="FBE5D5"/>
-          </w:tcPr>
-          <w:p>
-            <w:pPr>
-              <w:rPr>
-                <w:rFonts w:asciiTheme="majorHAnsi" w:eastAsia="Calibri" w:hAnsiTheme="majorHAnsi" w:cstheme="majorHAnsi"/>
-                <w:color w:val="595959"/>
-              </w:rPr>
-            </w:pPr>
-            <w:r>
-              <w:rPr>
-                <w:rFonts w:asciiTheme="majorHAnsi" w:eastAsia="Calibri" w:hAnsiTheme="majorHAnsi" w:cstheme="majorHAnsi"/>
+            <w:tcMar/>
+          </w:tcPr>
+          <w:p>
+            <w:pPr>
+              <w:rPr>
+                <w:rFonts w:eastAsia="Calibri" w:asciiTheme="majorHAnsi" w:hAnsiTheme="majorHAnsi" w:cstheme="majorHAnsi"/>
+                <w:color w:val="595959"/>
+              </w:rPr>
+            </w:pPr>
+            <w:r>
+              <w:rPr>
+                <w:rFonts w:eastAsia="Calibri" w:asciiTheme="majorHAnsi" w:hAnsiTheme="majorHAnsi" w:cstheme="majorHAnsi"/>
                 <w:color w:val="595959"/>
               </w:rPr>
               <w:t>Pregunta 10</w:t>
@@ -3624,15 +3820,17 @@
         </w:tc>
         <w:tc>
           <w:tcPr>
+            <w:cnfStyle w:val="000000000000" w:firstRow="0" w:lastRow="0" w:firstColumn="0" w:lastColumn="0" w:oddVBand="0" w:evenVBand="0" w:oddHBand="0" w:evenHBand="0" w:firstRowFirstColumn="0" w:firstRowLastColumn="0" w:lastRowFirstColumn="0" w:lastRowLastColumn="0"/>
             <w:tcW w:w="7620" w:type="dxa"/>
             <w:gridSpan w:val="2"/>
             <w:shd w:val="clear" w:color="auto" w:fill="FBE5D5"/>
+            <w:tcMar/>
           </w:tcPr>
           <w:p>
             <w:pPr>
               <w:cnfStyle w:val="000000000000" w:firstRow="0" w:lastRow="0" w:firstColumn="0" w:lastColumn="0" w:oddVBand="0" w:evenVBand="0" w:oddHBand="0" w:evenHBand="0" w:firstRowFirstColumn="0" w:firstRowLastColumn="0" w:lastRowFirstColumn="0" w:lastRowLastColumn="0"/>
               <w:rPr>
-                <w:rFonts w:asciiTheme="majorHAnsi" w:eastAsia="Calibri" w:hAnsiTheme="majorHAnsi" w:cstheme="majorHAnsi"/>
+                <w:rFonts w:eastAsia="Calibri" w:asciiTheme="majorHAnsi" w:hAnsiTheme="majorHAnsi" w:cstheme="majorHAnsi"/>
                 <w:b/>
                 <w:bCs/>
                 <w:color w:val="AEAAAA"/>
@@ -3640,7 +3838,7 @@
             </w:pPr>
             <w:r>
               <w:rPr>
-                <w:rFonts w:asciiTheme="majorHAnsi" w:eastAsia="Calibri" w:hAnsiTheme="majorHAnsi" w:cstheme="majorHAnsi"/>
+                <w:rFonts w:eastAsia="Calibri" w:asciiTheme="majorHAnsi" w:hAnsiTheme="majorHAnsi" w:cstheme="majorHAnsi"/>
                 <w:b/>
                 <w:bCs/>
                 <w:color w:val="auto"/>
@@ -3660,17 +3858,18 @@
             <w:cnfStyle w:val="001000000000" w:firstRow="0" w:lastRow="0" w:firstColumn="1" w:lastColumn="0" w:oddVBand="0" w:evenVBand="0" w:oddHBand="0" w:evenHBand="0" w:firstRowFirstColumn="0" w:firstRowLastColumn="0" w:lastRowFirstColumn="0" w:lastRowLastColumn="0"/>
             <w:tcW w:w="1267" w:type="dxa"/>
             <w:shd w:val="clear" w:color="auto" w:fill="auto"/>
-          </w:tcPr>
-          <w:p>
-            <w:pPr>
-              <w:rPr>
-                <w:rFonts w:asciiTheme="majorHAnsi" w:eastAsia="Calibri" w:hAnsiTheme="majorHAnsi" w:cstheme="majorHAnsi"/>
-                <w:color w:val="595959"/>
-              </w:rPr>
-            </w:pPr>
-            <w:r>
-              <w:rPr>
-                <w:rFonts w:asciiTheme="majorHAnsi" w:eastAsia="Calibri" w:hAnsiTheme="majorHAnsi" w:cstheme="majorHAnsi"/>
+            <w:tcMar/>
+          </w:tcPr>
+          <w:p>
+            <w:pPr>
+              <w:rPr>
+                <w:rFonts w:eastAsia="Calibri" w:asciiTheme="majorHAnsi" w:hAnsiTheme="majorHAnsi" w:cstheme="majorHAnsi"/>
+                <w:color w:val="595959"/>
+              </w:rPr>
+            </w:pPr>
+            <w:r>
+              <w:rPr>
+                <w:rFonts w:eastAsia="Calibri" w:asciiTheme="majorHAnsi" w:hAnsiTheme="majorHAnsi" w:cstheme="majorHAnsi"/>
                 <w:color w:val="595959"/>
               </w:rPr>
               <w:t>Opción a)</w:t>
@@ -3679,21 +3878,23 @@
         </w:tc>
         <w:tc>
           <w:tcPr>
+            <w:cnfStyle w:val="000000000000" w:firstRow="0" w:lastRow="0" w:firstColumn="0" w:lastColumn="0" w:oddVBand="0" w:evenVBand="0" w:oddHBand="0" w:evenHBand="0" w:firstRowFirstColumn="0" w:firstRowLastColumn="0" w:lastRowFirstColumn="0" w:lastRowLastColumn="0"/>
             <w:tcW w:w="6727" w:type="dxa"/>
             <w:gridSpan w:val="2"/>
-            <w:shd w:val="clear" w:color="auto" w:fill="FFFFFF"/>
+            <w:shd w:val="clear" w:color="auto" w:fill="FFFFFF" w:themeFill="background1"/>
+            <w:tcMar/>
           </w:tcPr>
           <w:p>
             <w:pPr>
               <w:cnfStyle w:val="000000100000" w:firstRow="0" w:lastRow="0" w:firstColumn="0" w:lastColumn="0" w:oddVBand="0" w:evenVBand="0" w:oddHBand="1" w:evenHBand="0" w:firstRowFirstColumn="0" w:firstRowLastColumn="0" w:lastRowFirstColumn="0" w:lastRowLastColumn="0"/>
               <w:rPr>
-                <w:rFonts w:asciiTheme="majorHAnsi" w:eastAsia="Calibri" w:hAnsiTheme="majorHAnsi" w:cstheme="majorHAnsi"/>
-                <w:color w:val="auto"/>
-              </w:rPr>
-            </w:pPr>
-            <w:r>
-              <w:rPr>
-                <w:rFonts w:asciiTheme="majorHAnsi" w:eastAsia="Calibri" w:hAnsiTheme="majorHAnsi" w:cstheme="majorHAnsi"/>
+                <w:rFonts w:eastAsia="Calibri" w:asciiTheme="majorHAnsi" w:hAnsiTheme="majorHAnsi" w:cstheme="majorHAnsi"/>
+                <w:color w:val="auto"/>
+              </w:rPr>
+            </w:pPr>
+            <w:r>
+              <w:rPr>
+                <w:rFonts w:eastAsia="Calibri" w:asciiTheme="majorHAnsi" w:hAnsiTheme="majorHAnsi" w:cstheme="majorHAnsi"/>
                 <w:color w:val="auto"/>
               </w:rPr>
               <w:t>Verdadero</w:t>
@@ -3702,21 +3903,23 @@
         </w:tc>
         <w:tc>
           <w:tcPr>
+            <w:cnfStyle w:val="000000000000" w:firstRow="0" w:lastRow="0" w:firstColumn="0" w:lastColumn="0" w:oddVBand="0" w:evenVBand="0" w:oddHBand="0" w:evenHBand="0" w:firstRowFirstColumn="0" w:firstRowLastColumn="0" w:lastRowFirstColumn="0" w:lastRowLastColumn="0"/>
             <w:tcW w:w="2160" w:type="dxa"/>
-            <w:shd w:val="clear" w:color="auto" w:fill="FFFFFF"/>
+            <w:shd w:val="clear" w:color="auto" w:fill="FFFFFF" w:themeFill="background1"/>
+            <w:tcMar/>
           </w:tcPr>
           <w:p>
             <w:pPr>
               <w:widowControl w:val="0"/>
               <w:cnfStyle w:val="000000100000" w:firstRow="0" w:lastRow="0" w:firstColumn="0" w:lastColumn="0" w:oddVBand="0" w:evenVBand="0" w:oddHBand="1" w:evenHBand="0" w:firstRowFirstColumn="0" w:firstRowLastColumn="0" w:lastRowFirstColumn="0" w:lastRowLastColumn="0"/>
               <w:rPr>
-                <w:rFonts w:asciiTheme="majorHAnsi" w:eastAsia="Calibri" w:hAnsiTheme="majorHAnsi" w:cstheme="majorHAnsi"/>
-                <w:color w:val="auto"/>
-              </w:rPr>
-            </w:pPr>
-            <w:r>
-              <w:rPr>
-                <w:rFonts w:asciiTheme="majorHAnsi" w:eastAsia="Calibri" w:hAnsiTheme="majorHAnsi" w:cstheme="majorHAnsi"/>
+                <w:rFonts w:eastAsia="Calibri" w:asciiTheme="majorHAnsi" w:hAnsiTheme="majorHAnsi" w:cstheme="majorHAnsi"/>
+                <w:color w:val="auto"/>
+              </w:rPr>
+            </w:pPr>
+            <w:r>
+              <w:rPr>
+                <w:rFonts w:eastAsia="Calibri" w:asciiTheme="majorHAnsi" w:hAnsiTheme="majorHAnsi" w:cstheme="majorHAnsi"/>
                 <w:color w:val="auto"/>
               </w:rPr>
               <w:t>X</w:t>
@@ -3732,17 +3935,18 @@
           <w:tcPr>
             <w:cnfStyle w:val="001000000000" w:firstRow="0" w:lastRow="0" w:firstColumn="1" w:lastColumn="0" w:oddVBand="0" w:evenVBand="0" w:oddHBand="0" w:evenHBand="0" w:firstRowFirstColumn="0" w:firstRowLastColumn="0" w:lastRowFirstColumn="0" w:lastRowLastColumn="0"/>
             <w:tcW w:w="1267" w:type="dxa"/>
-          </w:tcPr>
-          <w:p>
-            <w:pPr>
-              <w:rPr>
-                <w:rFonts w:asciiTheme="majorHAnsi" w:eastAsia="Calibri" w:hAnsiTheme="majorHAnsi" w:cstheme="majorHAnsi"/>
-                <w:color w:val="595959"/>
-              </w:rPr>
-            </w:pPr>
-            <w:r>
-              <w:rPr>
-                <w:rFonts w:asciiTheme="majorHAnsi" w:eastAsia="Calibri" w:hAnsiTheme="majorHAnsi" w:cstheme="majorHAnsi"/>
+            <w:tcMar/>
+          </w:tcPr>
+          <w:p>
+            <w:pPr>
+              <w:rPr>
+                <w:rFonts w:eastAsia="Calibri" w:asciiTheme="majorHAnsi" w:hAnsiTheme="majorHAnsi" w:cstheme="majorHAnsi"/>
+                <w:color w:val="595959"/>
+              </w:rPr>
+            </w:pPr>
+            <w:r>
+              <w:rPr>
+                <w:rFonts w:eastAsia="Calibri" w:asciiTheme="majorHAnsi" w:hAnsiTheme="majorHAnsi" w:cstheme="majorHAnsi"/>
                 <w:color w:val="595959"/>
               </w:rPr>
               <w:t>Opción b)</w:t>
@@ -3751,21 +3955,23 @@
         </w:tc>
         <w:tc>
           <w:tcPr>
+            <w:cnfStyle w:val="000000000000" w:firstRow="0" w:lastRow="0" w:firstColumn="0" w:lastColumn="0" w:oddVBand="0" w:evenVBand="0" w:oddHBand="0" w:evenHBand="0" w:firstRowFirstColumn="0" w:firstRowLastColumn="0" w:lastRowFirstColumn="0" w:lastRowLastColumn="0"/>
             <w:tcW w:w="6727" w:type="dxa"/>
             <w:gridSpan w:val="2"/>
-            <w:shd w:val="clear" w:color="auto" w:fill="FFFFFF"/>
+            <w:shd w:val="clear" w:color="auto" w:fill="FFFFFF" w:themeFill="background1"/>
+            <w:tcMar/>
           </w:tcPr>
           <w:p>
             <w:pPr>
               <w:cnfStyle w:val="000000000000" w:firstRow="0" w:lastRow="0" w:firstColumn="0" w:lastColumn="0" w:oddVBand="0" w:evenVBand="0" w:oddHBand="0" w:evenHBand="0" w:firstRowFirstColumn="0" w:firstRowLastColumn="0" w:lastRowFirstColumn="0" w:lastRowLastColumn="0"/>
               <w:rPr>
-                <w:rFonts w:asciiTheme="majorHAnsi" w:eastAsia="Calibri" w:hAnsiTheme="majorHAnsi" w:cstheme="majorHAnsi"/>
-                <w:color w:val="auto"/>
-              </w:rPr>
-            </w:pPr>
-            <w:r>
-              <w:rPr>
-                <w:rFonts w:asciiTheme="majorHAnsi" w:eastAsia="Calibri" w:hAnsiTheme="majorHAnsi" w:cstheme="majorHAnsi"/>
+                <w:rFonts w:eastAsia="Calibri" w:asciiTheme="majorHAnsi" w:hAnsiTheme="majorHAnsi" w:cstheme="majorHAnsi"/>
+                <w:color w:val="auto"/>
+              </w:rPr>
+            </w:pPr>
+            <w:r>
+              <w:rPr>
+                <w:rFonts w:eastAsia="Calibri" w:asciiTheme="majorHAnsi" w:hAnsiTheme="majorHAnsi" w:cstheme="majorHAnsi"/>
                 <w:color w:val="auto"/>
               </w:rPr>
               <w:t>Falso</w:t>
@@ -3774,15 +3980,17 @@
         </w:tc>
         <w:tc>
           <w:tcPr>
+            <w:cnfStyle w:val="000000000000" w:firstRow="0" w:lastRow="0" w:firstColumn="0" w:lastColumn="0" w:oddVBand="0" w:evenVBand="0" w:oddHBand="0" w:evenHBand="0" w:firstRowFirstColumn="0" w:firstRowLastColumn="0" w:lastRowFirstColumn="0" w:lastRowLastColumn="0"/>
             <w:tcW w:w="2160" w:type="dxa"/>
-            <w:shd w:val="clear" w:color="auto" w:fill="FFFFFF"/>
+            <w:shd w:val="clear" w:color="auto" w:fill="FFFFFF" w:themeFill="background1"/>
+            <w:tcMar/>
           </w:tcPr>
           <w:p>
             <w:pPr>
               <w:widowControl w:val="0"/>
               <w:cnfStyle w:val="000000000000" w:firstRow="0" w:lastRow="0" w:firstColumn="0" w:lastColumn="0" w:oddVBand="0" w:evenVBand="0" w:oddHBand="0" w:evenHBand="0" w:firstRowFirstColumn="0" w:firstRowLastColumn="0" w:lastRowFirstColumn="0" w:lastRowLastColumn="0"/>
               <w:rPr>
-                <w:rFonts w:asciiTheme="majorHAnsi" w:eastAsia="Calibri" w:hAnsiTheme="majorHAnsi" w:cstheme="majorHAnsi"/>
+                <w:rFonts w:eastAsia="Calibri" w:asciiTheme="majorHAnsi" w:hAnsiTheme="majorHAnsi" w:cstheme="majorHAnsi"/>
                 <w:color w:val="auto"/>
               </w:rPr>
             </w:pPr>
@@ -3799,17 +4007,18 @@
             <w:cnfStyle w:val="001000000000" w:firstRow="0" w:lastRow="0" w:firstColumn="1" w:lastColumn="0" w:oddVBand="0" w:evenVBand="0" w:oddHBand="0" w:evenHBand="0" w:firstRowFirstColumn="0" w:firstRowLastColumn="0" w:lastRowFirstColumn="0" w:lastRowLastColumn="0"/>
             <w:tcW w:w="2534" w:type="dxa"/>
             <w:gridSpan w:val="2"/>
-          </w:tcPr>
-          <w:p>
-            <w:pPr>
-              <w:rPr>
-                <w:rFonts w:asciiTheme="majorHAnsi" w:eastAsia="Calibri" w:hAnsiTheme="majorHAnsi" w:cstheme="majorHAnsi"/>
-                <w:color w:val="595959"/>
-              </w:rPr>
-            </w:pPr>
-            <w:r>
-              <w:rPr>
-                <w:rFonts w:asciiTheme="majorHAnsi" w:eastAsia="Calibri" w:hAnsiTheme="majorHAnsi" w:cstheme="majorHAnsi"/>
+            <w:tcMar/>
+          </w:tcPr>
+          <w:p>
+            <w:pPr>
+              <w:rPr>
+                <w:rFonts w:eastAsia="Calibri" w:asciiTheme="majorHAnsi" w:hAnsiTheme="majorHAnsi" w:cstheme="majorHAnsi"/>
+                <w:color w:val="595959"/>
+              </w:rPr>
+            </w:pPr>
+            <w:r>
+              <w:rPr>
+                <w:rFonts w:eastAsia="Calibri" w:asciiTheme="majorHAnsi" w:hAnsiTheme="majorHAnsi" w:cstheme="majorHAnsi"/>
                 <w:color w:val="595959"/>
               </w:rPr>
               <w:t>Comentario respuesta correcta</w:t>
@@ -3818,29 +4027,31 @@
         </w:tc>
         <w:tc>
           <w:tcPr>
+            <w:cnfStyle w:val="000000000000" w:firstRow="0" w:lastRow="0" w:firstColumn="0" w:lastColumn="0" w:oddVBand="0" w:evenVBand="0" w:oddHBand="0" w:evenHBand="0" w:firstRowFirstColumn="0" w:firstRowLastColumn="0" w:lastRowFirstColumn="0" w:lastRowLastColumn="0"/>
             <w:tcW w:w="7620" w:type="dxa"/>
             <w:gridSpan w:val="2"/>
-            <w:shd w:val="clear" w:color="auto" w:fill="FFFFFF"/>
+            <w:shd w:val="clear" w:color="auto" w:fill="FFFFFF" w:themeFill="background1"/>
+            <w:tcMar/>
           </w:tcPr>
           <w:p>
             <w:pPr>
               <w:cnfStyle w:val="000000100000" w:firstRow="0" w:lastRow="0" w:firstColumn="0" w:lastColumn="0" w:oddVBand="0" w:evenVBand="0" w:oddHBand="1" w:evenHBand="0" w:firstRowFirstColumn="0" w:firstRowLastColumn="0" w:lastRowFirstColumn="0" w:lastRowLastColumn="0"/>
               <w:rPr>
-                <w:rFonts w:asciiTheme="majorHAnsi" w:eastAsia="Calibri" w:hAnsiTheme="majorHAnsi" w:cstheme="majorHAnsi"/>
+                <w:rFonts w:eastAsia="Calibri" w:asciiTheme="majorHAnsi" w:hAnsiTheme="majorHAnsi" w:cstheme="majorHAnsi"/>
                 <w:bCs/>
                 <w:color w:val="AEAAAA"/>
               </w:rPr>
             </w:pPr>
             <w:r>
               <w:rPr>
-                <w:rFonts w:asciiTheme="majorHAnsi" w:eastAsia="Calibri" w:hAnsiTheme="majorHAnsi" w:cstheme="majorHAnsi"/>
+                <w:rFonts w:eastAsia="Calibri" w:asciiTheme="majorHAnsi" w:hAnsiTheme="majorHAnsi" w:cstheme="majorHAnsi"/>
                 <w:color w:val="auto"/>
               </w:rPr>
               <w:t xml:space="preserve">Excelente trabajo. </w:t>
             </w:r>
             <w:r>
               <w:rPr>
-                <w:rFonts w:asciiTheme="majorHAnsi" w:eastAsia="Calibri" w:hAnsiTheme="majorHAnsi" w:cstheme="majorHAnsi"/>
+                <w:rFonts w:eastAsia="Calibri" w:asciiTheme="majorHAnsi" w:hAnsiTheme="majorHAnsi" w:cstheme="majorHAnsi"/>
                 <w:color w:val="auto"/>
               </w:rPr>
               <w:t>La numeración puede formar parte del estilo.</w:t>
@@ -3858,17 +4069,18 @@
             <w:tcW w:w="2534" w:type="dxa"/>
             <w:gridSpan w:val="2"/>
             <w:shd w:val="clear" w:color="auto" w:fill="FBE5D5"/>
-          </w:tcPr>
-          <w:p>
-            <w:pPr>
-              <w:rPr>
-                <w:rFonts w:asciiTheme="majorHAnsi" w:eastAsia="Calibri" w:hAnsiTheme="majorHAnsi" w:cstheme="majorHAnsi"/>
-                <w:color w:val="595959"/>
-              </w:rPr>
-            </w:pPr>
-            <w:r>
-              <w:rPr>
-                <w:rFonts w:asciiTheme="majorHAnsi" w:eastAsia="Calibri" w:hAnsiTheme="majorHAnsi" w:cstheme="majorHAnsi"/>
+            <w:tcMar/>
+          </w:tcPr>
+          <w:p>
+            <w:pPr>
+              <w:rPr>
+                <w:rFonts w:eastAsia="Calibri" w:asciiTheme="majorHAnsi" w:hAnsiTheme="majorHAnsi" w:cstheme="majorHAnsi"/>
+                <w:color w:val="595959"/>
+              </w:rPr>
+            </w:pPr>
+            <w:r>
+              <w:rPr>
+                <w:rFonts w:eastAsia="Calibri" w:asciiTheme="majorHAnsi" w:hAnsiTheme="majorHAnsi" w:cstheme="majorHAnsi"/>
                 <w:color w:val="595959"/>
               </w:rPr>
               <w:t>Comentario respuesta incorrecta</w:t>
@@ -3877,22 +4089,24 @@
         </w:tc>
         <w:tc>
           <w:tcPr>
+            <w:cnfStyle w:val="000000000000" w:firstRow="0" w:lastRow="0" w:firstColumn="0" w:lastColumn="0" w:oddVBand="0" w:evenVBand="0" w:oddHBand="0" w:evenHBand="0" w:firstRowFirstColumn="0" w:firstRowLastColumn="0" w:lastRowFirstColumn="0" w:lastRowLastColumn="0"/>
             <w:tcW w:w="7620" w:type="dxa"/>
             <w:gridSpan w:val="2"/>
-            <w:shd w:val="clear" w:color="auto" w:fill="FFFFFF"/>
+            <w:shd w:val="clear" w:color="auto" w:fill="FFFFFF" w:themeFill="background1"/>
+            <w:tcMar/>
           </w:tcPr>
           <w:p>
             <w:pPr>
               <w:cnfStyle w:val="000000000000" w:firstRow="0" w:lastRow="0" w:firstColumn="0" w:lastColumn="0" w:oddVBand="0" w:evenVBand="0" w:oddHBand="0" w:evenHBand="0" w:firstRowFirstColumn="0" w:firstRowLastColumn="0" w:lastRowFirstColumn="0" w:lastRowLastColumn="0"/>
               <w:rPr>
-                <w:rFonts w:asciiTheme="majorHAnsi" w:eastAsia="Calibri" w:hAnsiTheme="majorHAnsi" w:cstheme="majorHAnsi"/>
+                <w:rFonts w:eastAsia="Calibri" w:asciiTheme="majorHAnsi" w:hAnsiTheme="majorHAnsi" w:cstheme="majorHAnsi"/>
                 <w:bCs/>
                 <w:color w:val="AEAAAA"/>
               </w:rPr>
             </w:pPr>
             <w:r>
               <w:rPr>
-                <w:rFonts w:asciiTheme="majorHAnsi" w:eastAsia="Calibri" w:hAnsiTheme="majorHAnsi" w:cstheme="majorHAnsi"/>
+                <w:rFonts w:eastAsia="Calibri" w:asciiTheme="majorHAnsi" w:hAnsiTheme="majorHAnsi" w:cstheme="majorHAnsi"/>
                 <w:color w:val="auto"/>
               </w:rPr>
               <w:t>Revise nuevamente el contenido del componente formativo.</w:t>
@@ -3906,12 +4120,12 @@
         <w:tblW w:w="10154" w:type="dxa"/>
         <w:tblInd w:w="-680" w:type="dxa"/>
         <w:tblBorders>
-          <w:top w:val="single" w:sz="4" w:space="0" w:color="F4B083"/>
-          <w:left w:val="single" w:sz="4" w:space="0" w:color="F4B083"/>
-          <w:bottom w:val="single" w:sz="4" w:space="0" w:color="F4B083"/>
-          <w:right w:val="single" w:sz="4" w:space="0" w:color="F4B083"/>
-          <w:insideH w:val="single" w:sz="4" w:space="0" w:color="F4B083"/>
-          <w:insideV w:val="single" w:sz="4" w:space="0" w:color="F4B083"/>
+          <w:top w:val="single" w:color="F4B083" w:sz="4" w:space="0"/>
+          <w:left w:val="single" w:color="F4B083" w:sz="4" w:space="0"/>
+          <w:bottom w:val="single" w:color="F4B083" w:sz="4" w:space="0"/>
+          <w:right w:val="single" w:color="F4B083" w:sz="4" w:space="0"/>
+          <w:insideH w:val="single" w:color="F4B083" w:sz="4" w:space="0"/>
+          <w:insideV w:val="single" w:color="F4B083" w:sz="4" w:space="0"/>
         </w:tblBorders>
         <w:tblLayout w:type="fixed"/>
         <w:tblLook w:val="04A0" w:firstRow="1" w:lastRow="0" w:firstColumn="1" w:lastColumn="0" w:noHBand="0" w:noVBand="1"/>
@@ -3935,14 +4149,14 @@
           <w:p>
             <w:pPr>
               <w:rPr>
-                <w:rFonts w:asciiTheme="majorHAnsi" w:eastAsia="Calibri" w:hAnsiTheme="majorHAnsi" w:cstheme="majorHAnsi"/>
-                <w:b/>
-                <w:color w:val="595959"/>
-              </w:rPr>
-            </w:pPr>
-            <w:r>
-              <w:rPr>
-                <w:rFonts w:asciiTheme="majorHAnsi" w:eastAsia="Calibri" w:hAnsiTheme="majorHAnsi" w:cstheme="majorHAnsi"/>
+                <w:rFonts w:eastAsia="Calibri" w:asciiTheme="majorHAnsi" w:hAnsiTheme="majorHAnsi" w:cstheme="majorHAnsi"/>
+                <w:b/>
+                <w:color w:val="595959"/>
+              </w:rPr>
+            </w:pPr>
+            <w:r>
+              <w:rPr>
+                <w:rFonts w:eastAsia="Calibri" w:asciiTheme="majorHAnsi" w:hAnsiTheme="majorHAnsi" w:cstheme="majorHAnsi"/>
                 <w:b/>
                 <w:color w:val="595959"/>
               </w:rPr>
@@ -3959,20 +4173,20 @@
           <w:p>
             <w:pPr>
               <w:rPr>
-                <w:rFonts w:asciiTheme="majorHAnsi" w:eastAsia="Calibri" w:hAnsiTheme="majorHAnsi" w:cstheme="majorHAnsi"/>
+                <w:rFonts w:eastAsia="Calibri" w:asciiTheme="majorHAnsi" w:hAnsiTheme="majorHAnsi" w:cstheme="majorHAnsi"/>
                 <w:color w:val="AEAAAA"/>
               </w:rPr>
             </w:pPr>
             <w:r>
               <w:rPr>
-                <w:rFonts w:asciiTheme="majorHAnsi" w:eastAsia="Calibri" w:hAnsiTheme="majorHAnsi" w:cstheme="majorHAnsi"/>
+                <w:rFonts w:eastAsia="Calibri" w:asciiTheme="majorHAnsi" w:hAnsiTheme="majorHAnsi" w:cstheme="majorHAnsi"/>
                 <w:b/>
               </w:rPr>
               <w:t xml:space="preserve">Para cambiar a </w:t>
             </w:r>
             <w:r>
               <w:rPr>
-                <w:rFonts w:asciiTheme="majorHAnsi" w:eastAsia="Calibri" w:hAnsiTheme="majorHAnsi" w:cstheme="majorHAnsi"/>
+                <w:rFonts w:eastAsia="Calibri" w:asciiTheme="majorHAnsi" w:hAnsiTheme="majorHAnsi" w:cstheme="majorHAnsi"/>
                 <w:b/>
                 <w:bCs/>
               </w:rPr>
@@ -3980,14 +4194,14 @@
             </w:r>
             <w:r>
               <w:rPr>
-                <w:rFonts w:asciiTheme="majorHAnsi" w:eastAsia="Calibri" w:hAnsiTheme="majorHAnsi" w:cstheme="majorHAnsi"/>
+                <w:rFonts w:eastAsia="Calibri" w:asciiTheme="majorHAnsi" w:hAnsiTheme="majorHAnsi" w:cstheme="majorHAnsi"/>
                 <w:b/>
               </w:rPr>
               <w:t xml:space="preserve"> en un tramo basta con un </w:t>
             </w:r>
             <w:r>
               <w:rPr>
-                <w:rFonts w:asciiTheme="majorHAnsi" w:eastAsia="Calibri" w:hAnsiTheme="majorHAnsi" w:cstheme="majorHAnsi"/>
+                <w:rFonts w:eastAsia="Calibri" w:asciiTheme="majorHAnsi" w:hAnsiTheme="majorHAnsi" w:cstheme="majorHAnsi"/>
                 <w:b/>
                 <w:bCs/>
               </w:rPr>
@@ -3995,7 +4209,7 @@
             </w:r>
             <w:r>
               <w:rPr>
-                <w:rFonts w:asciiTheme="majorHAnsi" w:eastAsia="Calibri" w:hAnsiTheme="majorHAnsi" w:cstheme="majorHAnsi"/>
+                <w:rFonts w:eastAsia="Calibri" w:asciiTheme="majorHAnsi" w:hAnsiTheme="majorHAnsi" w:cstheme="majorHAnsi"/>
                 <w:b/>
               </w:rPr>
               <w:t>.</w:t>
@@ -4014,14 +4228,14 @@
           <w:p>
             <w:pPr>
               <w:rPr>
-                <w:rFonts w:asciiTheme="majorHAnsi" w:eastAsia="Calibri" w:hAnsiTheme="majorHAnsi" w:cstheme="majorHAnsi"/>
-                <w:b/>
-                <w:color w:val="595959"/>
-              </w:rPr>
-            </w:pPr>
-            <w:r>
-              <w:rPr>
-                <w:rFonts w:asciiTheme="majorHAnsi" w:eastAsia="Calibri" w:hAnsiTheme="majorHAnsi" w:cstheme="majorHAnsi"/>
+                <w:rFonts w:eastAsia="Calibri" w:asciiTheme="majorHAnsi" w:hAnsiTheme="majorHAnsi" w:cstheme="majorHAnsi"/>
+                <w:b/>
+                <w:color w:val="595959"/>
+              </w:rPr>
+            </w:pPr>
+            <w:r>
+              <w:rPr>
+                <w:rFonts w:eastAsia="Calibri" w:asciiTheme="majorHAnsi" w:hAnsiTheme="majorHAnsi" w:cstheme="majorHAnsi"/>
                 <w:b/>
                 <w:color w:val="595959"/>
               </w:rPr>
@@ -4038,12 +4252,12 @@
           <w:p>
             <w:pPr>
               <w:rPr>
-                <w:rFonts w:asciiTheme="majorHAnsi" w:eastAsia="Calibri" w:hAnsiTheme="majorHAnsi" w:cstheme="majorHAnsi"/>
-              </w:rPr>
-            </w:pPr>
-            <w:r>
-              <w:rPr>
-                <w:rFonts w:asciiTheme="majorHAnsi" w:eastAsia="Calibri" w:hAnsiTheme="majorHAnsi" w:cstheme="majorHAnsi"/>
+                <w:rFonts w:eastAsia="Calibri" w:asciiTheme="majorHAnsi" w:hAnsiTheme="majorHAnsi" w:cstheme="majorHAnsi"/>
+              </w:rPr>
+            </w:pPr>
+            <w:r>
+              <w:rPr>
+                <w:rFonts w:eastAsia="Calibri" w:asciiTheme="majorHAnsi" w:hAnsiTheme="majorHAnsi" w:cstheme="majorHAnsi"/>
               </w:rPr>
               <w:t>Verdadero</w:t>
             </w:r>
@@ -4058,7 +4272,7 @@
             <w:pPr>
               <w:widowControl w:val="0"/>
               <w:rPr>
-                <w:rFonts w:asciiTheme="majorHAnsi" w:eastAsia="Calibri" w:hAnsiTheme="majorHAnsi" w:cstheme="majorHAnsi"/>
+                <w:rFonts w:eastAsia="Calibri" w:asciiTheme="majorHAnsi" w:hAnsiTheme="majorHAnsi" w:cstheme="majorHAnsi"/>
               </w:rPr>
             </w:pPr>
           </w:p>
@@ -4075,14 +4289,14 @@
           <w:p>
             <w:pPr>
               <w:rPr>
-                <w:rFonts w:asciiTheme="majorHAnsi" w:eastAsia="Calibri" w:hAnsiTheme="majorHAnsi" w:cstheme="majorHAnsi"/>
-                <w:b/>
-                <w:color w:val="595959"/>
-              </w:rPr>
-            </w:pPr>
-            <w:r>
-              <w:rPr>
-                <w:rFonts w:asciiTheme="majorHAnsi" w:eastAsia="Calibri" w:hAnsiTheme="majorHAnsi" w:cstheme="majorHAnsi"/>
+                <w:rFonts w:eastAsia="Calibri" w:asciiTheme="majorHAnsi" w:hAnsiTheme="majorHAnsi" w:cstheme="majorHAnsi"/>
+                <w:b/>
+                <w:color w:val="595959"/>
+              </w:rPr>
+            </w:pPr>
+            <w:r>
+              <w:rPr>
+                <w:rFonts w:eastAsia="Calibri" w:asciiTheme="majorHAnsi" w:hAnsiTheme="majorHAnsi" w:cstheme="majorHAnsi"/>
                 <w:b/>
                 <w:color w:val="595959"/>
               </w:rPr>
@@ -4099,12 +4313,12 @@
           <w:p>
             <w:pPr>
               <w:rPr>
-                <w:rFonts w:asciiTheme="majorHAnsi" w:eastAsia="Calibri" w:hAnsiTheme="majorHAnsi" w:cstheme="majorHAnsi"/>
-              </w:rPr>
-            </w:pPr>
-            <w:r>
-              <w:rPr>
-                <w:rFonts w:asciiTheme="majorHAnsi" w:eastAsia="Calibri" w:hAnsiTheme="majorHAnsi" w:cstheme="majorHAnsi"/>
+                <w:rFonts w:eastAsia="Calibri" w:asciiTheme="majorHAnsi" w:hAnsiTheme="majorHAnsi" w:cstheme="majorHAnsi"/>
+              </w:rPr>
+            </w:pPr>
+            <w:r>
+              <w:rPr>
+                <w:rFonts w:eastAsia="Calibri" w:asciiTheme="majorHAnsi" w:hAnsiTheme="majorHAnsi" w:cstheme="majorHAnsi"/>
               </w:rPr>
               <w:t>Falso</w:t>
             </w:r>
@@ -4119,12 +4333,12 @@
             <w:pPr>
               <w:widowControl w:val="0"/>
               <w:rPr>
-                <w:rFonts w:asciiTheme="majorHAnsi" w:eastAsia="Calibri" w:hAnsiTheme="majorHAnsi" w:cstheme="majorHAnsi"/>
-              </w:rPr>
-            </w:pPr>
-            <w:r>
-              <w:rPr>
-                <w:rFonts w:asciiTheme="majorHAnsi" w:eastAsia="Calibri" w:hAnsiTheme="majorHAnsi" w:cstheme="majorHAnsi"/>
+                <w:rFonts w:eastAsia="Calibri" w:asciiTheme="majorHAnsi" w:hAnsiTheme="majorHAnsi" w:cstheme="majorHAnsi"/>
+              </w:rPr>
+            </w:pPr>
+            <w:r>
+              <w:rPr>
+                <w:rFonts w:eastAsia="Calibri" w:asciiTheme="majorHAnsi" w:hAnsiTheme="majorHAnsi" w:cstheme="majorHAnsi"/>
               </w:rPr>
               <w:t>X</w:t>
             </w:r>
@@ -4143,14 +4357,14 @@
           <w:p>
             <w:pPr>
               <w:rPr>
-                <w:rFonts w:asciiTheme="majorHAnsi" w:eastAsia="Calibri" w:hAnsiTheme="majorHAnsi" w:cstheme="majorHAnsi"/>
-                <w:b/>
-                <w:color w:val="595959"/>
-              </w:rPr>
-            </w:pPr>
-            <w:r>
-              <w:rPr>
-                <w:rFonts w:asciiTheme="majorHAnsi" w:eastAsia="Calibri" w:hAnsiTheme="majorHAnsi" w:cstheme="majorHAnsi"/>
+                <w:rFonts w:eastAsia="Calibri" w:asciiTheme="majorHAnsi" w:hAnsiTheme="majorHAnsi" w:cstheme="majorHAnsi"/>
+                <w:b/>
+                <w:color w:val="595959"/>
+              </w:rPr>
+            </w:pPr>
+            <w:r>
+              <w:rPr>
+                <w:rFonts w:eastAsia="Calibri" w:asciiTheme="majorHAnsi" w:hAnsiTheme="majorHAnsi" w:cstheme="majorHAnsi"/>
                 <w:b/>
                 <w:color w:val="595959"/>
               </w:rPr>
@@ -4167,20 +4381,20 @@
           <w:p>
             <w:pPr>
               <w:rPr>
-                <w:rFonts w:asciiTheme="majorHAnsi" w:eastAsia="Calibri" w:hAnsiTheme="majorHAnsi" w:cstheme="majorHAnsi"/>
+                <w:rFonts w:eastAsia="Calibri" w:asciiTheme="majorHAnsi" w:hAnsiTheme="majorHAnsi" w:cstheme="majorHAnsi"/>
                 <w:bCs/>
                 <w:color w:val="AEAAAA"/>
               </w:rPr>
             </w:pPr>
             <w:r>
               <w:rPr>
-                <w:rFonts w:asciiTheme="majorHAnsi" w:eastAsia="Calibri" w:hAnsiTheme="majorHAnsi" w:cstheme="majorHAnsi"/>
+                <w:rFonts w:eastAsia="Calibri" w:asciiTheme="majorHAnsi" w:hAnsiTheme="majorHAnsi" w:cstheme="majorHAnsi"/>
               </w:rPr>
               <w:t>Excelente trabajo</w:t>
             </w:r>
             <w:r>
               <w:rPr>
-                <w:rFonts w:asciiTheme="majorHAnsi" w:eastAsia="Calibri" w:hAnsiTheme="majorHAnsi" w:cstheme="majorHAnsi"/>
+                <w:rFonts w:eastAsia="Calibri" w:asciiTheme="majorHAnsi" w:hAnsiTheme="majorHAnsi" w:cstheme="majorHAnsi"/>
               </w:rPr>
               <w:t>.</w:t>
             </w:r>
@@ -4192,7 +4406,7 @@
             </w:r>
             <w:r>
               <w:rPr>
-                <w:rFonts w:asciiTheme="majorHAnsi" w:eastAsia="Calibri" w:hAnsiTheme="majorHAnsi" w:cstheme="majorHAnsi"/>
+                <w:rFonts w:eastAsia="Calibri" w:asciiTheme="majorHAnsi" w:hAnsiTheme="majorHAnsi" w:cstheme="majorHAnsi"/>
               </w:rPr>
               <w:t>Se requiere salto de sección (continuo) y luego configurar columnas.</w:t>
             </w:r>
@@ -4212,14 +4426,14 @@
           <w:p>
             <w:pPr>
               <w:rPr>
-                <w:rFonts w:asciiTheme="majorHAnsi" w:eastAsia="Calibri" w:hAnsiTheme="majorHAnsi" w:cstheme="majorHAnsi"/>
-                <w:b/>
-                <w:color w:val="595959"/>
-              </w:rPr>
-            </w:pPr>
-            <w:r>
-              <w:rPr>
-                <w:rFonts w:asciiTheme="majorHAnsi" w:eastAsia="Calibri" w:hAnsiTheme="majorHAnsi" w:cstheme="majorHAnsi"/>
+                <w:rFonts w:eastAsia="Calibri" w:asciiTheme="majorHAnsi" w:hAnsiTheme="majorHAnsi" w:cstheme="majorHAnsi"/>
+                <w:b/>
+                <w:color w:val="595959"/>
+              </w:rPr>
+            </w:pPr>
+            <w:r>
+              <w:rPr>
+                <w:rFonts w:eastAsia="Calibri" w:asciiTheme="majorHAnsi" w:hAnsiTheme="majorHAnsi" w:cstheme="majorHAnsi"/>
                 <w:b/>
                 <w:color w:val="595959"/>
               </w:rPr>
@@ -4236,14 +4450,14 @@
           <w:p>
             <w:pPr>
               <w:rPr>
-                <w:rFonts w:asciiTheme="majorHAnsi" w:eastAsia="Calibri" w:hAnsiTheme="majorHAnsi" w:cstheme="majorHAnsi"/>
+                <w:rFonts w:eastAsia="Calibri" w:asciiTheme="majorHAnsi" w:hAnsiTheme="majorHAnsi" w:cstheme="majorHAnsi"/>
                 <w:bCs/>
                 <w:color w:val="AEAAAA"/>
               </w:rPr>
             </w:pPr>
             <w:r>
               <w:rPr>
-                <w:rFonts w:asciiTheme="majorHAnsi" w:eastAsia="Calibri" w:hAnsiTheme="majorHAnsi" w:cstheme="majorHAnsi"/>
+                <w:rFonts w:eastAsia="Calibri" w:asciiTheme="majorHAnsi" w:hAnsiTheme="majorHAnsi" w:cstheme="majorHAnsi"/>
               </w:rPr>
               <w:t>Revise nuevamente el contenido del componente formativo.</w:t>
             </w:r>
@@ -4263,14 +4477,14 @@
           <w:p>
             <w:pPr>
               <w:rPr>
-                <w:rFonts w:asciiTheme="majorHAnsi" w:eastAsia="Calibri" w:hAnsiTheme="majorHAnsi" w:cstheme="majorHAnsi"/>
-                <w:b/>
-                <w:color w:val="595959"/>
-              </w:rPr>
-            </w:pPr>
-            <w:r>
-              <w:rPr>
-                <w:rFonts w:asciiTheme="majorHAnsi" w:eastAsia="Calibri" w:hAnsiTheme="majorHAnsi" w:cstheme="majorHAnsi"/>
+                <w:rFonts w:eastAsia="Calibri" w:asciiTheme="majorHAnsi" w:hAnsiTheme="majorHAnsi" w:cstheme="majorHAnsi"/>
+                <w:b/>
+                <w:color w:val="595959"/>
+              </w:rPr>
+            </w:pPr>
+            <w:r>
+              <w:rPr>
+                <w:rFonts w:eastAsia="Calibri" w:asciiTheme="majorHAnsi" w:hAnsiTheme="majorHAnsi" w:cstheme="majorHAnsi"/>
                 <w:b/>
                 <w:color w:val="595959"/>
               </w:rPr>
@@ -4287,7 +4501,7 @@
           <w:p>
             <w:pPr>
               <w:rPr>
-                <w:rFonts w:asciiTheme="majorHAnsi" w:eastAsia="Calibri" w:hAnsiTheme="majorHAnsi" w:cstheme="majorHAnsi"/>
+                <w:rFonts w:eastAsia="Calibri" w:asciiTheme="majorHAnsi" w:hAnsiTheme="majorHAnsi" w:cstheme="majorHAnsi"/>
                 <w:b/>
                 <w:bCs/>
                 <w:color w:val="AEAAAA"/>
@@ -4295,7 +4509,7 @@
             </w:pPr>
             <w:r>
               <w:rPr>
-                <w:rFonts w:asciiTheme="majorHAnsi" w:eastAsia="Calibri" w:hAnsiTheme="majorHAnsi" w:cstheme="majorHAnsi"/>
+                <w:rFonts w:eastAsia="Calibri" w:asciiTheme="majorHAnsi" w:hAnsiTheme="majorHAnsi" w:cstheme="majorHAnsi"/>
                 <w:b/>
                 <w:bCs/>
               </w:rPr>
@@ -4303,7 +4517,7 @@
             </w:r>
             <w:r>
               <w:rPr>
-                <w:rFonts w:asciiTheme="majorHAnsi" w:eastAsia="Calibri" w:hAnsiTheme="majorHAnsi" w:cstheme="majorHAnsi"/>
+                <w:rFonts w:eastAsia="Calibri" w:asciiTheme="majorHAnsi" w:hAnsiTheme="majorHAnsi" w:cstheme="majorHAnsi"/>
                 <w:b/>
                 <w:bCs/>
               </w:rPr>
@@ -4311,7 +4525,7 @@
             </w:r>
             <w:r>
               <w:rPr>
-                <w:rFonts w:asciiTheme="majorHAnsi" w:eastAsia="Calibri" w:hAnsiTheme="majorHAnsi" w:cstheme="majorHAnsi"/>
+                <w:rFonts w:eastAsia="Calibri" w:asciiTheme="majorHAnsi" w:hAnsiTheme="majorHAnsi" w:cstheme="majorHAnsi"/>
                 <w:b/>
                 <w:bCs/>
               </w:rPr>
@@ -4331,14 +4545,14 @@
           <w:p>
             <w:pPr>
               <w:rPr>
-                <w:rFonts w:asciiTheme="majorHAnsi" w:eastAsia="Calibri" w:hAnsiTheme="majorHAnsi" w:cstheme="majorHAnsi"/>
-                <w:b/>
-                <w:color w:val="595959"/>
-              </w:rPr>
-            </w:pPr>
-            <w:r>
-              <w:rPr>
-                <w:rFonts w:asciiTheme="majorHAnsi" w:eastAsia="Calibri" w:hAnsiTheme="majorHAnsi" w:cstheme="majorHAnsi"/>
+                <w:rFonts w:eastAsia="Calibri" w:asciiTheme="majorHAnsi" w:hAnsiTheme="majorHAnsi" w:cstheme="majorHAnsi"/>
+                <w:b/>
+                <w:color w:val="595959"/>
+              </w:rPr>
+            </w:pPr>
+            <w:r>
+              <w:rPr>
+                <w:rFonts w:eastAsia="Calibri" w:asciiTheme="majorHAnsi" w:hAnsiTheme="majorHAnsi" w:cstheme="majorHAnsi"/>
                 <w:b/>
                 <w:color w:val="595959"/>
               </w:rPr>
@@ -4355,12 +4569,12 @@
           <w:p>
             <w:pPr>
               <w:rPr>
-                <w:rFonts w:asciiTheme="majorHAnsi" w:eastAsia="Calibri" w:hAnsiTheme="majorHAnsi" w:cstheme="majorHAnsi"/>
-              </w:rPr>
-            </w:pPr>
-            <w:r>
-              <w:rPr>
-                <w:rFonts w:asciiTheme="majorHAnsi" w:eastAsia="Calibri" w:hAnsiTheme="majorHAnsi" w:cstheme="majorHAnsi"/>
+                <w:rFonts w:eastAsia="Calibri" w:asciiTheme="majorHAnsi" w:hAnsiTheme="majorHAnsi" w:cstheme="majorHAnsi"/>
+              </w:rPr>
+            </w:pPr>
+            <w:r>
+              <w:rPr>
+                <w:rFonts w:eastAsia="Calibri" w:asciiTheme="majorHAnsi" w:hAnsiTheme="majorHAnsi" w:cstheme="majorHAnsi"/>
               </w:rPr>
               <w:t>Verdadero</w:t>
             </w:r>
@@ -4375,12 +4589,12 @@
             <w:pPr>
               <w:widowControl w:val="0"/>
               <w:rPr>
-                <w:rFonts w:asciiTheme="majorHAnsi" w:eastAsia="Calibri" w:hAnsiTheme="majorHAnsi" w:cstheme="majorHAnsi"/>
-              </w:rPr>
-            </w:pPr>
-            <w:r>
-              <w:rPr>
-                <w:rFonts w:asciiTheme="majorHAnsi" w:eastAsia="Calibri" w:hAnsiTheme="majorHAnsi" w:cstheme="majorHAnsi"/>
+                <w:rFonts w:eastAsia="Calibri" w:asciiTheme="majorHAnsi" w:hAnsiTheme="majorHAnsi" w:cstheme="majorHAnsi"/>
+              </w:rPr>
+            </w:pPr>
+            <w:r>
+              <w:rPr>
+                <w:rFonts w:eastAsia="Calibri" w:asciiTheme="majorHAnsi" w:hAnsiTheme="majorHAnsi" w:cstheme="majorHAnsi"/>
               </w:rPr>
               <w:t>X</w:t>
             </w:r>
@@ -4398,14 +4612,14 @@
           <w:p>
             <w:pPr>
               <w:rPr>
-                <w:rFonts w:asciiTheme="majorHAnsi" w:eastAsia="Calibri" w:hAnsiTheme="majorHAnsi" w:cstheme="majorHAnsi"/>
-                <w:b/>
-                <w:color w:val="595959"/>
-              </w:rPr>
-            </w:pPr>
-            <w:r>
-              <w:rPr>
-                <w:rFonts w:asciiTheme="majorHAnsi" w:eastAsia="Calibri" w:hAnsiTheme="majorHAnsi" w:cstheme="majorHAnsi"/>
+                <w:rFonts w:eastAsia="Calibri" w:asciiTheme="majorHAnsi" w:hAnsiTheme="majorHAnsi" w:cstheme="majorHAnsi"/>
+                <w:b/>
+                <w:color w:val="595959"/>
+              </w:rPr>
+            </w:pPr>
+            <w:r>
+              <w:rPr>
+                <w:rFonts w:eastAsia="Calibri" w:asciiTheme="majorHAnsi" w:hAnsiTheme="majorHAnsi" w:cstheme="majorHAnsi"/>
                 <w:b/>
                 <w:color w:val="595959"/>
               </w:rPr>
@@ -4422,12 +4636,12 @@
           <w:p>
             <w:pPr>
               <w:rPr>
-                <w:rFonts w:asciiTheme="majorHAnsi" w:eastAsia="Calibri" w:hAnsiTheme="majorHAnsi" w:cstheme="majorHAnsi"/>
-              </w:rPr>
-            </w:pPr>
-            <w:r>
-              <w:rPr>
-                <w:rFonts w:asciiTheme="majorHAnsi" w:eastAsia="Calibri" w:hAnsiTheme="majorHAnsi" w:cstheme="majorHAnsi"/>
+                <w:rFonts w:eastAsia="Calibri" w:asciiTheme="majorHAnsi" w:hAnsiTheme="majorHAnsi" w:cstheme="majorHAnsi"/>
+              </w:rPr>
+            </w:pPr>
+            <w:r>
+              <w:rPr>
+                <w:rFonts w:eastAsia="Calibri" w:asciiTheme="majorHAnsi" w:hAnsiTheme="majorHAnsi" w:cstheme="majorHAnsi"/>
               </w:rPr>
               <w:t>Falso</w:t>
             </w:r>
@@ -4442,7 +4656,7 @@
             <w:pPr>
               <w:widowControl w:val="0"/>
               <w:rPr>
-                <w:rFonts w:asciiTheme="majorHAnsi" w:eastAsia="Calibri" w:hAnsiTheme="majorHAnsi" w:cstheme="majorHAnsi"/>
+                <w:rFonts w:eastAsia="Calibri" w:asciiTheme="majorHAnsi" w:hAnsiTheme="majorHAnsi" w:cstheme="majorHAnsi"/>
               </w:rPr>
             </w:pPr>
           </w:p>
@@ -4460,14 +4674,14 @@
           <w:p>
             <w:pPr>
               <w:rPr>
-                <w:rFonts w:asciiTheme="majorHAnsi" w:eastAsia="Calibri" w:hAnsiTheme="majorHAnsi" w:cstheme="majorHAnsi"/>
-                <w:b/>
-                <w:color w:val="595959"/>
-              </w:rPr>
-            </w:pPr>
-            <w:r>
-              <w:rPr>
-                <w:rFonts w:asciiTheme="majorHAnsi" w:eastAsia="Calibri" w:hAnsiTheme="majorHAnsi" w:cstheme="majorHAnsi"/>
+                <w:rFonts w:eastAsia="Calibri" w:asciiTheme="majorHAnsi" w:hAnsiTheme="majorHAnsi" w:cstheme="majorHAnsi"/>
+                <w:b/>
+                <w:color w:val="595959"/>
+              </w:rPr>
+            </w:pPr>
+            <w:r>
+              <w:rPr>
+                <w:rFonts w:eastAsia="Calibri" w:asciiTheme="majorHAnsi" w:hAnsiTheme="majorHAnsi" w:cstheme="majorHAnsi"/>
                 <w:b/>
                 <w:color w:val="595959"/>
               </w:rPr>
@@ -4484,20 +4698,20 @@
           <w:p>
             <w:pPr>
               <w:rPr>
-                <w:rFonts w:asciiTheme="majorHAnsi" w:eastAsia="Calibri" w:hAnsiTheme="majorHAnsi" w:cstheme="majorHAnsi"/>
+                <w:rFonts w:eastAsia="Calibri" w:asciiTheme="majorHAnsi" w:hAnsiTheme="majorHAnsi" w:cstheme="majorHAnsi"/>
                 <w:bCs/>
                 <w:color w:val="AEAAAA"/>
               </w:rPr>
             </w:pPr>
             <w:r>
               <w:rPr>
-                <w:rFonts w:asciiTheme="majorHAnsi" w:eastAsia="Calibri" w:hAnsiTheme="majorHAnsi" w:cstheme="majorHAnsi"/>
+                <w:rFonts w:eastAsia="Calibri" w:asciiTheme="majorHAnsi" w:hAnsiTheme="majorHAnsi" w:cstheme="majorHAnsi"/>
               </w:rPr>
               <w:t xml:space="preserve">Excelente trabajo. </w:t>
             </w:r>
             <w:r>
               <w:rPr>
-                <w:rFonts w:asciiTheme="majorHAnsi" w:eastAsia="Calibri" w:hAnsiTheme="majorHAnsi" w:cstheme="majorHAnsi"/>
+                <w:rFonts w:eastAsia="Calibri" w:asciiTheme="majorHAnsi" w:hAnsiTheme="majorHAnsi" w:cstheme="majorHAnsi"/>
               </w:rPr>
               <w:t>La plantilla estandariza la producción documental.</w:t>
             </w:r>
@@ -4517,14 +4731,14 @@
           <w:p>
             <w:pPr>
               <w:rPr>
-                <w:rFonts w:asciiTheme="majorHAnsi" w:eastAsia="Calibri" w:hAnsiTheme="majorHAnsi" w:cstheme="majorHAnsi"/>
-                <w:b/>
-                <w:color w:val="595959"/>
-              </w:rPr>
-            </w:pPr>
-            <w:r>
-              <w:rPr>
-                <w:rFonts w:asciiTheme="majorHAnsi" w:eastAsia="Calibri" w:hAnsiTheme="majorHAnsi" w:cstheme="majorHAnsi"/>
+                <w:rFonts w:eastAsia="Calibri" w:asciiTheme="majorHAnsi" w:hAnsiTheme="majorHAnsi" w:cstheme="majorHAnsi"/>
+                <w:b/>
+                <w:color w:val="595959"/>
+              </w:rPr>
+            </w:pPr>
+            <w:r>
+              <w:rPr>
+                <w:rFonts w:eastAsia="Calibri" w:asciiTheme="majorHAnsi" w:hAnsiTheme="majorHAnsi" w:cstheme="majorHAnsi"/>
                 <w:b/>
                 <w:color w:val="595959"/>
               </w:rPr>
@@ -4541,14 +4755,14 @@
           <w:p>
             <w:pPr>
               <w:rPr>
-                <w:rFonts w:asciiTheme="majorHAnsi" w:eastAsia="Calibri" w:hAnsiTheme="majorHAnsi" w:cstheme="majorHAnsi"/>
+                <w:rFonts w:eastAsia="Calibri" w:asciiTheme="majorHAnsi" w:hAnsiTheme="majorHAnsi" w:cstheme="majorHAnsi"/>
                 <w:bCs/>
                 <w:color w:val="AEAAAA"/>
               </w:rPr>
             </w:pPr>
             <w:r>
               <w:rPr>
-                <w:rFonts w:asciiTheme="majorHAnsi" w:eastAsia="Calibri" w:hAnsiTheme="majorHAnsi" w:cstheme="majorHAnsi"/>
+                <w:rFonts w:eastAsia="Calibri" w:asciiTheme="majorHAnsi" w:hAnsiTheme="majorHAnsi" w:cstheme="majorHAnsi"/>
               </w:rPr>
               <w:t>Revise nuevamente el contenido del componente formativo.</w:t>
             </w:r>
@@ -4568,14 +4782,14 @@
           <w:p>
             <w:pPr>
               <w:rPr>
-                <w:rFonts w:asciiTheme="majorHAnsi" w:eastAsia="Calibri" w:hAnsiTheme="majorHAnsi" w:cstheme="majorHAnsi"/>
-                <w:b/>
-                <w:color w:val="595959"/>
-              </w:rPr>
-            </w:pPr>
-            <w:r>
-              <w:rPr>
-                <w:rFonts w:asciiTheme="majorHAnsi" w:eastAsia="Calibri" w:hAnsiTheme="majorHAnsi" w:cstheme="majorHAnsi"/>
+                <w:rFonts w:eastAsia="Calibri" w:asciiTheme="majorHAnsi" w:hAnsiTheme="majorHAnsi" w:cstheme="majorHAnsi"/>
+                <w:b/>
+                <w:color w:val="595959"/>
+              </w:rPr>
+            </w:pPr>
+            <w:r>
+              <w:rPr>
+                <w:rFonts w:eastAsia="Calibri" w:asciiTheme="majorHAnsi" w:hAnsiTheme="majorHAnsi" w:cstheme="majorHAnsi"/>
                 <w:b/>
                 <w:color w:val="595959"/>
               </w:rPr>
@@ -4592,7 +4806,7 @@
           <w:p>
             <w:pPr>
               <w:rPr>
-                <w:rFonts w:asciiTheme="majorHAnsi" w:eastAsia="Calibri" w:hAnsiTheme="majorHAnsi" w:cstheme="majorHAnsi"/>
+                <w:rFonts w:eastAsia="Calibri" w:asciiTheme="majorHAnsi" w:hAnsiTheme="majorHAnsi" w:cstheme="majorHAnsi"/>
                 <w:b/>
                 <w:bCs/>
                 <w:color w:val="AEAAAA"/>
@@ -4600,7 +4814,7 @@
             </w:pPr>
             <w:r>
               <w:rPr>
-                <w:rFonts w:asciiTheme="majorHAnsi" w:eastAsia="Calibri" w:hAnsiTheme="majorHAnsi" w:cstheme="majorHAnsi"/>
+                <w:rFonts w:eastAsia="Calibri" w:asciiTheme="majorHAnsi" w:hAnsiTheme="majorHAnsi" w:cstheme="majorHAnsi"/>
                 <w:b/>
                 <w:bCs/>
               </w:rPr>
@@ -4608,7 +4822,7 @@
             </w:r>
             <w:r>
               <w:rPr>
-                <w:rFonts w:asciiTheme="majorHAnsi" w:eastAsia="Calibri" w:hAnsiTheme="majorHAnsi" w:cstheme="majorHAnsi"/>
+                <w:rFonts w:eastAsia="Calibri" w:asciiTheme="majorHAnsi" w:hAnsiTheme="majorHAnsi" w:cstheme="majorHAnsi"/>
                 <w:b/>
                 <w:bCs/>
               </w:rPr>
@@ -4616,7 +4830,7 @@
             </w:r>
             <w:r>
               <w:rPr>
-                <w:rFonts w:asciiTheme="majorHAnsi" w:eastAsia="Calibri" w:hAnsiTheme="majorHAnsi" w:cstheme="majorHAnsi"/>
+                <w:rFonts w:eastAsia="Calibri" w:asciiTheme="majorHAnsi" w:hAnsiTheme="majorHAnsi" w:cstheme="majorHAnsi"/>
                 <w:b/>
                 <w:bCs/>
               </w:rPr>
@@ -4636,14 +4850,14 @@
           <w:p>
             <w:pPr>
               <w:rPr>
-                <w:rFonts w:asciiTheme="majorHAnsi" w:eastAsia="Calibri" w:hAnsiTheme="majorHAnsi" w:cstheme="majorHAnsi"/>
-                <w:b/>
-                <w:color w:val="595959"/>
-              </w:rPr>
-            </w:pPr>
-            <w:r>
-              <w:rPr>
-                <w:rFonts w:asciiTheme="majorHAnsi" w:eastAsia="Calibri" w:hAnsiTheme="majorHAnsi" w:cstheme="majorHAnsi"/>
+                <w:rFonts w:eastAsia="Calibri" w:asciiTheme="majorHAnsi" w:hAnsiTheme="majorHAnsi" w:cstheme="majorHAnsi"/>
+                <w:b/>
+                <w:color w:val="595959"/>
+              </w:rPr>
+            </w:pPr>
+            <w:r>
+              <w:rPr>
+                <w:rFonts w:eastAsia="Calibri" w:asciiTheme="majorHAnsi" w:hAnsiTheme="majorHAnsi" w:cstheme="majorHAnsi"/>
                 <w:b/>
                 <w:color w:val="595959"/>
               </w:rPr>
@@ -4660,12 +4874,12 @@
           <w:p>
             <w:pPr>
               <w:rPr>
-                <w:rFonts w:asciiTheme="majorHAnsi" w:eastAsia="Calibri" w:hAnsiTheme="majorHAnsi" w:cstheme="majorHAnsi"/>
-              </w:rPr>
-            </w:pPr>
-            <w:r>
-              <w:rPr>
-                <w:rFonts w:asciiTheme="majorHAnsi" w:eastAsia="Calibri" w:hAnsiTheme="majorHAnsi" w:cstheme="majorHAnsi"/>
+                <w:rFonts w:eastAsia="Calibri" w:asciiTheme="majorHAnsi" w:hAnsiTheme="majorHAnsi" w:cstheme="majorHAnsi"/>
+              </w:rPr>
+            </w:pPr>
+            <w:r>
+              <w:rPr>
+                <w:rFonts w:eastAsia="Calibri" w:asciiTheme="majorHAnsi" w:hAnsiTheme="majorHAnsi" w:cstheme="majorHAnsi"/>
               </w:rPr>
               <w:t>Verdadero</w:t>
             </w:r>
@@ -4680,12 +4894,12 @@
             <w:pPr>
               <w:widowControl w:val="0"/>
               <w:rPr>
-                <w:rFonts w:asciiTheme="majorHAnsi" w:eastAsia="Calibri" w:hAnsiTheme="majorHAnsi" w:cstheme="majorHAnsi"/>
-              </w:rPr>
-            </w:pPr>
-            <w:r>
-              <w:rPr>
-                <w:rFonts w:asciiTheme="majorHAnsi" w:eastAsia="Calibri" w:hAnsiTheme="majorHAnsi" w:cstheme="majorHAnsi"/>
+                <w:rFonts w:eastAsia="Calibri" w:asciiTheme="majorHAnsi" w:hAnsiTheme="majorHAnsi" w:cstheme="majorHAnsi"/>
+              </w:rPr>
+            </w:pPr>
+            <w:r>
+              <w:rPr>
+                <w:rFonts w:eastAsia="Calibri" w:asciiTheme="majorHAnsi" w:hAnsiTheme="majorHAnsi" w:cstheme="majorHAnsi"/>
               </w:rPr>
               <w:t>X</w:t>
             </w:r>
@@ -4703,14 +4917,14 @@
           <w:p>
             <w:pPr>
               <w:rPr>
-                <w:rFonts w:asciiTheme="majorHAnsi" w:eastAsia="Calibri" w:hAnsiTheme="majorHAnsi" w:cstheme="majorHAnsi"/>
-                <w:b/>
-                <w:color w:val="595959"/>
-              </w:rPr>
-            </w:pPr>
-            <w:r>
-              <w:rPr>
-                <w:rFonts w:asciiTheme="majorHAnsi" w:eastAsia="Calibri" w:hAnsiTheme="majorHAnsi" w:cstheme="majorHAnsi"/>
+                <w:rFonts w:eastAsia="Calibri" w:asciiTheme="majorHAnsi" w:hAnsiTheme="majorHAnsi" w:cstheme="majorHAnsi"/>
+                <w:b/>
+                <w:color w:val="595959"/>
+              </w:rPr>
+            </w:pPr>
+            <w:r>
+              <w:rPr>
+                <w:rFonts w:eastAsia="Calibri" w:asciiTheme="majorHAnsi" w:hAnsiTheme="majorHAnsi" w:cstheme="majorHAnsi"/>
                 <w:b/>
                 <w:color w:val="595959"/>
               </w:rPr>
@@ -4727,12 +4941,12 @@
           <w:p>
             <w:pPr>
               <w:rPr>
-                <w:rFonts w:asciiTheme="majorHAnsi" w:eastAsia="Calibri" w:hAnsiTheme="majorHAnsi" w:cstheme="majorHAnsi"/>
-              </w:rPr>
-            </w:pPr>
-            <w:r>
-              <w:rPr>
-                <w:rFonts w:asciiTheme="majorHAnsi" w:eastAsia="Calibri" w:hAnsiTheme="majorHAnsi" w:cstheme="majorHAnsi"/>
+                <w:rFonts w:eastAsia="Calibri" w:asciiTheme="majorHAnsi" w:hAnsiTheme="majorHAnsi" w:cstheme="majorHAnsi"/>
+              </w:rPr>
+            </w:pPr>
+            <w:r>
+              <w:rPr>
+                <w:rFonts w:eastAsia="Calibri" w:asciiTheme="majorHAnsi" w:hAnsiTheme="majorHAnsi" w:cstheme="majorHAnsi"/>
               </w:rPr>
               <w:t>Falso</w:t>
             </w:r>
@@ -4747,7 +4961,7 @@
             <w:pPr>
               <w:widowControl w:val="0"/>
               <w:rPr>
-                <w:rFonts w:asciiTheme="majorHAnsi" w:eastAsia="Calibri" w:hAnsiTheme="majorHAnsi" w:cstheme="majorHAnsi"/>
+                <w:rFonts w:eastAsia="Calibri" w:asciiTheme="majorHAnsi" w:hAnsiTheme="majorHAnsi" w:cstheme="majorHAnsi"/>
               </w:rPr>
             </w:pPr>
           </w:p>
@@ -4766,14 +4980,14 @@
           <w:p>
             <w:pPr>
               <w:rPr>
-                <w:rFonts w:asciiTheme="majorHAnsi" w:eastAsia="Calibri" w:hAnsiTheme="majorHAnsi" w:cstheme="majorHAnsi"/>
-                <w:b/>
-                <w:color w:val="595959"/>
-              </w:rPr>
-            </w:pPr>
-            <w:r>
-              <w:rPr>
-                <w:rFonts w:asciiTheme="majorHAnsi" w:eastAsia="Calibri" w:hAnsiTheme="majorHAnsi" w:cstheme="majorHAnsi"/>
+                <w:rFonts w:eastAsia="Calibri" w:asciiTheme="majorHAnsi" w:hAnsiTheme="majorHAnsi" w:cstheme="majorHAnsi"/>
+                <w:b/>
+                <w:color w:val="595959"/>
+              </w:rPr>
+            </w:pPr>
+            <w:r>
+              <w:rPr>
+                <w:rFonts w:eastAsia="Calibri" w:asciiTheme="majorHAnsi" w:hAnsiTheme="majorHAnsi" w:cstheme="majorHAnsi"/>
                 <w:b/>
                 <w:color w:val="595959"/>
               </w:rPr>
@@ -4790,20 +5004,20 @@
           <w:p>
             <w:pPr>
               <w:rPr>
-                <w:rFonts w:asciiTheme="majorHAnsi" w:eastAsia="Calibri" w:hAnsiTheme="majorHAnsi" w:cstheme="majorHAnsi"/>
+                <w:rFonts w:eastAsia="Calibri" w:asciiTheme="majorHAnsi" w:hAnsiTheme="majorHAnsi" w:cstheme="majorHAnsi"/>
                 <w:bCs/>
                 <w:color w:val="AEAAAA"/>
               </w:rPr>
             </w:pPr>
             <w:r>
               <w:rPr>
-                <w:rFonts w:asciiTheme="majorHAnsi" w:eastAsia="Calibri" w:hAnsiTheme="majorHAnsi" w:cstheme="majorHAnsi"/>
+                <w:rFonts w:eastAsia="Calibri" w:asciiTheme="majorHAnsi" w:hAnsiTheme="majorHAnsi" w:cstheme="majorHAnsi"/>
               </w:rPr>
               <w:t xml:space="preserve">Excelente trabajo. </w:t>
             </w:r>
             <w:r>
               <w:rPr>
-                <w:rFonts w:asciiTheme="majorHAnsi" w:eastAsia="Calibri" w:hAnsiTheme="majorHAnsi" w:cstheme="majorHAnsi"/>
+                <w:rFonts w:eastAsia="Calibri" w:asciiTheme="majorHAnsi" w:hAnsiTheme="majorHAnsi" w:cstheme="majorHAnsi"/>
               </w:rPr>
               <w:t>Es clave para la accesibilidad.</w:t>
             </w:r>
@@ -4823,14 +5037,14 @@
           <w:p>
             <w:pPr>
               <w:rPr>
-                <w:rFonts w:asciiTheme="majorHAnsi" w:eastAsia="Calibri" w:hAnsiTheme="majorHAnsi" w:cstheme="majorHAnsi"/>
-                <w:b/>
-                <w:color w:val="595959"/>
-              </w:rPr>
-            </w:pPr>
-            <w:r>
-              <w:rPr>
-                <w:rFonts w:asciiTheme="majorHAnsi" w:eastAsia="Calibri" w:hAnsiTheme="majorHAnsi" w:cstheme="majorHAnsi"/>
+                <w:rFonts w:eastAsia="Calibri" w:asciiTheme="majorHAnsi" w:hAnsiTheme="majorHAnsi" w:cstheme="majorHAnsi"/>
+                <w:b/>
+                <w:color w:val="595959"/>
+              </w:rPr>
+            </w:pPr>
+            <w:r>
+              <w:rPr>
+                <w:rFonts w:eastAsia="Calibri" w:asciiTheme="majorHAnsi" w:hAnsiTheme="majorHAnsi" w:cstheme="majorHAnsi"/>
                 <w:b/>
                 <w:color w:val="595959"/>
               </w:rPr>
@@ -4847,14 +5061,14 @@
           <w:p>
             <w:pPr>
               <w:rPr>
-                <w:rFonts w:asciiTheme="majorHAnsi" w:eastAsia="Calibri" w:hAnsiTheme="majorHAnsi" w:cstheme="majorHAnsi"/>
+                <w:rFonts w:eastAsia="Calibri" w:asciiTheme="majorHAnsi" w:hAnsiTheme="majorHAnsi" w:cstheme="majorHAnsi"/>
                 <w:bCs/>
                 <w:color w:val="AEAAAA"/>
               </w:rPr>
             </w:pPr>
             <w:r>
               <w:rPr>
-                <w:rFonts w:asciiTheme="majorHAnsi" w:eastAsia="Calibri" w:hAnsiTheme="majorHAnsi" w:cstheme="majorHAnsi"/>
+                <w:rFonts w:eastAsia="Calibri" w:asciiTheme="majorHAnsi" w:hAnsiTheme="majorHAnsi" w:cstheme="majorHAnsi"/>
               </w:rPr>
               <w:t>Revise nuevamente el contenido del componente formativo.</w:t>
             </w:r>
@@ -4874,14 +5088,14 @@
           <w:p>
             <w:pPr>
               <w:rPr>
-                <w:rFonts w:asciiTheme="majorHAnsi" w:eastAsia="Calibri" w:hAnsiTheme="majorHAnsi" w:cstheme="majorHAnsi"/>
-                <w:b/>
-                <w:color w:val="595959"/>
-              </w:rPr>
-            </w:pPr>
-            <w:r>
-              <w:rPr>
-                <w:rFonts w:asciiTheme="majorHAnsi" w:eastAsia="Calibri" w:hAnsiTheme="majorHAnsi" w:cstheme="majorHAnsi"/>
+                <w:rFonts w:eastAsia="Calibri" w:asciiTheme="majorHAnsi" w:hAnsiTheme="majorHAnsi" w:cstheme="majorHAnsi"/>
+                <w:b/>
+                <w:color w:val="595959"/>
+              </w:rPr>
+            </w:pPr>
+            <w:r>
+              <w:rPr>
+                <w:rFonts w:eastAsia="Calibri" w:asciiTheme="majorHAnsi" w:hAnsiTheme="majorHAnsi" w:cstheme="majorHAnsi"/>
                 <w:b/>
                 <w:color w:val="595959"/>
               </w:rPr>
@@ -4899,13 +5113,13 @@
           <w:p>
             <w:pPr>
               <w:rPr>
-                <w:rFonts w:asciiTheme="majorHAnsi" w:eastAsia="Calibri" w:hAnsiTheme="majorHAnsi" w:cstheme="majorHAnsi"/>
+                <w:rFonts w:eastAsia="Calibri" w:asciiTheme="majorHAnsi" w:hAnsiTheme="majorHAnsi" w:cstheme="majorHAnsi"/>
                 <w:color w:val="AEAAAA"/>
               </w:rPr>
             </w:pPr>
             <w:r>
               <w:rPr>
-                <w:rFonts w:asciiTheme="majorHAnsi" w:eastAsia="Calibri" w:hAnsiTheme="majorHAnsi" w:cstheme="majorHAnsi"/>
+                <w:rFonts w:eastAsia="Calibri" w:asciiTheme="majorHAnsi" w:hAnsiTheme="majorHAnsi" w:cstheme="majorHAnsi"/>
                 <w:b/>
                 <w:bCs/>
               </w:rPr>
@@ -4925,14 +5139,14 @@
           <w:p>
             <w:pPr>
               <w:rPr>
-                <w:rFonts w:asciiTheme="majorHAnsi" w:eastAsia="Calibri" w:hAnsiTheme="majorHAnsi" w:cstheme="majorHAnsi"/>
-                <w:b/>
-                <w:color w:val="595959"/>
-              </w:rPr>
-            </w:pPr>
-            <w:r>
-              <w:rPr>
-                <w:rFonts w:asciiTheme="majorHAnsi" w:eastAsia="Calibri" w:hAnsiTheme="majorHAnsi" w:cstheme="majorHAnsi"/>
+                <w:rFonts w:eastAsia="Calibri" w:asciiTheme="majorHAnsi" w:hAnsiTheme="majorHAnsi" w:cstheme="majorHAnsi"/>
+                <w:b/>
+                <w:color w:val="595959"/>
+              </w:rPr>
+            </w:pPr>
+            <w:r>
+              <w:rPr>
+                <w:rFonts w:eastAsia="Calibri" w:asciiTheme="majorHAnsi" w:hAnsiTheme="majorHAnsi" w:cstheme="majorHAnsi"/>
                 <w:b/>
                 <w:color w:val="595959"/>
               </w:rPr>
@@ -4949,12 +5163,12 @@
           <w:p>
             <w:pPr>
               <w:rPr>
-                <w:rFonts w:asciiTheme="majorHAnsi" w:eastAsia="Calibri" w:hAnsiTheme="majorHAnsi" w:cstheme="majorHAnsi"/>
-              </w:rPr>
-            </w:pPr>
-            <w:r>
-              <w:rPr>
-                <w:rFonts w:asciiTheme="majorHAnsi" w:eastAsia="Calibri" w:hAnsiTheme="majorHAnsi" w:cstheme="majorHAnsi"/>
+                <w:rFonts w:eastAsia="Calibri" w:asciiTheme="majorHAnsi" w:hAnsiTheme="majorHAnsi" w:cstheme="majorHAnsi"/>
+              </w:rPr>
+            </w:pPr>
+            <w:r>
+              <w:rPr>
+                <w:rFonts w:eastAsia="Calibri" w:asciiTheme="majorHAnsi" w:hAnsiTheme="majorHAnsi" w:cstheme="majorHAnsi"/>
               </w:rPr>
               <w:t>Verdadero</w:t>
             </w:r>
@@ -4969,12 +5183,12 @@
             <w:pPr>
               <w:widowControl w:val="0"/>
               <w:rPr>
-                <w:rFonts w:asciiTheme="majorHAnsi" w:eastAsia="Calibri" w:hAnsiTheme="majorHAnsi" w:cstheme="majorHAnsi"/>
-              </w:rPr>
-            </w:pPr>
-            <w:r>
-              <w:rPr>
-                <w:rFonts w:asciiTheme="majorHAnsi" w:eastAsia="Calibri" w:hAnsiTheme="majorHAnsi" w:cstheme="majorHAnsi"/>
+                <w:rFonts w:eastAsia="Calibri" w:asciiTheme="majorHAnsi" w:hAnsiTheme="majorHAnsi" w:cstheme="majorHAnsi"/>
+              </w:rPr>
+            </w:pPr>
+            <w:r>
+              <w:rPr>
+                <w:rFonts w:eastAsia="Calibri" w:asciiTheme="majorHAnsi" w:hAnsiTheme="majorHAnsi" w:cstheme="majorHAnsi"/>
               </w:rPr>
               <w:t>X</w:t>
             </w:r>
@@ -4992,14 +5206,14 @@
           <w:p>
             <w:pPr>
               <w:rPr>
-                <w:rFonts w:asciiTheme="majorHAnsi" w:eastAsia="Calibri" w:hAnsiTheme="majorHAnsi" w:cstheme="majorHAnsi"/>
-                <w:b/>
-                <w:color w:val="595959"/>
-              </w:rPr>
-            </w:pPr>
-            <w:r>
-              <w:rPr>
-                <w:rFonts w:asciiTheme="majorHAnsi" w:eastAsia="Calibri" w:hAnsiTheme="majorHAnsi" w:cstheme="majorHAnsi"/>
+                <w:rFonts w:eastAsia="Calibri" w:asciiTheme="majorHAnsi" w:hAnsiTheme="majorHAnsi" w:cstheme="majorHAnsi"/>
+                <w:b/>
+                <w:color w:val="595959"/>
+              </w:rPr>
+            </w:pPr>
+            <w:r>
+              <w:rPr>
+                <w:rFonts w:eastAsia="Calibri" w:asciiTheme="majorHAnsi" w:hAnsiTheme="majorHAnsi" w:cstheme="majorHAnsi"/>
                 <w:b/>
                 <w:color w:val="595959"/>
               </w:rPr>
@@ -5016,12 +5230,12 @@
           <w:p>
             <w:pPr>
               <w:rPr>
-                <w:rFonts w:asciiTheme="majorHAnsi" w:eastAsia="Calibri" w:hAnsiTheme="majorHAnsi" w:cstheme="majorHAnsi"/>
-              </w:rPr>
-            </w:pPr>
-            <w:r>
-              <w:rPr>
-                <w:rFonts w:asciiTheme="majorHAnsi" w:eastAsia="Calibri" w:hAnsiTheme="majorHAnsi" w:cstheme="majorHAnsi"/>
+                <w:rFonts w:eastAsia="Calibri" w:asciiTheme="majorHAnsi" w:hAnsiTheme="majorHAnsi" w:cstheme="majorHAnsi"/>
+              </w:rPr>
+            </w:pPr>
+            <w:r>
+              <w:rPr>
+                <w:rFonts w:eastAsia="Calibri" w:asciiTheme="majorHAnsi" w:hAnsiTheme="majorHAnsi" w:cstheme="majorHAnsi"/>
               </w:rPr>
               <w:t>Falso</w:t>
             </w:r>
@@ -5036,7 +5250,7 @@
             <w:pPr>
               <w:widowControl w:val="0"/>
               <w:rPr>
-                <w:rFonts w:asciiTheme="majorHAnsi" w:eastAsia="Calibri" w:hAnsiTheme="majorHAnsi" w:cstheme="majorHAnsi"/>
+                <w:rFonts w:eastAsia="Calibri" w:asciiTheme="majorHAnsi" w:hAnsiTheme="majorHAnsi" w:cstheme="majorHAnsi"/>
               </w:rPr>
             </w:pPr>
           </w:p>
@@ -5055,14 +5269,14 @@
           <w:p>
             <w:pPr>
               <w:rPr>
-                <w:rFonts w:asciiTheme="majorHAnsi" w:eastAsia="Calibri" w:hAnsiTheme="majorHAnsi" w:cstheme="majorHAnsi"/>
-                <w:b/>
-                <w:color w:val="595959"/>
-              </w:rPr>
-            </w:pPr>
-            <w:r>
-              <w:rPr>
-                <w:rFonts w:asciiTheme="majorHAnsi" w:eastAsia="Calibri" w:hAnsiTheme="majorHAnsi" w:cstheme="majorHAnsi"/>
+                <w:rFonts w:eastAsia="Calibri" w:asciiTheme="majorHAnsi" w:hAnsiTheme="majorHAnsi" w:cstheme="majorHAnsi"/>
+                <w:b/>
+                <w:color w:val="595959"/>
+              </w:rPr>
+            </w:pPr>
+            <w:r>
+              <w:rPr>
+                <w:rFonts w:eastAsia="Calibri" w:asciiTheme="majorHAnsi" w:hAnsiTheme="majorHAnsi" w:cstheme="majorHAnsi"/>
                 <w:b/>
                 <w:color w:val="595959"/>
               </w:rPr>
@@ -5079,20 +5293,20 @@
           <w:p>
             <w:pPr>
               <w:rPr>
-                <w:rFonts w:asciiTheme="majorHAnsi" w:eastAsia="Calibri" w:hAnsiTheme="majorHAnsi" w:cstheme="majorHAnsi"/>
+                <w:rFonts w:eastAsia="Calibri" w:asciiTheme="majorHAnsi" w:hAnsiTheme="majorHAnsi" w:cstheme="majorHAnsi"/>
                 <w:bCs/>
                 <w:color w:val="AEAAAA"/>
               </w:rPr>
             </w:pPr>
             <w:r>
               <w:rPr>
-                <w:rFonts w:asciiTheme="majorHAnsi" w:eastAsia="Calibri" w:hAnsiTheme="majorHAnsi" w:cstheme="majorHAnsi"/>
+                <w:rFonts w:eastAsia="Calibri" w:asciiTheme="majorHAnsi" w:hAnsiTheme="majorHAnsi" w:cstheme="majorHAnsi"/>
               </w:rPr>
               <w:t xml:space="preserve">Excelente trabajo. </w:t>
             </w:r>
             <w:r>
               <w:rPr>
-                <w:rFonts w:asciiTheme="majorHAnsi" w:eastAsia="Calibri" w:hAnsiTheme="majorHAnsi" w:cstheme="majorHAnsi"/>
+                <w:rFonts w:eastAsia="Calibri" w:asciiTheme="majorHAnsi" w:hAnsiTheme="majorHAnsi" w:cstheme="majorHAnsi"/>
               </w:rPr>
               <w:t>Así cada sección controla su numeración.</w:t>
             </w:r>
@@ -5112,14 +5326,14 @@
           <w:p>
             <w:pPr>
               <w:rPr>
-                <w:rFonts w:asciiTheme="majorHAnsi" w:eastAsia="Calibri" w:hAnsiTheme="majorHAnsi" w:cstheme="majorHAnsi"/>
-                <w:b/>
-                <w:color w:val="595959"/>
-              </w:rPr>
-            </w:pPr>
-            <w:r>
-              <w:rPr>
-                <w:rFonts w:asciiTheme="majorHAnsi" w:eastAsia="Calibri" w:hAnsiTheme="majorHAnsi" w:cstheme="majorHAnsi"/>
+                <w:rFonts w:eastAsia="Calibri" w:asciiTheme="majorHAnsi" w:hAnsiTheme="majorHAnsi" w:cstheme="majorHAnsi"/>
+                <w:b/>
+                <w:color w:val="595959"/>
+              </w:rPr>
+            </w:pPr>
+            <w:r>
+              <w:rPr>
+                <w:rFonts w:eastAsia="Calibri" w:asciiTheme="majorHAnsi" w:hAnsiTheme="majorHAnsi" w:cstheme="majorHAnsi"/>
                 <w:b/>
                 <w:color w:val="595959"/>
               </w:rPr>
@@ -5136,14 +5350,14 @@
           <w:p>
             <w:pPr>
               <w:rPr>
-                <w:rFonts w:asciiTheme="majorHAnsi" w:eastAsia="Calibri" w:hAnsiTheme="majorHAnsi" w:cstheme="majorHAnsi"/>
+                <w:rFonts w:eastAsia="Calibri" w:asciiTheme="majorHAnsi" w:hAnsiTheme="majorHAnsi" w:cstheme="majorHAnsi"/>
                 <w:bCs/>
                 <w:color w:val="AEAAAA"/>
               </w:rPr>
             </w:pPr>
             <w:r>
               <w:rPr>
-                <w:rFonts w:asciiTheme="majorHAnsi" w:eastAsia="Calibri" w:hAnsiTheme="majorHAnsi" w:cstheme="majorHAnsi"/>
+                <w:rFonts w:eastAsia="Calibri" w:asciiTheme="majorHAnsi" w:hAnsiTheme="majorHAnsi" w:cstheme="majorHAnsi"/>
               </w:rPr>
               <w:t>Revise nuevamente el contenido del componente formativo.</w:t>
             </w:r>
@@ -5163,14 +5377,14 @@
           <w:p>
             <w:pPr>
               <w:rPr>
-                <w:rFonts w:asciiTheme="majorHAnsi" w:eastAsia="Calibri" w:hAnsiTheme="majorHAnsi" w:cstheme="majorHAnsi"/>
-                <w:b/>
-                <w:color w:val="595959"/>
-              </w:rPr>
-            </w:pPr>
-            <w:r>
-              <w:rPr>
-                <w:rFonts w:asciiTheme="majorHAnsi" w:eastAsia="Calibri" w:hAnsiTheme="majorHAnsi" w:cstheme="majorHAnsi"/>
+                <w:rFonts w:eastAsia="Calibri" w:asciiTheme="majorHAnsi" w:hAnsiTheme="majorHAnsi" w:cstheme="majorHAnsi"/>
+                <w:b/>
+                <w:color w:val="595959"/>
+              </w:rPr>
+            </w:pPr>
+            <w:r>
+              <w:rPr>
+                <w:rFonts w:eastAsia="Calibri" w:asciiTheme="majorHAnsi" w:hAnsiTheme="majorHAnsi" w:cstheme="majorHAnsi"/>
                 <w:b/>
                 <w:color w:val="595959"/>
               </w:rPr>
@@ -5187,13 +5401,13 @@
           <w:p>
             <w:pPr>
               <w:rPr>
-                <w:rFonts w:asciiTheme="majorHAnsi" w:eastAsia="Calibri" w:hAnsiTheme="majorHAnsi" w:cstheme="majorHAnsi"/>
+                <w:rFonts w:eastAsia="Calibri" w:asciiTheme="majorHAnsi" w:hAnsiTheme="majorHAnsi" w:cstheme="majorHAnsi"/>
                 <w:color w:val="AEAAAA"/>
               </w:rPr>
             </w:pPr>
             <w:r>
               <w:rPr>
-                <w:rFonts w:asciiTheme="majorHAnsi" w:eastAsia="Calibri" w:hAnsiTheme="majorHAnsi" w:cstheme="majorHAnsi"/>
+                <w:rFonts w:eastAsia="Calibri" w:asciiTheme="majorHAnsi" w:hAnsiTheme="majorHAnsi" w:cstheme="majorHAnsi"/>
                 <w:b/>
                 <w:bCs/>
               </w:rPr>
@@ -5213,14 +5427,14 @@
           <w:p>
             <w:pPr>
               <w:rPr>
-                <w:rFonts w:asciiTheme="majorHAnsi" w:eastAsia="Calibri" w:hAnsiTheme="majorHAnsi" w:cstheme="majorHAnsi"/>
-                <w:b/>
-                <w:color w:val="595959"/>
-              </w:rPr>
-            </w:pPr>
-            <w:r>
-              <w:rPr>
-                <w:rFonts w:asciiTheme="majorHAnsi" w:eastAsia="Calibri" w:hAnsiTheme="majorHAnsi" w:cstheme="majorHAnsi"/>
+                <w:rFonts w:eastAsia="Calibri" w:asciiTheme="majorHAnsi" w:hAnsiTheme="majorHAnsi" w:cstheme="majorHAnsi"/>
+                <w:b/>
+                <w:color w:val="595959"/>
+              </w:rPr>
+            </w:pPr>
+            <w:r>
+              <w:rPr>
+                <w:rFonts w:eastAsia="Calibri" w:asciiTheme="majorHAnsi" w:hAnsiTheme="majorHAnsi" w:cstheme="majorHAnsi"/>
                 <w:b/>
                 <w:color w:val="595959"/>
               </w:rPr>
@@ -5237,12 +5451,12 @@
           <w:p>
             <w:pPr>
               <w:rPr>
-                <w:rFonts w:asciiTheme="majorHAnsi" w:eastAsia="Calibri" w:hAnsiTheme="majorHAnsi" w:cstheme="majorHAnsi"/>
-              </w:rPr>
-            </w:pPr>
-            <w:r>
-              <w:rPr>
-                <w:rFonts w:asciiTheme="majorHAnsi" w:eastAsia="Calibri" w:hAnsiTheme="majorHAnsi" w:cstheme="majorHAnsi"/>
+                <w:rFonts w:eastAsia="Calibri" w:asciiTheme="majorHAnsi" w:hAnsiTheme="majorHAnsi" w:cstheme="majorHAnsi"/>
+              </w:rPr>
+            </w:pPr>
+            <w:r>
+              <w:rPr>
+                <w:rFonts w:eastAsia="Calibri" w:asciiTheme="majorHAnsi" w:hAnsiTheme="majorHAnsi" w:cstheme="majorHAnsi"/>
               </w:rPr>
               <w:t>Verdadero</w:t>
             </w:r>
@@ -5257,7 +5471,7 @@
             <w:pPr>
               <w:widowControl w:val="0"/>
               <w:rPr>
-                <w:rFonts w:asciiTheme="majorHAnsi" w:eastAsia="Calibri" w:hAnsiTheme="majorHAnsi" w:cstheme="majorHAnsi"/>
+                <w:rFonts w:eastAsia="Calibri" w:asciiTheme="majorHAnsi" w:hAnsiTheme="majorHAnsi" w:cstheme="majorHAnsi"/>
               </w:rPr>
             </w:pPr>
           </w:p>
@@ -5274,14 +5488,14 @@
           <w:p>
             <w:pPr>
               <w:rPr>
-                <w:rFonts w:asciiTheme="majorHAnsi" w:eastAsia="Calibri" w:hAnsiTheme="majorHAnsi" w:cstheme="majorHAnsi"/>
-                <w:b/>
-                <w:color w:val="595959"/>
-              </w:rPr>
-            </w:pPr>
-            <w:r>
-              <w:rPr>
-                <w:rFonts w:asciiTheme="majorHAnsi" w:eastAsia="Calibri" w:hAnsiTheme="majorHAnsi" w:cstheme="majorHAnsi"/>
+                <w:rFonts w:eastAsia="Calibri" w:asciiTheme="majorHAnsi" w:hAnsiTheme="majorHAnsi" w:cstheme="majorHAnsi"/>
+                <w:b/>
+                <w:color w:val="595959"/>
+              </w:rPr>
+            </w:pPr>
+            <w:r>
+              <w:rPr>
+                <w:rFonts w:eastAsia="Calibri" w:asciiTheme="majorHAnsi" w:hAnsiTheme="majorHAnsi" w:cstheme="majorHAnsi"/>
                 <w:b/>
                 <w:color w:val="595959"/>
               </w:rPr>
@@ -5298,12 +5512,12 @@
           <w:p>
             <w:pPr>
               <w:rPr>
-                <w:rFonts w:asciiTheme="majorHAnsi" w:eastAsia="Calibri" w:hAnsiTheme="majorHAnsi" w:cstheme="majorHAnsi"/>
-              </w:rPr>
-            </w:pPr>
-            <w:r>
-              <w:rPr>
-                <w:rFonts w:asciiTheme="majorHAnsi" w:eastAsia="Calibri" w:hAnsiTheme="majorHAnsi" w:cstheme="majorHAnsi"/>
+                <w:rFonts w:eastAsia="Calibri" w:asciiTheme="majorHAnsi" w:hAnsiTheme="majorHAnsi" w:cstheme="majorHAnsi"/>
+              </w:rPr>
+            </w:pPr>
+            <w:r>
+              <w:rPr>
+                <w:rFonts w:eastAsia="Calibri" w:asciiTheme="majorHAnsi" w:hAnsiTheme="majorHAnsi" w:cstheme="majorHAnsi"/>
               </w:rPr>
               <w:t>Falso</w:t>
             </w:r>
@@ -5318,12 +5532,12 @@
             <w:pPr>
               <w:widowControl w:val="0"/>
               <w:rPr>
-                <w:rFonts w:asciiTheme="majorHAnsi" w:eastAsia="Calibri" w:hAnsiTheme="majorHAnsi" w:cstheme="majorHAnsi"/>
-              </w:rPr>
-            </w:pPr>
-            <w:r>
-              <w:rPr>
-                <w:rFonts w:asciiTheme="majorHAnsi" w:eastAsia="Calibri" w:hAnsiTheme="majorHAnsi" w:cstheme="majorHAnsi"/>
+                <w:rFonts w:eastAsia="Calibri" w:asciiTheme="majorHAnsi" w:hAnsiTheme="majorHAnsi" w:cstheme="majorHAnsi"/>
+              </w:rPr>
+            </w:pPr>
+            <w:r>
+              <w:rPr>
+                <w:rFonts w:eastAsia="Calibri" w:asciiTheme="majorHAnsi" w:hAnsiTheme="majorHAnsi" w:cstheme="majorHAnsi"/>
               </w:rPr>
               <w:t>X</w:t>
             </w:r>
@@ -5343,14 +5557,14 @@
           <w:p>
             <w:pPr>
               <w:rPr>
-                <w:rFonts w:asciiTheme="majorHAnsi" w:eastAsia="Calibri" w:hAnsiTheme="majorHAnsi" w:cstheme="majorHAnsi"/>
-                <w:b/>
-                <w:color w:val="595959"/>
-              </w:rPr>
-            </w:pPr>
-            <w:r>
-              <w:rPr>
-                <w:rFonts w:asciiTheme="majorHAnsi" w:eastAsia="Calibri" w:hAnsiTheme="majorHAnsi" w:cstheme="majorHAnsi"/>
+                <w:rFonts w:eastAsia="Calibri" w:asciiTheme="majorHAnsi" w:hAnsiTheme="majorHAnsi" w:cstheme="majorHAnsi"/>
+                <w:b/>
+                <w:color w:val="595959"/>
+              </w:rPr>
+            </w:pPr>
+            <w:r>
+              <w:rPr>
+                <w:rFonts w:eastAsia="Calibri" w:asciiTheme="majorHAnsi" w:hAnsiTheme="majorHAnsi" w:cstheme="majorHAnsi"/>
                 <w:b/>
                 <w:color w:val="595959"/>
               </w:rPr>
@@ -5367,26 +5581,26 @@
           <w:p>
             <w:pPr>
               <w:rPr>
-                <w:rFonts w:asciiTheme="majorHAnsi" w:eastAsia="Calibri" w:hAnsiTheme="majorHAnsi" w:cstheme="majorHAnsi"/>
+                <w:rFonts w:eastAsia="Calibri" w:asciiTheme="majorHAnsi" w:hAnsiTheme="majorHAnsi" w:cstheme="majorHAnsi"/>
                 <w:bCs/>
                 <w:color w:val="AEAAAA"/>
               </w:rPr>
             </w:pPr>
             <w:r>
               <w:rPr>
-                <w:rFonts w:asciiTheme="majorHAnsi" w:eastAsia="Calibri" w:hAnsiTheme="majorHAnsi" w:cstheme="majorHAnsi"/>
+                <w:rFonts w:eastAsia="Calibri" w:asciiTheme="majorHAnsi" w:hAnsiTheme="majorHAnsi" w:cstheme="majorHAnsi"/>
               </w:rPr>
               <w:t xml:space="preserve">Excelente trabajo. </w:t>
             </w:r>
             <w:r>
               <w:rPr>
-                <w:rFonts w:asciiTheme="majorHAnsi" w:eastAsia="Calibri" w:hAnsiTheme="majorHAnsi" w:cstheme="majorHAnsi"/>
+                <w:rFonts w:eastAsia="Calibri" w:asciiTheme="majorHAnsi" w:hAnsiTheme="majorHAnsi" w:cstheme="majorHAnsi"/>
               </w:rPr>
               <w:t xml:space="preserve">Use el parámetro </w:t>
             </w:r>
             <w:r>
               <w:rPr>
-                <w:rFonts w:asciiTheme="majorHAnsi" w:eastAsia="Calibri" w:hAnsiTheme="majorHAnsi" w:cstheme="majorHAnsi"/>
+                <w:rFonts w:eastAsia="Calibri" w:asciiTheme="majorHAnsi" w:hAnsiTheme="majorHAnsi" w:cstheme="majorHAnsi"/>
                 <w:b/>
                 <w:bCs/>
               </w:rPr>
@@ -5394,7 +5608,7 @@
             </w:r>
             <w:r>
               <w:rPr>
-                <w:rFonts w:asciiTheme="majorHAnsi" w:eastAsia="Calibri" w:hAnsiTheme="majorHAnsi" w:cstheme="majorHAnsi"/>
+                <w:rFonts w:eastAsia="Calibri" w:asciiTheme="majorHAnsi" w:hAnsiTheme="majorHAnsi" w:cstheme="majorHAnsi"/>
               </w:rPr>
               <w:t xml:space="preserve"> del cuadro Párrafo.</w:t>
             </w:r>
@@ -5414,14 +5628,14 @@
           <w:p>
             <w:pPr>
               <w:rPr>
-                <w:rFonts w:asciiTheme="majorHAnsi" w:eastAsia="Calibri" w:hAnsiTheme="majorHAnsi" w:cstheme="majorHAnsi"/>
-                <w:b/>
-                <w:color w:val="595959"/>
-              </w:rPr>
-            </w:pPr>
-            <w:r>
-              <w:rPr>
-                <w:rFonts w:asciiTheme="majorHAnsi" w:eastAsia="Calibri" w:hAnsiTheme="majorHAnsi" w:cstheme="majorHAnsi"/>
+                <w:rFonts w:eastAsia="Calibri" w:asciiTheme="majorHAnsi" w:hAnsiTheme="majorHAnsi" w:cstheme="majorHAnsi"/>
+                <w:b/>
+                <w:color w:val="595959"/>
+              </w:rPr>
+            </w:pPr>
+            <w:r>
+              <w:rPr>
+                <w:rFonts w:eastAsia="Calibri" w:asciiTheme="majorHAnsi" w:hAnsiTheme="majorHAnsi" w:cstheme="majorHAnsi"/>
                 <w:b/>
                 <w:color w:val="595959"/>
               </w:rPr>
@@ -5438,14 +5652,14 @@
           <w:p>
             <w:pPr>
               <w:rPr>
-                <w:rFonts w:asciiTheme="majorHAnsi" w:eastAsia="Calibri" w:hAnsiTheme="majorHAnsi" w:cstheme="majorHAnsi"/>
+                <w:rFonts w:eastAsia="Calibri" w:asciiTheme="majorHAnsi" w:hAnsiTheme="majorHAnsi" w:cstheme="majorHAnsi"/>
                 <w:bCs/>
                 <w:color w:val="AEAAAA"/>
               </w:rPr>
             </w:pPr>
             <w:r>
               <w:rPr>
-                <w:rFonts w:asciiTheme="majorHAnsi" w:eastAsia="Calibri" w:hAnsiTheme="majorHAnsi" w:cstheme="majorHAnsi"/>
+                <w:rFonts w:eastAsia="Calibri" w:asciiTheme="majorHAnsi" w:hAnsiTheme="majorHAnsi" w:cstheme="majorHAnsi"/>
               </w:rPr>
               <w:t>Revise nuevamente el contenido del componente formativo.</w:t>
             </w:r>
@@ -5465,14 +5679,14 @@
           <w:p>
             <w:pPr>
               <w:rPr>
-                <w:rFonts w:asciiTheme="majorHAnsi" w:eastAsia="Calibri" w:hAnsiTheme="majorHAnsi" w:cstheme="majorHAnsi"/>
-                <w:b/>
-                <w:color w:val="595959"/>
-              </w:rPr>
-            </w:pPr>
-            <w:r>
-              <w:rPr>
-                <w:rFonts w:asciiTheme="majorHAnsi" w:eastAsia="Calibri" w:hAnsiTheme="majorHAnsi" w:cstheme="majorHAnsi"/>
+                <w:rFonts w:eastAsia="Calibri" w:asciiTheme="majorHAnsi" w:hAnsiTheme="majorHAnsi" w:cstheme="majorHAnsi"/>
+                <w:b/>
+                <w:color w:val="595959"/>
+              </w:rPr>
+            </w:pPr>
+            <w:r>
+              <w:rPr>
+                <w:rFonts w:eastAsia="Calibri" w:asciiTheme="majorHAnsi" w:hAnsiTheme="majorHAnsi" w:cstheme="majorHAnsi"/>
                 <w:b/>
                 <w:color w:val="595959"/>
               </w:rPr>
@@ -5489,20 +5703,20 @@
           <w:p>
             <w:pPr>
               <w:rPr>
-                <w:rFonts w:asciiTheme="majorHAnsi" w:eastAsia="Calibri" w:hAnsiTheme="majorHAnsi" w:cstheme="majorHAnsi"/>
+                <w:rFonts w:eastAsia="Calibri" w:asciiTheme="majorHAnsi" w:hAnsiTheme="majorHAnsi" w:cstheme="majorHAnsi"/>
                 <w:color w:val="AEAAAA"/>
               </w:rPr>
             </w:pPr>
             <w:r>
               <w:rPr>
-                <w:rFonts w:asciiTheme="majorHAnsi" w:eastAsia="Calibri" w:hAnsiTheme="majorHAnsi" w:cstheme="majorHAnsi"/>
+                <w:rFonts w:eastAsia="Calibri" w:asciiTheme="majorHAnsi" w:hAnsiTheme="majorHAnsi" w:cstheme="majorHAnsi"/>
                 <w:b/>
               </w:rPr>
               <w:t xml:space="preserve">Es posible aplicar un </w:t>
             </w:r>
             <w:r>
               <w:rPr>
-                <w:rFonts w:asciiTheme="majorHAnsi" w:eastAsia="Calibri" w:hAnsiTheme="majorHAnsi" w:cstheme="majorHAnsi"/>
+                <w:rFonts w:eastAsia="Calibri" w:asciiTheme="majorHAnsi" w:hAnsiTheme="majorHAnsi" w:cstheme="majorHAnsi"/>
                 <w:b/>
                 <w:bCs/>
               </w:rPr>
@@ -5510,14 +5724,14 @@
             </w:r>
             <w:r>
               <w:rPr>
-                <w:rFonts w:asciiTheme="majorHAnsi" w:eastAsia="Calibri" w:hAnsiTheme="majorHAnsi" w:cstheme="majorHAnsi"/>
+                <w:rFonts w:eastAsia="Calibri" w:asciiTheme="majorHAnsi" w:hAnsiTheme="majorHAnsi" w:cstheme="majorHAnsi"/>
                 <w:b/>
               </w:rPr>
               <w:t xml:space="preserve"> a </w:t>
             </w:r>
             <w:r>
               <w:rPr>
-                <w:rFonts w:asciiTheme="majorHAnsi" w:eastAsia="Calibri" w:hAnsiTheme="majorHAnsi" w:cstheme="majorHAnsi"/>
+                <w:rFonts w:eastAsia="Calibri" w:asciiTheme="majorHAnsi" w:hAnsiTheme="majorHAnsi" w:cstheme="majorHAnsi"/>
                 <w:b/>
                 <w:bCs/>
               </w:rPr>
@@ -5525,7 +5739,7 @@
             </w:r>
             <w:r>
               <w:rPr>
-                <w:rFonts w:asciiTheme="majorHAnsi" w:eastAsia="Calibri" w:hAnsiTheme="majorHAnsi" w:cstheme="majorHAnsi"/>
+                <w:rFonts w:eastAsia="Calibri" w:asciiTheme="majorHAnsi" w:hAnsiTheme="majorHAnsi" w:cstheme="majorHAnsi"/>
                 <w:b/>
               </w:rPr>
               <w:t xml:space="preserve"> seleccionados simultáneamente.</w:t>
@@ -5544,14 +5758,14 @@
           <w:p>
             <w:pPr>
               <w:rPr>
-                <w:rFonts w:asciiTheme="majorHAnsi" w:eastAsia="Calibri" w:hAnsiTheme="majorHAnsi" w:cstheme="majorHAnsi"/>
-                <w:b/>
-                <w:color w:val="595959"/>
-              </w:rPr>
-            </w:pPr>
-            <w:r>
-              <w:rPr>
-                <w:rFonts w:asciiTheme="majorHAnsi" w:eastAsia="Calibri" w:hAnsiTheme="majorHAnsi" w:cstheme="majorHAnsi"/>
+                <w:rFonts w:eastAsia="Calibri" w:asciiTheme="majorHAnsi" w:hAnsiTheme="majorHAnsi" w:cstheme="majorHAnsi"/>
+                <w:b/>
+                <w:color w:val="595959"/>
+              </w:rPr>
+            </w:pPr>
+            <w:r>
+              <w:rPr>
+                <w:rFonts w:eastAsia="Calibri" w:asciiTheme="majorHAnsi" w:hAnsiTheme="majorHAnsi" w:cstheme="majorHAnsi"/>
                 <w:b/>
                 <w:color w:val="595959"/>
               </w:rPr>
@@ -5568,12 +5782,12 @@
           <w:p>
             <w:pPr>
               <w:rPr>
-                <w:rFonts w:asciiTheme="majorHAnsi" w:eastAsia="Calibri" w:hAnsiTheme="majorHAnsi" w:cstheme="majorHAnsi"/>
-              </w:rPr>
-            </w:pPr>
-            <w:r>
-              <w:rPr>
-                <w:rFonts w:asciiTheme="majorHAnsi" w:eastAsia="Calibri" w:hAnsiTheme="majorHAnsi" w:cstheme="majorHAnsi"/>
+                <w:rFonts w:eastAsia="Calibri" w:asciiTheme="majorHAnsi" w:hAnsiTheme="majorHAnsi" w:cstheme="majorHAnsi"/>
+              </w:rPr>
+            </w:pPr>
+            <w:r>
+              <w:rPr>
+                <w:rFonts w:eastAsia="Calibri" w:asciiTheme="majorHAnsi" w:hAnsiTheme="majorHAnsi" w:cstheme="majorHAnsi"/>
               </w:rPr>
               <w:t>Verdadero</w:t>
             </w:r>
@@ -5588,12 +5802,12 @@
             <w:pPr>
               <w:widowControl w:val="0"/>
               <w:rPr>
-                <w:rFonts w:asciiTheme="majorHAnsi" w:eastAsia="Calibri" w:hAnsiTheme="majorHAnsi" w:cstheme="majorHAnsi"/>
-              </w:rPr>
-            </w:pPr>
-            <w:r>
-              <w:rPr>
-                <w:rFonts w:asciiTheme="majorHAnsi" w:eastAsia="Calibri" w:hAnsiTheme="majorHAnsi" w:cstheme="majorHAnsi"/>
+                <w:rFonts w:eastAsia="Calibri" w:asciiTheme="majorHAnsi" w:hAnsiTheme="majorHAnsi" w:cstheme="majorHAnsi"/>
+              </w:rPr>
+            </w:pPr>
+            <w:r>
+              <w:rPr>
+                <w:rFonts w:eastAsia="Calibri" w:asciiTheme="majorHAnsi" w:hAnsiTheme="majorHAnsi" w:cstheme="majorHAnsi"/>
               </w:rPr>
               <w:t>X</w:t>
             </w:r>
@@ -5611,14 +5825,14 @@
           <w:p>
             <w:pPr>
               <w:rPr>
-                <w:rFonts w:asciiTheme="majorHAnsi" w:eastAsia="Calibri" w:hAnsiTheme="majorHAnsi" w:cstheme="majorHAnsi"/>
-                <w:b/>
-                <w:color w:val="595959"/>
-              </w:rPr>
-            </w:pPr>
-            <w:r>
-              <w:rPr>
-                <w:rFonts w:asciiTheme="majorHAnsi" w:eastAsia="Calibri" w:hAnsiTheme="majorHAnsi" w:cstheme="majorHAnsi"/>
+                <w:rFonts w:eastAsia="Calibri" w:asciiTheme="majorHAnsi" w:hAnsiTheme="majorHAnsi" w:cstheme="majorHAnsi"/>
+                <w:b/>
+                <w:color w:val="595959"/>
+              </w:rPr>
+            </w:pPr>
+            <w:r>
+              <w:rPr>
+                <w:rFonts w:eastAsia="Calibri" w:asciiTheme="majorHAnsi" w:hAnsiTheme="majorHAnsi" w:cstheme="majorHAnsi"/>
                 <w:b/>
                 <w:color w:val="595959"/>
               </w:rPr>
@@ -5635,12 +5849,12 @@
           <w:p>
             <w:pPr>
               <w:rPr>
-                <w:rFonts w:asciiTheme="majorHAnsi" w:eastAsia="Calibri" w:hAnsiTheme="majorHAnsi" w:cstheme="majorHAnsi"/>
-              </w:rPr>
-            </w:pPr>
-            <w:r>
-              <w:rPr>
-                <w:rFonts w:asciiTheme="majorHAnsi" w:eastAsia="Calibri" w:hAnsiTheme="majorHAnsi" w:cstheme="majorHAnsi"/>
+                <w:rFonts w:eastAsia="Calibri" w:asciiTheme="majorHAnsi" w:hAnsiTheme="majorHAnsi" w:cstheme="majorHAnsi"/>
+              </w:rPr>
+            </w:pPr>
+            <w:r>
+              <w:rPr>
+                <w:rFonts w:eastAsia="Calibri" w:asciiTheme="majorHAnsi" w:hAnsiTheme="majorHAnsi" w:cstheme="majorHAnsi"/>
               </w:rPr>
               <w:t>Falso</w:t>
             </w:r>
@@ -5655,7 +5869,7 @@
             <w:pPr>
               <w:widowControl w:val="0"/>
               <w:rPr>
-                <w:rFonts w:asciiTheme="majorHAnsi" w:eastAsia="Calibri" w:hAnsiTheme="majorHAnsi" w:cstheme="majorHAnsi"/>
+                <w:rFonts w:eastAsia="Calibri" w:asciiTheme="majorHAnsi" w:hAnsiTheme="majorHAnsi" w:cstheme="majorHAnsi"/>
               </w:rPr>
             </w:pPr>
           </w:p>
@@ -5674,14 +5888,14 @@
           <w:p>
             <w:pPr>
               <w:rPr>
-                <w:rFonts w:asciiTheme="majorHAnsi" w:eastAsia="Calibri" w:hAnsiTheme="majorHAnsi" w:cstheme="majorHAnsi"/>
-                <w:b/>
-                <w:color w:val="595959"/>
-              </w:rPr>
-            </w:pPr>
-            <w:r>
-              <w:rPr>
-                <w:rFonts w:asciiTheme="majorHAnsi" w:eastAsia="Calibri" w:hAnsiTheme="majorHAnsi" w:cstheme="majorHAnsi"/>
+                <w:rFonts w:eastAsia="Calibri" w:asciiTheme="majorHAnsi" w:hAnsiTheme="majorHAnsi" w:cstheme="majorHAnsi"/>
+                <w:b/>
+                <w:color w:val="595959"/>
+              </w:rPr>
+            </w:pPr>
+            <w:r>
+              <w:rPr>
+                <w:rFonts w:eastAsia="Calibri" w:asciiTheme="majorHAnsi" w:hAnsiTheme="majorHAnsi" w:cstheme="majorHAnsi"/>
                 <w:b/>
                 <w:color w:val="595959"/>
               </w:rPr>
@@ -5698,20 +5912,20 @@
           <w:p>
             <w:pPr>
               <w:rPr>
-                <w:rFonts w:asciiTheme="majorHAnsi" w:eastAsia="Calibri" w:hAnsiTheme="majorHAnsi" w:cstheme="majorHAnsi"/>
+                <w:rFonts w:eastAsia="Calibri" w:asciiTheme="majorHAnsi" w:hAnsiTheme="majorHAnsi" w:cstheme="majorHAnsi"/>
                 <w:bCs/>
                 <w:color w:val="AEAAAA"/>
               </w:rPr>
             </w:pPr>
             <w:r>
               <w:rPr>
-                <w:rFonts w:asciiTheme="majorHAnsi" w:eastAsia="Calibri" w:hAnsiTheme="majorHAnsi" w:cstheme="majorHAnsi"/>
+                <w:rFonts w:eastAsia="Calibri" w:asciiTheme="majorHAnsi" w:hAnsiTheme="majorHAnsi" w:cstheme="majorHAnsi"/>
               </w:rPr>
               <w:t xml:space="preserve">Excelente trabajo. </w:t>
             </w:r>
             <w:r>
               <w:rPr>
-                <w:rFonts w:asciiTheme="majorHAnsi" w:eastAsia="Calibri" w:hAnsiTheme="majorHAnsi" w:cstheme="majorHAnsi"/>
+                <w:rFonts w:eastAsia="Calibri" w:asciiTheme="majorHAnsi" w:hAnsiTheme="majorHAnsi" w:cstheme="majorHAnsi"/>
               </w:rPr>
               <w:t>Ahorra tiempo y mantiene consistencia.</w:t>
             </w:r>
@@ -5731,14 +5945,14 @@
           <w:p>
             <w:pPr>
               <w:rPr>
-                <w:rFonts w:asciiTheme="majorHAnsi" w:eastAsia="Calibri" w:hAnsiTheme="majorHAnsi" w:cstheme="majorHAnsi"/>
-                <w:b/>
-                <w:color w:val="595959"/>
-              </w:rPr>
-            </w:pPr>
-            <w:r>
-              <w:rPr>
-                <w:rFonts w:asciiTheme="majorHAnsi" w:eastAsia="Calibri" w:hAnsiTheme="majorHAnsi" w:cstheme="majorHAnsi"/>
+                <w:rFonts w:eastAsia="Calibri" w:asciiTheme="majorHAnsi" w:hAnsiTheme="majorHAnsi" w:cstheme="majorHAnsi"/>
+                <w:b/>
+                <w:color w:val="595959"/>
+              </w:rPr>
+            </w:pPr>
+            <w:r>
+              <w:rPr>
+                <w:rFonts w:eastAsia="Calibri" w:asciiTheme="majorHAnsi" w:hAnsiTheme="majorHAnsi" w:cstheme="majorHAnsi"/>
                 <w:b/>
                 <w:color w:val="595959"/>
               </w:rPr>
@@ -5755,14 +5969,14 @@
           <w:p>
             <w:pPr>
               <w:rPr>
-                <w:rFonts w:asciiTheme="majorHAnsi" w:eastAsia="Calibri" w:hAnsiTheme="majorHAnsi" w:cstheme="majorHAnsi"/>
+                <w:rFonts w:eastAsia="Calibri" w:asciiTheme="majorHAnsi" w:hAnsiTheme="majorHAnsi" w:cstheme="majorHAnsi"/>
                 <w:bCs/>
                 <w:color w:val="AEAAAA"/>
               </w:rPr>
             </w:pPr>
             <w:r>
               <w:rPr>
-                <w:rFonts w:asciiTheme="majorHAnsi" w:eastAsia="Calibri" w:hAnsiTheme="majorHAnsi" w:cstheme="majorHAnsi"/>
+                <w:rFonts w:eastAsia="Calibri" w:asciiTheme="majorHAnsi" w:hAnsiTheme="majorHAnsi" w:cstheme="majorHAnsi"/>
               </w:rPr>
               <w:t>Revise nuevamente el contenido del componente formativo.</w:t>
             </w:r>
@@ -5782,14 +5996,14 @@
           <w:p>
             <w:pPr>
               <w:rPr>
-                <w:rFonts w:asciiTheme="majorHAnsi" w:eastAsia="Calibri" w:hAnsiTheme="majorHAnsi" w:cstheme="majorHAnsi"/>
-                <w:b/>
-                <w:color w:val="595959"/>
-              </w:rPr>
-            </w:pPr>
-            <w:r>
-              <w:rPr>
-                <w:rFonts w:asciiTheme="majorHAnsi" w:eastAsia="Calibri" w:hAnsiTheme="majorHAnsi" w:cstheme="majorHAnsi"/>
+                <w:rFonts w:eastAsia="Calibri" w:asciiTheme="majorHAnsi" w:hAnsiTheme="majorHAnsi" w:cstheme="majorHAnsi"/>
+                <w:b/>
+                <w:color w:val="595959"/>
+              </w:rPr>
+            </w:pPr>
+            <w:r>
+              <w:rPr>
+                <w:rFonts w:eastAsia="Calibri" w:asciiTheme="majorHAnsi" w:hAnsiTheme="majorHAnsi" w:cstheme="majorHAnsi"/>
                 <w:b/>
                 <w:color w:val="595959"/>
               </w:rPr>
@@ -5806,13 +6020,13 @@
           <w:p>
             <w:pPr>
               <w:rPr>
-                <w:rFonts w:asciiTheme="majorHAnsi" w:eastAsia="Calibri" w:hAnsiTheme="majorHAnsi" w:cstheme="majorHAnsi"/>
+                <w:rFonts w:eastAsia="Calibri" w:asciiTheme="majorHAnsi" w:hAnsiTheme="majorHAnsi" w:cstheme="majorHAnsi"/>
                 <w:color w:val="AEAAAA"/>
               </w:rPr>
             </w:pPr>
             <w:r>
               <w:rPr>
-                <w:rFonts w:asciiTheme="majorHAnsi" w:eastAsia="Calibri" w:hAnsiTheme="majorHAnsi" w:cstheme="majorHAnsi"/>
+                <w:rFonts w:eastAsia="Calibri" w:asciiTheme="majorHAnsi" w:hAnsiTheme="majorHAnsi" w:cstheme="majorHAnsi"/>
                 <w:b/>
                 <w:bCs/>
               </w:rPr>
@@ -5832,14 +6046,14 @@
           <w:p>
             <w:pPr>
               <w:rPr>
-                <w:rFonts w:asciiTheme="majorHAnsi" w:eastAsia="Calibri" w:hAnsiTheme="majorHAnsi" w:cstheme="majorHAnsi"/>
-                <w:b/>
-                <w:color w:val="595959"/>
-              </w:rPr>
-            </w:pPr>
-            <w:r>
-              <w:rPr>
-                <w:rFonts w:asciiTheme="majorHAnsi" w:eastAsia="Calibri" w:hAnsiTheme="majorHAnsi" w:cstheme="majorHAnsi"/>
+                <w:rFonts w:eastAsia="Calibri" w:asciiTheme="majorHAnsi" w:hAnsiTheme="majorHAnsi" w:cstheme="majorHAnsi"/>
+                <w:b/>
+                <w:color w:val="595959"/>
+              </w:rPr>
+            </w:pPr>
+            <w:r>
+              <w:rPr>
+                <w:rFonts w:eastAsia="Calibri" w:asciiTheme="majorHAnsi" w:hAnsiTheme="majorHAnsi" w:cstheme="majorHAnsi"/>
                 <w:b/>
                 <w:color w:val="595959"/>
               </w:rPr>
@@ -5856,12 +6070,12 @@
           <w:p>
             <w:pPr>
               <w:rPr>
-                <w:rFonts w:asciiTheme="majorHAnsi" w:eastAsia="Calibri" w:hAnsiTheme="majorHAnsi" w:cstheme="majorHAnsi"/>
-              </w:rPr>
-            </w:pPr>
-            <w:r>
-              <w:rPr>
-                <w:rFonts w:asciiTheme="majorHAnsi" w:eastAsia="Calibri" w:hAnsiTheme="majorHAnsi" w:cstheme="majorHAnsi"/>
+                <w:rFonts w:eastAsia="Calibri" w:asciiTheme="majorHAnsi" w:hAnsiTheme="majorHAnsi" w:cstheme="majorHAnsi"/>
+              </w:rPr>
+            </w:pPr>
+            <w:r>
+              <w:rPr>
+                <w:rFonts w:eastAsia="Calibri" w:asciiTheme="majorHAnsi" w:hAnsiTheme="majorHAnsi" w:cstheme="majorHAnsi"/>
               </w:rPr>
               <w:t>Verdadero</w:t>
             </w:r>
@@ -5876,7 +6090,7 @@
             <w:pPr>
               <w:widowControl w:val="0"/>
               <w:rPr>
-                <w:rFonts w:asciiTheme="majorHAnsi" w:eastAsia="Calibri" w:hAnsiTheme="majorHAnsi" w:cstheme="majorHAnsi"/>
+                <w:rFonts w:eastAsia="Calibri" w:asciiTheme="majorHAnsi" w:hAnsiTheme="majorHAnsi" w:cstheme="majorHAnsi"/>
               </w:rPr>
             </w:pPr>
           </w:p>
@@ -5893,14 +6107,14 @@
           <w:p>
             <w:pPr>
               <w:rPr>
-                <w:rFonts w:asciiTheme="majorHAnsi" w:eastAsia="Calibri" w:hAnsiTheme="majorHAnsi" w:cstheme="majorHAnsi"/>
-                <w:b/>
-                <w:color w:val="595959"/>
-              </w:rPr>
-            </w:pPr>
-            <w:r>
-              <w:rPr>
-                <w:rFonts w:asciiTheme="majorHAnsi" w:eastAsia="Calibri" w:hAnsiTheme="majorHAnsi" w:cstheme="majorHAnsi"/>
+                <w:rFonts w:eastAsia="Calibri" w:asciiTheme="majorHAnsi" w:hAnsiTheme="majorHAnsi" w:cstheme="majorHAnsi"/>
+                <w:b/>
+                <w:color w:val="595959"/>
+              </w:rPr>
+            </w:pPr>
+            <w:r>
+              <w:rPr>
+                <w:rFonts w:eastAsia="Calibri" w:asciiTheme="majorHAnsi" w:hAnsiTheme="majorHAnsi" w:cstheme="majorHAnsi"/>
                 <w:b/>
                 <w:color w:val="595959"/>
               </w:rPr>
@@ -5917,12 +6131,12 @@
           <w:p>
             <w:pPr>
               <w:rPr>
-                <w:rFonts w:asciiTheme="majorHAnsi" w:eastAsia="Calibri" w:hAnsiTheme="majorHAnsi" w:cstheme="majorHAnsi"/>
-              </w:rPr>
-            </w:pPr>
-            <w:r>
-              <w:rPr>
-                <w:rFonts w:asciiTheme="majorHAnsi" w:eastAsia="Calibri" w:hAnsiTheme="majorHAnsi" w:cstheme="majorHAnsi"/>
+                <w:rFonts w:eastAsia="Calibri" w:asciiTheme="majorHAnsi" w:hAnsiTheme="majorHAnsi" w:cstheme="majorHAnsi"/>
+              </w:rPr>
+            </w:pPr>
+            <w:r>
+              <w:rPr>
+                <w:rFonts w:eastAsia="Calibri" w:asciiTheme="majorHAnsi" w:hAnsiTheme="majorHAnsi" w:cstheme="majorHAnsi"/>
               </w:rPr>
               <w:t>Falso</w:t>
             </w:r>
@@ -5937,12 +6151,12 @@
             <w:pPr>
               <w:widowControl w:val="0"/>
               <w:rPr>
-                <w:rFonts w:asciiTheme="majorHAnsi" w:eastAsia="Calibri" w:hAnsiTheme="majorHAnsi" w:cstheme="majorHAnsi"/>
-              </w:rPr>
-            </w:pPr>
-            <w:r>
-              <w:rPr>
-                <w:rFonts w:asciiTheme="majorHAnsi" w:eastAsia="Calibri" w:hAnsiTheme="majorHAnsi" w:cstheme="majorHAnsi"/>
+                <w:rFonts w:eastAsia="Calibri" w:asciiTheme="majorHAnsi" w:hAnsiTheme="majorHAnsi" w:cstheme="majorHAnsi"/>
+              </w:rPr>
+            </w:pPr>
+            <w:r>
+              <w:rPr>
+                <w:rFonts w:eastAsia="Calibri" w:asciiTheme="majorHAnsi" w:hAnsiTheme="majorHAnsi" w:cstheme="majorHAnsi"/>
               </w:rPr>
               <w:t>X</w:t>
             </w:r>
@@ -5962,14 +6176,14 @@
           <w:p>
             <w:pPr>
               <w:rPr>
-                <w:rFonts w:asciiTheme="majorHAnsi" w:eastAsia="Calibri" w:hAnsiTheme="majorHAnsi" w:cstheme="majorHAnsi"/>
-                <w:b/>
-                <w:color w:val="595959"/>
-              </w:rPr>
-            </w:pPr>
-            <w:r>
-              <w:rPr>
-                <w:rFonts w:asciiTheme="majorHAnsi" w:eastAsia="Calibri" w:hAnsiTheme="majorHAnsi" w:cstheme="majorHAnsi"/>
+                <w:rFonts w:eastAsia="Calibri" w:asciiTheme="majorHAnsi" w:hAnsiTheme="majorHAnsi" w:cstheme="majorHAnsi"/>
+                <w:b/>
+                <w:color w:val="595959"/>
+              </w:rPr>
+            </w:pPr>
+            <w:r>
+              <w:rPr>
+                <w:rFonts w:eastAsia="Calibri" w:asciiTheme="majorHAnsi" w:hAnsiTheme="majorHAnsi" w:cstheme="majorHAnsi"/>
                 <w:b/>
                 <w:color w:val="595959"/>
               </w:rPr>
@@ -5986,20 +6200,20 @@
           <w:p>
             <w:pPr>
               <w:rPr>
-                <w:rFonts w:asciiTheme="majorHAnsi" w:eastAsia="Calibri" w:hAnsiTheme="majorHAnsi" w:cstheme="majorHAnsi"/>
+                <w:rFonts w:eastAsia="Calibri" w:asciiTheme="majorHAnsi" w:hAnsiTheme="majorHAnsi" w:cstheme="majorHAnsi"/>
                 <w:bCs/>
                 <w:color w:val="AEAAAA"/>
               </w:rPr>
             </w:pPr>
             <w:r>
               <w:rPr>
-                <w:rFonts w:asciiTheme="majorHAnsi" w:eastAsia="Calibri" w:hAnsiTheme="majorHAnsi" w:cstheme="majorHAnsi"/>
+                <w:rFonts w:eastAsia="Calibri" w:asciiTheme="majorHAnsi" w:hAnsiTheme="majorHAnsi" w:cstheme="majorHAnsi"/>
               </w:rPr>
               <w:t xml:space="preserve">Excelente trabajo. </w:t>
             </w:r>
             <w:r>
               <w:rPr>
-                <w:rFonts w:asciiTheme="majorHAnsi" w:eastAsia="Calibri" w:hAnsiTheme="majorHAnsi" w:cstheme="majorHAnsi"/>
+                <w:rFonts w:eastAsia="Calibri" w:asciiTheme="majorHAnsi" w:hAnsiTheme="majorHAnsi" w:cstheme="majorHAnsi"/>
               </w:rPr>
               <w:t>La ortografía la gestiona el corrector, no los estilos.</w:t>
             </w:r>
@@ -6019,14 +6233,14 @@
           <w:p>
             <w:pPr>
               <w:rPr>
-                <w:rFonts w:asciiTheme="majorHAnsi" w:eastAsia="Calibri" w:hAnsiTheme="majorHAnsi" w:cstheme="majorHAnsi"/>
-                <w:b/>
-                <w:color w:val="595959"/>
-              </w:rPr>
-            </w:pPr>
-            <w:r>
-              <w:rPr>
-                <w:rFonts w:asciiTheme="majorHAnsi" w:eastAsia="Calibri" w:hAnsiTheme="majorHAnsi" w:cstheme="majorHAnsi"/>
+                <w:rFonts w:eastAsia="Calibri" w:asciiTheme="majorHAnsi" w:hAnsiTheme="majorHAnsi" w:cstheme="majorHAnsi"/>
+                <w:b/>
+                <w:color w:val="595959"/>
+              </w:rPr>
+            </w:pPr>
+            <w:r>
+              <w:rPr>
+                <w:rFonts w:eastAsia="Calibri" w:asciiTheme="majorHAnsi" w:hAnsiTheme="majorHAnsi" w:cstheme="majorHAnsi"/>
                 <w:b/>
                 <w:color w:val="595959"/>
               </w:rPr>
@@ -6043,14 +6257,14 @@
           <w:p>
             <w:pPr>
               <w:rPr>
-                <w:rFonts w:asciiTheme="majorHAnsi" w:eastAsia="Calibri" w:hAnsiTheme="majorHAnsi" w:cstheme="majorHAnsi"/>
+                <w:rFonts w:eastAsia="Calibri" w:asciiTheme="majorHAnsi" w:hAnsiTheme="majorHAnsi" w:cstheme="majorHAnsi"/>
                 <w:bCs/>
                 <w:color w:val="AEAAAA"/>
               </w:rPr>
             </w:pPr>
             <w:r>
               <w:rPr>
-                <w:rFonts w:asciiTheme="majorHAnsi" w:eastAsia="Calibri" w:hAnsiTheme="majorHAnsi" w:cstheme="majorHAnsi"/>
+                <w:rFonts w:eastAsia="Calibri" w:asciiTheme="majorHAnsi" w:hAnsiTheme="majorHAnsi" w:cstheme="majorHAnsi"/>
               </w:rPr>
               <w:t>Revise nuevamente el contenido del componente formativo.</w:t>
             </w:r>
@@ -6070,7 +6284,7 @@
           <w:p>
             <w:pPr>
               <w:rPr>
-                <w:rFonts w:asciiTheme="majorHAnsi" w:eastAsia="Calibri" w:hAnsiTheme="majorHAnsi" w:cstheme="majorHAnsi"/>
+                <w:rFonts w:eastAsia="Calibri" w:asciiTheme="majorHAnsi" w:hAnsiTheme="majorHAnsi" w:cstheme="majorHAnsi"/>
                 <w:b/>
                 <w:color w:val="595959"/>
               </w:rPr>
@@ -6086,7 +6300,7 @@
           <w:p>
             <w:pPr>
               <w:rPr>
-                <w:rFonts w:asciiTheme="majorHAnsi" w:eastAsia="Calibri" w:hAnsiTheme="majorHAnsi" w:cstheme="majorHAnsi"/>
+                <w:rFonts w:eastAsia="Calibri" w:asciiTheme="majorHAnsi" w:hAnsiTheme="majorHAnsi" w:cstheme="majorHAnsi"/>
               </w:rPr>
             </w:pPr>
           </w:p>
@@ -6105,14 +6319,14 @@
           <w:p>
             <w:pPr>
               <w:rPr>
-                <w:rFonts w:asciiTheme="majorHAnsi" w:eastAsia="Calibri" w:hAnsiTheme="majorHAnsi" w:cstheme="majorHAnsi"/>
-                <w:b/>
-                <w:color w:val="595959"/>
-              </w:rPr>
-            </w:pPr>
-            <w:r>
-              <w:rPr>
-                <w:rFonts w:asciiTheme="majorHAnsi" w:eastAsia="Calibri" w:hAnsiTheme="majorHAnsi" w:cstheme="majorHAnsi"/>
+                <w:rFonts w:eastAsia="Calibri" w:asciiTheme="majorHAnsi" w:hAnsiTheme="majorHAnsi" w:cstheme="majorHAnsi"/>
+                <w:b/>
+                <w:color w:val="595959"/>
+              </w:rPr>
+            </w:pPr>
+            <w:r>
+              <w:rPr>
+                <w:rFonts w:eastAsia="Calibri" w:asciiTheme="majorHAnsi" w:hAnsiTheme="majorHAnsi" w:cstheme="majorHAnsi"/>
                 <w:b/>
                 <w:color w:val="595959"/>
               </w:rPr>
@@ -6129,13 +6343,13 @@
           <w:p>
             <w:pPr>
               <w:rPr>
-                <w:rFonts w:asciiTheme="majorHAnsi" w:eastAsia="Calibri" w:hAnsiTheme="majorHAnsi" w:cstheme="majorHAnsi"/>
+                <w:rFonts w:eastAsia="Calibri" w:asciiTheme="majorHAnsi" w:hAnsiTheme="majorHAnsi" w:cstheme="majorHAnsi"/>
                 <w:color w:val="AEAAAA"/>
               </w:rPr>
             </w:pPr>
             <w:r>
               <w:rPr>
-                <w:rFonts w:asciiTheme="majorHAnsi" w:eastAsia="Calibri" w:hAnsiTheme="majorHAnsi" w:cstheme="majorHAnsi"/>
+                <w:rFonts w:eastAsia="Calibri" w:asciiTheme="majorHAnsi" w:hAnsiTheme="majorHAnsi" w:cstheme="majorHAnsi"/>
                 <w:b/>
                 <w:bCs/>
               </w:rPr>
@@ -6155,14 +6369,14 @@
           <w:p>
             <w:pPr>
               <w:rPr>
-                <w:rFonts w:asciiTheme="majorHAnsi" w:eastAsia="Calibri" w:hAnsiTheme="majorHAnsi" w:cstheme="majorHAnsi"/>
-                <w:b/>
-                <w:color w:val="595959"/>
-              </w:rPr>
-            </w:pPr>
-            <w:r>
-              <w:rPr>
-                <w:rFonts w:asciiTheme="majorHAnsi" w:eastAsia="Calibri" w:hAnsiTheme="majorHAnsi" w:cstheme="majorHAnsi"/>
+                <w:rFonts w:eastAsia="Calibri" w:asciiTheme="majorHAnsi" w:hAnsiTheme="majorHAnsi" w:cstheme="majorHAnsi"/>
+                <w:b/>
+                <w:color w:val="595959"/>
+              </w:rPr>
+            </w:pPr>
+            <w:r>
+              <w:rPr>
+                <w:rFonts w:eastAsia="Calibri" w:asciiTheme="majorHAnsi" w:hAnsiTheme="majorHAnsi" w:cstheme="majorHAnsi"/>
                 <w:b/>
                 <w:color w:val="595959"/>
               </w:rPr>
@@ -6179,12 +6393,12 @@
           <w:p>
             <w:pPr>
               <w:rPr>
-                <w:rFonts w:asciiTheme="majorHAnsi" w:eastAsia="Calibri" w:hAnsiTheme="majorHAnsi" w:cstheme="majorHAnsi"/>
-              </w:rPr>
-            </w:pPr>
-            <w:r>
-              <w:rPr>
-                <w:rFonts w:asciiTheme="majorHAnsi" w:eastAsia="Calibri" w:hAnsiTheme="majorHAnsi" w:cstheme="majorHAnsi"/>
+                <w:rFonts w:eastAsia="Calibri" w:asciiTheme="majorHAnsi" w:hAnsiTheme="majorHAnsi" w:cstheme="majorHAnsi"/>
+              </w:rPr>
+            </w:pPr>
+            <w:r>
+              <w:rPr>
+                <w:rFonts w:eastAsia="Calibri" w:asciiTheme="majorHAnsi" w:hAnsiTheme="majorHAnsi" w:cstheme="majorHAnsi"/>
               </w:rPr>
               <w:t>Verdadero</w:t>
             </w:r>
@@ -6199,12 +6413,12 @@
             <w:pPr>
               <w:widowControl w:val="0"/>
               <w:rPr>
-                <w:rFonts w:asciiTheme="majorHAnsi" w:eastAsia="Calibri" w:hAnsiTheme="majorHAnsi" w:cstheme="majorHAnsi"/>
-              </w:rPr>
-            </w:pPr>
-            <w:r>
-              <w:rPr>
-                <w:rFonts w:asciiTheme="majorHAnsi" w:eastAsia="Calibri" w:hAnsiTheme="majorHAnsi" w:cstheme="majorHAnsi"/>
+                <w:rFonts w:eastAsia="Calibri" w:asciiTheme="majorHAnsi" w:hAnsiTheme="majorHAnsi" w:cstheme="majorHAnsi"/>
+              </w:rPr>
+            </w:pPr>
+            <w:r>
+              <w:rPr>
+                <w:rFonts w:eastAsia="Calibri" w:asciiTheme="majorHAnsi" w:hAnsiTheme="majorHAnsi" w:cstheme="majorHAnsi"/>
               </w:rPr>
               <w:t>X</w:t>
             </w:r>
@@ -6222,14 +6436,14 @@
           <w:p>
             <w:pPr>
               <w:rPr>
-                <w:rFonts w:asciiTheme="majorHAnsi" w:eastAsia="Calibri" w:hAnsiTheme="majorHAnsi" w:cstheme="majorHAnsi"/>
-                <w:b/>
-                <w:color w:val="595959"/>
-              </w:rPr>
-            </w:pPr>
-            <w:r>
-              <w:rPr>
-                <w:rFonts w:asciiTheme="majorHAnsi" w:eastAsia="Calibri" w:hAnsiTheme="majorHAnsi" w:cstheme="majorHAnsi"/>
+                <w:rFonts w:eastAsia="Calibri" w:asciiTheme="majorHAnsi" w:hAnsiTheme="majorHAnsi" w:cstheme="majorHAnsi"/>
+                <w:b/>
+                <w:color w:val="595959"/>
+              </w:rPr>
+            </w:pPr>
+            <w:r>
+              <w:rPr>
+                <w:rFonts w:eastAsia="Calibri" w:asciiTheme="majorHAnsi" w:hAnsiTheme="majorHAnsi" w:cstheme="majorHAnsi"/>
                 <w:b/>
                 <w:color w:val="595959"/>
               </w:rPr>
@@ -6246,12 +6460,12 @@
           <w:p>
             <w:pPr>
               <w:rPr>
-                <w:rFonts w:asciiTheme="majorHAnsi" w:eastAsia="Calibri" w:hAnsiTheme="majorHAnsi" w:cstheme="majorHAnsi"/>
-              </w:rPr>
-            </w:pPr>
-            <w:r>
-              <w:rPr>
-                <w:rFonts w:asciiTheme="majorHAnsi" w:eastAsia="Calibri" w:hAnsiTheme="majorHAnsi" w:cstheme="majorHAnsi"/>
+                <w:rFonts w:eastAsia="Calibri" w:asciiTheme="majorHAnsi" w:hAnsiTheme="majorHAnsi" w:cstheme="majorHAnsi"/>
+              </w:rPr>
+            </w:pPr>
+            <w:r>
+              <w:rPr>
+                <w:rFonts w:eastAsia="Calibri" w:asciiTheme="majorHAnsi" w:hAnsiTheme="majorHAnsi" w:cstheme="majorHAnsi"/>
               </w:rPr>
               <w:t>Falso</w:t>
             </w:r>
@@ -6266,7 +6480,7 @@
             <w:pPr>
               <w:widowControl w:val="0"/>
               <w:rPr>
-                <w:rFonts w:asciiTheme="majorHAnsi" w:eastAsia="Calibri" w:hAnsiTheme="majorHAnsi" w:cstheme="majorHAnsi"/>
+                <w:rFonts w:eastAsia="Calibri" w:asciiTheme="majorHAnsi" w:hAnsiTheme="majorHAnsi" w:cstheme="majorHAnsi"/>
               </w:rPr>
             </w:pPr>
           </w:p>
@@ -6285,14 +6499,14 @@
           <w:p>
             <w:pPr>
               <w:rPr>
-                <w:rFonts w:asciiTheme="majorHAnsi" w:eastAsia="Calibri" w:hAnsiTheme="majorHAnsi" w:cstheme="majorHAnsi"/>
-                <w:b/>
-                <w:color w:val="595959"/>
-              </w:rPr>
-            </w:pPr>
-            <w:r>
-              <w:rPr>
-                <w:rFonts w:asciiTheme="majorHAnsi" w:eastAsia="Calibri" w:hAnsiTheme="majorHAnsi" w:cstheme="majorHAnsi"/>
+                <w:rFonts w:eastAsia="Calibri" w:asciiTheme="majorHAnsi" w:hAnsiTheme="majorHAnsi" w:cstheme="majorHAnsi"/>
+                <w:b/>
+                <w:color w:val="595959"/>
+              </w:rPr>
+            </w:pPr>
+            <w:r>
+              <w:rPr>
+                <w:rFonts w:eastAsia="Calibri" w:asciiTheme="majorHAnsi" w:hAnsiTheme="majorHAnsi" w:cstheme="majorHAnsi"/>
                 <w:b/>
                 <w:color w:val="595959"/>
               </w:rPr>
@@ -6309,26 +6523,26 @@
           <w:p>
             <w:pPr>
               <w:rPr>
-                <w:rFonts w:asciiTheme="majorHAnsi" w:eastAsia="Calibri" w:hAnsiTheme="majorHAnsi" w:cstheme="majorHAnsi"/>
+                <w:rFonts w:eastAsia="Calibri" w:asciiTheme="majorHAnsi" w:hAnsiTheme="majorHAnsi" w:cstheme="majorHAnsi"/>
                 <w:bCs/>
                 <w:color w:val="AEAAAA"/>
               </w:rPr>
             </w:pPr>
             <w:r>
               <w:rPr>
-                <w:rFonts w:asciiTheme="majorHAnsi" w:eastAsia="Calibri" w:hAnsiTheme="majorHAnsi" w:cstheme="majorHAnsi"/>
+                <w:rFonts w:eastAsia="Calibri" w:asciiTheme="majorHAnsi" w:hAnsiTheme="majorHAnsi" w:cstheme="majorHAnsi"/>
               </w:rPr>
               <w:t>Excelente trabajo.</w:t>
             </w:r>
             <w:r>
               <w:rPr>
-                <w:rFonts w:asciiTheme="majorHAnsi" w:eastAsia="Calibri" w:hAnsiTheme="majorHAnsi" w:cstheme="majorHAnsi"/>
+                <w:rFonts w:eastAsia="Calibri" w:asciiTheme="majorHAnsi" w:hAnsiTheme="majorHAnsi" w:cstheme="majorHAnsi"/>
               </w:rPr>
               <w:t xml:space="preserve"> </w:t>
             </w:r>
             <w:r>
               <w:rPr>
-                <w:rFonts w:asciiTheme="majorHAnsi" w:eastAsia="Calibri" w:hAnsiTheme="majorHAnsi" w:cstheme="majorHAnsi"/>
+                <w:rFonts w:eastAsia="Calibri" w:asciiTheme="majorHAnsi" w:hAnsiTheme="majorHAnsi" w:cstheme="majorHAnsi"/>
               </w:rPr>
               <w:t>Es la forma apropiada de alineación precisa.</w:t>
             </w:r>
@@ -6348,14 +6562,14 @@
           <w:p>
             <w:pPr>
               <w:rPr>
-                <w:rFonts w:asciiTheme="majorHAnsi" w:eastAsia="Calibri" w:hAnsiTheme="majorHAnsi" w:cstheme="majorHAnsi"/>
-                <w:b/>
-                <w:color w:val="595959"/>
-              </w:rPr>
-            </w:pPr>
-            <w:r>
-              <w:rPr>
-                <w:rFonts w:asciiTheme="majorHAnsi" w:eastAsia="Calibri" w:hAnsiTheme="majorHAnsi" w:cstheme="majorHAnsi"/>
+                <w:rFonts w:eastAsia="Calibri" w:asciiTheme="majorHAnsi" w:hAnsiTheme="majorHAnsi" w:cstheme="majorHAnsi"/>
+                <w:b/>
+                <w:color w:val="595959"/>
+              </w:rPr>
+            </w:pPr>
+            <w:r>
+              <w:rPr>
+                <w:rFonts w:eastAsia="Calibri" w:asciiTheme="majorHAnsi" w:hAnsiTheme="majorHAnsi" w:cstheme="majorHAnsi"/>
                 <w:b/>
                 <w:color w:val="595959"/>
               </w:rPr>
@@ -6372,14 +6586,14 @@
           <w:p>
             <w:pPr>
               <w:rPr>
-                <w:rFonts w:asciiTheme="majorHAnsi" w:eastAsia="Calibri" w:hAnsiTheme="majorHAnsi" w:cstheme="majorHAnsi"/>
+                <w:rFonts w:eastAsia="Calibri" w:asciiTheme="majorHAnsi" w:hAnsiTheme="majorHAnsi" w:cstheme="majorHAnsi"/>
                 <w:bCs/>
                 <w:color w:val="AEAAAA"/>
               </w:rPr>
             </w:pPr>
             <w:r>
               <w:rPr>
-                <w:rFonts w:asciiTheme="majorHAnsi" w:eastAsia="Calibri" w:hAnsiTheme="majorHAnsi" w:cstheme="majorHAnsi"/>
+                <w:rFonts w:eastAsia="Calibri" w:asciiTheme="majorHAnsi" w:hAnsiTheme="majorHAnsi" w:cstheme="majorHAnsi"/>
               </w:rPr>
               <w:t>Revise nuevamente el contenido del componente formativo.</w:t>
             </w:r>
@@ -6399,14 +6613,14 @@
           <w:p>
             <w:pPr>
               <w:rPr>
-                <w:rFonts w:asciiTheme="majorHAnsi" w:eastAsia="Calibri" w:hAnsiTheme="majorHAnsi" w:cstheme="majorHAnsi"/>
-                <w:b/>
-                <w:color w:val="595959"/>
-              </w:rPr>
-            </w:pPr>
-            <w:r>
-              <w:rPr>
-                <w:rFonts w:asciiTheme="majorHAnsi" w:eastAsia="Calibri" w:hAnsiTheme="majorHAnsi" w:cstheme="majorHAnsi"/>
+                <w:rFonts w:eastAsia="Calibri" w:asciiTheme="majorHAnsi" w:hAnsiTheme="majorHAnsi" w:cstheme="majorHAnsi"/>
+                <w:b/>
+                <w:color w:val="595959"/>
+              </w:rPr>
+            </w:pPr>
+            <w:r>
+              <w:rPr>
+                <w:rFonts w:eastAsia="Calibri" w:asciiTheme="majorHAnsi" w:hAnsiTheme="majorHAnsi" w:cstheme="majorHAnsi"/>
                 <w:b/>
                 <w:color w:val="595959"/>
               </w:rPr>
@@ -6424,13 +6638,13 @@
           <w:p>
             <w:pPr>
               <w:rPr>
-                <w:rFonts w:asciiTheme="majorHAnsi" w:eastAsia="Calibri" w:hAnsiTheme="majorHAnsi" w:cstheme="majorHAnsi"/>
+                <w:rFonts w:eastAsia="Calibri" w:asciiTheme="majorHAnsi" w:hAnsiTheme="majorHAnsi" w:cstheme="majorHAnsi"/>
                 <w:color w:val="AEAAAA"/>
               </w:rPr>
             </w:pPr>
             <w:r>
               <w:rPr>
-                <w:rFonts w:asciiTheme="majorHAnsi" w:eastAsia="Calibri" w:hAnsiTheme="majorHAnsi" w:cstheme="majorHAnsi"/>
+                <w:rFonts w:eastAsia="Calibri" w:asciiTheme="majorHAnsi" w:hAnsiTheme="majorHAnsi" w:cstheme="majorHAnsi"/>
                 <w:b/>
                 <w:bCs/>
               </w:rPr>
@@ -6438,7 +6652,7 @@
             </w:r>
             <w:r>
               <w:rPr>
-                <w:rFonts w:asciiTheme="majorHAnsi" w:eastAsia="Calibri" w:hAnsiTheme="majorHAnsi" w:cstheme="majorHAnsi"/>
+                <w:rFonts w:eastAsia="Calibri" w:asciiTheme="majorHAnsi" w:hAnsiTheme="majorHAnsi" w:cstheme="majorHAnsi"/>
                 <w:b/>
                 <w:bCs/>
               </w:rPr>
@@ -6446,7 +6660,7 @@
             </w:r>
             <w:r>
               <w:rPr>
-                <w:rFonts w:asciiTheme="majorHAnsi" w:eastAsia="Calibri" w:hAnsiTheme="majorHAnsi" w:cstheme="majorHAnsi"/>
+                <w:rFonts w:eastAsia="Calibri" w:asciiTheme="majorHAnsi" w:hAnsiTheme="majorHAnsi" w:cstheme="majorHAnsi"/>
                 <w:b/>
                 <w:bCs/>
               </w:rPr>
@@ -6466,14 +6680,14 @@
           <w:p>
             <w:pPr>
               <w:rPr>
-                <w:rFonts w:asciiTheme="majorHAnsi" w:eastAsia="Calibri" w:hAnsiTheme="majorHAnsi" w:cstheme="majorHAnsi"/>
-                <w:b/>
-                <w:color w:val="595959"/>
-              </w:rPr>
-            </w:pPr>
-            <w:r>
-              <w:rPr>
-                <w:rFonts w:asciiTheme="majorHAnsi" w:eastAsia="Calibri" w:hAnsiTheme="majorHAnsi" w:cstheme="majorHAnsi"/>
+                <w:rFonts w:eastAsia="Calibri" w:asciiTheme="majorHAnsi" w:hAnsiTheme="majorHAnsi" w:cstheme="majorHAnsi"/>
+                <w:b/>
+                <w:color w:val="595959"/>
+              </w:rPr>
+            </w:pPr>
+            <w:r>
+              <w:rPr>
+                <w:rFonts w:eastAsia="Calibri" w:asciiTheme="majorHAnsi" w:hAnsiTheme="majorHAnsi" w:cstheme="majorHAnsi"/>
                 <w:b/>
                 <w:color w:val="595959"/>
               </w:rPr>
@@ -6490,12 +6704,12 @@
           <w:p>
             <w:pPr>
               <w:rPr>
-                <w:rFonts w:asciiTheme="majorHAnsi" w:eastAsia="Calibri" w:hAnsiTheme="majorHAnsi" w:cstheme="majorHAnsi"/>
-              </w:rPr>
-            </w:pPr>
-            <w:r>
-              <w:rPr>
-                <w:rFonts w:asciiTheme="majorHAnsi" w:eastAsia="Calibri" w:hAnsiTheme="majorHAnsi" w:cstheme="majorHAnsi"/>
+                <w:rFonts w:eastAsia="Calibri" w:asciiTheme="majorHAnsi" w:hAnsiTheme="majorHAnsi" w:cstheme="majorHAnsi"/>
+              </w:rPr>
+            </w:pPr>
+            <w:r>
+              <w:rPr>
+                <w:rFonts w:eastAsia="Calibri" w:asciiTheme="majorHAnsi" w:hAnsiTheme="majorHAnsi" w:cstheme="majorHAnsi"/>
               </w:rPr>
               <w:t>Verdadero</w:t>
             </w:r>
@@ -6510,12 +6724,12 @@
             <w:pPr>
               <w:widowControl w:val="0"/>
               <w:rPr>
-                <w:rFonts w:asciiTheme="majorHAnsi" w:eastAsia="Calibri" w:hAnsiTheme="majorHAnsi" w:cstheme="majorHAnsi"/>
-              </w:rPr>
-            </w:pPr>
-            <w:r>
-              <w:rPr>
-                <w:rFonts w:asciiTheme="majorHAnsi" w:eastAsia="Calibri" w:hAnsiTheme="majorHAnsi" w:cstheme="majorHAnsi"/>
+                <w:rFonts w:eastAsia="Calibri" w:asciiTheme="majorHAnsi" w:hAnsiTheme="majorHAnsi" w:cstheme="majorHAnsi"/>
+              </w:rPr>
+            </w:pPr>
+            <w:r>
+              <w:rPr>
+                <w:rFonts w:eastAsia="Calibri" w:asciiTheme="majorHAnsi" w:hAnsiTheme="majorHAnsi" w:cstheme="majorHAnsi"/>
               </w:rPr>
               <w:t>X</w:t>
             </w:r>
@@ -6533,14 +6747,14 @@
           <w:p>
             <w:pPr>
               <w:rPr>
-                <w:rFonts w:asciiTheme="majorHAnsi" w:eastAsia="Calibri" w:hAnsiTheme="majorHAnsi" w:cstheme="majorHAnsi"/>
-                <w:b/>
-                <w:color w:val="595959"/>
-              </w:rPr>
-            </w:pPr>
-            <w:r>
-              <w:rPr>
-                <w:rFonts w:asciiTheme="majorHAnsi" w:eastAsia="Calibri" w:hAnsiTheme="majorHAnsi" w:cstheme="majorHAnsi"/>
+                <w:rFonts w:eastAsia="Calibri" w:asciiTheme="majorHAnsi" w:hAnsiTheme="majorHAnsi" w:cstheme="majorHAnsi"/>
+                <w:b/>
+                <w:color w:val="595959"/>
+              </w:rPr>
+            </w:pPr>
+            <w:r>
+              <w:rPr>
+                <w:rFonts w:eastAsia="Calibri" w:asciiTheme="majorHAnsi" w:hAnsiTheme="majorHAnsi" w:cstheme="majorHAnsi"/>
                 <w:b/>
                 <w:color w:val="595959"/>
               </w:rPr>
@@ -6557,12 +6771,12 @@
           <w:p>
             <w:pPr>
               <w:rPr>
-                <w:rFonts w:asciiTheme="majorHAnsi" w:eastAsia="Calibri" w:hAnsiTheme="majorHAnsi" w:cstheme="majorHAnsi"/>
-              </w:rPr>
-            </w:pPr>
-            <w:r>
-              <w:rPr>
-                <w:rFonts w:asciiTheme="majorHAnsi" w:eastAsia="Calibri" w:hAnsiTheme="majorHAnsi" w:cstheme="majorHAnsi"/>
+                <w:rFonts w:eastAsia="Calibri" w:asciiTheme="majorHAnsi" w:hAnsiTheme="majorHAnsi" w:cstheme="majorHAnsi"/>
+              </w:rPr>
+            </w:pPr>
+            <w:r>
+              <w:rPr>
+                <w:rFonts w:eastAsia="Calibri" w:asciiTheme="majorHAnsi" w:hAnsiTheme="majorHAnsi" w:cstheme="majorHAnsi"/>
               </w:rPr>
               <w:t>Falso</w:t>
             </w:r>
@@ -6577,7 +6791,7 @@
             <w:pPr>
               <w:widowControl w:val="0"/>
               <w:rPr>
-                <w:rFonts w:asciiTheme="majorHAnsi" w:eastAsia="Calibri" w:hAnsiTheme="majorHAnsi" w:cstheme="majorHAnsi"/>
+                <w:rFonts w:eastAsia="Calibri" w:asciiTheme="majorHAnsi" w:hAnsiTheme="majorHAnsi" w:cstheme="majorHAnsi"/>
               </w:rPr>
             </w:pPr>
           </w:p>
@@ -6596,14 +6810,14 @@
           <w:p>
             <w:pPr>
               <w:rPr>
-                <w:rFonts w:asciiTheme="majorHAnsi" w:eastAsia="Calibri" w:hAnsiTheme="majorHAnsi" w:cstheme="majorHAnsi"/>
-                <w:b/>
-                <w:color w:val="595959"/>
-              </w:rPr>
-            </w:pPr>
-            <w:r>
-              <w:rPr>
-                <w:rFonts w:asciiTheme="majorHAnsi" w:eastAsia="Calibri" w:hAnsiTheme="majorHAnsi" w:cstheme="majorHAnsi"/>
+                <w:rFonts w:eastAsia="Calibri" w:asciiTheme="majorHAnsi" w:hAnsiTheme="majorHAnsi" w:cstheme="majorHAnsi"/>
+                <w:b/>
+                <w:color w:val="595959"/>
+              </w:rPr>
+            </w:pPr>
+            <w:r>
+              <w:rPr>
+                <w:rFonts w:eastAsia="Calibri" w:asciiTheme="majorHAnsi" w:hAnsiTheme="majorHAnsi" w:cstheme="majorHAnsi"/>
                 <w:b/>
                 <w:color w:val="595959"/>
               </w:rPr>
@@ -6620,20 +6834,20 @@
           <w:p>
             <w:pPr>
               <w:rPr>
-                <w:rFonts w:asciiTheme="majorHAnsi" w:eastAsia="Calibri" w:hAnsiTheme="majorHAnsi" w:cstheme="majorHAnsi"/>
+                <w:rFonts w:eastAsia="Calibri" w:asciiTheme="majorHAnsi" w:hAnsiTheme="majorHAnsi" w:cstheme="majorHAnsi"/>
                 <w:bCs/>
                 <w:color w:val="AEAAAA"/>
               </w:rPr>
             </w:pPr>
             <w:r>
               <w:rPr>
-                <w:rFonts w:asciiTheme="majorHAnsi" w:eastAsia="Calibri" w:hAnsiTheme="majorHAnsi" w:cstheme="majorHAnsi"/>
+                <w:rFonts w:eastAsia="Calibri" w:asciiTheme="majorHAnsi" w:hAnsiTheme="majorHAnsi" w:cstheme="majorHAnsi"/>
               </w:rPr>
               <w:t xml:space="preserve">Excelente trabajo. </w:t>
             </w:r>
             <w:r>
               <w:rPr>
-                <w:rFonts w:asciiTheme="majorHAnsi" w:eastAsia="Calibri" w:hAnsiTheme="majorHAnsi" w:cstheme="majorHAnsi"/>
+                <w:rFonts w:eastAsia="Calibri" w:asciiTheme="majorHAnsi" w:hAnsiTheme="majorHAnsi" w:cstheme="majorHAnsi"/>
               </w:rPr>
               <w:t>Los campos automatizan numeración y otros datos.</w:t>
             </w:r>
@@ -6653,14 +6867,14 @@
           <w:p>
             <w:pPr>
               <w:rPr>
-                <w:rFonts w:asciiTheme="majorHAnsi" w:eastAsia="Calibri" w:hAnsiTheme="majorHAnsi" w:cstheme="majorHAnsi"/>
-                <w:b/>
-                <w:color w:val="595959"/>
-              </w:rPr>
-            </w:pPr>
-            <w:r>
-              <w:rPr>
-                <w:rFonts w:asciiTheme="majorHAnsi" w:eastAsia="Calibri" w:hAnsiTheme="majorHAnsi" w:cstheme="majorHAnsi"/>
+                <w:rFonts w:eastAsia="Calibri" w:asciiTheme="majorHAnsi" w:hAnsiTheme="majorHAnsi" w:cstheme="majorHAnsi"/>
+                <w:b/>
+                <w:color w:val="595959"/>
+              </w:rPr>
+            </w:pPr>
+            <w:r>
+              <w:rPr>
+                <w:rFonts w:eastAsia="Calibri" w:asciiTheme="majorHAnsi" w:hAnsiTheme="majorHAnsi" w:cstheme="majorHAnsi"/>
                 <w:b/>
                 <w:color w:val="595959"/>
               </w:rPr>
@@ -6677,14 +6891,14 @@
           <w:p>
             <w:pPr>
               <w:rPr>
-                <w:rFonts w:asciiTheme="majorHAnsi" w:eastAsia="Calibri" w:hAnsiTheme="majorHAnsi" w:cstheme="majorHAnsi"/>
+                <w:rFonts w:eastAsia="Calibri" w:asciiTheme="majorHAnsi" w:hAnsiTheme="majorHAnsi" w:cstheme="majorHAnsi"/>
                 <w:bCs/>
                 <w:color w:val="AEAAAA"/>
               </w:rPr>
             </w:pPr>
             <w:r>
               <w:rPr>
-                <w:rFonts w:asciiTheme="majorHAnsi" w:eastAsia="Calibri" w:hAnsiTheme="majorHAnsi" w:cstheme="majorHAnsi"/>
+                <w:rFonts w:eastAsia="Calibri" w:asciiTheme="majorHAnsi" w:hAnsiTheme="majorHAnsi" w:cstheme="majorHAnsi"/>
               </w:rPr>
               <w:t>Revise nuevamente el contenido del componente formativo.</w:t>
             </w:r>
@@ -6704,14 +6918,14 @@
           <w:p>
             <w:pPr>
               <w:rPr>
-                <w:rFonts w:asciiTheme="majorHAnsi" w:eastAsia="Calibri" w:hAnsiTheme="majorHAnsi" w:cstheme="majorHAnsi"/>
-                <w:b/>
-                <w:color w:val="595959"/>
-              </w:rPr>
-            </w:pPr>
-            <w:r>
-              <w:rPr>
-                <w:rFonts w:asciiTheme="majorHAnsi" w:eastAsia="Calibri" w:hAnsiTheme="majorHAnsi" w:cstheme="majorHAnsi"/>
+                <w:rFonts w:eastAsia="Calibri" w:asciiTheme="majorHAnsi" w:hAnsiTheme="majorHAnsi" w:cstheme="majorHAnsi"/>
+                <w:b/>
+                <w:color w:val="595959"/>
+              </w:rPr>
+            </w:pPr>
+            <w:r>
+              <w:rPr>
+                <w:rFonts w:eastAsia="Calibri" w:asciiTheme="majorHAnsi" w:hAnsiTheme="majorHAnsi" w:cstheme="majorHAnsi"/>
                 <w:b/>
                 <w:color w:val="595959"/>
               </w:rPr>
@@ -6728,13 +6942,13 @@
           <w:p>
             <w:pPr>
               <w:rPr>
-                <w:rFonts w:asciiTheme="majorHAnsi" w:eastAsia="Calibri" w:hAnsiTheme="majorHAnsi" w:cstheme="majorHAnsi"/>
+                <w:rFonts w:eastAsia="Calibri" w:asciiTheme="majorHAnsi" w:hAnsiTheme="majorHAnsi" w:cstheme="majorHAnsi"/>
                 <w:color w:val="AEAAAA"/>
               </w:rPr>
             </w:pPr>
             <w:r>
               <w:rPr>
-                <w:rFonts w:asciiTheme="majorHAnsi" w:eastAsia="Calibri" w:hAnsiTheme="majorHAnsi" w:cstheme="majorHAnsi"/>
+                <w:rFonts w:eastAsia="Calibri" w:asciiTheme="majorHAnsi" w:hAnsiTheme="majorHAnsi" w:cstheme="majorHAnsi"/>
                 <w:b/>
                 <w:bCs/>
               </w:rPr>
@@ -6742,7 +6956,7 @@
             </w:r>
             <w:r>
               <w:rPr>
-                <w:rFonts w:asciiTheme="majorHAnsi" w:eastAsia="Calibri" w:hAnsiTheme="majorHAnsi" w:cstheme="majorHAnsi"/>
+                <w:rFonts w:eastAsia="Calibri" w:asciiTheme="majorHAnsi" w:hAnsiTheme="majorHAnsi" w:cstheme="majorHAnsi"/>
                 <w:b/>
                 <w:bCs/>
               </w:rPr>
@@ -6750,7 +6964,7 @@
             </w:r>
             <w:r>
               <w:rPr>
-                <w:rFonts w:asciiTheme="majorHAnsi" w:eastAsia="Calibri" w:hAnsiTheme="majorHAnsi" w:cstheme="majorHAnsi"/>
+                <w:rFonts w:eastAsia="Calibri" w:asciiTheme="majorHAnsi" w:hAnsiTheme="majorHAnsi" w:cstheme="majorHAnsi"/>
                 <w:b/>
                 <w:bCs/>
               </w:rPr>
@@ -6770,14 +6984,14 @@
           <w:p>
             <w:pPr>
               <w:rPr>
-                <w:rFonts w:asciiTheme="majorHAnsi" w:eastAsia="Calibri" w:hAnsiTheme="majorHAnsi" w:cstheme="majorHAnsi"/>
-                <w:b/>
-                <w:color w:val="595959"/>
-              </w:rPr>
-            </w:pPr>
-            <w:r>
-              <w:rPr>
-                <w:rFonts w:asciiTheme="majorHAnsi" w:eastAsia="Calibri" w:hAnsiTheme="majorHAnsi" w:cstheme="majorHAnsi"/>
+                <w:rFonts w:eastAsia="Calibri" w:asciiTheme="majorHAnsi" w:hAnsiTheme="majorHAnsi" w:cstheme="majorHAnsi"/>
+                <w:b/>
+                <w:color w:val="595959"/>
+              </w:rPr>
+            </w:pPr>
+            <w:r>
+              <w:rPr>
+                <w:rFonts w:eastAsia="Calibri" w:asciiTheme="majorHAnsi" w:hAnsiTheme="majorHAnsi" w:cstheme="majorHAnsi"/>
                 <w:b/>
                 <w:color w:val="595959"/>
               </w:rPr>
@@ -6794,12 +7008,12 @@
           <w:p>
             <w:pPr>
               <w:rPr>
-                <w:rFonts w:asciiTheme="majorHAnsi" w:eastAsia="Calibri" w:hAnsiTheme="majorHAnsi" w:cstheme="majorHAnsi"/>
-              </w:rPr>
-            </w:pPr>
-            <w:r>
-              <w:rPr>
-                <w:rFonts w:asciiTheme="majorHAnsi" w:eastAsia="Calibri" w:hAnsiTheme="majorHAnsi" w:cstheme="majorHAnsi"/>
+                <w:rFonts w:eastAsia="Calibri" w:asciiTheme="majorHAnsi" w:hAnsiTheme="majorHAnsi" w:cstheme="majorHAnsi"/>
+              </w:rPr>
+            </w:pPr>
+            <w:r>
+              <w:rPr>
+                <w:rFonts w:eastAsia="Calibri" w:asciiTheme="majorHAnsi" w:hAnsiTheme="majorHAnsi" w:cstheme="majorHAnsi"/>
               </w:rPr>
               <w:t>Verdadero</w:t>
             </w:r>
@@ -6814,7 +7028,7 @@
             <w:pPr>
               <w:widowControl w:val="0"/>
               <w:rPr>
-                <w:rFonts w:asciiTheme="majorHAnsi" w:eastAsia="Calibri" w:hAnsiTheme="majorHAnsi" w:cstheme="majorHAnsi"/>
+                <w:rFonts w:eastAsia="Calibri" w:asciiTheme="majorHAnsi" w:hAnsiTheme="majorHAnsi" w:cstheme="majorHAnsi"/>
               </w:rPr>
             </w:pPr>
           </w:p>
@@ -6831,14 +7045,14 @@
           <w:p>
             <w:pPr>
               <w:rPr>
-                <w:rFonts w:asciiTheme="majorHAnsi" w:eastAsia="Calibri" w:hAnsiTheme="majorHAnsi" w:cstheme="majorHAnsi"/>
-                <w:b/>
-                <w:color w:val="595959"/>
-              </w:rPr>
-            </w:pPr>
-            <w:r>
-              <w:rPr>
-                <w:rFonts w:asciiTheme="majorHAnsi" w:eastAsia="Calibri" w:hAnsiTheme="majorHAnsi" w:cstheme="majorHAnsi"/>
+                <w:rFonts w:eastAsia="Calibri" w:asciiTheme="majorHAnsi" w:hAnsiTheme="majorHAnsi" w:cstheme="majorHAnsi"/>
+                <w:b/>
+                <w:color w:val="595959"/>
+              </w:rPr>
+            </w:pPr>
+            <w:r>
+              <w:rPr>
+                <w:rFonts w:eastAsia="Calibri" w:asciiTheme="majorHAnsi" w:hAnsiTheme="majorHAnsi" w:cstheme="majorHAnsi"/>
                 <w:b/>
                 <w:color w:val="595959"/>
               </w:rPr>
@@ -6855,12 +7069,12 @@
           <w:p>
             <w:pPr>
               <w:rPr>
-                <w:rFonts w:asciiTheme="majorHAnsi" w:eastAsia="Calibri" w:hAnsiTheme="majorHAnsi" w:cstheme="majorHAnsi"/>
-              </w:rPr>
-            </w:pPr>
-            <w:r>
-              <w:rPr>
-                <w:rFonts w:asciiTheme="majorHAnsi" w:eastAsia="Calibri" w:hAnsiTheme="majorHAnsi" w:cstheme="majorHAnsi"/>
+                <w:rFonts w:eastAsia="Calibri" w:asciiTheme="majorHAnsi" w:hAnsiTheme="majorHAnsi" w:cstheme="majorHAnsi"/>
+              </w:rPr>
+            </w:pPr>
+            <w:r>
+              <w:rPr>
+                <w:rFonts w:eastAsia="Calibri" w:asciiTheme="majorHAnsi" w:hAnsiTheme="majorHAnsi" w:cstheme="majorHAnsi"/>
               </w:rPr>
               <w:t>Falso</w:t>
             </w:r>
@@ -6875,12 +7089,12 @@
             <w:pPr>
               <w:widowControl w:val="0"/>
               <w:rPr>
-                <w:rFonts w:asciiTheme="majorHAnsi" w:eastAsia="Calibri" w:hAnsiTheme="majorHAnsi" w:cstheme="majorHAnsi"/>
-              </w:rPr>
-            </w:pPr>
-            <w:r>
-              <w:rPr>
-                <w:rFonts w:asciiTheme="majorHAnsi" w:eastAsia="Calibri" w:hAnsiTheme="majorHAnsi" w:cstheme="majorHAnsi"/>
+                <w:rFonts w:eastAsia="Calibri" w:asciiTheme="majorHAnsi" w:hAnsiTheme="majorHAnsi" w:cstheme="majorHAnsi"/>
+              </w:rPr>
+            </w:pPr>
+            <w:r>
+              <w:rPr>
+                <w:rFonts w:eastAsia="Calibri" w:asciiTheme="majorHAnsi" w:hAnsiTheme="majorHAnsi" w:cstheme="majorHAnsi"/>
               </w:rPr>
               <w:t>X</w:t>
             </w:r>
@@ -6900,14 +7114,14 @@
           <w:p>
             <w:pPr>
               <w:rPr>
-                <w:rFonts w:asciiTheme="majorHAnsi" w:eastAsia="Calibri" w:hAnsiTheme="majorHAnsi" w:cstheme="majorHAnsi"/>
-                <w:b/>
-                <w:color w:val="595959"/>
-              </w:rPr>
-            </w:pPr>
-            <w:r>
-              <w:rPr>
-                <w:rFonts w:asciiTheme="majorHAnsi" w:eastAsia="Calibri" w:hAnsiTheme="majorHAnsi" w:cstheme="majorHAnsi"/>
+                <w:rFonts w:eastAsia="Calibri" w:asciiTheme="majorHAnsi" w:hAnsiTheme="majorHAnsi" w:cstheme="majorHAnsi"/>
+                <w:b/>
+                <w:color w:val="595959"/>
+              </w:rPr>
+            </w:pPr>
+            <w:r>
+              <w:rPr>
+                <w:rFonts w:eastAsia="Calibri" w:asciiTheme="majorHAnsi" w:hAnsiTheme="majorHAnsi" w:cstheme="majorHAnsi"/>
                 <w:b/>
                 <w:color w:val="595959"/>
               </w:rPr>
@@ -6924,20 +7138,20 @@
           <w:p>
             <w:pPr>
               <w:rPr>
-                <w:rFonts w:asciiTheme="majorHAnsi" w:eastAsia="Calibri" w:hAnsiTheme="majorHAnsi" w:cstheme="majorHAnsi"/>
+                <w:rFonts w:eastAsia="Calibri" w:asciiTheme="majorHAnsi" w:hAnsiTheme="majorHAnsi" w:cstheme="majorHAnsi"/>
                 <w:bCs/>
                 <w:color w:val="AEAAAA"/>
               </w:rPr>
             </w:pPr>
             <w:r>
               <w:rPr>
-                <w:rFonts w:asciiTheme="majorHAnsi" w:eastAsia="Calibri" w:hAnsiTheme="majorHAnsi" w:cstheme="majorHAnsi"/>
+                <w:rFonts w:eastAsia="Calibri" w:asciiTheme="majorHAnsi" w:hAnsiTheme="majorHAnsi" w:cstheme="majorHAnsi"/>
               </w:rPr>
               <w:t xml:space="preserve">Excelente trabajo. </w:t>
             </w:r>
             <w:r>
               <w:rPr>
-                <w:rFonts w:asciiTheme="majorHAnsi" w:eastAsia="Calibri" w:hAnsiTheme="majorHAnsi" w:cstheme="majorHAnsi"/>
+                <w:rFonts w:eastAsia="Calibri" w:asciiTheme="majorHAnsi" w:hAnsiTheme="majorHAnsi" w:cstheme="majorHAnsi"/>
               </w:rPr>
               <w:t>Los estilos de título habilitan navegación, tabla de contenido y mejoran accesibilidad.</w:t>
             </w:r>
@@ -6957,14 +7171,14 @@
           <w:p>
             <w:pPr>
               <w:rPr>
-                <w:rFonts w:asciiTheme="majorHAnsi" w:eastAsia="Calibri" w:hAnsiTheme="majorHAnsi" w:cstheme="majorHAnsi"/>
-                <w:b/>
-                <w:color w:val="595959"/>
-              </w:rPr>
-            </w:pPr>
-            <w:r>
-              <w:rPr>
-                <w:rFonts w:asciiTheme="majorHAnsi" w:eastAsia="Calibri" w:hAnsiTheme="majorHAnsi" w:cstheme="majorHAnsi"/>
+                <w:rFonts w:eastAsia="Calibri" w:asciiTheme="majorHAnsi" w:hAnsiTheme="majorHAnsi" w:cstheme="majorHAnsi"/>
+                <w:b/>
+                <w:color w:val="595959"/>
+              </w:rPr>
+            </w:pPr>
+            <w:r>
+              <w:rPr>
+                <w:rFonts w:eastAsia="Calibri" w:asciiTheme="majorHAnsi" w:hAnsiTheme="majorHAnsi" w:cstheme="majorHAnsi"/>
                 <w:b/>
                 <w:color w:val="595959"/>
               </w:rPr>
@@ -6981,14 +7195,14 @@
           <w:p>
             <w:pPr>
               <w:rPr>
-                <w:rFonts w:asciiTheme="majorHAnsi" w:eastAsia="Calibri" w:hAnsiTheme="majorHAnsi" w:cstheme="majorHAnsi"/>
+                <w:rFonts w:eastAsia="Calibri" w:asciiTheme="majorHAnsi" w:hAnsiTheme="majorHAnsi" w:cstheme="majorHAnsi"/>
                 <w:bCs/>
                 <w:color w:val="AEAAAA"/>
               </w:rPr>
             </w:pPr>
             <w:r>
               <w:rPr>
-                <w:rFonts w:asciiTheme="majorHAnsi" w:eastAsia="Calibri" w:hAnsiTheme="majorHAnsi" w:cstheme="majorHAnsi"/>
+                <w:rFonts w:eastAsia="Calibri" w:asciiTheme="majorHAnsi" w:hAnsiTheme="majorHAnsi" w:cstheme="majorHAnsi"/>
               </w:rPr>
               <w:t>Revise nuevamente el contenido del componente formativo.</w:t>
             </w:r>
@@ -7002,12 +7216,12 @@
         <w:tblW w:w="10154" w:type="dxa"/>
         <w:tblInd w:w="-680" w:type="dxa"/>
         <w:tblBorders>
-          <w:top w:val="single" w:sz="4" w:space="0" w:color="F4B083"/>
-          <w:left w:val="single" w:sz="4" w:space="0" w:color="F4B083"/>
-          <w:bottom w:val="single" w:sz="4" w:space="0" w:color="F4B083"/>
-          <w:right w:val="single" w:sz="4" w:space="0" w:color="F4B083"/>
-          <w:insideH w:val="single" w:sz="4" w:space="0" w:color="F4B083"/>
-          <w:insideV w:val="single" w:sz="4" w:space="0" w:color="F4B083"/>
+          <w:top w:val="single" w:color="F4B083" w:sz="4" w:space="0"/>
+          <w:left w:val="single" w:color="F4B083" w:sz="4" w:space="0"/>
+          <w:bottom w:val="single" w:color="F4B083" w:sz="4" w:space="0"/>
+          <w:right w:val="single" w:color="F4B083" w:sz="4" w:space="0"/>
+          <w:insideH w:val="single" w:color="F4B083" w:sz="4" w:space="0"/>
+          <w:insideV w:val="single" w:color="F4B083" w:sz="4" w:space="0"/>
         </w:tblBorders>
         <w:tblLayout w:type="fixed"/>
         <w:tblLook w:val="04A0" w:firstRow="1" w:lastRow="0" w:firstColumn="1" w:lastColumn="0" w:noHBand="0" w:noVBand="1"/>
@@ -7033,13 +7247,13 @@
               <w:widowControl w:val="0"/>
               <w:jc w:val="center"/>
               <w:rPr>
-                <w:rFonts w:asciiTheme="majorHAnsi" w:eastAsia="Calibri" w:hAnsiTheme="majorHAnsi" w:cstheme="majorHAnsi"/>
-                <w:color w:val="595959"/>
-              </w:rPr>
-            </w:pPr>
-            <w:r>
-              <w:rPr>
-                <w:rFonts w:asciiTheme="majorHAnsi" w:eastAsia="Calibri" w:hAnsiTheme="majorHAnsi" w:cstheme="majorHAnsi"/>
+                <w:rFonts w:eastAsia="Calibri" w:asciiTheme="majorHAnsi" w:hAnsiTheme="majorHAnsi" w:cstheme="majorHAnsi"/>
+                <w:color w:val="595959"/>
+              </w:rPr>
+            </w:pPr>
+            <w:r>
+              <w:rPr>
+                <w:rFonts w:eastAsia="Calibri" w:asciiTheme="majorHAnsi" w:hAnsiTheme="majorHAnsi" w:cstheme="majorHAnsi"/>
                 <w:color w:val="595959"/>
               </w:rPr>
               <w:t>MENSAJE FINAL ACTIVIDAD</w:t>
@@ -7061,13 +7275,13 @@
             <w:pPr>
               <w:widowControl w:val="0"/>
               <w:rPr>
-                <w:rFonts w:asciiTheme="majorHAnsi" w:eastAsia="Calibri" w:hAnsiTheme="majorHAnsi" w:cstheme="majorHAnsi"/>
-                <w:color w:val="595959"/>
-              </w:rPr>
-            </w:pPr>
-            <w:r>
-              <w:rPr>
-                <w:rFonts w:asciiTheme="majorHAnsi" w:eastAsia="Calibri" w:hAnsiTheme="majorHAnsi" w:cstheme="majorHAnsi"/>
+                <w:rFonts w:eastAsia="Calibri" w:asciiTheme="majorHAnsi" w:hAnsiTheme="majorHAnsi" w:cstheme="majorHAnsi"/>
+                <w:color w:val="595959"/>
+              </w:rPr>
+            </w:pPr>
+            <w:r>
+              <w:rPr>
+                <w:rFonts w:eastAsia="Calibri" w:asciiTheme="majorHAnsi" w:hAnsiTheme="majorHAnsi" w:cstheme="majorHAnsi"/>
                 <w:color w:val="595959"/>
               </w:rPr>
               <w:t>Mensaje cuando supera el 70 % de respuestas correctas</w:t>
@@ -7083,20 +7297,20 @@
             <w:pPr>
               <w:cnfStyle w:val="000000100000" w:firstRow="0" w:lastRow="0" w:firstColumn="0" w:lastColumn="0" w:oddVBand="0" w:evenVBand="0" w:oddHBand="1" w:evenHBand="0" w:firstRowFirstColumn="0" w:firstRowLastColumn="0" w:lastRowFirstColumn="0" w:lastRowLastColumn="0"/>
               <w:rPr>
-                <w:rFonts w:asciiTheme="majorHAnsi" w:eastAsia="Calibri" w:hAnsiTheme="majorHAnsi" w:cstheme="majorHAnsi"/>
-                <w:color w:val="auto"/>
-              </w:rPr>
-            </w:pPr>
-            <w:r>
-              <w:rPr>
-                <w:rFonts w:asciiTheme="majorHAnsi" w:eastAsia="Calibri" w:hAnsiTheme="majorHAnsi" w:cstheme="majorHAnsi"/>
+                <w:rFonts w:eastAsia="Calibri" w:asciiTheme="majorHAnsi" w:hAnsiTheme="majorHAnsi" w:cstheme="majorHAnsi"/>
+                <w:color w:val="auto"/>
+              </w:rPr>
+            </w:pPr>
+            <w:r>
+              <w:rPr>
+                <w:rFonts w:eastAsia="Calibri" w:asciiTheme="majorHAnsi" w:hAnsiTheme="majorHAnsi" w:cstheme="majorHAnsi"/>
                 <w:color w:val="auto"/>
               </w:rPr>
               <w:t>H</w:t>
             </w:r>
             <w:r>
               <w:rPr>
-                <w:rFonts w:asciiTheme="majorHAnsi" w:eastAsia="Calibri" w:hAnsiTheme="majorHAnsi" w:cstheme="majorHAnsi"/>
+                <w:rFonts w:eastAsia="Calibri" w:asciiTheme="majorHAnsi" w:hAnsiTheme="majorHAnsi" w:cstheme="majorHAnsi"/>
                 <w:color w:val="auto"/>
               </w:rPr>
               <w:t>a superado la actividad y demuestra sólidos conocimientos sobre el componente formativo.</w:t>
@@ -7117,13 +7331,13 @@
             <w:pPr>
               <w:widowControl w:val="0"/>
               <w:rPr>
-                <w:rFonts w:asciiTheme="majorHAnsi" w:eastAsia="Calibri" w:hAnsiTheme="majorHAnsi" w:cstheme="majorHAnsi"/>
-                <w:color w:val="595959"/>
-              </w:rPr>
-            </w:pPr>
-            <w:r>
-              <w:rPr>
-                <w:rFonts w:asciiTheme="majorHAnsi" w:eastAsia="Calibri" w:hAnsiTheme="majorHAnsi" w:cstheme="majorHAnsi"/>
+                <w:rFonts w:eastAsia="Calibri" w:asciiTheme="majorHAnsi" w:hAnsiTheme="majorHAnsi" w:cstheme="majorHAnsi"/>
+                <w:color w:val="595959"/>
+              </w:rPr>
+            </w:pPr>
+            <w:r>
+              <w:rPr>
+                <w:rFonts w:eastAsia="Calibri" w:asciiTheme="majorHAnsi" w:hAnsiTheme="majorHAnsi" w:cstheme="majorHAnsi"/>
                 <w:color w:val="595959"/>
               </w:rPr>
               <w:t>Mensaje cuando el porcentaje de respuestas correctas es inferior al 70 %</w:t>
@@ -7138,13 +7352,13 @@
             <w:pPr>
               <w:cnfStyle w:val="000000000000" w:firstRow="0" w:lastRow="0" w:firstColumn="0" w:lastColumn="0" w:oddVBand="0" w:evenVBand="0" w:oddHBand="0" w:evenHBand="0" w:firstRowFirstColumn="0" w:firstRowLastColumn="0" w:lastRowFirstColumn="0" w:lastRowLastColumn="0"/>
               <w:rPr>
-                <w:rFonts w:asciiTheme="majorHAnsi" w:eastAsia="Calibri" w:hAnsiTheme="majorHAnsi" w:cstheme="majorHAnsi"/>
-                <w:color w:val="auto"/>
-              </w:rPr>
-            </w:pPr>
-            <w:r>
-              <w:rPr>
-                <w:rFonts w:asciiTheme="majorHAnsi" w:eastAsia="Calibri" w:hAnsiTheme="majorHAnsi" w:cstheme="majorHAnsi"/>
+                <w:rFonts w:eastAsia="Calibri" w:asciiTheme="majorHAnsi" w:hAnsiTheme="majorHAnsi" w:cstheme="majorHAnsi"/>
+                <w:color w:val="auto"/>
+              </w:rPr>
+            </w:pPr>
+            <w:r>
+              <w:rPr>
+                <w:rFonts w:eastAsia="Calibri" w:asciiTheme="majorHAnsi" w:hAnsiTheme="majorHAnsi" w:cstheme="majorHAnsi"/>
                 <w:color w:val="auto"/>
               </w:rPr>
               <w:t>No ha superado la actividad. Le recomendamos volver a revisar el componente formativo e intentar nuevamente la actividad didáctica.</w:t>
@@ -7157,7 +7371,7 @@
       <w:pPr>
         <w:spacing w:after="160" w:line="259" w:lineRule="auto"/>
         <w:rPr>
-          <w:rFonts w:asciiTheme="majorHAnsi" w:eastAsia="Calibri" w:hAnsiTheme="majorHAnsi" w:cstheme="majorHAnsi"/>
+          <w:rFonts w:eastAsia="Calibri" w:asciiTheme="majorHAnsi" w:hAnsiTheme="majorHAnsi" w:cstheme="majorHAnsi"/>
         </w:rPr>
       </w:pPr>
     </w:p>
@@ -7174,12 +7388,12 @@
         <w:tblW w:w="9975" w:type="dxa"/>
         <w:tblInd w:w="-705" w:type="dxa"/>
         <w:tblBorders>
-          <w:top w:val="single" w:sz="8" w:space="0" w:color="000000"/>
-          <w:left w:val="single" w:sz="8" w:space="0" w:color="000000"/>
-          <w:bottom w:val="single" w:sz="8" w:space="0" w:color="000000"/>
-          <w:right w:val="single" w:sz="8" w:space="0" w:color="000000"/>
-          <w:insideH w:val="single" w:sz="8" w:space="0" w:color="000000"/>
-          <w:insideV w:val="single" w:sz="8" w:space="0" w:color="000000"/>
+          <w:top w:val="single" w:color="000000" w:sz="8" w:space="0"/>
+          <w:left w:val="single" w:color="000000" w:sz="8" w:space="0"/>
+          <w:bottom w:val="single" w:color="000000" w:sz="8" w:space="0"/>
+          <w:right w:val="single" w:color="000000" w:sz="8" w:space="0"/>
+          <w:insideH w:val="single" w:color="000000" w:sz="8" w:space="0"/>
+          <w:insideV w:val="single" w:color="000000" w:sz="8" w:space="0"/>
         </w:tblBorders>
         <w:tblLayout w:type="fixed"/>
         <w:tblLook w:val="0600" w:firstRow="0" w:lastRow="0" w:firstColumn="0" w:lastColumn="0" w:noHBand="1" w:noVBand="1"/>
@@ -7198,10 +7412,10 @@
             <w:tcW w:w="9975" w:type="dxa"/>
             <w:gridSpan w:val="3"/>
             <w:tcBorders>
-              <w:top w:val="single" w:sz="8" w:space="0" w:color="F4B083"/>
-              <w:left w:val="single" w:sz="8" w:space="0" w:color="F4B083"/>
-              <w:bottom w:val="single" w:sz="8" w:space="0" w:color="F4B083"/>
-              <w:right w:val="single" w:sz="8" w:space="0" w:color="F4B083"/>
+              <w:top w:val="single" w:color="F4B083" w:sz="8" w:space="0"/>
+              <w:left w:val="single" w:color="F4B083" w:sz="8" w:space="0"/>
+              <w:bottom w:val="single" w:color="F4B083" w:sz="8" w:space="0"/>
+              <w:right w:val="single" w:color="F4B083" w:sz="8" w:space="0"/>
             </w:tcBorders>
             <w:shd w:val="clear" w:color="auto" w:fill="FFE599"/>
             <w:tcMar>
@@ -7217,14 +7431,14 @@
               <w:spacing w:line="240" w:lineRule="auto"/>
               <w:jc w:val="center"/>
               <w:rPr>
-                <w:rFonts w:asciiTheme="majorHAnsi" w:eastAsia="Calibri" w:hAnsiTheme="majorHAnsi" w:cstheme="majorHAnsi"/>
-                <w:b/>
-                <w:color w:val="595959"/>
-              </w:rPr>
-            </w:pPr>
-            <w:r>
-              <w:rPr>
-                <w:rFonts w:asciiTheme="majorHAnsi" w:eastAsia="Calibri" w:hAnsiTheme="majorHAnsi" w:cstheme="majorHAnsi"/>
+                <w:rFonts w:eastAsia="Calibri" w:asciiTheme="majorHAnsi" w:hAnsiTheme="majorHAnsi" w:cstheme="majorHAnsi"/>
+                <w:b/>
+                <w:color w:val="595959"/>
+              </w:rPr>
+            </w:pPr>
+            <w:r>
+              <w:rPr>
+                <w:rFonts w:eastAsia="Calibri" w:asciiTheme="majorHAnsi" w:hAnsiTheme="majorHAnsi" w:cstheme="majorHAnsi"/>
                 <w:b/>
                 <w:color w:val="595959"/>
               </w:rPr>
@@ -7241,10 +7455,10 @@
           <w:tcPr>
             <w:tcW w:w="3465" w:type="dxa"/>
             <w:tcBorders>
-              <w:top w:val="single" w:sz="8" w:space="0" w:color="F4B083"/>
-              <w:left w:val="single" w:sz="8" w:space="0" w:color="F4B083"/>
-              <w:bottom w:val="single" w:sz="8" w:space="0" w:color="F4B083"/>
-              <w:right w:val="single" w:sz="8" w:space="0" w:color="F4B083"/>
+              <w:top w:val="single" w:color="F4B083" w:sz="8" w:space="0"/>
+              <w:left w:val="single" w:color="F4B083" w:sz="8" w:space="0"/>
+              <w:bottom w:val="single" w:color="F4B083" w:sz="8" w:space="0"/>
+              <w:right w:val="single" w:color="F4B083" w:sz="8" w:space="0"/>
             </w:tcBorders>
             <w:tcMar>
               <w:top w:w="100" w:type="dxa"/>
@@ -7258,7 +7472,7 @@
               <w:widowControl w:val="0"/>
               <w:spacing w:line="240" w:lineRule="auto"/>
               <w:rPr>
-                <w:rFonts w:asciiTheme="majorHAnsi" w:eastAsia="Calibri" w:hAnsiTheme="majorHAnsi" w:cstheme="majorHAnsi"/>
+                <w:rFonts w:eastAsia="Calibri" w:asciiTheme="majorHAnsi" w:hAnsiTheme="majorHAnsi" w:cstheme="majorHAnsi"/>
                 <w:b/>
                 <w:color w:val="595959"/>
               </w:rPr>
@@ -7269,10 +7483,10 @@
           <w:tcPr>
             <w:tcW w:w="3090" w:type="dxa"/>
             <w:tcBorders>
-              <w:top w:val="single" w:sz="8" w:space="0" w:color="F4B083"/>
-              <w:left w:val="single" w:sz="8" w:space="0" w:color="F4B083"/>
-              <w:bottom w:val="single" w:sz="8" w:space="0" w:color="F4B083"/>
-              <w:right w:val="single" w:sz="8" w:space="0" w:color="F4B083"/>
+              <w:top w:val="single" w:color="F4B083" w:sz="8" w:space="0"/>
+              <w:left w:val="single" w:color="F4B083" w:sz="8" w:space="0"/>
+              <w:bottom w:val="single" w:color="F4B083" w:sz="8" w:space="0"/>
+              <w:right w:val="single" w:color="F4B083" w:sz="8" w:space="0"/>
             </w:tcBorders>
             <w:tcMar>
               <w:top w:w="100" w:type="dxa"/>
@@ -7286,14 +7500,14 @@
               <w:widowControl w:val="0"/>
               <w:spacing w:line="240" w:lineRule="auto"/>
               <w:rPr>
-                <w:rFonts w:asciiTheme="majorHAnsi" w:eastAsia="Calibri" w:hAnsiTheme="majorHAnsi" w:cstheme="majorHAnsi"/>
-                <w:b/>
-                <w:color w:val="595959"/>
-              </w:rPr>
-            </w:pPr>
-            <w:r>
-              <w:rPr>
-                <w:rFonts w:asciiTheme="majorHAnsi" w:eastAsia="Calibri" w:hAnsiTheme="majorHAnsi" w:cstheme="majorHAnsi"/>
+                <w:rFonts w:eastAsia="Calibri" w:asciiTheme="majorHAnsi" w:hAnsiTheme="majorHAnsi" w:cstheme="majorHAnsi"/>
+                <w:b/>
+                <w:color w:val="595959"/>
+              </w:rPr>
+            </w:pPr>
+            <w:r>
+              <w:rPr>
+                <w:rFonts w:eastAsia="Calibri" w:asciiTheme="majorHAnsi" w:hAnsiTheme="majorHAnsi" w:cstheme="majorHAnsi"/>
                 <w:b/>
                 <w:color w:val="595959"/>
               </w:rPr>
@@ -7305,10 +7519,10 @@
           <w:tcPr>
             <w:tcW w:w="3420" w:type="dxa"/>
             <w:tcBorders>
-              <w:top w:val="single" w:sz="8" w:space="0" w:color="F4B083"/>
-              <w:left w:val="single" w:sz="8" w:space="0" w:color="F4B083"/>
-              <w:bottom w:val="single" w:sz="8" w:space="0" w:color="F4B083"/>
-              <w:right w:val="single" w:sz="8" w:space="0" w:color="F4B083"/>
+              <w:top w:val="single" w:color="F4B083" w:sz="8" w:space="0"/>
+              <w:left w:val="single" w:color="F4B083" w:sz="8" w:space="0"/>
+              <w:bottom w:val="single" w:color="F4B083" w:sz="8" w:space="0"/>
+              <w:right w:val="single" w:color="F4B083" w:sz="8" w:space="0"/>
             </w:tcBorders>
             <w:tcMar>
               <w:top w:w="100" w:type="dxa"/>
@@ -7322,14 +7536,14 @@
               <w:widowControl w:val="0"/>
               <w:spacing w:line="240" w:lineRule="auto"/>
               <w:rPr>
-                <w:rFonts w:asciiTheme="majorHAnsi" w:eastAsia="Calibri" w:hAnsiTheme="majorHAnsi" w:cstheme="majorHAnsi"/>
-                <w:b/>
-                <w:color w:val="595959"/>
-              </w:rPr>
-            </w:pPr>
-            <w:r>
-              <w:rPr>
-                <w:rFonts w:asciiTheme="majorHAnsi" w:eastAsia="Calibri" w:hAnsiTheme="majorHAnsi" w:cstheme="majorHAnsi"/>
+                <w:rFonts w:eastAsia="Calibri" w:asciiTheme="majorHAnsi" w:hAnsiTheme="majorHAnsi" w:cstheme="majorHAnsi"/>
+                <w:b/>
+                <w:color w:val="595959"/>
+              </w:rPr>
+            </w:pPr>
+            <w:r>
+              <w:rPr>
+                <w:rFonts w:eastAsia="Calibri" w:asciiTheme="majorHAnsi" w:hAnsiTheme="majorHAnsi" w:cstheme="majorHAnsi"/>
                 <w:b/>
                 <w:color w:val="595959"/>
               </w:rPr>
@@ -7346,10 +7560,10 @@
           <w:tcPr>
             <w:tcW w:w="3465" w:type="dxa"/>
             <w:tcBorders>
-              <w:top w:val="single" w:sz="8" w:space="0" w:color="F4B083"/>
-              <w:left w:val="single" w:sz="8" w:space="0" w:color="F4B083"/>
-              <w:bottom w:val="single" w:sz="8" w:space="0" w:color="F4B083"/>
-              <w:right w:val="single" w:sz="8" w:space="0" w:color="F4B083"/>
+              <w:top w:val="single" w:color="F4B083" w:sz="8" w:space="0"/>
+              <w:left w:val="single" w:color="F4B083" w:sz="8" w:space="0"/>
+              <w:bottom w:val="single" w:color="F4B083" w:sz="8" w:space="0"/>
+              <w:right w:val="single" w:color="F4B083" w:sz="8" w:space="0"/>
             </w:tcBorders>
             <w:tcMar>
               <w:top w:w="100" w:type="dxa"/>
@@ -7363,14 +7577,14 @@
               <w:widowControl w:val="0"/>
               <w:spacing w:line="240" w:lineRule="auto"/>
               <w:rPr>
-                <w:rFonts w:asciiTheme="majorHAnsi" w:eastAsia="Calibri" w:hAnsiTheme="majorHAnsi" w:cstheme="majorHAnsi"/>
-                <w:b/>
-                <w:color w:val="595959"/>
-              </w:rPr>
-            </w:pPr>
-            <w:r>
-              <w:rPr>
-                <w:rFonts w:asciiTheme="majorHAnsi" w:eastAsia="Calibri" w:hAnsiTheme="majorHAnsi" w:cstheme="majorHAnsi"/>
+                <w:rFonts w:eastAsia="Calibri" w:asciiTheme="majorHAnsi" w:hAnsiTheme="majorHAnsi" w:cstheme="majorHAnsi"/>
+                <w:b/>
+                <w:color w:val="595959"/>
+              </w:rPr>
+            </w:pPr>
+            <w:r>
+              <w:rPr>
+                <w:rFonts w:eastAsia="Calibri" w:asciiTheme="majorHAnsi" w:hAnsiTheme="majorHAnsi" w:cstheme="majorHAnsi"/>
                 <w:b/>
                 <w:color w:val="595959"/>
               </w:rPr>
@@ -7378,7 +7592,7 @@
             </w:r>
             <w:r>
               <w:rPr>
-                <w:rFonts w:asciiTheme="majorHAnsi" w:eastAsia="Calibri" w:hAnsiTheme="majorHAnsi" w:cstheme="majorHAnsi"/>
+                <w:rFonts w:eastAsia="Calibri" w:asciiTheme="majorHAnsi" w:hAnsiTheme="majorHAnsi" w:cstheme="majorHAnsi"/>
                 <w:b/>
                 <w:color w:val="595959"/>
               </w:rPr>
@@ -7386,7 +7600,7 @@
             </w:r>
             <w:r>
               <w:rPr>
-                <w:rFonts w:asciiTheme="majorHAnsi" w:eastAsia="Calibri" w:hAnsiTheme="majorHAnsi" w:cstheme="majorHAnsi"/>
+                <w:rFonts w:eastAsia="Calibri" w:asciiTheme="majorHAnsi" w:hAnsiTheme="majorHAnsi" w:cstheme="majorHAnsi"/>
                 <w:b/>
                 <w:color w:val="595959"/>
               </w:rPr>
@@ -7398,10 +7612,10 @@
           <w:tcPr>
             <w:tcW w:w="3090" w:type="dxa"/>
             <w:tcBorders>
-              <w:top w:val="single" w:sz="8" w:space="0" w:color="F4B083"/>
-              <w:left w:val="single" w:sz="8" w:space="0" w:color="F4B083"/>
-              <w:bottom w:val="single" w:sz="8" w:space="0" w:color="F4B083"/>
-              <w:right w:val="single" w:sz="8" w:space="0" w:color="F4B083"/>
+              <w:top w:val="single" w:color="F4B083" w:sz="8" w:space="0"/>
+              <w:left w:val="single" w:color="F4B083" w:sz="8" w:space="0"/>
+              <w:bottom w:val="single" w:color="F4B083" w:sz="8" w:space="0"/>
+              <w:right w:val="single" w:color="F4B083" w:sz="8" w:space="0"/>
             </w:tcBorders>
             <w:tcMar>
               <w:top w:w="100" w:type="dxa"/>
@@ -7415,14 +7629,14 @@
               <w:widowControl w:val="0"/>
               <w:spacing w:line="240" w:lineRule="auto"/>
               <w:rPr>
-                <w:rFonts w:asciiTheme="majorHAnsi" w:eastAsia="Calibri" w:hAnsiTheme="majorHAnsi" w:cstheme="majorHAnsi"/>
-                <w:b/>
-                <w:color w:val="595959"/>
-              </w:rPr>
-            </w:pPr>
-            <w:r>
-              <w:rPr>
-                <w:rFonts w:asciiTheme="majorHAnsi" w:eastAsia="Calibri" w:hAnsiTheme="majorHAnsi" w:cstheme="majorHAnsi"/>
+                <w:rFonts w:eastAsia="Calibri" w:asciiTheme="majorHAnsi" w:hAnsiTheme="majorHAnsi" w:cstheme="majorHAnsi"/>
+                <w:b/>
+                <w:color w:val="595959"/>
+              </w:rPr>
+            </w:pPr>
+            <w:r>
+              <w:rPr>
+                <w:rFonts w:eastAsia="Calibri" w:asciiTheme="majorHAnsi" w:hAnsiTheme="majorHAnsi" w:cstheme="majorHAnsi"/>
                 <w:b/>
                 <w:color w:val="595959"/>
               </w:rPr>
@@ -7434,10 +7648,10 @@
           <w:tcPr>
             <w:tcW w:w="3420" w:type="dxa"/>
             <w:tcBorders>
-              <w:top w:val="single" w:sz="8" w:space="0" w:color="F4B083"/>
-              <w:left w:val="single" w:sz="8" w:space="0" w:color="F4B083"/>
-              <w:bottom w:val="single" w:sz="8" w:space="0" w:color="F4B083"/>
-              <w:right w:val="single" w:sz="8" w:space="0" w:color="F4B083"/>
+              <w:top w:val="single" w:color="F4B083" w:sz="8" w:space="0"/>
+              <w:left w:val="single" w:color="F4B083" w:sz="8" w:space="0"/>
+              <w:bottom w:val="single" w:color="F4B083" w:sz="8" w:space="0"/>
+              <w:right w:val="single" w:color="F4B083" w:sz="8" w:space="0"/>
             </w:tcBorders>
             <w:tcMar>
               <w:top w:w="100" w:type="dxa"/>
@@ -7451,14 +7665,14 @@
               <w:widowControl w:val="0"/>
               <w:spacing w:line="240" w:lineRule="auto"/>
               <w:rPr>
-                <w:rFonts w:asciiTheme="majorHAnsi" w:eastAsia="Calibri" w:hAnsiTheme="majorHAnsi" w:cstheme="majorHAnsi"/>
-                <w:b/>
-                <w:color w:val="595959"/>
-              </w:rPr>
-            </w:pPr>
-            <w:r>
-              <w:rPr>
-                <w:rFonts w:asciiTheme="majorHAnsi" w:eastAsia="Calibri" w:hAnsiTheme="majorHAnsi" w:cstheme="majorHAnsi"/>
+                <w:rFonts w:eastAsia="Calibri" w:asciiTheme="majorHAnsi" w:hAnsiTheme="majorHAnsi" w:cstheme="majorHAnsi"/>
+                <w:b/>
+                <w:color w:val="595959"/>
+              </w:rPr>
+            </w:pPr>
+            <w:r>
+              <w:rPr>
+                <w:rFonts w:eastAsia="Calibri" w:asciiTheme="majorHAnsi" w:hAnsiTheme="majorHAnsi" w:cstheme="majorHAnsi"/>
                 <w:b/>
                 <w:color w:val="595959"/>
               </w:rPr>
@@ -7466,7 +7680,7 @@
             </w:r>
             <w:r>
               <w:rPr>
-                <w:rFonts w:asciiTheme="majorHAnsi" w:eastAsia="Calibri" w:hAnsiTheme="majorHAnsi" w:cstheme="majorHAnsi"/>
+                <w:rFonts w:eastAsia="Calibri" w:asciiTheme="majorHAnsi" w:hAnsiTheme="majorHAnsi" w:cstheme="majorHAnsi"/>
                 <w:b/>
                 <w:color w:val="595959"/>
               </w:rPr>
@@ -7474,7 +7688,7 @@
             </w:r>
             <w:r>
               <w:rPr>
-                <w:rFonts w:asciiTheme="majorHAnsi" w:eastAsia="Calibri" w:hAnsiTheme="majorHAnsi" w:cstheme="majorHAnsi"/>
+                <w:rFonts w:eastAsia="Calibri" w:asciiTheme="majorHAnsi" w:hAnsiTheme="majorHAnsi" w:cstheme="majorHAnsi"/>
                 <w:b/>
                 <w:color w:val="595959"/>
               </w:rPr>
@@ -7491,10 +7705,10 @@
           <w:tcPr>
             <w:tcW w:w="3465" w:type="dxa"/>
             <w:tcBorders>
-              <w:top w:val="single" w:sz="8" w:space="0" w:color="F4B083"/>
-              <w:left w:val="single" w:sz="8" w:space="0" w:color="F4B083"/>
-              <w:bottom w:val="single" w:sz="8" w:space="0" w:color="F4B083"/>
-              <w:right w:val="single" w:sz="8" w:space="0" w:color="F4B083"/>
+              <w:top w:val="single" w:color="F4B083" w:sz="8" w:space="0"/>
+              <w:left w:val="single" w:color="F4B083" w:sz="8" w:space="0"/>
+              <w:bottom w:val="single" w:color="F4B083" w:sz="8" w:space="0"/>
+              <w:right w:val="single" w:color="F4B083" w:sz="8" w:space="0"/>
             </w:tcBorders>
             <w:tcMar>
               <w:top w:w="100" w:type="dxa"/>
@@ -7508,14 +7722,14 @@
               <w:widowControl w:val="0"/>
               <w:spacing w:line="240" w:lineRule="auto"/>
               <w:rPr>
-                <w:rFonts w:asciiTheme="majorHAnsi" w:eastAsia="Calibri" w:hAnsiTheme="majorHAnsi" w:cstheme="majorHAnsi"/>
-                <w:b/>
-                <w:color w:val="595959"/>
-              </w:rPr>
-            </w:pPr>
-            <w:r>
-              <w:rPr>
-                <w:rFonts w:asciiTheme="majorHAnsi" w:eastAsia="Calibri" w:hAnsiTheme="majorHAnsi" w:cstheme="majorHAnsi"/>
+                <w:rFonts w:eastAsia="Calibri" w:asciiTheme="majorHAnsi" w:hAnsiTheme="majorHAnsi" w:cstheme="majorHAnsi"/>
+                <w:b/>
+                <w:color w:val="595959"/>
+              </w:rPr>
+            </w:pPr>
+            <w:r>
+              <w:rPr>
+                <w:rFonts w:eastAsia="Calibri" w:asciiTheme="majorHAnsi" w:hAnsiTheme="majorHAnsi" w:cstheme="majorHAnsi"/>
                 <w:b/>
                 <w:color w:val="595959"/>
               </w:rPr>
@@ -7527,10 +7741,10 @@
           <w:tcPr>
             <w:tcW w:w="3090" w:type="dxa"/>
             <w:tcBorders>
-              <w:top w:val="single" w:sz="8" w:space="0" w:color="F4B083"/>
-              <w:left w:val="single" w:sz="8" w:space="0" w:color="F4B083"/>
-              <w:bottom w:val="single" w:sz="8" w:space="0" w:color="F4B083"/>
-              <w:right w:val="single" w:sz="8" w:space="0" w:color="F4B083"/>
+              <w:top w:val="single" w:color="F4B083" w:sz="8" w:space="0"/>
+              <w:left w:val="single" w:color="F4B083" w:sz="8" w:space="0"/>
+              <w:bottom w:val="single" w:color="F4B083" w:sz="8" w:space="0"/>
+              <w:right w:val="single" w:color="F4B083" w:sz="8" w:space="0"/>
             </w:tcBorders>
             <w:tcMar>
               <w:top w:w="100" w:type="dxa"/>
@@ -7544,14 +7758,14 @@
               <w:widowControl w:val="0"/>
               <w:spacing w:line="240" w:lineRule="auto"/>
               <w:rPr>
-                <w:rFonts w:asciiTheme="majorHAnsi" w:eastAsia="Calibri" w:hAnsiTheme="majorHAnsi" w:cstheme="majorHAnsi"/>
-                <w:b/>
-                <w:color w:val="595959"/>
-              </w:rPr>
-            </w:pPr>
-            <w:r>
-              <w:rPr>
-                <w:rFonts w:asciiTheme="majorHAnsi" w:eastAsia="Calibri" w:hAnsiTheme="majorHAnsi" w:cstheme="majorHAnsi"/>
+                <w:rFonts w:eastAsia="Calibri" w:asciiTheme="majorHAnsi" w:hAnsiTheme="majorHAnsi" w:cstheme="majorHAnsi"/>
+                <w:b/>
+                <w:color w:val="595959"/>
+              </w:rPr>
+            </w:pPr>
+            <w:r>
+              <w:rPr>
+                <w:rFonts w:eastAsia="Calibri" w:asciiTheme="majorHAnsi" w:hAnsiTheme="majorHAnsi" w:cstheme="majorHAnsi"/>
                 <w:b/>
                 <w:color w:val="595959"/>
               </w:rPr>
@@ -7563,10 +7777,10 @@
           <w:tcPr>
             <w:tcW w:w="3420" w:type="dxa"/>
             <w:tcBorders>
-              <w:top w:val="single" w:sz="8" w:space="0" w:color="F4B083"/>
-              <w:left w:val="single" w:sz="8" w:space="0" w:color="F4B083"/>
-              <w:bottom w:val="single" w:sz="8" w:space="0" w:color="F4B083"/>
-              <w:right w:val="single" w:sz="8" w:space="0" w:color="F4B083"/>
+              <w:top w:val="single" w:color="F4B083" w:sz="8" w:space="0"/>
+              <w:left w:val="single" w:color="F4B083" w:sz="8" w:space="0"/>
+              <w:bottom w:val="single" w:color="F4B083" w:sz="8" w:space="0"/>
+              <w:right w:val="single" w:color="F4B083" w:sz="8" w:space="0"/>
             </w:tcBorders>
             <w:tcMar>
               <w:top w:w="100" w:type="dxa"/>
@@ -7580,14 +7794,14 @@
               <w:widowControl w:val="0"/>
               <w:spacing w:line="240" w:lineRule="auto"/>
               <w:rPr>
-                <w:rFonts w:asciiTheme="majorHAnsi" w:eastAsia="Calibri" w:hAnsiTheme="majorHAnsi" w:cstheme="majorHAnsi"/>
-                <w:b/>
-                <w:color w:val="595959"/>
-              </w:rPr>
-            </w:pPr>
-            <w:r>
-              <w:rPr>
-                <w:rFonts w:asciiTheme="majorHAnsi" w:eastAsia="Calibri" w:hAnsiTheme="majorHAnsi" w:cstheme="majorHAnsi"/>
+                <w:rFonts w:eastAsia="Calibri" w:asciiTheme="majorHAnsi" w:hAnsiTheme="majorHAnsi" w:cstheme="majorHAnsi"/>
+                <w:b/>
+                <w:color w:val="595959"/>
+              </w:rPr>
+            </w:pPr>
+            <w:r>
+              <w:rPr>
+                <w:rFonts w:eastAsia="Calibri" w:asciiTheme="majorHAnsi" w:hAnsiTheme="majorHAnsi" w:cstheme="majorHAnsi"/>
                 <w:b/>
                 <w:color w:val="595959"/>
               </w:rPr>
@@ -7606,7 +7820,7 @@
     </w:p>
     <w:sectPr>
       <w:headerReference w:type="default" r:id="rId11"/>
-      <w:pgSz w:w="11909" w:h="16834"/>
+      <w:pgSz w:w="11909" w:h="16834" w:orient="portrait"/>
       <w:pgMar w:top="1440" w:right="1440" w:bottom="1440" w:left="1440" w:header="720" w:footer="720" w:gutter="0"/>
       <w:pgNumType w:start="1"/>
       <w:cols w:space="720"/>
@@ -7666,7 +7880,7 @@
 </file>
 
 <file path=word/header1.xml><?xml version="1.0" encoding="utf-8"?>
-<w:hdr xmlns:wpc="http://schemas.microsoft.com/office/word/2010/wordprocessingCanvas" xmlns:cx="http://schemas.microsoft.com/office/drawing/2014/chartex" xmlns:cx1="http://schemas.microsoft.com/office/drawing/2015/9/8/chartex" xmlns:cx2="http://schemas.microsoft.com/office/drawing/2015/10/21/chartex" xmlns:cx3="http://schemas.microsoft.com/office/drawing/2016/5/9/chartex" xmlns:cx4="http://schemas.microsoft.com/office/drawing/2016/5/10/chartex" xmlns:cx5="http://schemas.microsoft.com/office/drawing/2016/5/11/chartex" xmlns:cx6="http://schemas.microsoft.com/office/drawing/2016/5/12/chartex" xmlns:cx7="http://schemas.microsoft.com/office/drawing/2016/5/13/chartex" xmlns:cx8="http://schemas.microsoft.com/office/drawing/2016/5/14/chartex" xmlns:mc="http://schemas.openxmlformats.org/markup-compatibility/2006" xmlns:aink="http://schemas.microsoft.com/office/drawing/2016/ink" xmlns:am3d="http://schemas.microsoft.com/office/drawing/2017/model3d" xmlns:o="urn:schemas-microsoft-com:office:office" xmlns:r="http://schemas.openxmlformats.org/officeDocument/2006/relationships" xmlns:m="http://schemas.openxmlformats.org/officeDocument/2006/math" xmlns:v="urn:schemas-microsoft-com:vml" xmlns:wp14="http://schemas.microsoft.com/office/word/2010/wordprocessingDrawing" xmlns:wp="http://schemas.openxmlformats.org/drawingml/2006/wordprocessingDrawing" xmlns:w10="urn:schemas-microsoft-com:office:word" xmlns:w="http://schemas.openxmlformats.org/wordprocessingml/2006/main" xmlns:w14="http://schemas.microsoft.com/office/word/2010/wordml" xmlns:w15="http://schemas.microsoft.com/office/word/2012/wordml" xmlns:w16cex="http://schemas.microsoft.com/office/word/2018/wordml/cex" xmlns:w16cid="http://schemas.microsoft.com/office/word/2016/wordml/cid" xmlns:w16="http://schemas.microsoft.com/office/word/2018/wordml" xmlns:w16sdtdh="http://schemas.microsoft.com/office/word/2020/wordml/sdtdatahash" xmlns:w16se="http://schemas.microsoft.com/office/word/2015/wordml/symex" xmlns:wpg="http://schemas.microsoft.com/office/word/2010/wordprocessingGroup" xmlns:wpi="http://schemas.microsoft.com/office/word/2010/wordprocessingInk" xmlns:wne="http://schemas.microsoft.com/office/word/2006/wordml" xmlns:wps="http://schemas.microsoft.com/office/word/2010/wordprocessingShape" mc:Ignorable="w14 w15 w16se w16cid w16 w16cex w16sdtdh wp14">
+<w:hdr xmlns:wpc="http://schemas.microsoft.com/office/word/2010/wordprocessingCanvas" xmlns:cx="http://schemas.microsoft.com/office/drawing/2014/chartex" xmlns:cx1="http://schemas.microsoft.com/office/drawing/2015/9/8/chartex" xmlns:cx2="http://schemas.microsoft.com/office/drawing/2015/10/21/chartex" xmlns:cx3="http://schemas.microsoft.com/office/drawing/2016/5/9/chartex" xmlns:cx4="http://schemas.microsoft.com/office/drawing/2016/5/10/chartex" xmlns:cx5="http://schemas.microsoft.com/office/drawing/2016/5/11/chartex" xmlns:cx6="http://schemas.microsoft.com/office/drawing/2016/5/12/chartex" xmlns:cx7="http://schemas.microsoft.com/office/drawing/2016/5/13/chartex" xmlns:cx8="http://schemas.microsoft.com/office/drawing/2016/5/14/chartex" xmlns:mc="http://schemas.openxmlformats.org/markup-compatibility/2006" xmlns:aink="http://schemas.microsoft.com/office/drawing/2016/ink" xmlns:am3d="http://schemas.microsoft.com/office/drawing/2017/model3d" xmlns:o="urn:schemas-microsoft-com:office:office" xmlns:r="http://schemas.openxmlformats.org/officeDocument/2006/relationships" xmlns:m="http://schemas.openxmlformats.org/officeDocument/2006/math" xmlns:v="urn:schemas-microsoft-com:vml" xmlns:wp14="http://schemas.microsoft.com/office/word/2010/wordprocessingDrawing" xmlns:wp="http://schemas.openxmlformats.org/drawingml/2006/wordprocessingDrawing" xmlns:w10="urn:schemas-microsoft-com:office:word" xmlns:w="http://schemas.openxmlformats.org/wordprocessingml/2006/main" xmlns:w14="http://schemas.microsoft.com/office/word/2010/wordml" xmlns:w15="http://schemas.microsoft.com/office/word/2012/wordml" xmlns:w16cex="http://schemas.microsoft.com/office/word/2018/wordml/cex" xmlns:w16cid="http://schemas.microsoft.com/office/word/2016/wordml/cid" xmlns:w16="http://schemas.microsoft.com/office/word/2018/wordml" xmlns:w16sdtdh="http://schemas.microsoft.com/office/word/2020/wordml/sdtdatahash" xmlns:w16se="http://schemas.microsoft.com/office/word/2015/wordml/symex" xmlns:wpg="http://schemas.microsoft.com/office/word/2010/wordprocessingGroup" xmlns:wpi="http://schemas.microsoft.com/office/word/2010/wordprocessingInk" xmlns:wne="http://schemas.microsoft.com/office/word/2006/wordml" xmlns:wps="http://schemas.microsoft.com/office/word/2010/wordprocessingShape" xmlns:a="http://schemas.openxmlformats.org/drawingml/2006/main" xmlns:pic="http://schemas.openxmlformats.org/drawingml/2006/picture" mc:Ignorable="w14 w15 w16se w16cid w16 w16cex w16sdtdh wp14">
   <w:p>
     <w:pPr>
       <w:pBdr>
@@ -7819,7 +8033,7 @@
         </mc:Choice>
         <mc:Fallback xmlns:w16sdtfl="http://schemas.microsoft.com/office/word/2024/wordml/sdtformatlock" xmlns:w16du="http://schemas.microsoft.com/office/word/2023/wordml/word16du" xmlns:oel="http://schemas.microsoft.com/office/2019/extlst">
           <w:pict>
-            <v:rect w14:anchorId="4CD7B852" id="Rectángulo 1" o:spid="_x0000_s1026" style="position:absolute;margin-left:-54pt;margin-top:-14.4pt;width:460.5pt;height:112.3pt;z-index:251659264;visibility:visible;mso-wrap-style:square;mso-wrap-distance-left:9pt;mso-wrap-distance-top:3.6pt;mso-wrap-distance-right:9pt;mso-wrap-distance-bottom:3.6pt;mso-position-horizontal:absolute;mso-position-horizontal-relative:text;mso-position-vertical:absolute;mso-position-vertical-relative:text;v-text-anchor:top" o:gfxdata="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" filled="f" stroked="f">
+            <v:rect id="Rectángulo 1" style="position:absolute;margin-left:-54pt;margin-top:-14.4pt;width:460.5pt;height:112.3pt;z-index:251659264;visibility:visible;mso-wrap-style:square;mso-wrap-distance-left:9pt;mso-wrap-distance-top:3.6pt;mso-wrap-distance-right:9pt;mso-wrap-distance-bottom:3.6pt;mso-position-horizontal:absolute;mso-position-horizontal-relative:text;mso-position-vertical:absolute;mso-position-vertical-relative:text;v-text-anchor:top" o:spid="_x0000_s1026" filled="f" stroked="f" w14:anchorId="4CD7B852" o:gfxdata="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">
               <v:textbox inset="2.53958mm,1.2694mm,2.53958mm,1.2694mm">
                 <w:txbxContent>
                   <w:p>
@@ -7881,7 +8095,7 @@
         <w:ind w:left="720" w:hanging="360"/>
       </w:pPr>
       <w:rPr>
-        <w:rFonts w:ascii="Symbol" w:hAnsi="Symbol" w:hint="default"/>
+        <w:rFonts w:hint="default" w:ascii="Symbol" w:hAnsi="Symbol"/>
       </w:rPr>
     </w:lvl>
     <w:lvl w:ilvl="1" w:tplc="04090003" w:tentative="1">
@@ -7893,7 +8107,7 @@
         <w:ind w:left="1440" w:hanging="360"/>
       </w:pPr>
       <w:rPr>
-        <w:rFonts w:ascii="Courier New" w:hAnsi="Courier New" w:cs="Courier New" w:hint="default"/>
+        <w:rFonts w:hint="default" w:ascii="Courier New" w:hAnsi="Courier New" w:cs="Courier New"/>
       </w:rPr>
     </w:lvl>
     <w:lvl w:ilvl="2" w:tplc="04090005" w:tentative="1">
@@ -7905,7 +8119,7 @@
         <w:ind w:left="2160" w:hanging="360"/>
       </w:pPr>
       <w:rPr>
-        <w:rFonts w:ascii="Wingdings" w:hAnsi="Wingdings" w:hint="default"/>
+        <w:rFonts w:hint="default" w:ascii="Wingdings" w:hAnsi="Wingdings"/>
       </w:rPr>
     </w:lvl>
     <w:lvl w:ilvl="3" w:tplc="04090001" w:tentative="1">
@@ -7917,7 +8131,7 @@
         <w:ind w:left="2880" w:hanging="360"/>
       </w:pPr>
       <w:rPr>
-        <w:rFonts w:ascii="Symbol" w:hAnsi="Symbol" w:hint="default"/>
+        <w:rFonts w:hint="default" w:ascii="Symbol" w:hAnsi="Symbol"/>
       </w:rPr>
     </w:lvl>
     <w:lvl w:ilvl="4" w:tplc="04090003" w:tentative="1">
@@ -7929,7 +8143,7 @@
         <w:ind w:left="3600" w:hanging="360"/>
       </w:pPr>
       <w:rPr>
-        <w:rFonts w:ascii="Courier New" w:hAnsi="Courier New" w:cs="Courier New" w:hint="default"/>
+        <w:rFonts w:hint="default" w:ascii="Courier New" w:hAnsi="Courier New" w:cs="Courier New"/>
       </w:rPr>
     </w:lvl>
     <w:lvl w:ilvl="5" w:tplc="04090005" w:tentative="1">
@@ -7941,7 +8155,7 @@
         <w:ind w:left="4320" w:hanging="360"/>
       </w:pPr>
       <w:rPr>
-        <w:rFonts w:ascii="Wingdings" w:hAnsi="Wingdings" w:hint="default"/>
+        <w:rFonts w:hint="default" w:ascii="Wingdings" w:hAnsi="Wingdings"/>
       </w:rPr>
     </w:lvl>
     <w:lvl w:ilvl="6" w:tplc="04090001" w:tentative="1">
@@ -7953,7 +8167,7 @@
         <w:ind w:left="5040" w:hanging="360"/>
       </w:pPr>
       <w:rPr>
-        <w:rFonts w:ascii="Symbol" w:hAnsi="Symbol" w:hint="default"/>
+        <w:rFonts w:hint="default" w:ascii="Symbol" w:hAnsi="Symbol"/>
       </w:rPr>
     </w:lvl>
     <w:lvl w:ilvl="7" w:tplc="04090003" w:tentative="1">
@@ -7965,7 +8179,7 @@
         <w:ind w:left="5760" w:hanging="360"/>
       </w:pPr>
       <w:rPr>
-        <w:rFonts w:ascii="Courier New" w:hAnsi="Courier New" w:cs="Courier New" w:hint="default"/>
+        <w:rFonts w:hint="default" w:ascii="Courier New" w:hAnsi="Courier New" w:cs="Courier New"/>
       </w:rPr>
     </w:lvl>
     <w:lvl w:ilvl="8" w:tplc="04090005" w:tentative="1">
@@ -7977,7 +8191,7 @@
         <w:ind w:left="6480" w:hanging="360"/>
       </w:pPr>
       <w:rPr>
-        <w:rFonts w:ascii="Wingdings" w:hAnsi="Wingdings" w:hint="default"/>
+        <w:rFonts w:hint="default" w:ascii="Wingdings" w:hAnsi="Wingdings"/>
       </w:rPr>
     </w:lvl>
   </w:abstractNum>
@@ -7994,7 +8208,7 @@
         <w:ind w:left="1080" w:hanging="360"/>
       </w:pPr>
       <w:rPr>
-        <w:rFonts w:ascii="Noto Sans Symbols" w:eastAsia="Noto Sans Symbols" w:hAnsi="Noto Sans Symbols" w:cs="Noto Sans Symbols"/>
+        <w:rFonts w:ascii="Noto Sans Symbols" w:hAnsi="Noto Sans Symbols" w:eastAsia="Noto Sans Symbols" w:cs="Noto Sans Symbols"/>
       </w:rPr>
     </w:lvl>
     <w:lvl w:ilvl="1">
@@ -8006,7 +8220,7 @@
         <w:ind w:left="1800" w:hanging="360"/>
       </w:pPr>
       <w:rPr>
-        <w:rFonts w:ascii="Courier New" w:eastAsia="Courier New" w:hAnsi="Courier New" w:cs="Courier New"/>
+        <w:rFonts w:ascii="Courier New" w:hAnsi="Courier New" w:eastAsia="Courier New" w:cs="Courier New"/>
       </w:rPr>
     </w:lvl>
     <w:lvl w:ilvl="2">
@@ -8018,7 +8232,7 @@
         <w:ind w:left="2520" w:hanging="360"/>
       </w:pPr>
       <w:rPr>
-        <w:rFonts w:ascii="Noto Sans Symbols" w:eastAsia="Noto Sans Symbols" w:hAnsi="Noto Sans Symbols" w:cs="Noto Sans Symbols"/>
+        <w:rFonts w:ascii="Noto Sans Symbols" w:hAnsi="Noto Sans Symbols" w:eastAsia="Noto Sans Symbols" w:cs="Noto Sans Symbols"/>
       </w:rPr>
     </w:lvl>
     <w:lvl w:ilvl="3">
@@ -8030,7 +8244,7 @@
         <w:ind w:left="3240" w:hanging="360"/>
       </w:pPr>
       <w:rPr>
-        <w:rFonts w:ascii="Noto Sans Symbols" w:eastAsia="Noto Sans Symbols" w:hAnsi="Noto Sans Symbols" w:cs="Noto Sans Symbols"/>
+        <w:rFonts w:ascii="Noto Sans Symbols" w:hAnsi="Noto Sans Symbols" w:eastAsia="Noto Sans Symbols" w:cs="Noto Sans Symbols"/>
       </w:rPr>
     </w:lvl>
     <w:lvl w:ilvl="4">
@@ -8042,7 +8256,7 @@
         <w:ind w:left="3960" w:hanging="360"/>
       </w:pPr>
       <w:rPr>
-        <w:rFonts w:ascii="Courier New" w:eastAsia="Courier New" w:hAnsi="Courier New" w:cs="Courier New"/>
+        <w:rFonts w:ascii="Courier New" w:hAnsi="Courier New" w:eastAsia="Courier New" w:cs="Courier New"/>
       </w:rPr>
     </w:lvl>
     <w:lvl w:ilvl="5">
@@ -8054,7 +8268,7 @@
         <w:ind w:left="4680" w:hanging="360"/>
       </w:pPr>
       <w:rPr>
-        <w:rFonts w:ascii="Noto Sans Symbols" w:eastAsia="Noto Sans Symbols" w:hAnsi="Noto Sans Symbols" w:cs="Noto Sans Symbols"/>
+        <w:rFonts w:ascii="Noto Sans Symbols" w:hAnsi="Noto Sans Symbols" w:eastAsia="Noto Sans Symbols" w:cs="Noto Sans Symbols"/>
       </w:rPr>
     </w:lvl>
     <w:lvl w:ilvl="6">
@@ -8066,7 +8280,7 @@
         <w:ind w:left="5400" w:hanging="360"/>
       </w:pPr>
       <w:rPr>
-        <w:rFonts w:ascii="Noto Sans Symbols" w:eastAsia="Noto Sans Symbols" w:hAnsi="Noto Sans Symbols" w:cs="Noto Sans Symbols"/>
+        <w:rFonts w:ascii="Noto Sans Symbols" w:hAnsi="Noto Sans Symbols" w:eastAsia="Noto Sans Symbols" w:cs="Noto Sans Symbols"/>
       </w:rPr>
     </w:lvl>
     <w:lvl w:ilvl="7">
@@ -8078,7 +8292,7 @@
         <w:ind w:left="6120" w:hanging="360"/>
       </w:pPr>
       <w:rPr>
-        <w:rFonts w:ascii="Courier New" w:eastAsia="Courier New" w:hAnsi="Courier New" w:cs="Courier New"/>
+        <w:rFonts w:ascii="Courier New" w:hAnsi="Courier New" w:eastAsia="Courier New" w:cs="Courier New"/>
       </w:rPr>
     </w:lvl>
     <w:lvl w:ilvl="8">
@@ -8090,7 +8304,7 @@
         <w:ind w:left="6840" w:hanging="360"/>
       </w:pPr>
       <w:rPr>
-        <w:rFonts w:ascii="Noto Sans Symbols" w:eastAsia="Noto Sans Symbols" w:hAnsi="Noto Sans Symbols" w:cs="Noto Sans Symbols"/>
+        <w:rFonts w:ascii="Noto Sans Symbols" w:hAnsi="Noto Sans Symbols" w:eastAsia="Noto Sans Symbols" w:cs="Noto Sans Symbols"/>
       </w:rPr>
     </w:lvl>
   </w:abstractNum>
@@ -8108,7 +8322,7 @@
   <w:docDefaults>
     <w:rPrDefault>
       <w:rPr>
-        <w:rFonts w:ascii="Arial" w:eastAsia="Arial" w:hAnsi="Arial" w:cs="Arial"/>
+        <w:rFonts w:ascii="Arial" w:hAnsi="Arial" w:eastAsia="Arial" w:cs="Arial"/>
         <w:sz w:val="22"/>
         <w:szCs w:val="22"/>
         <w:lang w:val="es-419" w:eastAsia="es-CO" w:bidi="ar-SA"/>
@@ -8123,14 +8337,14 @@
   <w:latentStyles w:defLockedState="0" w:defUIPriority="99" w:defSemiHidden="0" w:defUnhideWhenUsed="0" w:defQFormat="0" w:count="376">
     <w:lsdException w:name="Normal" w:uiPriority="0" w:qFormat="1"/>
     <w:lsdException w:name="heading 1" w:uiPriority="9" w:qFormat="1"/>
-    <w:lsdException w:name="heading 2" w:semiHidden="1" w:uiPriority="9" w:unhideWhenUsed="1" w:qFormat="1"/>
-    <w:lsdException w:name="heading 3" w:semiHidden="1" w:uiPriority="9" w:unhideWhenUsed="1" w:qFormat="1"/>
-    <w:lsdException w:name="heading 4" w:semiHidden="1" w:uiPriority="9" w:unhideWhenUsed="1" w:qFormat="1"/>
-    <w:lsdException w:name="heading 5" w:semiHidden="1" w:uiPriority="9" w:unhideWhenUsed="1" w:qFormat="1"/>
-    <w:lsdException w:name="heading 6" w:semiHidden="1" w:uiPriority="9" w:unhideWhenUsed="1" w:qFormat="1"/>
-    <w:lsdException w:name="heading 7" w:semiHidden="1" w:uiPriority="9" w:unhideWhenUsed="1" w:qFormat="1"/>
-    <w:lsdException w:name="heading 8" w:semiHidden="1" w:uiPriority="9" w:unhideWhenUsed="1" w:qFormat="1"/>
-    <w:lsdException w:name="heading 9" w:semiHidden="1" w:uiPriority="9" w:unhideWhenUsed="1" w:qFormat="1"/>
+    <w:lsdException w:name="heading 2" w:uiPriority="9" w:semiHidden="1" w:unhideWhenUsed="1" w:qFormat="1"/>
+    <w:lsdException w:name="heading 3" w:uiPriority="9" w:semiHidden="1" w:unhideWhenUsed="1" w:qFormat="1"/>
+    <w:lsdException w:name="heading 4" w:uiPriority="9" w:semiHidden="1" w:unhideWhenUsed="1" w:qFormat="1"/>
+    <w:lsdException w:name="heading 5" w:uiPriority="9" w:semiHidden="1" w:unhideWhenUsed="1" w:qFormat="1"/>
+    <w:lsdException w:name="heading 6" w:uiPriority="9" w:semiHidden="1" w:unhideWhenUsed="1" w:qFormat="1"/>
+    <w:lsdException w:name="heading 7" w:uiPriority="9" w:semiHidden="1" w:unhideWhenUsed="1" w:qFormat="1"/>
+    <w:lsdException w:name="heading 8" w:uiPriority="9" w:semiHidden="1" w:unhideWhenUsed="1" w:qFormat="1"/>
+    <w:lsdException w:name="heading 9" w:uiPriority="9" w:semiHidden="1" w:unhideWhenUsed="1" w:qFormat="1"/>
     <w:lsdException w:name="index 1" w:semiHidden="1" w:unhideWhenUsed="1"/>
     <w:lsdException w:name="index 2" w:semiHidden="1" w:unhideWhenUsed="1"/>
     <w:lsdException w:name="index 3" w:semiHidden="1" w:unhideWhenUsed="1"/>
@@ -8140,22 +8354,22 @@
     <w:lsdException w:name="index 7" w:semiHidden="1" w:unhideWhenUsed="1"/>
     <w:lsdException w:name="index 8" w:semiHidden="1" w:unhideWhenUsed="1"/>
     <w:lsdException w:name="index 9" w:semiHidden="1" w:unhideWhenUsed="1"/>
-    <w:lsdException w:name="toc 1" w:semiHidden="1" w:uiPriority="39" w:unhideWhenUsed="1"/>
-    <w:lsdException w:name="toc 2" w:semiHidden="1" w:uiPriority="39" w:unhideWhenUsed="1"/>
-    <w:lsdException w:name="toc 3" w:semiHidden="1" w:uiPriority="39" w:unhideWhenUsed="1"/>
-    <w:lsdException w:name="toc 4" w:semiHidden="1" w:uiPriority="39" w:unhideWhenUsed="1"/>
-    <w:lsdException w:name="toc 5" w:semiHidden="1" w:uiPriority="39" w:unhideWhenUsed="1"/>
-    <w:lsdException w:name="toc 6" w:semiHidden="1" w:uiPriority="39" w:unhideWhenUsed="1"/>
-    <w:lsdException w:name="toc 7" w:semiHidden="1" w:uiPriority="39" w:unhideWhenUsed="1"/>
-    <w:lsdException w:name="toc 8" w:semiHidden="1" w:uiPriority="39" w:unhideWhenUsed="1"/>
-    <w:lsdException w:name="toc 9" w:semiHidden="1" w:uiPriority="39" w:unhideWhenUsed="1"/>
+    <w:lsdException w:name="toc 1" w:uiPriority="39" w:semiHidden="1" w:unhideWhenUsed="1"/>
+    <w:lsdException w:name="toc 2" w:uiPriority="39" w:semiHidden="1" w:unhideWhenUsed="1"/>
+    <w:lsdException w:name="toc 3" w:uiPriority="39" w:semiHidden="1" w:unhideWhenUsed="1"/>
+    <w:lsdException w:name="toc 4" w:uiPriority="39" w:semiHidden="1" w:unhideWhenUsed="1"/>
+    <w:lsdException w:name="toc 5" w:uiPriority="39" w:semiHidden="1" w:unhideWhenUsed="1"/>
+    <w:lsdException w:name="toc 6" w:uiPriority="39" w:semiHidden="1" w:unhideWhenUsed="1"/>
+    <w:lsdException w:name="toc 7" w:uiPriority="39" w:semiHidden="1" w:unhideWhenUsed="1"/>
+    <w:lsdException w:name="toc 8" w:uiPriority="39" w:semiHidden="1" w:unhideWhenUsed="1"/>
+    <w:lsdException w:name="toc 9" w:uiPriority="39" w:semiHidden="1" w:unhideWhenUsed="1"/>
     <w:lsdException w:name="Normal Indent" w:semiHidden="1" w:unhideWhenUsed="1"/>
     <w:lsdException w:name="footnote text" w:semiHidden="1" w:unhideWhenUsed="1"/>
     <w:lsdException w:name="annotation text" w:semiHidden="1" w:unhideWhenUsed="1"/>
     <w:lsdException w:name="header" w:semiHidden="1" w:unhideWhenUsed="1"/>
     <w:lsdException w:name="footer" w:semiHidden="1" w:unhideWhenUsed="1"/>
     <w:lsdException w:name="index heading" w:semiHidden="1" w:unhideWhenUsed="1"/>
-    <w:lsdException w:name="caption" w:semiHidden="1" w:uiPriority="35" w:unhideWhenUsed="1" w:qFormat="1"/>
+    <w:lsdException w:name="caption" w:uiPriority="35" w:semiHidden="1" w:unhideWhenUsed="1" w:qFormat="1"/>
     <w:lsdException w:name="table of figures" w:semiHidden="1" w:unhideWhenUsed="1"/>
     <w:lsdException w:name="envelope address" w:semiHidden="1" w:unhideWhenUsed="1"/>
     <w:lsdException w:name="envelope return" w:semiHidden="1" w:unhideWhenUsed="1"/>
@@ -8186,7 +8400,7 @@
     <w:lsdException w:name="Title" w:uiPriority="10" w:qFormat="1"/>
     <w:lsdException w:name="Closing" w:semiHidden="1" w:unhideWhenUsed="1"/>
     <w:lsdException w:name="Signature" w:semiHidden="1" w:unhideWhenUsed="1"/>
-    <w:lsdException w:name="Default Paragraph Font" w:semiHidden="1" w:uiPriority="1" w:unhideWhenUsed="1"/>
+    <w:lsdException w:name="Default Paragraph Font" w:uiPriority="1" w:semiHidden="1" w:unhideWhenUsed="1"/>
     <w:lsdException w:name="Body Text" w:semiHidden="1" w:unhideWhenUsed="1"/>
     <w:lsdException w:name="Body Text Indent" w:semiHidden="1" w:unhideWhenUsed="1"/>
     <w:lsdException w:name="List Continue" w:semiHidden="1" w:unhideWhenUsed="1"/>
@@ -8386,8 +8600,8 @@
     <w:lsdException w:name="Subtle Reference" w:uiPriority="31" w:qFormat="1"/>
     <w:lsdException w:name="Intense Reference" w:uiPriority="32" w:qFormat="1"/>
     <w:lsdException w:name="Book Title" w:uiPriority="33" w:qFormat="1"/>
-    <w:lsdException w:name="Bibliography" w:semiHidden="1" w:uiPriority="37" w:unhideWhenUsed="1"/>
-    <w:lsdException w:name="TOC Heading" w:semiHidden="1" w:uiPriority="39" w:unhideWhenUsed="1" w:qFormat="1"/>
+    <w:lsdException w:name="Bibliography" w:uiPriority="37" w:semiHidden="1" w:unhideWhenUsed="1"/>
+    <w:lsdException w:name="TOC Heading" w:uiPriority="39" w:semiHidden="1" w:unhideWhenUsed="1" w:qFormat="1"/>
     <w:lsdException w:name="Plain Table 1" w:uiPriority="41"/>
     <w:lsdException w:name="Plain Table 2" w:uiPriority="42"/>
     <w:lsdException w:name="Plain Table 3" w:uiPriority="43"/>
@@ -8498,7 +8712,7 @@
     <w:lsdException w:name="Unresolved Mention" w:semiHidden="1" w:unhideWhenUsed="1"/>
     <w:lsdException w:name="Smart Link" w:semiHidden="1" w:unhideWhenUsed="1"/>
   </w:latentStyles>
-  <w:style w:type="paragraph" w:default="1" w:styleId="Normal">
+  <w:style w:type="paragraph" w:styleId="Normal" w:default="1">
     <w:name w:val="Normal"/>
     <w:qFormat/>
   </w:style>
@@ -8615,13 +8829,13 @@
       <w:color w:val="666666"/>
     </w:rPr>
   </w:style>
-  <w:style w:type="character" w:default="1" w:styleId="Fuentedeprrafopredeter">
+  <w:style w:type="character" w:styleId="Fuentedeprrafopredeter" w:default="1">
     <w:name w:val="Default Paragraph Font"/>
     <w:uiPriority w:val="1"/>
     <w:semiHidden/>
     <w:unhideWhenUsed/>
   </w:style>
-  <w:style w:type="table" w:default="1" w:styleId="Tablanormal">
+  <w:style w:type="table" w:styleId="Tablanormal" w:default="1">
     <w:name w:val="Normal Table"/>
     <w:uiPriority w:val="99"/>
     <w:semiHidden/>
@@ -8636,13 +8850,13 @@
       </w:tblCellMar>
     </w:tblPr>
   </w:style>
-  <w:style w:type="numbering" w:default="1" w:styleId="Sinlista">
+  <w:style w:type="numbering" w:styleId="Sinlista" w:default="1">
     <w:name w:val="No List"/>
     <w:uiPriority w:val="99"/>
     <w:semiHidden/>
     <w:unhideWhenUsed/>
   </w:style>
-  <w:style w:type="table" w:customStyle="1" w:styleId="TableNormal">
+  <w:style w:type="table" w:styleId="TableNormal" w:customStyle="1">
     <w:name w:val="Table Normal"/>
     <w:tblPr>
       <w:tblCellMar>
@@ -8686,7 +8900,7 @@
       <w:szCs w:val="30"/>
     </w:rPr>
   </w:style>
-  <w:style w:type="table" w:customStyle="1" w:styleId="a">
+  <w:style w:type="table" w:styleId="a" w:customStyle="1">
     <w:basedOn w:val="TableNormal"/>
     <w:pPr>
       <w:spacing w:line="240" w:lineRule="auto"/>
@@ -8709,7 +8923,7 @@
       <w:tblPr/>
       <w:tcPr>
         <w:tcBorders>
-          <w:bottom w:val="single" w:sz="12" w:space="0" w:color="F4B083"/>
+          <w:bottom w:val="single" w:color="F4B083" w:sz="12" w:space="0"/>
         </w:tcBorders>
       </w:tcPr>
     </w:tblStylePr>
@@ -8720,7 +8934,7 @@
       <w:tblPr/>
       <w:tcPr>
         <w:tcBorders>
-          <w:top w:val="single" w:sz="4" w:space="0" w:color="F4B083"/>
+          <w:top w:val="single" w:color="F4B083" w:sz="4" w:space="0"/>
         </w:tcBorders>
       </w:tcPr>
     </w:tblStylePr>
@@ -8747,7 +8961,7 @@
       </w:tcPr>
     </w:tblStylePr>
   </w:style>
-  <w:style w:type="table" w:customStyle="1" w:styleId="a0">
+  <w:style w:type="table" w:styleId="a0" w:customStyle="1">
     <w:basedOn w:val="TableNormal"/>
     <w:tblPr>
       <w:tblStyleRowBandSize w:val="1"/>
@@ -8777,7 +8991,7 @@
       <w:szCs w:val="18"/>
     </w:rPr>
   </w:style>
-  <w:style w:type="character" w:customStyle="1" w:styleId="TextodegloboCar">
+  <w:style w:type="character" w:styleId="TextodegloboCar" w:customStyle="1">
     <w:name w:val="Texto de globo Car"/>
     <w:basedOn w:val="Fuentedeprrafopredeter"/>
     <w:link w:val="Textodeglobo"/>
@@ -8805,7 +9019,7 @@
       <w:spacing w:line="240" w:lineRule="auto"/>
     </w:pPr>
   </w:style>
-  <w:style w:type="character" w:customStyle="1" w:styleId="EncabezadoCar">
+  <w:style w:type="character" w:styleId="EncabezadoCar" w:customStyle="1">
     <w:name w:val="Encabezado Car"/>
     <w:basedOn w:val="Fuentedeprrafopredeter"/>
     <w:link w:val="Encabezado"/>
@@ -8827,7 +9041,7 @@
       <w:spacing w:line="240" w:lineRule="auto"/>
     </w:pPr>
   </w:style>
-  <w:style w:type="character" w:customStyle="1" w:styleId="PiedepginaCar">
+  <w:style w:type="character" w:styleId="PiedepginaCar" w:customStyle="1">
     <w:name w:val="Pie de página Car"/>
     <w:basedOn w:val="Fuentedeprrafopredeter"/>
     <w:link w:val="Piedepgina"/>
@@ -9180,8 +9394,8 @@
 </file>
 
 <file path=customXml/item2.xml><?xml version="1.0" encoding="utf-8"?>
-<ct:contentTypeSchema xmlns:ct="http://schemas.microsoft.com/office/2006/metadata/contentType" xmlns:ma="http://schemas.microsoft.com/office/2006/metadata/properties/metaAttributes" ct:_="" ma:_="" ma:contentTypeName="Documento" ma:contentTypeID="0x010100FD531872C7CE554584EF00C37E403D8B" ma:contentTypeVersion="11" ma:contentTypeDescription="Crear nuevo documento." ma:contentTypeScope="" ma:versionID="4d68dff5f0af2e06d66d0a41cb2d734b">
-  <xsd:schema xmlns:xsd="http://www.w3.org/2001/XMLSchema" xmlns:xs="http://www.w3.org/2001/XMLSchema" xmlns:p="http://schemas.microsoft.com/office/2006/metadata/properties" xmlns:ns2="2b6b437a-5846-4934-ac66-7de06297595b" xmlns:ns3="2c0ff4f8-6664-4eb8-8bb0-965f2536cb1b" targetNamespace="http://schemas.microsoft.com/office/2006/metadata/properties" ma:root="true" ma:fieldsID="a226e700be7ccbb404083af0ef816ec1" ns2:_="" ns3:_="">
+<ct:contentTypeSchema xmlns:ct="http://schemas.microsoft.com/office/2006/metadata/contentType" xmlns:ma="http://schemas.microsoft.com/office/2006/metadata/properties/metaAttributes" ct:_="" ma:_="" ma:contentTypeName="Documento" ma:contentTypeID="0x010100FD531872C7CE554584EF00C37E403D8B" ma:contentTypeVersion="12" ma:contentTypeDescription="Crear nuevo documento." ma:contentTypeScope="" ma:versionID="31ec82868ee9b6bc1821db441fdafaf4">
+  <xsd:schema xmlns:xsd="http://www.w3.org/2001/XMLSchema" xmlns:xs="http://www.w3.org/2001/XMLSchema" xmlns:p="http://schemas.microsoft.com/office/2006/metadata/properties" xmlns:ns2="2b6b437a-5846-4934-ac66-7de06297595b" xmlns:ns3="2c0ff4f8-6664-4eb8-8bb0-965f2536cb1b" targetNamespace="http://schemas.microsoft.com/office/2006/metadata/properties" ma:root="true" ma:fieldsID="dfd02cd6e973274cdf3c9f2822ea5e9d" ns2:_="" ns3:_="">
     <xsd:import namespace="2b6b437a-5846-4934-ac66-7de06297595b"/>
     <xsd:import namespace="2c0ff4f8-6664-4eb8-8bb0-965f2536cb1b"/>
     <xsd:element name="properties">
@@ -9200,6 +9414,7 @@
                 <xsd:element ref="ns2:MediaServiceGenerationTime" minOccurs="0"/>
                 <xsd:element ref="ns2:MediaServiceEventHashCode" minOccurs="0"/>
                 <xsd:element ref="ns2:MediaLengthInSeconds" minOccurs="0"/>
+                <xsd:element ref="ns2:MediaServiceLocation" minOccurs="0"/>
               </xsd:all>
             </xsd:complexType>
           </xsd:element>
@@ -9257,6 +9472,11 @@
     <xsd:element name="MediaLengthInSeconds" ma:index="18" nillable="true" ma:displayName="MediaLengthInSeconds" ma:hidden="true" ma:internalName="MediaLengthInSeconds" ma:readOnly="true">
       <xsd:simpleType>
         <xsd:restriction base="dms:Unknown"/>
+      </xsd:simpleType>
+    </xsd:element>
+    <xsd:element name="MediaServiceLocation" ma:index="19" nillable="true" ma:displayName="Location" ma:indexed="true" ma:internalName="MediaServiceLocation" ma:readOnly="true">
+      <xsd:simpleType>
+        <xsd:restriction base="dms:Text"/>
       </xsd:simpleType>
     </xsd:element>
   </xsd:schema>
@@ -9395,22 +9615,7 @@
 </file>
 
 <file path=customXml/itemProps2.xml><?xml version="1.0" encoding="utf-8"?>
-<ds:datastoreItem xmlns:ds="http://schemas.openxmlformats.org/officeDocument/2006/customXml" ds:itemID="{0D1AACD2-1DBF-4551-9046-A1F9E2C4461C}">
-  <ds:schemaRefs>
-    <ds:schemaRef ds:uri="http://schemas.microsoft.com/office/2006/metadata/contentType"/>
-    <ds:schemaRef ds:uri="http://schemas.microsoft.com/office/2006/metadata/properties/metaAttributes"/>
-    <ds:schemaRef ds:uri="http://www.w3.org/2001/XMLSchema"/>
-    <ds:schemaRef ds:uri="http://schemas.microsoft.com/office/2006/metadata/properties"/>
-    <ds:schemaRef ds:uri="2b6b437a-5846-4934-ac66-7de06297595b"/>
-    <ds:schemaRef ds:uri="2c0ff4f8-6664-4eb8-8bb0-965f2536cb1b"/>
-    <ds:schemaRef ds:uri="http://schemas.microsoft.com/office/2006/documentManagement/types"/>
-    <ds:schemaRef ds:uri="http://schemas.microsoft.com/office/infopath/2007/PartnerControls"/>
-    <ds:schemaRef ds:uri="http://schemas.openxmlformats.org/package/2006/metadata/core-properties"/>
-    <ds:schemaRef ds:uri="http://purl.org/dc/elements/1.1/"/>
-    <ds:schemaRef ds:uri="http://purl.org/dc/terms/"/>
-    <ds:schemaRef ds:uri="http://schemas.microsoft.com/internal/obd"/>
-  </ds:schemaRefs>
-</ds:datastoreItem>
+<ds:datastoreItem xmlns:ds="http://schemas.openxmlformats.org/officeDocument/2006/customXml" ds:itemID="{E1A493FC-4CBB-4AB3-8BD7-DFA757193827}"/>
 </file>
 
 <file path=customXml/itemProps3.xml><?xml version="1.0" encoding="utf-8"?>
